--- a/CDmem_preregistration.docx
+++ b/CDmem_preregistration.docx
@@ -4,7 +4,6 @@
   <w:body>
     <w:p>
       <w:pPr>
-        <w:ind w:firstLine="360"/>
         <w:rPr>
           <w:rFonts w:ascii="Calibri" w:hAnsi="Calibri" w:cs="Calibri"/>
           <w:lang w:val="en-GB"/>
@@ -56,14 +55,16 @@
         </w:numPr>
         <w:rPr>
           <w:rFonts w:ascii="Calibri" w:hAnsi="Calibri" w:cs="Calibri"/>
-          <w:highlight w:val="yellow"/>
-          <w:lang w:val="en-GB"/>
-        </w:rPr>
-      </w:pPr>
-      <w:r>
-        <w:rPr>
-          <w:rFonts w:ascii="Calibri" w:hAnsi="Calibri" w:cs="Calibri"/>
-          <w:highlight w:val="yellow"/>
+          <w:b/>
+          <w:bCs/>
+          <w:lang w:val="en-GB"/>
+        </w:rPr>
+      </w:pPr>
+      <w:r>
+        <w:rPr>
+          <w:rFonts w:ascii="Calibri" w:hAnsi="Calibri" w:cs="Calibri"/>
+          <w:b/>
+          <w:bCs/>
           <w:lang w:val="en-GB"/>
         </w:rPr>
         <w:t>No, no data have been collected for this study yet.</w:t>
@@ -109,7 +110,6 @@
     <w:p>
       <w:pPr>
         <w:rPr>
-          <w:ins w:id="0" w:author="Gezen, Elif" w:date="2026-05-18T11:12:00Z" w16du:dateUtc="2026-05-18T09:12:00Z"/>
           <w:rFonts w:ascii="Calibri" w:hAnsi="Calibri" w:cs="Calibri"/>
           <w:lang w:val="en-GB"/>
         </w:rPr>
@@ -123,84 +123,103 @@
         </w:rPr>
         <w:t>2) Hypothesis</w:t>
       </w:r>
-      <w:r>
-        <w:rPr>
-          <w:rFonts w:ascii="Calibri" w:hAnsi="Calibri" w:cs="Calibri"/>
-          <w:lang w:val="en-GB"/>
-        </w:rPr>
-        <w:t> What's the main question being asked or hypothesis being tested in this study?</w:t>
-      </w:r>
     </w:p>
     <w:p>
       <w:pPr>
         <w:rPr>
           <w:rFonts w:ascii="Calibri" w:hAnsi="Calibri" w:cs="Calibri"/>
-          <w:lang w:val="en-GB"/>
-        </w:rPr>
-      </w:pPr>
-      <w:ins w:id="1" w:author="Gezen, Elif" w:date="2026-05-18T11:12:00Z" w16du:dateUtc="2026-05-18T09:12:00Z">
-        <w:r>
-          <w:rPr>
-            <w:rFonts w:ascii="Calibri" w:hAnsi="Calibri" w:cs="Calibri"/>
-            <w:lang w:val="en-GB"/>
-          </w:rPr>
-          <w:t>Using a control detection task</w:t>
-        </w:r>
-      </w:ins>
-      <w:ins w:id="2" w:author="Gezen, Elif" w:date="2026-05-18T11:14:00Z" w16du:dateUtc="2026-05-18T09:14:00Z">
-        <w:r>
-          <w:rPr>
-            <w:rFonts w:ascii="Calibri" w:hAnsi="Calibri" w:cs="Calibri"/>
-            <w:lang w:val="en-GB"/>
-          </w:rPr>
-          <w:t>,</w:t>
-        </w:r>
-      </w:ins>
-      <w:ins w:id="3" w:author="Gezen, Elif" w:date="2026-05-18T11:12:00Z" w16du:dateUtc="2026-05-18T09:12:00Z">
-        <w:r>
-          <w:rPr>
-            <w:rFonts w:ascii="Calibri" w:hAnsi="Calibri" w:cs="Calibri"/>
-            <w:lang w:val="en-GB"/>
-          </w:rPr>
-          <w:t xml:space="preserve"> where participants </w:t>
-        </w:r>
-      </w:ins>
-      <w:ins w:id="4" w:author="Gezen, Elif" w:date="2026-05-18T11:13:00Z" w16du:dateUtc="2026-05-18T09:13:00Z">
-        <w:r>
-          <w:rPr>
-            <w:rFonts w:ascii="Calibri" w:hAnsi="Calibri" w:cs="Calibri"/>
-            <w:lang w:val="en-GB"/>
-          </w:rPr>
-          <w:t xml:space="preserve">use a computer cursor </w:t>
-        </w:r>
-      </w:ins>
-      <w:ins w:id="5" w:author="Gezen, Elif" w:date="2026-05-18T11:14:00Z" w16du:dateUtc="2026-05-18T09:14:00Z">
-        <w:r>
-          <w:rPr>
-            <w:rFonts w:ascii="Calibri" w:hAnsi="Calibri" w:cs="Calibri"/>
-            <w:lang w:val="en-GB"/>
-          </w:rPr>
-          <w:t xml:space="preserve">to move one of the two items on screen, we ask whether participants’ subsequent recognition of the items they control </w:t>
-        </w:r>
-      </w:ins>
-      <w:ins w:id="6" w:author="Gezen, Elif" w:date="2026-05-18T11:15:00Z" w16du:dateUtc="2026-05-18T09:15:00Z">
-        <w:r>
-          <w:rPr>
-            <w:rFonts w:ascii="Calibri" w:hAnsi="Calibri" w:cs="Calibri"/>
-            <w:lang w:val="en-GB"/>
-          </w:rPr>
-          <w:t xml:space="preserve">will be better for items over which they had high motor control (manipulated via perturbations on cursor movement) compared to items over which they had lower motor control. </w:t>
-        </w:r>
-      </w:ins>
-      <w:ins w:id="7" w:author="Gezen, Elif" w:date="2026-05-18T11:12:00Z" w16du:dateUtc="2026-05-18T09:12:00Z">
-        <w:r>
-          <w:rPr>
-            <w:rFonts w:ascii="Calibri" w:hAnsi="Calibri" w:cs="Calibri"/>
-            <w:lang w:val="en-GB"/>
-          </w:rPr>
-          <w:t xml:space="preserve"> </w:t>
-        </w:r>
-      </w:ins>
+          <w:i/>
+          <w:iCs/>
+          <w:lang w:val="en-GB"/>
+        </w:rPr>
+      </w:pPr>
+      <w:r>
+        <w:rPr>
+          <w:rFonts w:ascii="Calibri" w:hAnsi="Calibri" w:cs="Calibri"/>
+          <w:i/>
+          <w:iCs/>
+          <w:lang w:val="en-GB"/>
+        </w:rPr>
+        <w:t xml:space="preserve">Behavioral Hypotheses: </w:t>
+      </w:r>
+    </w:p>
+    <w:p>
+      <w:pPr>
+        <w:rPr>
+          <w:rFonts w:ascii="Calibri" w:hAnsi="Calibri" w:cs="Calibri"/>
+          <w:lang w:val="en-GB"/>
+        </w:rPr>
+      </w:pPr>
+      <w:r>
+        <w:rPr>
+          <w:rFonts w:ascii="Calibri" w:hAnsi="Calibri" w:cs="Calibri"/>
+          <w:lang w:val="en-GB"/>
+        </w:rPr>
+        <w:br/>
+      </w:r>
+      <w:r>
+        <w:rPr>
+          <w:rFonts w:ascii="Calibri" w:hAnsi="Calibri" w:cs="Calibri"/>
+          <w:lang w:val="en-GB"/>
+        </w:rPr>
+        <w:t xml:space="preserve">Using a control detection task, where participants use a computer cursor to move one of the two items on screen, we ask whether participants’ subsequent recognition of the items </w:t>
+      </w:r>
+      <w:r>
+        <w:rPr>
+          <w:rFonts w:ascii="Calibri" w:hAnsi="Calibri" w:cs="Calibri"/>
+          <w:lang w:val="en-GB"/>
+        </w:rPr>
+        <w:t xml:space="preserve">differ across </w:t>
+      </w:r>
+      <w:r>
+        <w:rPr>
+          <w:rFonts w:ascii="Calibri" w:hAnsi="Calibri" w:cs="Calibri"/>
+          <w:lang w:val="en-GB"/>
+        </w:rPr>
+        <w:t>conditions</w:t>
+      </w:r>
+      <w:r>
+        <w:rPr>
+          <w:rFonts w:ascii="Calibri" w:hAnsi="Calibri" w:cs="Calibri"/>
+          <w:lang w:val="en-GB"/>
+        </w:rPr>
+        <w:t xml:space="preserve"> </w:t>
+      </w:r>
+      <w:r>
+        <w:rPr>
+          <w:rFonts w:ascii="Calibri" w:hAnsi="Calibri" w:cs="Calibri"/>
+          <w:lang w:val="en-GB"/>
+        </w:rPr>
+        <w:t>in which</w:t>
+      </w:r>
+      <w:r>
+        <w:rPr>
+          <w:rFonts w:ascii="Calibri" w:hAnsi="Calibri" w:cs="Calibri"/>
+          <w:lang w:val="en-GB"/>
+        </w:rPr>
+        <w:t xml:space="preserve"> they had high motor control (manipulated via perturbations on cursor movement) compared to items over which they had lower motor control. </w:t>
+      </w:r>
+      <w:r>
+        <w:rPr>
+          <w:rFonts w:ascii="Calibri" w:hAnsi="Calibri" w:cs="Calibri"/>
+          <w:lang w:val="en-GB"/>
+        </w:rPr>
+        <w:t>Moreover, we ask whether this effect depends on the conscious detection of control</w:t>
+      </w:r>
+      <w:r>
+        <w:rPr>
+          <w:rFonts w:ascii="Calibri" w:hAnsi="Calibri" w:cs="Calibri"/>
+          <w:lang w:val="en-GB"/>
+        </w:rPr>
+        <w:t>, since one of the items on screen in each trial is partially controlled by participants’ movements, and the other one moves independently</w:t>
+      </w:r>
+      <w:r>
+        <w:rPr>
+          <w:rFonts w:ascii="Calibri" w:hAnsi="Calibri" w:cs="Calibri"/>
+          <w:lang w:val="en-GB"/>
+        </w:rPr>
+        <w:t>.</w:t>
+      </w:r>
     </w:p>
     <w:p>
       <w:pPr>
@@ -212,82 +231,35 @@
         <w:spacing w:before="240" w:beforeAutospacing="0" w:after="0" w:afterAutospacing="0"/>
         <w:textAlignment w:val="baseline"/>
         <w:rPr>
-          <w:ins w:id="8" w:author="Gezen, Elif" w:date="2026-05-18T11:09:00Z" w16du:dateUtc="2026-05-18T09:09:00Z"/>
-          <w:rFonts w:ascii="Calibri" w:hAnsi="Calibri" w:cs="Calibri"/>
-          <w:sz w:val="22"/>
-          <w:szCs w:val="22"/>
-        </w:rPr>
-      </w:pPr>
-      <w:r>
-        <w:rPr>
-          <w:rFonts w:ascii="Calibri" w:hAnsi="Calibri" w:cs="Calibri"/>
-          <w:b/>
-          <w:bCs/>
-          <w:sz w:val="22"/>
-          <w:szCs w:val="22"/>
-        </w:rPr>
-        <w:t>Primary</w:t>
-      </w:r>
-      <w:ins w:id="9" w:author="Gezen, Elif" w:date="2026-05-18T11:15:00Z" w16du:dateUtc="2026-05-18T09:15:00Z">
-        <w:r>
-          <w:rPr>
-            <w:rFonts w:ascii="Calibri" w:hAnsi="Calibri" w:cs="Calibri"/>
-            <w:b/>
-            <w:bCs/>
-            <w:sz w:val="22"/>
-            <w:szCs w:val="22"/>
-          </w:rPr>
-          <w:t xml:space="preserve"> Hypothesis</w:t>
-        </w:r>
-      </w:ins>
-      <w:r>
-        <w:rPr>
-          <w:rFonts w:ascii="Calibri" w:hAnsi="Calibri" w:cs="Calibri"/>
-          <w:b/>
-          <w:bCs/>
-          <w:sz w:val="22"/>
-          <w:szCs w:val="22"/>
-        </w:rPr>
-        <w:t>:</w:t>
-      </w:r>
-      <w:r>
-        <w:rPr>
-          <w:rFonts w:ascii="Calibri" w:hAnsi="Calibri" w:cs="Calibri"/>
-          <w:sz w:val="22"/>
-          <w:szCs w:val="22"/>
-        </w:rPr>
-        <w:t xml:space="preserve"> </w:t>
-      </w:r>
-      <w:del w:id="10" w:author="Gezen, Elif" w:date="2026-05-18T11:20:00Z" w16du:dateUtc="2026-05-18T09:20:00Z">
-        <w:r>
-          <w:rPr>
-            <w:rFonts w:ascii="Calibri" w:hAnsi="Calibri" w:cs="Calibri"/>
-            <w:sz w:val="22"/>
-            <w:szCs w:val="22"/>
-          </w:rPr>
-          <w:delText>As sensorimotor control increases, participants’ accuracy in recognizing items will increase, and their reaction times will decrease.</w:delText>
-        </w:r>
-      </w:del>
-      <w:ins w:id="11" w:author="Gezen, Elif" w:date="2026-05-18T11:20:00Z" w16du:dateUtc="2026-05-18T09:20:00Z">
-        <w:r>
-          <w:rPr>
-            <w:rFonts w:ascii="Calibri" w:hAnsi="Calibri" w:cs="Calibri"/>
-            <w:sz w:val="22"/>
-            <w:szCs w:val="22"/>
-          </w:rPr>
-          <w:t xml:space="preserve"> Participants’ accuracy in recognizing items will be </w:t>
-        </w:r>
-      </w:ins>
-      <w:ins w:id="12" w:author="Gezen, Elif" w:date="2026-05-18T11:21:00Z" w16du:dateUtc="2026-05-18T09:21:00Z">
-        <w:r>
-          <w:rPr>
-            <w:rFonts w:ascii="Calibri" w:hAnsi="Calibri" w:cs="Calibri"/>
-            <w:sz w:val="22"/>
-            <w:szCs w:val="22"/>
-          </w:rPr>
-          <w:t xml:space="preserve">higher; and reaction times will be lower; for the high motor control condition compared to the low motor control condition. </w:t>
-        </w:r>
-      </w:ins>
+          <w:rFonts w:ascii="Calibri" w:hAnsi="Calibri" w:cs="Calibri"/>
+          <w:sz w:val="22"/>
+          <w:szCs w:val="22"/>
+        </w:rPr>
+      </w:pPr>
+      <w:r>
+        <w:rPr>
+          <w:rFonts w:ascii="Calibri" w:hAnsi="Calibri" w:cs="Calibri"/>
+          <w:sz w:val="22"/>
+          <w:szCs w:val="22"/>
+        </w:rPr>
+        <w:t xml:space="preserve">Participants’ accuracy in recognizing </w:t>
+      </w:r>
+      <w:r>
+        <w:rPr>
+          <w:rFonts w:ascii="Calibri" w:hAnsi="Calibri" w:cs="Calibri"/>
+          <w:sz w:val="22"/>
+          <w:szCs w:val="22"/>
+        </w:rPr>
+        <w:t xml:space="preserve">old </w:t>
+      </w:r>
+      <w:r>
+        <w:rPr>
+          <w:rFonts w:ascii="Calibri" w:hAnsi="Calibri" w:cs="Calibri"/>
+          <w:sz w:val="22"/>
+          <w:szCs w:val="22"/>
+        </w:rPr>
+        <w:t xml:space="preserve">items will be higher; and reaction times lower; for the high motor control condition compared to the low motor control condition. </w:t>
+      </w:r>
     </w:p>
     <w:p>
       <w:pPr>
@@ -299,72 +271,91 @@
         <w:spacing w:before="240" w:beforeAutospacing="0" w:after="0" w:afterAutospacing="0"/>
         <w:textAlignment w:val="baseline"/>
         <w:rPr>
-          <w:del w:id="13" w:author="Gezen, Elif" w:date="2026-05-18T11:22:00Z" w16du:dateUtc="2026-05-18T09:22:00Z"/>
-          <w:rFonts w:ascii="Calibri" w:hAnsi="Calibri" w:cs="Calibri"/>
-          <w:sz w:val="22"/>
-          <w:szCs w:val="22"/>
-        </w:rPr>
-      </w:pPr>
-      <w:ins w:id="14" w:author="Gezen, Elif" w:date="2026-05-18T11:09:00Z" w16du:dateUtc="2026-05-18T09:09:00Z">
-        <w:r>
-          <w:rPr>
-            <w:rFonts w:ascii="Calibri" w:hAnsi="Calibri" w:cs="Calibri"/>
-            <w:b/>
-            <w:bCs/>
-            <w:sz w:val="22"/>
-            <w:szCs w:val="22"/>
-          </w:rPr>
-          <w:t>Exploratory:</w:t>
-        </w:r>
-        <w:r>
-          <w:rPr>
-            <w:rFonts w:ascii="Calibri" w:hAnsi="Calibri" w:cs="Calibri"/>
-            <w:sz w:val="22"/>
-            <w:szCs w:val="22"/>
-          </w:rPr>
-          <w:t xml:space="preserve"> </w:t>
-        </w:r>
-      </w:ins>
-      <w:ins w:id="15" w:author="Gezen, Elif" w:date="2026-05-18T11:11:00Z" w16du:dateUtc="2026-05-18T09:11:00Z">
-        <w:r>
-          <w:rPr>
-            <w:rFonts w:ascii="Calibri" w:hAnsi="Calibri" w:cs="Calibri"/>
-            <w:sz w:val="22"/>
-            <w:szCs w:val="22"/>
-          </w:rPr>
-          <w:t>Among the items they controlled, participants’ accuracy in recognizing items will be higher for th</w:t>
-        </w:r>
-      </w:ins>
-      <w:ins w:id="16" w:author="Gezen, Elif" w:date="2026-05-18T11:12:00Z" w16du:dateUtc="2026-05-18T09:12:00Z">
-        <w:r>
-          <w:rPr>
-            <w:rFonts w:ascii="Calibri" w:hAnsi="Calibri" w:cs="Calibri"/>
-            <w:sz w:val="22"/>
-            <w:szCs w:val="22"/>
-          </w:rPr>
-          <w:t>e items that they correctly detected</w:t>
-        </w:r>
-      </w:ins>
-      <w:ins w:id="17" w:author="Gezen, Elif" w:date="2026-05-18T11:21:00Z" w16du:dateUtc="2026-05-18T09:21:00Z">
-        <w:r>
-          <w:rPr>
-            <w:rFonts w:ascii="Calibri" w:hAnsi="Calibri" w:cs="Calibri"/>
-            <w:sz w:val="22"/>
-            <w:szCs w:val="22"/>
-          </w:rPr>
-          <w:t xml:space="preserve"> their control over, c</w:t>
-        </w:r>
-      </w:ins>
-      <w:ins w:id="18" w:author="Gezen, Elif" w:date="2026-05-18T11:22:00Z" w16du:dateUtc="2026-05-18T09:22:00Z">
-        <w:r>
-          <w:rPr>
-            <w:rFonts w:ascii="Calibri" w:hAnsi="Calibri" w:cs="Calibri"/>
-            <w:sz w:val="22"/>
-            <w:szCs w:val="22"/>
-          </w:rPr>
-          <w:t xml:space="preserve">ompared to items that they could not detect their control over. </w:t>
-        </w:r>
-      </w:ins>
+          <w:rFonts w:ascii="Calibri" w:hAnsi="Calibri" w:cs="Calibri"/>
+          <w:sz w:val="22"/>
+          <w:szCs w:val="22"/>
+        </w:rPr>
+      </w:pPr>
+      <w:r>
+        <w:rPr>
+          <w:rFonts w:ascii="Calibri" w:hAnsi="Calibri" w:cs="Calibri"/>
+          <w:sz w:val="22"/>
+          <w:szCs w:val="22"/>
+        </w:rPr>
+        <w:t>Among the items</w:t>
+      </w:r>
+      <w:r>
+        <w:rPr>
+          <w:rFonts w:ascii="Calibri" w:hAnsi="Calibri" w:cs="Calibri"/>
+          <w:sz w:val="22"/>
+          <w:szCs w:val="22"/>
+        </w:rPr>
+        <w:t xml:space="preserve"> that</w:t>
+      </w:r>
+      <w:r>
+        <w:rPr>
+          <w:rFonts w:ascii="Calibri" w:hAnsi="Calibri" w:cs="Calibri"/>
+          <w:sz w:val="22"/>
+          <w:szCs w:val="22"/>
+        </w:rPr>
+        <w:t xml:space="preserve"> </w:t>
+      </w:r>
+      <w:r>
+        <w:rPr>
+          <w:rFonts w:ascii="Calibri" w:hAnsi="Calibri" w:cs="Calibri"/>
+          <w:sz w:val="22"/>
+          <w:szCs w:val="22"/>
+        </w:rPr>
+        <w:t>they</w:t>
+      </w:r>
+      <w:r>
+        <w:rPr>
+          <w:rFonts w:ascii="Calibri" w:hAnsi="Calibri" w:cs="Calibri"/>
+          <w:sz w:val="22"/>
+          <w:szCs w:val="22"/>
+        </w:rPr>
+        <w:t xml:space="preserve"> controlled, participants’ accuracy in recognizing </w:t>
+      </w:r>
+      <w:r>
+        <w:rPr>
+          <w:rFonts w:ascii="Calibri" w:hAnsi="Calibri" w:cs="Calibri"/>
+          <w:sz w:val="22"/>
+          <w:szCs w:val="22"/>
+        </w:rPr>
+        <w:t xml:space="preserve">old </w:t>
+      </w:r>
+      <w:r>
+        <w:rPr>
+          <w:rFonts w:ascii="Calibri" w:hAnsi="Calibri" w:cs="Calibri"/>
+          <w:sz w:val="22"/>
+          <w:szCs w:val="22"/>
+        </w:rPr>
+        <w:t>items will be higher</w:t>
+      </w:r>
+      <w:r>
+        <w:rPr>
+          <w:rFonts w:ascii="Calibri" w:hAnsi="Calibri" w:cs="Calibri"/>
+          <w:sz w:val="22"/>
+          <w:szCs w:val="22"/>
+        </w:rPr>
+        <w:t>, and reaction times lower,</w:t>
+      </w:r>
+      <w:r>
+        <w:rPr>
+          <w:rFonts w:ascii="Calibri" w:hAnsi="Calibri" w:cs="Calibri"/>
+          <w:sz w:val="22"/>
+          <w:szCs w:val="22"/>
+        </w:rPr>
+        <w:t xml:space="preserve"> for the items that they correctly detected</w:t>
+      </w:r>
+      <w:r>
+        <w:rPr>
+          <w:rFonts w:ascii="Calibri" w:hAnsi="Calibri" w:cs="Calibri"/>
+          <w:sz w:val="22"/>
+          <w:szCs w:val="22"/>
+        </w:rPr>
+        <w:t xml:space="preserve"> their control over, compared to items that they could not detect their control over. </w:t>
+      </w:r>
     </w:p>
     <w:p>
       <w:pPr>
@@ -376,22 +367,91 @@
         <w:spacing w:before="240" w:beforeAutospacing="0" w:after="0" w:afterAutospacing="0"/>
         <w:textAlignment w:val="baseline"/>
         <w:rPr>
-          <w:del w:id="19" w:author="Gezen, Elif" w:date="2026-05-18T11:22:00Z" w16du:dateUtc="2026-05-18T09:22:00Z"/>
-          <w:rFonts w:ascii="Calibri" w:hAnsi="Calibri" w:cs="Calibri"/>
-          <w:sz w:val="22"/>
-          <w:szCs w:val="22"/>
-        </w:rPr>
-      </w:pPr>
-      <w:del w:id="20" w:author="Gezen, Elif" w:date="2026-05-18T11:22:00Z" w16du:dateUtc="2026-05-18T09:22:00Z">
-        <w:r>
-          <w:rPr>
-            <w:rFonts w:ascii="Calibri" w:hAnsi="Calibri" w:cs="Calibri"/>
-            <w:sz w:val="22"/>
-            <w:szCs w:val="22"/>
-          </w:rPr>
-          <w:delText xml:space="preserve"> </w:delText>
-        </w:r>
-      </w:del>
+          <w:rFonts w:ascii="Calibri" w:hAnsi="Calibri" w:cs="Calibri"/>
+          <w:sz w:val="22"/>
+          <w:szCs w:val="22"/>
+        </w:rPr>
+      </w:pPr>
+      <w:r>
+        <w:rPr>
+          <w:rFonts w:ascii="Calibri" w:hAnsi="Calibri" w:cs="Calibri"/>
+          <w:sz w:val="22"/>
+          <w:szCs w:val="22"/>
+        </w:rPr>
+        <w:t>For the items that they controlled, as participants’ trial-wise agency ratings increase, their accuracy in recognizing old items will also increase.</w:t>
+      </w:r>
+    </w:p>
+    <w:p>
+      <w:pPr>
+        <w:pStyle w:val="NormalWeb"/>
+        <w:spacing w:before="240" w:beforeAutospacing="0" w:after="0" w:afterAutospacing="0"/>
+        <w:textAlignment w:val="baseline"/>
+        <w:rPr>
+          <w:rFonts w:ascii="Calibri" w:hAnsi="Calibri" w:cs="Calibri"/>
+          <w:sz w:val="22"/>
+          <w:szCs w:val="22"/>
+        </w:rPr>
+      </w:pPr>
+      <w:r>
+        <w:rPr>
+          <w:rFonts w:ascii="Calibri" w:hAnsi="Calibri" w:cs="Calibri"/>
+          <w:sz w:val="22"/>
+          <w:szCs w:val="22"/>
+        </w:rPr>
+        <w:t>Since we have two distinct items on the screen for each trial, one (partially) controlled by the participant and one not, we control for item type (controlled vs. not controlled)</w:t>
+      </w:r>
+      <w:r>
+        <w:rPr>
+          <w:rFonts w:ascii="Calibri" w:hAnsi="Calibri" w:cs="Calibri"/>
+          <w:sz w:val="22"/>
+          <w:szCs w:val="22"/>
+        </w:rPr>
+        <w:t xml:space="preserve"> while investigating these hypotheses, therefore exploring the possibility that controlled vs. not controlled items might differentially affect recognition performance.</w:t>
+      </w:r>
+    </w:p>
+    <w:p>
+      <w:pPr>
+        <w:pStyle w:val="NormalWeb"/>
+        <w:spacing w:before="240" w:beforeAutospacing="0" w:after="0" w:afterAutospacing="0"/>
+        <w:textAlignment w:val="baseline"/>
+        <w:rPr>
+          <w:rFonts w:ascii="Calibri" w:hAnsi="Calibri" w:cs="Calibri"/>
+          <w:i/>
+          <w:iCs/>
+          <w:sz w:val="22"/>
+          <w:szCs w:val="22"/>
+        </w:rPr>
+      </w:pPr>
+      <w:r>
+        <w:rPr>
+          <w:rFonts w:ascii="Calibri" w:hAnsi="Calibri" w:cs="Calibri"/>
+          <w:i/>
+          <w:iCs/>
+          <w:sz w:val="22"/>
+          <w:szCs w:val="22"/>
+        </w:rPr>
+        <w:t>Neurophysiological Hypotheses:</w:t>
+      </w:r>
+    </w:p>
+    <w:p>
+      <w:pPr>
+        <w:pStyle w:val="NormalWeb"/>
+        <w:spacing w:before="240" w:beforeAutospacing="0" w:after="0" w:afterAutospacing="0"/>
+        <w:textAlignment w:val="baseline"/>
+        <w:rPr>
+          <w:rFonts w:ascii="Calibri" w:hAnsi="Calibri" w:cs="Calibri"/>
+          <w:sz w:val="22"/>
+          <w:szCs w:val="22"/>
+        </w:rPr>
+      </w:pPr>
+      <w:r>
+        <w:rPr>
+          <w:rFonts w:ascii="Calibri" w:hAnsi="Calibri" w:cs="Calibri"/>
+          <w:sz w:val="22"/>
+          <w:szCs w:val="22"/>
+        </w:rPr>
+        <w:t>Following a previous study (Wen et al., 2017) using a similar control detection paradigm, we aim to replicate their findings that continuous sense of control can be measured via EEG. Accordingly, we hypothesize that:</w:t>
+      </w:r>
     </w:p>
     <w:p>
       <w:pPr>
@@ -408,9 +468,71 @@
           <w:szCs w:val="22"/>
         </w:rPr>
       </w:pPr>
+      <w:r>
+        <w:rPr>
+          <w:rFonts w:ascii="Calibri" w:hAnsi="Calibri" w:cs="Calibri"/>
+          <w:sz w:val="22"/>
+          <w:szCs w:val="22"/>
+        </w:rPr>
+        <w:t>Movement onset-locked P500 amplitudes will be more positive for high, compared to low-motor control</w:t>
+      </w:r>
     </w:p>
     <w:p>
       <w:pPr>
+        <w:pStyle w:val="NormalWeb"/>
+        <w:spacing w:before="240" w:beforeAutospacing="0" w:after="0" w:afterAutospacing="0"/>
+        <w:textAlignment w:val="baseline"/>
+        <w:rPr>
+          <w:rFonts w:ascii="Calibri" w:hAnsi="Calibri" w:cs="Calibri"/>
+          <w:sz w:val="22"/>
+          <w:szCs w:val="22"/>
+        </w:rPr>
+      </w:pPr>
+      <w:r>
+        <w:rPr>
+          <w:rFonts w:ascii="Calibri" w:hAnsi="Calibri" w:cs="Calibri"/>
+          <w:sz w:val="22"/>
+          <w:szCs w:val="22"/>
+        </w:rPr>
+        <w:t>To investigate the neural underpinnings of recognition memory, we will compare alpha/beta amplitudes during encoding (which occurs during the control detection task in our experiment), and recognition phases. Specifically, we hypothesize that:</w:t>
+      </w:r>
+    </w:p>
+    <w:p>
+      <w:pPr>
+        <w:pStyle w:val="NormalWeb"/>
+        <w:numPr>
+          <w:ilvl w:val="0"/>
+          <w:numId w:val="3"/>
+        </w:numPr>
+        <w:spacing w:before="240" w:beforeAutospacing="0" w:after="0" w:afterAutospacing="0"/>
+        <w:textAlignment w:val="baseline"/>
+        <w:rPr>
+          <w:rFonts w:ascii="Calibri" w:hAnsi="Calibri" w:cs="Calibri"/>
+          <w:sz w:val="22"/>
+          <w:szCs w:val="22"/>
+        </w:rPr>
+      </w:pPr>
+      <w:r>
+        <w:rPr>
+          <w:rFonts w:ascii="Calibri" w:hAnsi="Calibri" w:cs="Calibri"/>
+          <w:sz w:val="22"/>
+          <w:szCs w:val="22"/>
+        </w:rPr>
+        <w:t>Alpha/beta amplitudes for subsequently recognized items will be reduced compared to subsequently non-recognized items.</w:t>
+      </w:r>
+      <w:r>
+        <w:rPr>
+          <w:rFonts w:ascii="Calibri" w:hAnsi="Calibri" w:cs="Calibri"/>
+          <w:i/>
+          <w:iCs/>
+          <w:sz w:val="22"/>
+          <w:szCs w:val="22"/>
+        </w:rPr>
+        <w:br/>
+      </w:r>
+    </w:p>
+    <w:p>
+      <w:pPr>
         <w:rPr>
           <w:rFonts w:ascii="Calibri" w:hAnsi="Calibri" w:cs="Calibri"/>
           <w:lang w:val="en-GB"/>
@@ -423,69 +545,123 @@
           <w:bCs/>
           <w:lang w:val="en-GB"/>
         </w:rPr>
-        <w:t>3) Dependent variable</w:t>
-      </w:r>
-      <w:r>
-        <w:rPr>
-          <w:rFonts w:ascii="Calibri" w:hAnsi="Calibri" w:cs="Calibri"/>
-          <w:lang w:val="en-GB"/>
-        </w:rPr>
-        <w:t> Describe the key dependent variable(s) specifying how they will be measured.</w:t>
+        <w:t xml:space="preserve">3) Dependent </w:t>
+      </w:r>
+      <w:r>
+        <w:rPr>
+          <w:rFonts w:ascii="Calibri" w:hAnsi="Calibri" w:cs="Calibri"/>
+          <w:b/>
+          <w:bCs/>
+          <w:lang w:val="en-GB"/>
+        </w:rPr>
+        <w:t>V</w:t>
+      </w:r>
+      <w:r>
+        <w:rPr>
+          <w:rFonts w:ascii="Calibri" w:hAnsi="Calibri" w:cs="Calibri"/>
+          <w:b/>
+          <w:bCs/>
+          <w:lang w:val="en-GB"/>
+        </w:rPr>
+        <w:t>ariable</w:t>
+      </w:r>
+      <w:r>
+        <w:rPr>
+          <w:rFonts w:ascii="Calibri" w:hAnsi="Calibri" w:cs="Calibri"/>
+          <w:b/>
+          <w:bCs/>
+          <w:lang w:val="en-GB"/>
+        </w:rPr>
+        <w:t>s</w:t>
+      </w:r>
+      <w:r>
+        <w:rPr>
+          <w:rFonts w:ascii="Calibri" w:hAnsi="Calibri" w:cs="Calibri"/>
+          <w:lang w:val="en-GB"/>
+        </w:rPr>
+        <w:t> </w:t>
       </w:r>
     </w:p>
     <w:p>
       <w:pPr>
-        <w:pStyle w:val="NormalWeb"/>
-        <w:spacing w:before="0" w:beforeAutospacing="0"/>
-        <w:rPr>
-          <w:rFonts w:ascii="Calibri" w:hAnsi="Calibri" w:cs="Calibri"/>
-          <w:sz w:val="22"/>
-          <w:szCs w:val="22"/>
-        </w:rPr>
-      </w:pPr>
-      <w:r>
-        <w:rPr>
-          <w:rFonts w:ascii="Calibri" w:hAnsi="Calibri" w:cs="Calibri"/>
+        <w:rPr>
+          <w:rFonts w:ascii="Calibri" w:hAnsi="Calibri" w:cs="Calibri"/>
+          <w:i/>
+          <w:iCs/>
+          <w:lang w:val="en-GB"/>
+        </w:rPr>
+      </w:pPr>
+      <w:r>
+        <w:rPr>
+          <w:rFonts w:ascii="Calibri" w:hAnsi="Calibri" w:cs="Calibri"/>
+          <w:i/>
+          <w:iCs/>
+          <w:lang w:val="en-GB"/>
+        </w:rPr>
+        <w:t>Behavioral Dependent Variables</w:t>
+      </w:r>
+    </w:p>
+    <w:p>
+      <w:pPr>
+        <w:pStyle w:val="ListParagraph"/>
+        <w:numPr>
+          <w:ilvl w:val="0"/>
+          <w:numId w:val="29"/>
+        </w:numPr>
+        <w:rPr>
+          <w:rFonts w:ascii="Calibri" w:hAnsi="Calibri" w:cs="Calibri"/>
+          <w:lang w:val="en-GB"/>
+        </w:rPr>
+      </w:pPr>
+      <w:r>
+        <w:rPr>
+          <w:rStyle w:val="citation-257"/>
+          <w:rFonts w:ascii="Calibri" w:eastAsiaTheme="majorEastAsia" w:hAnsi="Calibri" w:cs="Calibri"/>
           <w:b/>
           <w:bCs/>
-          <w:sz w:val="22"/>
-          <w:szCs w:val="22"/>
-        </w:rPr>
-        <w:t xml:space="preserve">Primary Behavioral Dependent Variables (Measured during the </w:t>
-      </w:r>
-      <w:ins w:id="21" w:author="Gezen, Elif" w:date="2026-05-18T11:23:00Z" w16du:dateUtc="2026-05-18T09:23:00Z">
-        <w:r>
-          <w:rPr>
-            <w:rFonts w:ascii="Calibri" w:hAnsi="Calibri" w:cs="Calibri"/>
-            <w:b/>
-            <w:bCs/>
-            <w:sz w:val="22"/>
-            <w:szCs w:val="22"/>
-          </w:rPr>
-          <w:t xml:space="preserve">recognition task </w:t>
-        </w:r>
-      </w:ins>
-      <w:del w:id="22" w:author="Gezen, Elif" w:date="2026-05-18T11:23:00Z" w16du:dateUtc="2026-05-18T09:23:00Z">
-        <w:r>
-          <w:rPr>
-            <w:rFonts w:ascii="Calibri" w:hAnsi="Calibri" w:cs="Calibri"/>
-            <w:b/>
-            <w:bCs/>
-            <w:sz w:val="22"/>
-            <w:szCs w:val="22"/>
-          </w:rPr>
-          <w:delText>memory test</w:delText>
-        </w:r>
-      </w:del>
-      <w:r>
-        <w:rPr>
-          <w:rFonts w:ascii="Calibri" w:hAnsi="Calibri" w:cs="Calibri"/>
-          <w:b/>
-          <w:bCs/>
-          <w:sz w:val="22"/>
-          <w:szCs w:val="22"/>
-        </w:rPr>
-        <w:t>):</w:t>
+          <w:lang w:val="en-GB"/>
+        </w:rPr>
+        <w:lastRenderedPageBreak/>
+        <w:t>Recognition Accuracy:</w:t>
+      </w:r>
+      <w:r>
+        <w:rPr>
+          <w:rStyle w:val="citation-257"/>
+          <w:rFonts w:ascii="Calibri" w:eastAsiaTheme="majorEastAsia" w:hAnsi="Calibri" w:cs="Calibri"/>
+          <w:lang w:val="en-GB"/>
+        </w:rPr>
+        <w:t xml:space="preserve"> </w:t>
+      </w:r>
+      <w:r>
+        <w:rPr>
+          <w:rStyle w:val="citation-257"/>
+          <w:rFonts w:ascii="Calibri" w:eastAsiaTheme="majorEastAsia" w:hAnsi="Calibri" w:cs="Calibri"/>
+          <w:lang w:val="en-GB"/>
+        </w:rPr>
+        <w:t>P</w:t>
+      </w:r>
+      <w:r>
+        <w:rPr>
+          <w:rStyle w:val="citation-256"/>
+          <w:rFonts w:ascii="Calibri" w:eastAsiaTheme="majorEastAsia" w:hAnsi="Calibri" w:cs="Calibri"/>
+          <w:lang w:val="en-GB"/>
+        </w:rPr>
+        <w:t>articipants’ raw old/new responses, and calculated</w:t>
+      </w:r>
+      <w:r>
+        <w:rPr>
+          <w:rStyle w:val="citation-256"/>
+          <w:rFonts w:ascii="Calibri" w:eastAsiaTheme="majorEastAsia" w:hAnsi="Calibri" w:cs="Calibri"/>
+          <w:lang w:val="en-GB"/>
+        </w:rPr>
+        <w:t xml:space="preserve"> d-prime (d') scores</w:t>
+      </w:r>
+      <w:r>
+        <w:rPr>
+          <w:rFonts w:ascii="Calibri" w:hAnsi="Calibri" w:cs="Calibri"/>
+          <w:lang w:val="en-GB"/>
+        </w:rPr>
+        <w:t xml:space="preserve">. </w:t>
       </w:r>
     </w:p>
     <w:p>
@@ -504,205 +680,23 @@
       </w:pPr>
       <w:r>
         <w:rPr>
-          <w:rStyle w:val="citation-257"/>
+          <w:rStyle w:val="citation-255"/>
           <w:rFonts w:ascii="Calibri" w:eastAsiaTheme="majorEastAsia" w:hAnsi="Calibri" w:cs="Calibri"/>
           <w:b/>
           <w:bCs/>
           <w:sz w:val="22"/>
           <w:szCs w:val="22"/>
         </w:rPr>
-        <w:t>Recognition Accuracy:</w:t>
-      </w:r>
-      <w:r>
-        <w:rPr>
-          <w:rStyle w:val="citation-257"/>
+        <w:t>Reaction Time:</w:t>
+      </w:r>
+      <w:r>
+        <w:rPr>
+          <w:rStyle w:val="citation-255"/>
           <w:rFonts w:ascii="Calibri" w:eastAsiaTheme="majorEastAsia" w:hAnsi="Calibri" w:cs="Calibri"/>
           <w:sz w:val="22"/>
           <w:szCs w:val="22"/>
         </w:rPr>
-        <w:t xml:space="preserve"> The participant's ability to correctly identify previously encountered </w:t>
-      </w:r>
-      <w:del w:id="23" w:author="Gezen, Elif" w:date="2026-05-18T11:24:00Z" w16du:dateUtc="2026-05-18T09:24:00Z">
-        <w:r>
-          <w:rPr>
-            <w:rStyle w:val="citation-257"/>
-            <w:rFonts w:ascii="Calibri" w:eastAsiaTheme="majorEastAsia" w:hAnsi="Calibri" w:cs="Calibri"/>
-            <w:sz w:val="22"/>
-            <w:szCs w:val="22"/>
-          </w:rPr>
-          <w:delText xml:space="preserve">target </w:delText>
-        </w:r>
-      </w:del>
-      <w:r>
-        <w:rPr>
-          <w:rStyle w:val="citation-257"/>
-          <w:rFonts w:ascii="Calibri" w:eastAsiaTheme="majorEastAsia" w:hAnsi="Calibri" w:cs="Calibri"/>
-          <w:sz w:val="22"/>
-          <w:szCs w:val="22"/>
-        </w:rPr>
-        <w:t xml:space="preserve">items as "old" and </w:t>
-      </w:r>
-      <w:del w:id="24" w:author="Gezen, Elif" w:date="2026-05-18T11:24:00Z" w16du:dateUtc="2026-05-18T09:24:00Z">
-        <w:r>
-          <w:rPr>
-            <w:rStyle w:val="citation-257"/>
-            <w:rFonts w:ascii="Calibri" w:eastAsiaTheme="majorEastAsia" w:hAnsi="Calibri" w:cs="Calibri"/>
-            <w:sz w:val="22"/>
-            <w:szCs w:val="22"/>
-          </w:rPr>
-          <w:delText xml:space="preserve">distinctly </w:delText>
-        </w:r>
-      </w:del>
-      <w:r>
-        <w:rPr>
-          <w:rStyle w:val="citation-257"/>
-          <w:rFonts w:ascii="Calibri" w:eastAsiaTheme="majorEastAsia" w:hAnsi="Calibri" w:cs="Calibri"/>
-          <w:sz w:val="22"/>
-          <w:szCs w:val="22"/>
-        </w:rPr>
-        <w:t>novel items as "new"</w:t>
-      </w:r>
-      <w:ins w:id="25" w:author="Gezen, Elif" w:date="2026-05-18T11:27:00Z" w16du:dateUtc="2026-05-18T09:27:00Z">
-        <w:r>
-          <w:rPr>
-            <w:rStyle w:val="citation-257"/>
-            <w:rFonts w:ascii="Calibri" w:eastAsiaTheme="majorEastAsia" w:hAnsi="Calibri" w:cs="Calibri"/>
-            <w:sz w:val="22"/>
-            <w:szCs w:val="22"/>
-          </w:rPr>
-          <w:t>.</w:t>
-        </w:r>
-      </w:ins>
-      <w:ins w:id="26" w:author="Gezen, Elif" w:date="2026-05-18T11:24:00Z" w16du:dateUtc="2026-05-18T09:24:00Z">
-        <w:r>
-          <w:rPr>
-            <w:rFonts w:ascii="Calibri" w:hAnsi="Calibri" w:cs="Calibri"/>
-            <w:sz w:val="22"/>
-            <w:szCs w:val="22"/>
-          </w:rPr>
-          <w:t>,</w:t>
-        </w:r>
-      </w:ins>
-      <w:del w:id="27" w:author="Gezen, Elif" w:date="2026-05-18T11:24:00Z" w16du:dateUtc="2026-05-18T09:24:00Z">
-        <w:r>
-          <w:rPr>
-            <w:rFonts w:ascii="Calibri" w:hAnsi="Calibri" w:cs="Calibri"/>
-            <w:sz w:val="22"/>
-            <w:szCs w:val="22"/>
-          </w:rPr>
-          <w:delText xml:space="preserve">. </w:delText>
-        </w:r>
-        <w:r>
-          <w:rPr>
-            <w:rStyle w:val="citation-256"/>
-            <w:rFonts w:ascii="Calibri" w:eastAsiaTheme="majorEastAsia" w:hAnsi="Calibri" w:cs="Calibri"/>
-            <w:sz w:val="22"/>
-            <w:szCs w:val="22"/>
-          </w:rPr>
-          <w:delText>To account for response bias and ensure reliable sensitivity measures, this will be formally</w:delText>
-        </w:r>
-      </w:del>
-      <w:r>
-        <w:rPr>
-          <w:rStyle w:val="citation-256"/>
-          <w:rFonts w:ascii="Calibri" w:eastAsiaTheme="majorEastAsia" w:hAnsi="Calibri" w:cs="Calibri"/>
-          <w:sz w:val="22"/>
-          <w:szCs w:val="22"/>
-        </w:rPr>
-        <w:t xml:space="preserve"> </w:t>
-      </w:r>
-      <w:del w:id="28" w:author="Gezen, Elif" w:date="2026-05-18T11:27:00Z" w16du:dateUtc="2026-05-18T09:27:00Z">
-        <w:r>
-          <w:rPr>
-            <w:rStyle w:val="citation-256"/>
-            <w:rFonts w:ascii="Calibri" w:eastAsiaTheme="majorEastAsia" w:hAnsi="Calibri" w:cs="Calibri"/>
-            <w:sz w:val="22"/>
-            <w:szCs w:val="22"/>
-          </w:rPr>
-          <w:delText>q</w:delText>
-        </w:r>
-      </w:del>
-      <w:ins w:id="29" w:author="Gezen, Elif" w:date="2026-05-18T11:27:00Z" w16du:dateUtc="2026-05-18T09:27:00Z">
-        <w:r>
-          <w:rPr>
-            <w:rStyle w:val="citation-256"/>
-            <w:rFonts w:ascii="Calibri" w:eastAsiaTheme="majorEastAsia" w:hAnsi="Calibri" w:cs="Calibri"/>
-            <w:sz w:val="22"/>
-            <w:szCs w:val="22"/>
-          </w:rPr>
-          <w:t>Q</w:t>
-        </w:r>
-      </w:ins>
-      <w:r>
-        <w:rPr>
-          <w:rStyle w:val="citation-256"/>
-          <w:rFonts w:ascii="Calibri" w:eastAsiaTheme="majorEastAsia" w:hAnsi="Calibri" w:cs="Calibri"/>
-          <w:sz w:val="22"/>
-          <w:szCs w:val="22"/>
-        </w:rPr>
-        <w:t>uantified using</w:t>
-      </w:r>
-      <w:ins w:id="30" w:author="Gezen, Elif" w:date="2026-05-18T11:27:00Z" w16du:dateUtc="2026-05-18T09:27:00Z">
-        <w:r>
-          <w:rPr>
-            <w:rStyle w:val="citation-256"/>
-            <w:rFonts w:ascii="Calibri" w:eastAsiaTheme="majorEastAsia" w:hAnsi="Calibri" w:cs="Calibri"/>
-            <w:sz w:val="22"/>
-            <w:szCs w:val="22"/>
-          </w:rPr>
-          <w:t xml:space="preserve"> </w:t>
-        </w:r>
-        <w:commentRangeStart w:id="31"/>
-        <w:r>
-          <w:rPr>
-            <w:rStyle w:val="citation-256"/>
-            <w:rFonts w:ascii="Calibri" w:eastAsiaTheme="majorEastAsia" w:hAnsi="Calibri" w:cs="Calibri"/>
-            <w:sz w:val="22"/>
-            <w:szCs w:val="22"/>
-          </w:rPr>
-          <w:t>participants’</w:t>
-        </w:r>
-      </w:ins>
-      <w:ins w:id="32" w:author="Gezen, Elif" w:date="2026-05-18T11:28:00Z" w16du:dateUtc="2026-05-18T09:28:00Z">
-        <w:r>
-          <w:rPr>
-            <w:rStyle w:val="citation-256"/>
-            <w:rFonts w:ascii="Calibri" w:eastAsiaTheme="majorEastAsia" w:hAnsi="Calibri" w:cs="Calibri"/>
-            <w:sz w:val="22"/>
-            <w:szCs w:val="22"/>
-          </w:rPr>
-          <w:t xml:space="preserve"> raw old/new responses</w:t>
-        </w:r>
-      </w:ins>
-      <w:commentRangeEnd w:id="31"/>
-      <w:r>
-        <w:rPr>
-          <w:rStyle w:val="CommentReference"/>
-          <w:rFonts w:ascii="Calibri" w:eastAsiaTheme="majorEastAsia" w:hAnsi="Calibri" w:cs="Calibri"/>
-          <w:sz w:val="22"/>
-          <w:szCs w:val="22"/>
-        </w:rPr>
-        <w:commentReference w:id="31"/>
-      </w:r>
-      <w:ins w:id="33" w:author="Gezen, Elif" w:date="2026-05-18T11:28:00Z" w16du:dateUtc="2026-05-18T09:28:00Z">
-        <w:r>
-          <w:rPr>
-            <w:rStyle w:val="citation-256"/>
-            <w:rFonts w:ascii="Calibri" w:eastAsiaTheme="majorEastAsia" w:hAnsi="Calibri" w:cs="Calibri"/>
-            <w:sz w:val="22"/>
-            <w:szCs w:val="22"/>
-          </w:rPr>
-          <w:t>, and calculated</w:t>
-        </w:r>
-      </w:ins>
-      <w:r>
-        <w:rPr>
-          <w:rStyle w:val="citation-256"/>
-          <w:rFonts w:ascii="Calibri" w:eastAsiaTheme="majorEastAsia" w:hAnsi="Calibri" w:cs="Calibri"/>
-          <w:sz w:val="22"/>
-          <w:szCs w:val="22"/>
-        </w:rPr>
-        <w:t xml:space="preserve"> d-prime (d') scores</w:t>
+        <w:t xml:space="preserve"> The latency of the participant's "old/new" recognition judgment</w:t>
       </w:r>
       <w:r>
         <w:rPr>
@@ -736,102 +730,22 @@
           <w:sz w:val="22"/>
           <w:szCs w:val="22"/>
         </w:rPr>
-        <w:t>Reaction Time:</w:t>
-      </w:r>
-      <w:r>
-        <w:rPr>
-          <w:rStyle w:val="citation-255"/>
-          <w:rFonts w:ascii="Calibri" w:eastAsiaTheme="majorEastAsia" w:hAnsi="Calibri" w:cs="Calibri"/>
-          <w:sz w:val="22"/>
-          <w:szCs w:val="22"/>
-        </w:rPr>
-        <w:t xml:space="preserve"> The latency of the participant's "old/new" recognition judgment</w:t>
-      </w:r>
-      <w:r>
-        <w:rPr>
-          <w:rFonts w:ascii="Calibri" w:hAnsi="Calibri" w:cs="Calibri"/>
-          <w:sz w:val="22"/>
-          <w:szCs w:val="22"/>
-        </w:rPr>
-        <w:t xml:space="preserve">. </w:t>
-      </w:r>
-    </w:p>
-    <w:p>
-      <w:pPr>
-        <w:pStyle w:val="NormalWeb"/>
-        <w:spacing w:before="0" w:beforeAutospacing="0"/>
-        <w:rPr>
-          <w:rFonts w:ascii="Calibri" w:hAnsi="Calibri" w:cs="Calibri"/>
-          <w:sz w:val="22"/>
-          <w:szCs w:val="22"/>
-        </w:rPr>
-      </w:pPr>
-      <w:r>
-        <w:rPr>
-          <w:rFonts w:ascii="Calibri" w:hAnsi="Calibri" w:cs="Calibri"/>
-          <w:b/>
-          <w:bCs/>
-          <w:sz w:val="22"/>
-          <w:szCs w:val="22"/>
-        </w:rPr>
-        <w:t xml:space="preserve">Secondary Behavioral Variables (Measured during the </w:t>
-      </w:r>
-      <w:ins w:id="34" w:author="Gezen, Elif" w:date="2026-05-18T11:23:00Z" w16du:dateUtc="2026-05-18T09:23:00Z">
-        <w:r>
-          <w:rPr>
-            <w:rFonts w:ascii="Calibri" w:hAnsi="Calibri" w:cs="Calibri"/>
-            <w:b/>
-            <w:bCs/>
-            <w:sz w:val="22"/>
-            <w:szCs w:val="22"/>
-          </w:rPr>
-          <w:t xml:space="preserve">control detection </w:t>
-        </w:r>
-      </w:ins>
-      <w:commentRangeStart w:id="35"/>
-      <w:del w:id="36" w:author="Gezen, Elif" w:date="2026-05-18T11:23:00Z" w16du:dateUtc="2026-05-18T09:23:00Z">
-        <w:r>
-          <w:rPr>
-            <w:rFonts w:ascii="Calibri" w:hAnsi="Calibri" w:cs="Calibri"/>
-            <w:b/>
-            <w:bCs/>
-            <w:sz w:val="22"/>
-            <w:szCs w:val="22"/>
-          </w:rPr>
-          <w:delText>continuous tracking</w:delText>
-        </w:r>
-      </w:del>
-      <w:r>
-        <w:rPr>
-          <w:rFonts w:ascii="Calibri" w:hAnsi="Calibri" w:cs="Calibri"/>
-          <w:b/>
-          <w:bCs/>
-          <w:sz w:val="22"/>
-          <w:szCs w:val="22"/>
-        </w:rPr>
-        <w:t xml:space="preserve"> </w:t>
-      </w:r>
-      <w:commentRangeEnd w:id="35"/>
-      <w:r>
-        <w:rPr>
-          <w:rStyle w:val="CommentReference"/>
-          <w:rFonts w:ascii="Calibri" w:hAnsi="Calibri" w:cs="Calibri"/>
-          <w:b/>
-          <w:bCs/>
-          <w:sz w:val="22"/>
-          <w:szCs w:val="22"/>
-        </w:rPr>
-        <w:commentReference w:id="35"/>
-      </w:r>
-      <w:r>
-        <w:rPr>
-          <w:rFonts w:ascii="Calibri" w:hAnsi="Calibri" w:cs="Calibri"/>
-          <w:b/>
-          <w:bCs/>
-          <w:sz w:val="22"/>
-          <w:szCs w:val="22"/>
-        </w:rPr>
-        <w:t>task):</w:t>
+        <w:t>Control Detection Accuracy</w:t>
+      </w:r>
+      <w:r>
+        <w:rPr>
+          <w:sz w:val="22"/>
+          <w:szCs w:val="22"/>
+        </w:rPr>
+        <w:t>:</w:t>
+      </w:r>
+      <w:r>
+        <w:rPr>
+          <w:rFonts w:ascii="Calibri" w:hAnsi="Calibri" w:cs="Calibri"/>
+          <w:sz w:val="22"/>
+          <w:szCs w:val="22"/>
+        </w:rPr>
+        <w:t xml:space="preserve"> Participants’ accuracy in responses to the question “Which item did you control?”</w:t>
       </w:r>
     </w:p>
     <w:p>
@@ -839,7 +753,7 @@
         <w:pStyle w:val="NormalWeb"/>
         <w:numPr>
           <w:ilvl w:val="0"/>
-          <w:numId w:val="20"/>
+          <w:numId w:val="19"/>
         </w:numPr>
         <w:spacing w:before="0" w:beforeAutospacing="0"/>
         <w:rPr>
@@ -848,215 +762,47 @@
           <w:szCs w:val="22"/>
         </w:rPr>
       </w:pPr>
-      <w:ins w:id="37" w:author="Gezen, Elif" w:date="2026-05-18T11:58:00Z" w16du:dateUtc="2026-05-18T09:58:00Z">
-        <w:r>
-          <w:rPr>
-            <w:rStyle w:val="citation-254"/>
-            <w:rFonts w:ascii="Calibri" w:eastAsiaTheme="majorEastAsia" w:hAnsi="Calibri" w:cs="Calibri"/>
-            <w:b/>
-            <w:bCs/>
-            <w:sz w:val="22"/>
-            <w:szCs w:val="22"/>
-          </w:rPr>
-          <w:t>Control Detection Accuracy</w:t>
-        </w:r>
-      </w:ins>
-      <w:del w:id="38" w:author="Gezen, Elif" w:date="2026-05-18T11:58:00Z" w16du:dateUtc="2026-05-18T09:58:00Z">
-        <w:r>
-          <w:rPr>
-            <w:rStyle w:val="citation-254"/>
-            <w:rFonts w:ascii="Calibri" w:eastAsiaTheme="majorEastAsia" w:hAnsi="Calibri" w:cs="Calibri"/>
-            <w:b/>
-            <w:bCs/>
-            <w:sz w:val="22"/>
-            <w:szCs w:val="22"/>
-          </w:rPr>
-          <w:delText>Detection of Control</w:delText>
-        </w:r>
-      </w:del>
-      <w:r>
-        <w:rPr>
-          <w:rStyle w:val="citation-254"/>
+      <w:r>
+        <w:rPr>
+          <w:rStyle w:val="citation-255"/>
           <w:rFonts w:ascii="Calibri" w:eastAsiaTheme="majorEastAsia" w:hAnsi="Calibri" w:cs="Calibri"/>
           <w:b/>
           <w:bCs/>
           <w:sz w:val="22"/>
           <w:szCs w:val="22"/>
         </w:rPr>
-        <w:t>:</w:t>
-      </w:r>
-      <w:r>
-        <w:rPr>
-          <w:rStyle w:val="citation-254"/>
-          <w:rFonts w:ascii="Calibri" w:eastAsiaTheme="majorEastAsia" w:hAnsi="Calibri" w:cs="Calibri"/>
-          <w:sz w:val="22"/>
-          <w:szCs w:val="22"/>
-        </w:rPr>
-        <w:t xml:space="preserve"> </w:t>
-      </w:r>
-      <w:ins w:id="39" w:author="Gezen, Elif" w:date="2026-05-18T11:58:00Z" w16du:dateUtc="2026-05-18T09:58:00Z">
-        <w:r>
-          <w:rPr>
-            <w:rStyle w:val="citation-254"/>
-            <w:rFonts w:ascii="Calibri" w:eastAsiaTheme="majorEastAsia" w:hAnsi="Calibri" w:cs="Calibri"/>
-            <w:sz w:val="22"/>
-            <w:szCs w:val="22"/>
-          </w:rPr>
-          <w:t xml:space="preserve">Quantified using participants’ answers to </w:t>
-        </w:r>
-      </w:ins>
-      <w:del w:id="40" w:author="Gezen, Elif" w:date="2026-05-18T11:58:00Z" w16du:dateUtc="2026-05-18T09:58:00Z">
-        <w:r>
-          <w:rPr>
-            <w:rStyle w:val="citation-254"/>
-            <w:rFonts w:ascii="Calibri" w:eastAsiaTheme="majorEastAsia" w:hAnsi="Calibri" w:cs="Calibri"/>
-            <w:sz w:val="22"/>
-            <w:szCs w:val="22"/>
-          </w:rPr>
-          <w:delText>A</w:delText>
-        </w:r>
-      </w:del>
-      <w:ins w:id="41" w:author="Gezen, Elif" w:date="2026-05-18T11:58:00Z" w16du:dateUtc="2026-05-18T09:58:00Z">
-        <w:r>
-          <w:rPr>
-            <w:rStyle w:val="citation-254"/>
-            <w:rFonts w:ascii="Calibri" w:eastAsiaTheme="majorEastAsia" w:hAnsi="Calibri" w:cs="Calibri"/>
-            <w:sz w:val="22"/>
-            <w:szCs w:val="22"/>
-          </w:rPr>
-          <w:t>a</w:t>
-        </w:r>
-      </w:ins>
-      <w:r>
-        <w:rPr>
-          <w:rStyle w:val="citation-254"/>
-          <w:rFonts w:ascii="Calibri" w:eastAsiaTheme="majorEastAsia" w:hAnsi="Calibri" w:cs="Calibri"/>
-          <w:sz w:val="22"/>
-          <w:szCs w:val="22"/>
-        </w:rPr>
-        <w:t xml:space="preserve"> 2-Alternative Forced Choice (2AFC) judgment in which participants indicate which of the two moving items they believed they were controlling</w:t>
-      </w:r>
-      <w:r>
-        <w:rPr>
-          <w:rFonts w:ascii="Calibri" w:hAnsi="Calibri" w:cs="Calibri"/>
-          <w:sz w:val="22"/>
-          <w:szCs w:val="22"/>
-        </w:rPr>
-        <w:t xml:space="preserve">. </w:t>
+        <w:t>Subjective Control Ratings:</w:t>
+      </w:r>
+      <w:r>
+        <w:rPr>
+          <w:rFonts w:ascii="Calibri" w:hAnsi="Calibri" w:cs="Calibri"/>
+          <w:sz w:val="22"/>
+          <w:szCs w:val="22"/>
+        </w:rPr>
+        <w:t xml:space="preserve"> Participants’ trial-wise self-reports on a 1-7 Likert scale to the question: “How much control did you feel over the item’s movement?”</w:t>
       </w:r>
     </w:p>
     <w:p>
       <w:pPr>
         <w:pStyle w:val="NormalWeb"/>
-        <w:numPr>
-          <w:ilvl w:val="0"/>
-          <w:numId w:val="20"/>
-        </w:numPr>
         <w:spacing w:before="0" w:beforeAutospacing="0"/>
         <w:rPr>
           <w:rFonts w:ascii="Calibri" w:hAnsi="Calibri" w:cs="Calibri"/>
-          <w:sz w:val="22"/>
-          <w:szCs w:val="22"/>
-        </w:rPr>
-      </w:pPr>
-      <w:r>
-        <w:rPr>
-          <w:rStyle w:val="citation-253"/>
-          <w:rFonts w:ascii="Calibri" w:eastAsiaTheme="majorEastAsia" w:hAnsi="Calibri" w:cs="Calibri"/>
-          <w:b/>
-          <w:bCs/>
-          <w:sz w:val="22"/>
-          <w:szCs w:val="22"/>
-        </w:rPr>
-        <w:t>Subjective Control Rating:</w:t>
-      </w:r>
-      <w:r>
-        <w:rPr>
-          <w:rStyle w:val="citation-253"/>
-          <w:rFonts w:ascii="Calibri" w:eastAsiaTheme="majorEastAsia" w:hAnsi="Calibri" w:cs="Calibri"/>
-          <w:sz w:val="22"/>
-          <w:szCs w:val="22"/>
-        </w:rPr>
-        <w:t xml:space="preserve"> </w:t>
-      </w:r>
-      <w:commentRangeStart w:id="42"/>
-      <w:r>
-        <w:rPr>
-          <w:rStyle w:val="citation-253"/>
-          <w:rFonts w:ascii="Calibri" w:eastAsiaTheme="majorEastAsia" w:hAnsi="Calibri" w:cs="Calibri"/>
-          <w:sz w:val="22"/>
-          <w:szCs w:val="22"/>
-        </w:rPr>
-        <w:t>A self-reported rating on a 1–7 scale indicating the degree of control the participant felt over the</w:t>
-      </w:r>
-      <w:ins w:id="43" w:author="Gezen, Elif" w:date="2026-05-18T12:00:00Z" w16du:dateUtc="2026-05-18T10:00:00Z">
-        <w:r>
-          <w:rPr>
-            <w:rStyle w:val="citation-253"/>
-            <w:rFonts w:ascii="Calibri" w:eastAsiaTheme="majorEastAsia" w:hAnsi="Calibri" w:cs="Calibri"/>
-            <w:sz w:val="22"/>
-            <w:szCs w:val="22"/>
-          </w:rPr>
-          <w:t xml:space="preserve"> movement of the item on screen</w:t>
-        </w:r>
-      </w:ins>
-      <w:del w:id="44" w:author="Gezen, Elif" w:date="2026-05-18T12:00:00Z" w16du:dateUtc="2026-05-18T10:00:00Z">
-        <w:r>
-          <w:rPr>
-            <w:rStyle w:val="citation-253"/>
-            <w:rFonts w:ascii="Calibri" w:eastAsiaTheme="majorEastAsia" w:hAnsi="Calibri" w:cs="Calibri"/>
-            <w:sz w:val="22"/>
-            <w:szCs w:val="22"/>
-          </w:rPr>
-          <w:delText>ir chosen item</w:delText>
-        </w:r>
-        <w:r>
-          <w:rPr>
-            <w:rFonts w:ascii="Calibri" w:hAnsi="Calibri" w:cs="Calibri"/>
-            <w:sz w:val="22"/>
-            <w:szCs w:val="22"/>
-          </w:rPr>
-          <w:delText>.</w:delText>
-        </w:r>
-      </w:del>
-      <w:r>
-        <w:rPr>
-          <w:rFonts w:ascii="Calibri" w:hAnsi="Calibri" w:cs="Calibri"/>
-          <w:sz w:val="22"/>
-          <w:szCs w:val="22"/>
-        </w:rPr>
-        <w:t xml:space="preserve"> </w:t>
-      </w:r>
-      <w:commentRangeEnd w:id="42"/>
-      <w:r>
-        <w:rPr>
-          <w:rStyle w:val="CommentReference"/>
-          <w:rFonts w:ascii="Calibri" w:hAnsi="Calibri" w:cs="Calibri"/>
-          <w:sz w:val="22"/>
-          <w:szCs w:val="22"/>
-        </w:rPr>
-        <w:commentReference w:id="42"/>
-      </w:r>
-    </w:p>
-    <w:p>
-      <w:pPr>
-        <w:pStyle w:val="NormalWeb"/>
-        <w:spacing w:before="0" w:beforeAutospacing="0"/>
-        <w:rPr>
-          <w:rFonts w:ascii="Calibri" w:hAnsi="Calibri" w:cs="Calibri"/>
-          <w:sz w:val="22"/>
-          <w:szCs w:val="22"/>
-        </w:rPr>
-      </w:pPr>
-      <w:r>
-        <w:rPr>
-          <w:rFonts w:ascii="Calibri" w:hAnsi="Calibri" w:cs="Calibri"/>
-          <w:b/>
-          <w:bCs/>
-          <w:sz w:val="22"/>
-          <w:szCs w:val="22"/>
-        </w:rPr>
-        <w:t>Neurophysiological Dependent Variables (EEG):</w:t>
+          <w:i/>
+          <w:iCs/>
+          <w:sz w:val="22"/>
+          <w:szCs w:val="22"/>
+        </w:rPr>
+      </w:pPr>
+      <w:r>
+        <w:rPr>
+          <w:rFonts w:ascii="Calibri" w:hAnsi="Calibri" w:cs="Calibri"/>
+          <w:i/>
+          <w:iCs/>
+          <w:sz w:val="22"/>
+          <w:szCs w:val="22"/>
+        </w:rPr>
+        <w:t>Neurophysiological Dependent Variables:</w:t>
       </w:r>
     </w:p>
     <w:p>
@@ -1068,445 +814,20 @@
         </w:numPr>
         <w:spacing w:before="0" w:beforeAutospacing="0"/>
         <w:rPr>
-          <w:ins w:id="45" w:author="Gezen, Elif" w:date="2026-05-18T12:02:00Z" w16du:dateUtc="2026-05-18T10:02:00Z"/>
-          <w:rFonts w:ascii="Calibri" w:hAnsi="Calibri" w:cs="Calibri"/>
-          <w:sz w:val="22"/>
-          <w:szCs w:val="22"/>
-        </w:rPr>
-      </w:pPr>
-      <w:ins w:id="46" w:author="Gezen, Elif" w:date="2026-05-18T12:02:00Z" w16du:dateUtc="2026-05-18T10:02:00Z">
-        <w:r>
-          <w:rPr>
-            <w:rStyle w:val="citation-252"/>
-            <w:rFonts w:ascii="Calibri" w:eastAsiaTheme="majorEastAsia" w:hAnsi="Calibri" w:cs="Calibri"/>
-            <w:b/>
-            <w:bCs/>
-            <w:sz w:val="22"/>
-            <w:szCs w:val="22"/>
-          </w:rPr>
-          <w:t>ERP (</w:t>
-        </w:r>
-      </w:ins>
+          <w:rStyle w:val="citation-252"/>
+          <w:rFonts w:ascii="Calibri" w:hAnsi="Calibri" w:cs="Calibri"/>
+          <w:sz w:val="22"/>
+          <w:szCs w:val="22"/>
+        </w:rPr>
+      </w:pPr>
       <w:r>
         <w:rPr>
           <w:rStyle w:val="citation-252"/>
           <w:rFonts w:ascii="Calibri" w:eastAsiaTheme="majorEastAsia" w:hAnsi="Calibri" w:cs="Calibri"/>
-          <w:b/>
-          <w:bCs/>
-          <w:sz w:val="22"/>
-          <w:szCs w:val="22"/>
-        </w:rPr>
-        <w:t>P500</w:t>
-      </w:r>
-      <w:ins w:id="47" w:author="Gezen, Elif" w:date="2026-05-18T12:03:00Z" w16du:dateUtc="2026-05-18T10:03:00Z">
-        <w:r>
-          <w:rPr>
-            <w:rStyle w:val="citation-252"/>
-            <w:rFonts w:ascii="Calibri" w:eastAsiaTheme="majorEastAsia" w:hAnsi="Calibri" w:cs="Calibri"/>
-            <w:b/>
-            <w:bCs/>
-            <w:sz w:val="22"/>
-            <w:szCs w:val="22"/>
-          </w:rPr>
-          <w:t>)</w:t>
-        </w:r>
-      </w:ins>
-      <w:r>
-        <w:rPr>
-          <w:rStyle w:val="citation-252"/>
-          <w:rFonts w:ascii="Calibri" w:eastAsiaTheme="majorEastAsia" w:hAnsi="Calibri" w:cs="Calibri"/>
-          <w:b/>
-          <w:bCs/>
-          <w:sz w:val="22"/>
-          <w:szCs w:val="22"/>
-        </w:rPr>
-        <w:t xml:space="preserve"> Amplitudes:</w:t>
-      </w:r>
-      <w:r>
-        <w:rPr>
-          <w:rStyle w:val="citation-252"/>
-          <w:rFonts w:ascii="Calibri" w:eastAsiaTheme="majorEastAsia" w:hAnsi="Calibri" w:cs="Calibri"/>
-          <w:sz w:val="22"/>
-          <w:szCs w:val="22"/>
-        </w:rPr>
-        <w:t xml:space="preserve"> Movement-onset locked </w:t>
-      </w:r>
-      <w:ins w:id="48" w:author="Gezen, Elif" w:date="2026-05-18T12:03:00Z" w16du:dateUtc="2026-05-18T10:03:00Z">
-        <w:r>
-          <w:rPr>
-            <w:rStyle w:val="citation-252"/>
-            <w:rFonts w:ascii="Calibri" w:eastAsiaTheme="majorEastAsia" w:hAnsi="Calibri" w:cs="Calibri"/>
-            <w:sz w:val="22"/>
-            <w:szCs w:val="22"/>
-          </w:rPr>
-          <w:t xml:space="preserve">P500 amplitudes </w:t>
-        </w:r>
-      </w:ins>
-      <w:r>
-        <w:rPr>
-          <w:rStyle w:val="citation-252"/>
-          <w:rFonts w:ascii="Calibri" w:eastAsiaTheme="majorEastAsia" w:hAnsi="Calibri" w:cs="Calibri"/>
-          <w:sz w:val="22"/>
-          <w:szCs w:val="22"/>
-        </w:rPr>
-        <w:t xml:space="preserve">event-related potentials (ERPs) analyzed across </w:t>
-      </w:r>
-      <w:ins w:id="49" w:author="Gezen, Elif" w:date="2026-05-18T12:03:00Z" w16du:dateUtc="2026-05-18T10:03:00Z">
-        <w:r>
-          <w:rPr>
-            <w:rStyle w:val="citation-252"/>
-            <w:rFonts w:ascii="Calibri" w:eastAsiaTheme="majorEastAsia" w:hAnsi="Calibri" w:cs="Calibri"/>
-            <w:sz w:val="22"/>
-            <w:szCs w:val="22"/>
-          </w:rPr>
-          <w:t xml:space="preserve">high and low motor control conditions. </w:t>
-        </w:r>
-      </w:ins>
-      <w:del w:id="50" w:author="Gezen, Elif" w:date="2026-05-18T12:03:00Z" w16du:dateUtc="2026-05-18T10:03:00Z">
-        <w:r>
-          <w:rPr>
-            <w:rStyle w:val="citation-252"/>
-            <w:rFonts w:ascii="Calibri" w:eastAsiaTheme="majorEastAsia" w:hAnsi="Calibri" w:cs="Calibri"/>
-            <w:sz w:val="22"/>
-            <w:szCs w:val="22"/>
-          </w:rPr>
-          <w:delText xml:space="preserve">the </w:delText>
-        </w:r>
-        <w:commentRangeStart w:id="51"/>
-        <w:commentRangeStart w:id="52"/>
-        <w:r>
-          <w:rPr>
-            <w:rStyle w:val="citation-252"/>
-            <w:rFonts w:ascii="Calibri" w:eastAsiaTheme="majorEastAsia" w:hAnsi="Calibri" w:cs="Calibri"/>
-            <w:sz w:val="22"/>
-            <w:szCs w:val="22"/>
-          </w:rPr>
-          <w:delText>varying levels of sensorimotor control</w:delText>
-        </w:r>
-        <w:commentRangeEnd w:id="51"/>
-        <w:r>
-          <w:rPr>
-            <w:rStyle w:val="CommentReference"/>
-            <w:rFonts w:ascii="Calibri" w:hAnsi="Calibri" w:cs="Calibri"/>
-            <w:sz w:val="22"/>
-            <w:szCs w:val="22"/>
-          </w:rPr>
-          <w:commentReference w:id="51"/>
-        </w:r>
-      </w:del>
-      <w:commentRangeEnd w:id="52"/>
-      <w:r>
-        <w:rPr>
-          <w:rStyle w:val="CommentReference"/>
-          <w:rFonts w:ascii="Calibri" w:hAnsi="Calibri" w:cs="Calibri"/>
-          <w:sz w:val="22"/>
-          <w:szCs w:val="22"/>
-        </w:rPr>
-        <w:commentReference w:id="52"/>
-      </w:r>
-      <w:r>
-        <w:rPr>
-          <w:rFonts w:ascii="Calibri" w:hAnsi="Calibri" w:cs="Calibri"/>
-          <w:sz w:val="22"/>
-          <w:szCs w:val="22"/>
-        </w:rPr>
-        <w:t xml:space="preserve">. </w:t>
-      </w:r>
-      <w:r>
-        <w:rPr>
-          <w:rFonts w:ascii="Calibri" w:hAnsi="Calibri" w:cs="Calibri"/>
-          <w:b/>
-          <w:bCs/>
-          <w:lang w:val="en-GB"/>
-        </w:rPr>
-        <w:br/>
-      </w:r>
-    </w:p>
-    <w:p>
-      <w:pPr>
-        <w:pStyle w:val="NormalWeb"/>
-        <w:spacing w:before="0" w:beforeAutospacing="0"/>
-        <w:rPr>
-          <w:rFonts w:ascii="Calibri" w:hAnsi="Calibri" w:cs="Calibri"/>
-          <w:sz w:val="22"/>
-          <w:szCs w:val="22"/>
-        </w:rPr>
-        <w:pPrChange w:id="53" w:author="Gezen, Elif" w:date="2026-05-18T12:02:00Z" w16du:dateUtc="2026-05-18T10:02:00Z">
-          <w:pPr>
-            <w:pStyle w:val="NormalWeb"/>
-            <w:numPr>
-              <w:numId w:val="21"/>
-            </w:numPr>
-            <w:tabs>
-              <w:tab w:val="num" w:pos="720"/>
-            </w:tabs>
-            <w:spacing w:before="0" w:beforeAutospacing="0"/>
-            <w:ind w:left="720" w:hanging="360"/>
-          </w:pPr>
-        </w:pPrChange>
-      </w:pPr>
-      <w:r>
-        <w:rPr>
-          <w:rFonts w:ascii="Calibri" w:hAnsi="Calibri" w:cs="Calibri"/>
-          <w:b/>
-          <w:bCs/>
-          <w:lang w:val="en-GB"/>
-        </w:rPr>
-        <w:t>4) Conditions</w:t>
-      </w:r>
-      <w:r>
-        <w:rPr>
-          <w:rFonts w:ascii="Calibri" w:hAnsi="Calibri" w:cs="Calibri"/>
-          <w:lang w:val="en-GB"/>
-        </w:rPr>
-        <w:t> How many and which conditions will participants be assigned to?</w:t>
-      </w:r>
-    </w:p>
-    <w:p>
-      <w:pPr>
-        <w:pStyle w:val="NormalWeb"/>
-        <w:rPr>
-          <w:rFonts w:ascii="Calibri" w:hAnsi="Calibri" w:cs="Calibri"/>
-          <w:sz w:val="22"/>
-          <w:szCs w:val="22"/>
-        </w:rPr>
-      </w:pPr>
-      <w:commentRangeStart w:id="54"/>
-      <w:commentRangeStart w:id="55"/>
-      <w:r>
-        <w:rPr>
-          <w:rFonts w:ascii="Calibri" w:hAnsi="Calibri" w:cs="Calibri"/>
-          <w:sz w:val="22"/>
-          <w:szCs w:val="22"/>
-        </w:rPr>
-        <w:lastRenderedPageBreak/>
-        <w:t>Participants will experience two within-subject conditions</w:t>
-      </w:r>
-      <w:ins w:id="56" w:author="Gezen, Elif" w:date="2026-05-18T12:04:00Z" w16du:dateUtc="2026-05-18T10:04:00Z">
-        <w:r>
-          <w:rPr>
-            <w:rFonts w:ascii="Calibri" w:hAnsi="Calibri" w:cs="Calibri"/>
-            <w:sz w:val="22"/>
-            <w:szCs w:val="22"/>
-          </w:rPr>
-          <w:t xml:space="preserve">: high </w:t>
-        </w:r>
-      </w:ins>
-      <w:ins w:id="57" w:author="Gezen, Elif" w:date="2026-05-18T12:05:00Z" w16du:dateUtc="2026-05-18T10:05:00Z">
-        <w:r>
-          <w:rPr>
-            <w:rFonts w:ascii="Calibri" w:hAnsi="Calibri" w:cs="Calibri"/>
-            <w:sz w:val="22"/>
-            <w:szCs w:val="22"/>
-          </w:rPr>
-          <w:t xml:space="preserve">motor </w:t>
-        </w:r>
-      </w:ins>
-      <w:ins w:id="58" w:author="Gezen, Elif" w:date="2026-05-18T12:04:00Z" w16du:dateUtc="2026-05-18T10:04:00Z">
-        <w:r>
-          <w:rPr>
-            <w:rFonts w:ascii="Calibri" w:hAnsi="Calibri" w:cs="Calibri"/>
-            <w:sz w:val="22"/>
-            <w:szCs w:val="22"/>
-          </w:rPr>
-          <w:t xml:space="preserve">control and low </w:t>
-        </w:r>
-      </w:ins>
-      <w:ins w:id="59" w:author="Gezen, Elif" w:date="2026-05-18T12:05:00Z" w16du:dateUtc="2026-05-18T10:05:00Z">
-        <w:r>
-          <w:rPr>
-            <w:rFonts w:ascii="Calibri" w:hAnsi="Calibri" w:cs="Calibri"/>
-            <w:sz w:val="22"/>
-            <w:szCs w:val="22"/>
-          </w:rPr>
-          <w:t xml:space="preserve">motor </w:t>
-        </w:r>
-      </w:ins>
-      <w:ins w:id="60" w:author="Gezen, Elif" w:date="2026-05-18T12:04:00Z" w16du:dateUtc="2026-05-18T10:04:00Z">
-        <w:r>
-          <w:rPr>
-            <w:rFonts w:ascii="Calibri" w:hAnsi="Calibri" w:cs="Calibri"/>
-            <w:sz w:val="22"/>
-            <w:szCs w:val="22"/>
-          </w:rPr>
-          <w:t>control</w:t>
-        </w:r>
-      </w:ins>
-      <w:r>
-        <w:rPr>
-          <w:rFonts w:ascii="Calibri" w:hAnsi="Calibri" w:cs="Calibri"/>
-          <w:sz w:val="22"/>
-          <w:szCs w:val="22"/>
-        </w:rPr>
-        <w:t>.</w:t>
-      </w:r>
-      <w:ins w:id="61" w:author="Gezen, Elif" w:date="2026-05-18T12:05:00Z" w16du:dateUtc="2026-05-18T10:05:00Z">
-        <w:r>
-          <w:rPr>
-            <w:rFonts w:ascii="Calibri" w:hAnsi="Calibri" w:cs="Calibri"/>
-            <w:sz w:val="22"/>
-            <w:szCs w:val="22"/>
-          </w:rPr>
-          <w:t xml:space="preserve"> The degree of motor control will be altered </w:t>
-        </w:r>
-      </w:ins>
-      <w:ins w:id="62" w:author="Gezen, Elif" w:date="2026-05-18T12:06:00Z" w16du:dateUtc="2026-05-18T10:06:00Z">
-        <w:r>
-          <w:rPr>
-            <w:rFonts w:ascii="Calibri" w:hAnsi="Calibri" w:cs="Calibri"/>
-            <w:sz w:val="22"/>
-            <w:szCs w:val="22"/>
-          </w:rPr>
-          <w:t xml:space="preserve">via intermixing participants self-motion (of the cursor) with pre-recorded cursor trajectories. The </w:t>
-        </w:r>
-      </w:ins>
-      <w:ins w:id="63" w:author="Gezen, Elif" w:date="2026-05-18T12:07:00Z" w16du:dateUtc="2026-05-18T10:07:00Z">
-        <w:r>
-          <w:rPr>
-            <w:rFonts w:ascii="Calibri" w:hAnsi="Calibri" w:cs="Calibri"/>
-            <w:sz w:val="22"/>
-            <w:szCs w:val="22"/>
-          </w:rPr>
-          <w:t xml:space="preserve">proportion of self-motion is what determines </w:t>
-        </w:r>
-        <w:r>
-          <w:rPr>
-            <w:rFonts w:ascii="Calibri" w:hAnsi="Calibri" w:cs="Calibri"/>
-            <w:sz w:val="22"/>
-            <w:szCs w:val="22"/>
-          </w:rPr>
-          <w:t xml:space="preserve">the degree of control over the cursor, where </w:t>
-        </w:r>
-      </w:ins>
-      <w:ins w:id="64" w:author="Gezen, Elif" w:date="2026-05-18T12:09:00Z" w16du:dateUtc="2026-05-18T10:09:00Z">
-        <w:r>
-          <w:rPr>
-            <w:rFonts w:ascii="Calibri" w:hAnsi="Calibri" w:cs="Calibri"/>
-            <w:sz w:val="22"/>
-            <w:szCs w:val="22"/>
-          </w:rPr>
-          <w:t xml:space="preserve">higher </w:t>
-        </w:r>
-      </w:ins>
-      <w:ins w:id="65" w:author="Gezen, Elif" w:date="2026-05-18T12:10:00Z" w16du:dateUtc="2026-05-18T10:10:00Z">
-        <w:r>
-          <w:rPr>
-            <w:rFonts w:ascii="Calibri" w:hAnsi="Calibri" w:cs="Calibri"/>
-            <w:sz w:val="22"/>
-            <w:szCs w:val="22"/>
-          </w:rPr>
-          <w:t>proportion of self-motion entails higher control over item.</w:t>
-        </w:r>
-      </w:ins>
-      <w:del w:id="66" w:author="Gezen, Elif" w:date="2026-05-18T12:05:00Z" w16du:dateUtc="2026-05-18T10:05:00Z">
-        <w:r>
-          <w:rPr>
-            <w:rFonts w:ascii="Calibri" w:hAnsi="Calibri" w:cs="Calibri"/>
-            <w:sz w:val="22"/>
-            <w:szCs w:val="22"/>
-          </w:rPr>
-          <w:delText xml:space="preserve"> </w:delText>
-        </w:r>
-      </w:del>
-      <w:ins w:id="67" w:author="Gezen, Elif" w:date="2026-05-18T12:19:00Z" w16du:dateUtc="2026-05-18T10:19:00Z">
-        <w:r>
-          <w:rPr>
-            <w:rFonts w:ascii="Calibri" w:hAnsi="Calibri" w:cs="Calibri"/>
-            <w:sz w:val="22"/>
-            <w:szCs w:val="22"/>
-          </w:rPr>
-          <w:t xml:space="preserve">As control increases, the possibility that participants correctly detect which item they control also increases. </w:t>
-        </w:r>
-      </w:ins>
-      <w:ins w:id="68" w:author="Gezen, Elif" w:date="2026-05-18T12:21:00Z" w16du:dateUtc="2026-05-18T10:21:00Z">
-        <w:r>
-          <w:rPr>
-            <w:rFonts w:ascii="Calibri" w:hAnsi="Calibri" w:cs="Calibri"/>
-            <w:sz w:val="22"/>
-            <w:szCs w:val="22"/>
-          </w:rPr>
-          <w:t xml:space="preserve">In return, by aiming for </w:t>
-        </w:r>
-      </w:ins>
-      <w:ins w:id="69" w:author="Gezen, Elif" w:date="2026-05-18T12:23:00Z" w16du:dateUtc="2026-05-18T10:23:00Z">
-        <w:r>
-          <w:rPr>
-            <w:rFonts w:ascii="Calibri" w:hAnsi="Calibri" w:cs="Calibri"/>
-            <w:sz w:val="22"/>
-            <w:szCs w:val="22"/>
-          </w:rPr>
-          <w:t>a certain detection accuracy in each condition, we can cre</w:t>
-        </w:r>
-      </w:ins>
-      <w:ins w:id="70" w:author="Gezen, Elif" w:date="2026-05-18T12:24:00Z" w16du:dateUtc="2026-05-18T10:24:00Z">
-        <w:r>
-          <w:rPr>
-            <w:rFonts w:ascii="Calibri" w:hAnsi="Calibri" w:cs="Calibri"/>
-            <w:sz w:val="22"/>
-            <w:szCs w:val="22"/>
-          </w:rPr>
-          <w:t xml:space="preserve">ate conditions that are similarly difficult across participants. Accordingly, we created two conditions: </w:t>
-        </w:r>
-      </w:ins>
-      <w:del w:id="71" w:author="Gezen, Elif" w:date="2026-05-18T12:19:00Z" w16du:dateUtc="2026-05-18T10:19:00Z">
-        <w:r>
-          <w:rPr>
-            <w:rStyle w:val="citation-278"/>
-            <w:rFonts w:ascii="Calibri" w:eastAsiaTheme="majorEastAsia" w:hAnsi="Calibri" w:cs="Calibri"/>
-            <w:sz w:val="22"/>
-            <w:szCs w:val="22"/>
-          </w:rPr>
-          <w:delText>To</w:delText>
-        </w:r>
-      </w:del>
-      <w:del w:id="72" w:author="Gezen, Elif" w:date="2026-05-18T12:24:00Z" w16du:dateUtc="2026-05-18T10:24:00Z">
-        <w:r>
-          <w:rPr>
-            <w:rStyle w:val="citation-278"/>
-            <w:rFonts w:ascii="Calibri" w:eastAsiaTheme="majorEastAsia" w:hAnsi="Calibri" w:cs="Calibri"/>
-            <w:sz w:val="22"/>
-            <w:szCs w:val="22"/>
-          </w:rPr>
-          <w:delText xml:space="preserve"> </w:delText>
-        </w:r>
-      </w:del>
-      <w:del w:id="73" w:author="Gezen, Elif" w:date="2026-05-18T12:25:00Z" w16du:dateUtc="2026-05-18T10:25:00Z">
-        <w:r>
-          <w:rPr>
-            <w:rStyle w:val="citation-278"/>
-            <w:rFonts w:ascii="Calibri" w:eastAsiaTheme="majorEastAsia" w:hAnsi="Calibri" w:cs="Calibri"/>
-            <w:sz w:val="22"/>
-            <w:szCs w:val="22"/>
-          </w:rPr>
-          <w:delText>ensure un</w:delText>
-        </w:r>
-      </w:del>
-      <w:del w:id="74" w:author="Gezen, Elif" w:date="2026-05-18T12:26:00Z" w16du:dateUtc="2026-05-18T10:26:00Z">
-        <w:r>
-          <w:rPr>
-            <w:rStyle w:val="citation-278"/>
-            <w:rFonts w:ascii="Calibri" w:eastAsiaTheme="majorEastAsia" w:hAnsi="Calibri" w:cs="Calibri"/>
-            <w:sz w:val="22"/>
-            <w:szCs w:val="22"/>
-          </w:rPr>
-          <w:delText>iform difficulty across the sample, the proportion of control is individually titrated for each participant during an initial calibration phase using a Quest Plus staircase procedure</w:delText>
-        </w:r>
-        <w:r>
-          <w:rPr>
-            <w:rFonts w:ascii="Calibri" w:hAnsi="Calibri" w:cs="Calibri"/>
-            <w:sz w:val="22"/>
-            <w:szCs w:val="22"/>
-          </w:rPr>
-          <w:delText xml:space="preserve">. </w:delText>
-        </w:r>
-      </w:del>
-      <w:r>
-        <w:rPr>
-          <w:rFonts w:ascii="Calibri" w:hAnsi="Calibri" w:cs="Calibri"/>
-          <w:sz w:val="22"/>
-          <w:szCs w:val="22"/>
-        </w:rPr>
-        <w:t xml:space="preserve">This yields two distinct conditions for each individual: </w:t>
+          <w:sz w:val="22"/>
+          <w:szCs w:val="22"/>
+        </w:rPr>
+        <w:t>ERP Amplitudes (movement-onset locked P500)</w:t>
       </w:r>
     </w:p>
     <w:p>
@@ -1514,11 +835,302 @@
         <w:pStyle w:val="NormalWeb"/>
         <w:numPr>
           <w:ilvl w:val="0"/>
-          <w:numId w:val="22"/>
+          <w:numId w:val="21"/>
         </w:numPr>
-        <w:rPr>
-          <w:del w:id="75" w:author="Gezen, Elif" w:date="2026-05-18T12:25:00Z" w16du:dateUtc="2026-05-18T10:25:00Z"/>
-          <w:rFonts w:ascii="Calibri" w:hAnsi="Calibri" w:cs="Calibri"/>
+        <w:spacing w:before="0" w:beforeAutospacing="0"/>
+        <w:rPr>
+          <w:rFonts w:ascii="Calibri" w:hAnsi="Calibri" w:cs="Calibri"/>
+          <w:sz w:val="22"/>
+          <w:szCs w:val="22"/>
+        </w:rPr>
+      </w:pPr>
+      <w:r>
+        <w:rPr>
+          <w:rStyle w:val="citation-252"/>
+          <w:rFonts w:ascii="Calibri" w:eastAsiaTheme="majorEastAsia" w:hAnsi="Calibri" w:cs="Calibri"/>
+          <w:sz w:val="22"/>
+          <w:szCs w:val="22"/>
+        </w:rPr>
+        <w:t>Alpha / beta amplitudes during encoding and recognition</w:t>
+      </w:r>
+      <w:r>
+        <w:rPr>
+          <w:rFonts w:ascii="Calibri" w:hAnsi="Calibri" w:cs="Calibri"/>
+          <w:b/>
+          <w:bCs/>
+          <w:sz w:val="22"/>
+          <w:szCs w:val="22"/>
+          <w:lang w:val="en-GB"/>
+        </w:rPr>
+        <w:br/>
+      </w:r>
+    </w:p>
+    <w:p>
+      <w:pPr>
+        <w:pStyle w:val="NormalWeb"/>
+        <w:spacing w:before="0" w:beforeAutospacing="0"/>
+        <w:rPr>
+          <w:rFonts w:ascii="Calibri" w:hAnsi="Calibri" w:cs="Calibri"/>
+          <w:sz w:val="22"/>
+          <w:szCs w:val="22"/>
+        </w:rPr>
+      </w:pPr>
+      <w:r>
+        <w:rPr>
+          <w:rFonts w:ascii="Calibri" w:hAnsi="Calibri" w:cs="Calibri"/>
+          <w:b/>
+          <w:bCs/>
+          <w:sz w:val="22"/>
+          <w:szCs w:val="22"/>
+          <w:lang w:val="en-GB"/>
+        </w:rPr>
+        <w:t>4) Conditions</w:t>
+      </w:r>
+      <w:r>
+        <w:rPr>
+          <w:rFonts w:ascii="Calibri" w:hAnsi="Calibri" w:cs="Calibri"/>
+          <w:sz w:val="22"/>
+          <w:szCs w:val="22"/>
+          <w:lang w:val="en-GB"/>
+        </w:rPr>
+        <w:t> </w:t>
+      </w:r>
+    </w:p>
+    <w:p>
+      <w:pPr>
+        <w:pStyle w:val="NormalWeb"/>
+        <w:rPr>
+          <w:rFonts w:ascii="Calibri" w:hAnsi="Calibri" w:cs="Calibri"/>
+          <w:sz w:val="22"/>
+          <w:szCs w:val="22"/>
+        </w:rPr>
+      </w:pPr>
+      <w:r>
+        <w:rPr>
+          <w:rFonts w:ascii="Calibri" w:hAnsi="Calibri" w:cs="Calibri"/>
+          <w:sz w:val="22"/>
+          <w:szCs w:val="22"/>
+        </w:rPr>
+        <w:t>Participants will experience two within-subject conditions</w:t>
+      </w:r>
+      <w:r>
+        <w:rPr>
+          <w:rFonts w:ascii="Calibri" w:hAnsi="Calibri" w:cs="Calibri"/>
+          <w:sz w:val="22"/>
+          <w:szCs w:val="22"/>
+        </w:rPr>
+        <w:t>: high motor control and low motor control</w:t>
+      </w:r>
+      <w:r>
+        <w:rPr>
+          <w:rFonts w:ascii="Calibri" w:hAnsi="Calibri" w:cs="Calibri"/>
+          <w:sz w:val="22"/>
+          <w:szCs w:val="22"/>
+        </w:rPr>
+        <w:t>.</w:t>
+      </w:r>
+      <w:r>
+        <w:rPr>
+          <w:rFonts w:ascii="Calibri" w:hAnsi="Calibri" w:cs="Calibri"/>
+          <w:sz w:val="22"/>
+          <w:szCs w:val="22"/>
+        </w:rPr>
+        <w:t xml:space="preserve"> </w:t>
+      </w:r>
+    </w:p>
+    <w:p>
+      <w:pPr>
+        <w:pStyle w:val="NormalWeb"/>
+        <w:rPr>
+          <w:rFonts w:ascii="Calibri" w:hAnsi="Calibri" w:cs="Calibri"/>
+          <w:sz w:val="22"/>
+          <w:szCs w:val="22"/>
+        </w:rPr>
+      </w:pPr>
+      <w:r>
+        <w:rPr>
+          <w:rFonts w:ascii="Calibri" w:hAnsi="Calibri" w:cs="Calibri"/>
+          <w:sz w:val="22"/>
+          <w:szCs w:val="22"/>
+        </w:rPr>
+        <w:t xml:space="preserve">The degree of motor control will be altered via intermixing participants self-motion (of the cursor) with pre-recorded cursor trajectories. The proportion of self-motion is what determines </w:t>
+      </w:r>
+      <w:r>
+        <w:rPr>
+          <w:rFonts w:ascii="Calibri" w:hAnsi="Calibri" w:cs="Calibri"/>
+          <w:sz w:val="22"/>
+          <w:szCs w:val="22"/>
+        </w:rPr>
+        <w:t>the degree of control over the cursor, where higher proportion of self-motion entails higher control over item</w:t>
+      </w:r>
+      <w:r>
+        <w:rPr>
+          <w:rFonts w:ascii="Calibri" w:hAnsi="Calibri" w:cs="Calibri"/>
+          <w:sz w:val="22"/>
+          <w:szCs w:val="22"/>
+        </w:rPr>
+        <w:t>, and vice-versa</w:t>
+      </w:r>
+      <w:r>
+        <w:rPr>
+          <w:rFonts w:ascii="Calibri" w:hAnsi="Calibri" w:cs="Calibri"/>
+          <w:sz w:val="22"/>
+          <w:szCs w:val="22"/>
+        </w:rPr>
+        <w:t>.</w:t>
+      </w:r>
+      <w:r>
+        <w:rPr>
+          <w:rFonts w:ascii="Calibri" w:hAnsi="Calibri" w:cs="Calibri"/>
+          <w:sz w:val="22"/>
+          <w:szCs w:val="22"/>
+        </w:rPr>
+        <w:t xml:space="preserve"> </w:t>
+      </w:r>
+      <w:r>
+        <w:rPr>
+          <w:rFonts w:ascii="Calibri" w:hAnsi="Calibri" w:cs="Calibri"/>
+          <w:sz w:val="22"/>
+          <w:szCs w:val="22"/>
+        </w:rPr>
+        <w:t xml:space="preserve">As </w:t>
+      </w:r>
+      <w:r>
+        <w:rPr>
+          <w:rFonts w:ascii="Calibri" w:hAnsi="Calibri" w:cs="Calibri"/>
+          <w:sz w:val="22"/>
+          <w:szCs w:val="22"/>
+        </w:rPr>
+        <w:t xml:space="preserve">motor </w:t>
+      </w:r>
+      <w:r>
+        <w:rPr>
+          <w:rFonts w:ascii="Calibri" w:hAnsi="Calibri" w:cs="Calibri"/>
+          <w:sz w:val="22"/>
+          <w:szCs w:val="22"/>
+        </w:rPr>
+        <w:t xml:space="preserve">control increases, </w:t>
+      </w:r>
+      <w:r>
+        <w:rPr>
+          <w:rFonts w:ascii="Calibri" w:hAnsi="Calibri" w:cs="Calibri"/>
+          <w:sz w:val="22"/>
+          <w:szCs w:val="22"/>
+        </w:rPr>
+        <w:t>it’s easier for participants to detect which of the two items on the screen is the one they control</w:t>
+      </w:r>
+      <w:r>
+        <w:rPr>
+          <w:rFonts w:ascii="Calibri" w:hAnsi="Calibri" w:cs="Calibri"/>
+          <w:sz w:val="22"/>
+          <w:szCs w:val="22"/>
+        </w:rPr>
+        <w:t xml:space="preserve">. In return, by aiming for </w:t>
+      </w:r>
+      <w:r>
+        <w:rPr>
+          <w:rFonts w:ascii="Calibri" w:hAnsi="Calibri" w:cs="Calibri"/>
+          <w:sz w:val="22"/>
+          <w:szCs w:val="22"/>
+        </w:rPr>
+        <w:t xml:space="preserve">each participant to reach </w:t>
+      </w:r>
+      <w:r>
+        <w:rPr>
+          <w:rFonts w:ascii="Calibri" w:hAnsi="Calibri" w:cs="Calibri"/>
+          <w:sz w:val="22"/>
+          <w:szCs w:val="22"/>
+        </w:rPr>
+        <w:t>a certain detection accuracy in</w:t>
+      </w:r>
+      <w:r>
+        <w:rPr>
+          <w:rFonts w:ascii="Calibri" w:hAnsi="Calibri" w:cs="Calibri"/>
+          <w:sz w:val="22"/>
+          <w:szCs w:val="22"/>
+        </w:rPr>
+        <w:t xml:space="preserve"> the control detection task for</w:t>
+      </w:r>
+      <w:r>
+        <w:rPr>
+          <w:rFonts w:ascii="Calibri" w:hAnsi="Calibri" w:cs="Calibri"/>
+          <w:sz w:val="22"/>
+          <w:szCs w:val="22"/>
+        </w:rPr>
+        <w:t xml:space="preserve"> each </w:t>
+      </w:r>
+      <w:r>
+        <w:rPr>
+          <w:rFonts w:ascii="Calibri" w:hAnsi="Calibri" w:cs="Calibri"/>
+          <w:sz w:val="22"/>
+          <w:szCs w:val="22"/>
+        </w:rPr>
+        <w:t xml:space="preserve">of the two </w:t>
+      </w:r>
+      <w:r>
+        <w:rPr>
+          <w:rFonts w:ascii="Calibri" w:hAnsi="Calibri" w:cs="Calibri"/>
+          <w:sz w:val="22"/>
+          <w:szCs w:val="22"/>
+        </w:rPr>
+        <w:t>condition</w:t>
+      </w:r>
+      <w:r>
+        <w:rPr>
+          <w:rFonts w:ascii="Calibri" w:hAnsi="Calibri" w:cs="Calibri"/>
+          <w:sz w:val="22"/>
+          <w:szCs w:val="22"/>
+        </w:rPr>
+        <w:t>s</w:t>
+      </w:r>
+      <w:r>
+        <w:rPr>
+          <w:rFonts w:ascii="Calibri" w:hAnsi="Calibri" w:cs="Calibri"/>
+          <w:sz w:val="22"/>
+          <w:szCs w:val="22"/>
+        </w:rPr>
+        <w:t xml:space="preserve">, we can create conditions that are similarly difficult across participants. </w:t>
+      </w:r>
+      <w:r>
+        <w:rPr>
+          <w:rFonts w:ascii="Calibri" w:hAnsi="Calibri" w:cs="Calibri"/>
+          <w:sz w:val="22"/>
+          <w:szCs w:val="22"/>
+        </w:rPr>
+        <w:t>W</w:t>
+      </w:r>
+      <w:r>
+        <w:rPr>
+          <w:rFonts w:ascii="Calibri" w:hAnsi="Calibri" w:cs="Calibri"/>
+          <w:sz w:val="22"/>
+          <w:szCs w:val="22"/>
+        </w:rPr>
+        <w:t>e created two</w:t>
+      </w:r>
+      <w:r>
+        <w:rPr>
+          <w:rFonts w:ascii="Calibri" w:hAnsi="Calibri" w:cs="Calibri"/>
+          <w:sz w:val="22"/>
+          <w:szCs w:val="22"/>
+        </w:rPr>
+        <w:t xml:space="preserve"> such</w:t>
+      </w:r>
+      <w:r>
+        <w:rPr>
+          <w:rFonts w:ascii="Calibri" w:hAnsi="Calibri" w:cs="Calibri"/>
+          <w:sz w:val="22"/>
+          <w:szCs w:val="22"/>
+        </w:rPr>
+        <w:t xml:space="preserve"> conditions: </w:t>
+      </w:r>
+    </w:p>
+    <w:p>
+      <w:pPr>
+        <w:pStyle w:val="NormalWeb"/>
+        <w:ind w:left="360"/>
+        <w:rPr>
+          <w:rStyle w:val="citation-277"/>
+          <w:rFonts w:ascii="Calibri" w:eastAsiaTheme="majorEastAsia" w:hAnsi="Calibri" w:cs="Calibri"/>
           <w:sz w:val="22"/>
           <w:szCs w:val="22"/>
         </w:rPr>
@@ -1534,19 +1146,6 @@
         </w:rPr>
         <w:t xml:space="preserve">High </w:t>
       </w:r>
-      <w:ins w:id="76" w:author="Gezen, Elif" w:date="2026-05-18T12:26:00Z" w16du:dateUtc="2026-05-18T10:26:00Z">
-        <w:r>
-          <w:rPr>
-            <w:rStyle w:val="citation-277"/>
-            <w:rFonts w:ascii="Calibri" w:eastAsiaTheme="majorEastAsia" w:hAnsi="Calibri" w:cs="Calibri"/>
-            <w:b/>
-            <w:bCs/>
-            <w:sz w:val="22"/>
-            <w:szCs w:val="22"/>
-          </w:rPr>
-          <w:t xml:space="preserve">Motor </w:t>
-        </w:r>
-      </w:ins>
       <w:r>
         <w:rPr>
           <w:rStyle w:val="citation-277"/>
@@ -1556,58 +1155,63 @@
           <w:sz w:val="22"/>
           <w:szCs w:val="22"/>
         </w:rPr>
-        <w:t>Control:</w:t>
+        <w:t xml:space="preserve">Motor </w:t>
       </w:r>
       <w:r>
         <w:rPr>
           <w:rStyle w:val="citation-277"/>
           <w:rFonts w:ascii="Calibri" w:eastAsiaTheme="majorEastAsia" w:hAnsi="Calibri" w:cs="Calibri"/>
+          <w:b/>
+          <w:bCs/>
+          <w:sz w:val="22"/>
+          <w:szCs w:val="22"/>
+        </w:rPr>
+        <w:t>Control:</w:t>
+      </w:r>
+      <w:r>
+        <w:rPr>
+          <w:rStyle w:val="citation-277"/>
+          <w:rFonts w:ascii="Calibri" w:eastAsiaTheme="majorEastAsia" w:hAnsi="Calibri" w:cs="Calibri"/>
           <w:sz w:val="22"/>
           <w:szCs w:val="22"/>
         </w:rPr>
         <w:t xml:space="preserve"> </w:t>
       </w:r>
-      <w:ins w:id="77" w:author="Gezen, Elif" w:date="2026-05-18T12:25:00Z" w16du:dateUtc="2026-05-18T10:25:00Z">
-        <w:r>
-          <w:rPr>
-            <w:rStyle w:val="citation-277"/>
-            <w:rFonts w:ascii="Calibri" w:eastAsiaTheme="majorEastAsia" w:hAnsi="Calibri" w:cs="Calibri"/>
-            <w:sz w:val="22"/>
-            <w:szCs w:val="22"/>
-          </w:rPr>
-          <w:t>75% detection accuracy, achieved via a higher self-motion proportion</w:t>
-        </w:r>
-      </w:ins>
-      <w:del w:id="78" w:author="Gezen, Elif" w:date="2026-05-18T12:25:00Z" w16du:dateUtc="2026-05-18T10:25:00Z">
-        <w:r>
-          <w:rPr>
-            <w:rStyle w:val="citation-277"/>
-            <w:rFonts w:ascii="Calibri" w:eastAsiaTheme="majorEastAsia" w:hAnsi="Calibri" w:cs="Calibri"/>
-            <w:sz w:val="22"/>
-            <w:szCs w:val="22"/>
-          </w:rPr>
-          <w:delText>Titrated to the participant's individual 75% accuracy threshold</w:delText>
-        </w:r>
-        <w:r>
-          <w:rPr>
-            <w:rFonts w:ascii="Calibri" w:hAnsi="Calibri" w:cs="Calibri"/>
-            <w:sz w:val="22"/>
-            <w:szCs w:val="22"/>
-          </w:rPr>
-          <w:delText xml:space="preserve">. </w:delText>
-        </w:r>
-      </w:del>
+      <w:r>
+        <w:rPr>
+          <w:rFonts w:ascii="Calibri" w:eastAsiaTheme="majorEastAsia" w:hAnsi="Calibri" w:cs="Calibri"/>
+          <w:sz w:val="22"/>
+          <w:szCs w:val="22"/>
+          <w:lang w:val="en-GB"/>
+        </w:rPr>
+        <w:t>~</w:t>
+      </w:r>
+      <w:r>
+        <w:rPr>
+          <w:rStyle w:val="citation-277"/>
+          <w:rFonts w:ascii="Calibri" w:eastAsiaTheme="majorEastAsia" w:hAnsi="Calibri" w:cs="Calibri"/>
+          <w:sz w:val="22"/>
+          <w:szCs w:val="22"/>
+        </w:rPr>
+        <w:t>75% detection accuracy, achieved via a higher self-motion proportio</w:t>
+      </w:r>
+      <w:r>
+        <w:rPr>
+          <w:rStyle w:val="citation-277"/>
+          <w:rFonts w:ascii="Calibri" w:eastAsiaTheme="majorEastAsia" w:hAnsi="Calibri" w:cs="Calibri"/>
+          <w:sz w:val="22"/>
+          <w:szCs w:val="22"/>
+        </w:rPr>
+        <w:t>n during cursor movement, and,</w:t>
+      </w:r>
     </w:p>
     <w:p>
       <w:pPr>
         <w:pStyle w:val="NormalWeb"/>
-        <w:numPr>
-          <w:ilvl w:val="0"/>
-          <w:numId w:val="22"/>
-        </w:numPr>
-        <w:rPr>
-          <w:del w:id="79" w:author="Gezen, Elif" w:date="2026-05-18T12:26:00Z" w16du:dateUtc="2026-05-18T10:26:00Z"/>
-          <w:rFonts w:ascii="Calibri" w:hAnsi="Calibri" w:cs="Calibri"/>
+        <w:ind w:left="360"/>
+        <w:rPr>
+          <w:rStyle w:val="citation-276"/>
+          <w:rFonts w:ascii="Calibri" w:eastAsiaTheme="majorEastAsia" w:hAnsi="Calibri" w:cs="Calibri"/>
           <w:sz w:val="22"/>
           <w:szCs w:val="22"/>
         </w:rPr>
@@ -1623,19 +1227,6 @@
         </w:rPr>
         <w:t xml:space="preserve">Low </w:t>
       </w:r>
-      <w:ins w:id="80" w:author="Gezen, Elif" w:date="2026-05-18T12:26:00Z" w16du:dateUtc="2026-05-18T10:26:00Z">
-        <w:r>
-          <w:rPr>
-            <w:rStyle w:val="citation-276"/>
-            <w:rFonts w:ascii="Calibri" w:eastAsiaTheme="majorEastAsia" w:hAnsi="Calibri" w:cs="Calibri"/>
-            <w:b/>
-            <w:bCs/>
-            <w:sz w:val="22"/>
-            <w:szCs w:val="22"/>
-          </w:rPr>
-          <w:t xml:space="preserve">Motor </w:t>
-        </w:r>
-      </w:ins>
       <w:r>
         <w:rPr>
           <w:rStyle w:val="citation-276"/>
@@ -1645,176 +1236,1201 @@
           <w:sz w:val="22"/>
           <w:szCs w:val="22"/>
         </w:rPr>
-        <w:t>Control:</w:t>
+        <w:t xml:space="preserve">Motor </w:t>
       </w:r>
       <w:r>
         <w:rPr>
           <w:rStyle w:val="citation-276"/>
           <w:rFonts w:ascii="Calibri" w:eastAsiaTheme="majorEastAsia" w:hAnsi="Calibri" w:cs="Calibri"/>
+          <w:b/>
+          <w:bCs/>
+          <w:sz w:val="22"/>
+          <w:szCs w:val="22"/>
+        </w:rPr>
+        <w:t>Control:</w:t>
+      </w:r>
+      <w:r>
+        <w:rPr>
+          <w:rStyle w:val="citation-276"/>
+          <w:rFonts w:ascii="Calibri" w:eastAsiaTheme="majorEastAsia" w:hAnsi="Calibri" w:cs="Calibri"/>
           <w:sz w:val="22"/>
           <w:szCs w:val="22"/>
         </w:rPr>
         <w:t xml:space="preserve"> </w:t>
       </w:r>
-      <w:ins w:id="81" w:author="Gezen, Elif" w:date="2026-05-18T12:25:00Z" w16du:dateUtc="2026-05-18T10:25:00Z">
-        <w:r>
-          <w:rPr>
-            <w:rStyle w:val="citation-276"/>
-            <w:rFonts w:ascii="Calibri" w:eastAsiaTheme="majorEastAsia" w:hAnsi="Calibri" w:cs="Calibri"/>
-            <w:sz w:val="22"/>
-            <w:szCs w:val="22"/>
-          </w:rPr>
-          <w:t>55% detection accuracy, achieved via a lowe</w:t>
-        </w:r>
-      </w:ins>
-      <w:ins w:id="82" w:author="Gezen, Elif" w:date="2026-05-18T12:26:00Z" w16du:dateUtc="2026-05-18T10:26:00Z">
-        <w:r>
-          <w:rPr>
-            <w:rStyle w:val="citation-276"/>
-            <w:rFonts w:ascii="Calibri" w:eastAsiaTheme="majorEastAsia" w:hAnsi="Calibri" w:cs="Calibri"/>
-            <w:sz w:val="22"/>
-            <w:szCs w:val="22"/>
-          </w:rPr>
-          <w:t>r self-motion proportion</w:t>
-        </w:r>
-      </w:ins>
-      <w:del w:id="83" w:author="Gezen, Elif" w:date="2026-05-18T12:26:00Z" w16du:dateUtc="2026-05-18T10:26:00Z">
-        <w:r>
-          <w:rPr>
-            <w:rStyle w:val="citation-276"/>
-            <w:rFonts w:ascii="Calibri" w:eastAsiaTheme="majorEastAsia" w:hAnsi="Calibri" w:cs="Calibri"/>
-            <w:sz w:val="22"/>
-            <w:szCs w:val="22"/>
-          </w:rPr>
-          <w:delText>Titrated to the participant's individual 55% accuracy threshold</w:delText>
-        </w:r>
-        <w:r>
-          <w:rPr>
-            <w:rFonts w:ascii="Calibri" w:hAnsi="Calibri" w:cs="Calibri"/>
-            <w:sz w:val="22"/>
-            <w:szCs w:val="22"/>
-          </w:rPr>
-          <w:delText xml:space="preserve">. </w:delText>
-        </w:r>
-        <w:commentRangeEnd w:id="54"/>
-        <w:r>
-          <w:rPr>
-            <w:rStyle w:val="CommentReference"/>
-            <w:rFonts w:ascii="Calibri" w:hAnsi="Calibri" w:cs="Calibri"/>
-            <w:sz w:val="22"/>
-            <w:szCs w:val="22"/>
-          </w:rPr>
-          <w:commentReference w:id="54"/>
-        </w:r>
-        <w:commentRangeEnd w:id="55"/>
-        <w:r>
-          <w:rPr>
-            <w:rStyle w:val="CommentReference"/>
-            <w:rFonts w:ascii="Calibri" w:hAnsi="Calibri" w:cs="Calibri"/>
-            <w:sz w:val="22"/>
-            <w:szCs w:val="22"/>
-          </w:rPr>
-          <w:commentReference w:id="55"/>
-        </w:r>
-      </w:del>
+      <w:r>
+        <w:rPr>
+          <w:rFonts w:ascii="Calibri" w:eastAsiaTheme="majorEastAsia" w:hAnsi="Calibri" w:cs="Calibri"/>
+          <w:sz w:val="22"/>
+          <w:szCs w:val="22"/>
+          <w:lang w:val="en-GB"/>
+        </w:rPr>
+        <w:t>~</w:t>
+      </w:r>
+      <w:r>
+        <w:rPr>
+          <w:rStyle w:val="citation-276"/>
+          <w:rFonts w:ascii="Calibri" w:eastAsiaTheme="majorEastAsia" w:hAnsi="Calibri" w:cs="Calibri"/>
+          <w:sz w:val="22"/>
+          <w:szCs w:val="22"/>
+        </w:rPr>
+        <w:t>55% detection accuracy, achieved via a lower self-motion proportion</w:t>
+      </w:r>
+      <w:r>
+        <w:rPr>
+          <w:rStyle w:val="citation-276"/>
+          <w:rFonts w:ascii="Calibri" w:eastAsiaTheme="majorEastAsia" w:hAnsi="Calibri" w:cs="Calibri"/>
+          <w:sz w:val="22"/>
+          <w:szCs w:val="22"/>
+        </w:rPr>
+        <w:t xml:space="preserve"> during cursor movement.</w:t>
+      </w:r>
     </w:p>
     <w:p>
       <w:pPr>
         <w:pStyle w:val="NormalWeb"/>
-        <w:ind w:left="360"/>
-        <w:rPr>
-          <w:ins w:id="84" w:author="Gezen, Elif" w:date="2026-05-18T12:26:00Z" w16du:dateUtc="2026-05-18T10:26:00Z"/>
-          <w:rFonts w:ascii="Calibri" w:hAnsi="Calibri" w:cs="Calibri"/>
-          <w:sz w:val="22"/>
-          <w:szCs w:val="22"/>
-        </w:rPr>
-        <w:pPrChange w:id="85" w:author="Gezen, Elif" w:date="2026-05-18T12:28:00Z" w16du:dateUtc="2026-05-18T10:28:00Z">
-          <w:pPr>
-            <w:pStyle w:val="NormalWeb"/>
-            <w:numPr>
-              <w:numId w:val="22"/>
-            </w:numPr>
-            <w:tabs>
-              <w:tab w:val="num" w:pos="720"/>
-            </w:tabs>
-            <w:ind w:left="720" w:hanging="360"/>
-          </w:pPr>
-        </w:pPrChange>
-      </w:pPr>
-      <w:ins w:id="86" w:author="Gezen, Elif" w:date="2026-05-18T12:26:00Z" w16du:dateUtc="2026-05-18T10:26:00Z">
-        <w:r>
-          <w:rPr>
-            <w:rStyle w:val="citation-278"/>
-            <w:rFonts w:ascii="Calibri" w:eastAsiaTheme="majorEastAsia" w:hAnsi="Calibri" w:cs="Calibri"/>
-            <w:sz w:val="22"/>
-            <w:szCs w:val="22"/>
-          </w:rPr>
-          <w:t>T</w:t>
-        </w:r>
-        <w:r>
-          <w:rPr>
-            <w:rStyle w:val="citation-278"/>
-            <w:rFonts w:ascii="Calibri" w:eastAsiaTheme="majorEastAsia" w:hAnsi="Calibri" w:cs="Calibri"/>
-            <w:sz w:val="22"/>
-            <w:szCs w:val="22"/>
-          </w:rPr>
-          <w:t xml:space="preserve">he proportion of </w:t>
-        </w:r>
-        <w:r>
-          <w:rPr>
-            <w:rStyle w:val="citation-278"/>
-            <w:rFonts w:ascii="Calibri" w:eastAsiaTheme="majorEastAsia" w:hAnsi="Calibri" w:cs="Calibri"/>
-            <w:sz w:val="22"/>
-            <w:szCs w:val="22"/>
-          </w:rPr>
-          <w:t>sel</w:t>
-        </w:r>
-      </w:ins>
-      <w:ins w:id="87" w:author="Gezen, Elif" w:date="2026-05-18T12:27:00Z" w16du:dateUtc="2026-05-18T10:27:00Z">
-        <w:r>
-          <w:rPr>
-            <w:rStyle w:val="citation-278"/>
-            <w:rFonts w:ascii="Calibri" w:eastAsiaTheme="majorEastAsia" w:hAnsi="Calibri" w:cs="Calibri"/>
-            <w:sz w:val="22"/>
-            <w:szCs w:val="22"/>
-          </w:rPr>
-          <w:t xml:space="preserve">f-motion that is added in the cursor movement for each condition for each specific participant is determined in a person-specific way, based on each participant’s sensorimotor skill level, </w:t>
-        </w:r>
-      </w:ins>
-      <w:ins w:id="88" w:author="Gezen, Elif" w:date="2026-05-18T12:26:00Z" w16du:dateUtc="2026-05-18T10:26:00Z">
-        <w:r>
-          <w:rPr>
-            <w:rStyle w:val="citation-278"/>
-            <w:rFonts w:ascii="Calibri" w:eastAsiaTheme="majorEastAsia" w:hAnsi="Calibri" w:cs="Calibri"/>
-            <w:sz w:val="22"/>
-            <w:szCs w:val="22"/>
-          </w:rPr>
-          <w:t>during an initial calibration phase using a Quest Plus staircase procedure</w:t>
-        </w:r>
-        <w:r>
-          <w:rPr>
-            <w:rFonts w:ascii="Calibri" w:hAnsi="Calibri" w:cs="Calibri"/>
-            <w:sz w:val="22"/>
-            <w:szCs w:val="22"/>
-          </w:rPr>
-          <w:t xml:space="preserve">. </w:t>
-        </w:r>
-      </w:ins>
+        <w:rPr>
+          <w:rFonts w:ascii="Calibri" w:eastAsiaTheme="majorEastAsia" w:hAnsi="Calibri" w:cs="Calibri"/>
+          <w:sz w:val="22"/>
+          <w:szCs w:val="22"/>
+        </w:rPr>
+      </w:pPr>
+      <w:r>
+        <w:rPr>
+          <w:rStyle w:val="citation-276"/>
+          <w:rFonts w:ascii="Calibri" w:eastAsiaTheme="majorEastAsia" w:hAnsi="Calibri" w:cs="Calibri"/>
+          <w:sz w:val="22"/>
+          <w:szCs w:val="22"/>
+        </w:rPr>
+        <w:t xml:space="preserve">Since each participant has distinct sensorimotor </w:t>
+      </w:r>
+      <w:r>
+        <w:rPr>
+          <w:rStyle w:val="citation-276"/>
+          <w:rFonts w:ascii="Calibri" w:eastAsiaTheme="majorEastAsia" w:hAnsi="Calibri" w:cs="Calibri"/>
+          <w:sz w:val="22"/>
+          <w:szCs w:val="22"/>
+        </w:rPr>
+        <w:t xml:space="preserve">capabilities, the proportion of self-motion during cursor movement that would lead to the same detection accuracy is different for each specific participant. Accordingly, we will include a calibration phase before the main experiment that uses a </w:t>
+      </w:r>
+      <w:r>
+        <w:rPr>
+          <w:rStyle w:val="citation-278"/>
+          <w:rFonts w:ascii="Calibri" w:eastAsiaTheme="majorEastAsia" w:hAnsi="Calibri" w:cs="Calibri"/>
+          <w:sz w:val="22"/>
+          <w:szCs w:val="22"/>
+        </w:rPr>
+        <w:t>Quest Plus staircase</w:t>
+      </w:r>
+      <w:r>
+        <w:rPr>
+          <w:rStyle w:val="citation-278"/>
+          <w:rFonts w:ascii="Calibri" w:eastAsiaTheme="majorEastAsia" w:hAnsi="Calibri" w:cs="Calibri"/>
+          <w:sz w:val="22"/>
+          <w:szCs w:val="22"/>
+        </w:rPr>
+        <w:t xml:space="preserve"> to determine the necessary self-motion proportion for each condition for each participant that yields to </w:t>
+      </w:r>
+      <w:r>
+        <w:rPr>
+          <w:rFonts w:ascii="Calibri" w:eastAsiaTheme="majorEastAsia" w:hAnsi="Calibri" w:cs="Calibri"/>
+          <w:sz w:val="22"/>
+          <w:szCs w:val="22"/>
+          <w:lang w:val="en-GB"/>
+        </w:rPr>
+        <w:t>~</w:t>
+      </w:r>
+      <w:r>
+        <w:rPr>
+          <w:rFonts w:ascii="Calibri" w:eastAsiaTheme="majorEastAsia" w:hAnsi="Calibri" w:cs="Calibri"/>
+          <w:sz w:val="22"/>
+          <w:szCs w:val="22"/>
+          <w:lang w:val="en-GB"/>
+        </w:rPr>
+        <w:t xml:space="preserve">75% detection accuracy for the high-control condition, and </w:t>
+      </w:r>
+      <w:r>
+        <w:rPr>
+          <w:rFonts w:ascii="Calibri" w:eastAsiaTheme="majorEastAsia" w:hAnsi="Calibri" w:cs="Calibri"/>
+          <w:sz w:val="22"/>
+          <w:szCs w:val="22"/>
+          <w:lang w:val="en-GB"/>
+        </w:rPr>
+        <w:t>~</w:t>
+      </w:r>
+      <w:r>
+        <w:rPr>
+          <w:rFonts w:ascii="Calibri" w:eastAsiaTheme="majorEastAsia" w:hAnsi="Calibri" w:cs="Calibri"/>
+          <w:sz w:val="22"/>
+          <w:szCs w:val="22"/>
+          <w:lang w:val="en-GB"/>
+        </w:rPr>
+        <w:t>55% control for the low control condition</w:t>
+      </w:r>
+      <w:r>
+        <w:rPr>
+          <w:rFonts w:ascii="Calibri" w:hAnsi="Calibri" w:cs="Calibri"/>
+          <w:sz w:val="22"/>
+          <w:szCs w:val="22"/>
+        </w:rPr>
+        <w:t xml:space="preserve">. </w:t>
+      </w:r>
+    </w:p>
+    <w:p>
+      <w:pPr>
+        <w:pStyle w:val="NormalWeb"/>
+        <w:rPr>
+          <w:rFonts w:ascii="Calibri" w:hAnsi="Calibri" w:cs="Calibri"/>
+          <w:sz w:val="22"/>
+          <w:szCs w:val="22"/>
+          <w:lang w:val="de-DE"/>
+        </w:rPr>
+      </w:pPr>
+      <w:r>
+        <w:rPr>
+          <w:rFonts w:ascii="Calibri" w:hAnsi="Calibri" w:cs="Calibri"/>
+          <w:b/>
+          <w:bCs/>
+          <w:sz w:val="22"/>
+          <w:szCs w:val="22"/>
+          <w:lang w:val="de-DE"/>
+        </w:rPr>
+        <w:t xml:space="preserve">5) </w:t>
+      </w:r>
+      <w:r>
+        <w:rPr>
+          <w:rFonts w:ascii="Calibri" w:hAnsi="Calibri" w:cs="Calibri"/>
+          <w:b/>
+          <w:bCs/>
+          <w:sz w:val="22"/>
+          <w:szCs w:val="22"/>
+          <w:lang w:val="de-DE"/>
+        </w:rPr>
+        <w:t>Analyses</w:t>
+      </w:r>
+      <w:r>
+        <w:rPr>
+          <w:rFonts w:ascii="Calibri" w:hAnsi="Calibri" w:cs="Calibri"/>
+          <w:sz w:val="22"/>
+          <w:szCs w:val="22"/>
+          <w:lang w:val="de-DE"/>
+        </w:rPr>
+        <w:t> </w:t>
+      </w:r>
+    </w:p>
+    <w:p>
+      <w:pPr>
+        <w:pStyle w:val="NormalWeb"/>
+        <w:rPr>
+          <w:rFonts w:ascii="Calibri" w:hAnsi="Calibri" w:cs="Calibri"/>
+          <w:sz w:val="22"/>
+          <w:szCs w:val="22"/>
+          <w:lang w:val="de-DE"/>
+        </w:rPr>
+      </w:pPr>
+      <w:r>
+        <w:rPr>
+          <w:rFonts w:ascii="Calibri" w:hAnsi="Calibri" w:cs="Calibri"/>
+          <w:i/>
+          <w:iCs/>
+          <w:sz w:val="22"/>
+          <w:szCs w:val="22"/>
+          <w:lang w:val="de-DE"/>
+        </w:rPr>
+        <w:t>Behavioral Analyses:</w:t>
+      </w:r>
+      <w:r>
+        <w:rPr>
+          <w:rFonts w:ascii="Calibri" w:hAnsi="Calibri" w:cs="Calibri"/>
+          <w:sz w:val="22"/>
+          <w:szCs w:val="22"/>
+          <w:lang w:val="de-DE"/>
+        </w:rPr>
+        <w:br/>
+      </w:r>
+      <w:r>
+        <w:rPr>
+          <w:rFonts w:ascii="Calibri" w:hAnsi="Calibri" w:cs="Calibri"/>
+          <w:sz w:val="22"/>
+          <w:szCs w:val="22"/>
+          <w:lang w:val="de-DE"/>
+        </w:rPr>
+        <w:br/>
+        <w:t>Hypothesis 1:</w:t>
+      </w:r>
+    </w:p>
+    <w:p>
+      <w:pPr>
+        <w:pStyle w:val="NormalWeb"/>
+        <w:rPr>
+          <w:rFonts w:ascii="Calibri" w:hAnsi="Calibri" w:cs="Calibri"/>
+          <w:sz w:val="22"/>
+          <w:szCs w:val="22"/>
+          <w:lang w:val="en-GB"/>
+        </w:rPr>
+      </w:pPr>
+      <w:r>
+        <w:rPr>
+          <w:rFonts w:ascii="Calibri" w:hAnsi="Calibri" w:cs="Calibri"/>
+          <w:sz w:val="22"/>
+          <w:szCs w:val="22"/>
+          <w:lang w:val="en-GB"/>
+        </w:rPr>
+        <w:t>2 (MOTOR CONTROL: high vs. low) x 2 (ITEM: controlled vs. not controlled)</w:t>
+      </w:r>
+      <w:r>
+        <w:rPr>
+          <w:rFonts w:ascii="Calibri" w:hAnsi="Calibri" w:cs="Calibri"/>
+          <w:sz w:val="22"/>
+          <w:szCs w:val="22"/>
+          <w:lang w:val="en-GB"/>
+        </w:rPr>
+        <w:t xml:space="preserve"> repeated-measures ANOVA on participant d’ values.</w:t>
+      </w:r>
+      <w:r>
+        <w:rPr>
+          <w:rFonts w:ascii="Calibri" w:hAnsi="Calibri" w:cs="Calibri"/>
+          <w:sz w:val="22"/>
+          <w:szCs w:val="22"/>
+          <w:lang w:val="en-GB"/>
+        </w:rPr>
+        <w:br/>
+      </w:r>
+      <w:r>
+        <w:rPr>
+          <w:rFonts w:ascii="Calibri" w:hAnsi="Calibri" w:cs="Calibri"/>
+          <w:sz w:val="22"/>
+          <w:szCs w:val="22"/>
+          <w:lang w:val="en-GB"/>
+        </w:rPr>
+        <w:br/>
+        <w:t xml:space="preserve">Binomial GLMM with a logit link that predicts recognition accuracy, only considering old items </w:t>
+      </w:r>
+    </w:p>
+    <w:p>
+      <w:pPr>
+        <w:pStyle w:val="NormalWeb"/>
+        <w:rPr>
+          <w:rFonts w:ascii="Calibri" w:hAnsi="Calibri" w:cs="Calibri"/>
+          <w:sz w:val="22"/>
+          <w:szCs w:val="22"/>
+          <w:lang w:val="en-DE"/>
+        </w:rPr>
+      </w:pPr>
+      <w:r>
+        <w:rPr>
+          <w:rFonts w:ascii="Calibri" w:hAnsi="Calibri" w:cs="Calibri"/>
+          <w:sz w:val="22"/>
+          <w:szCs w:val="22"/>
+          <w:lang w:val="en-GB"/>
+        </w:rPr>
+        <w:tab/>
+      </w:r>
+      <w:r>
+        <w:rPr>
+          <w:rFonts w:ascii="Calibri" w:hAnsi="Calibri" w:cs="Calibri"/>
+          <w:sz w:val="22"/>
+          <w:szCs w:val="22"/>
+          <w:lang w:val="en-DE"/>
+        </w:rPr>
+        <w:t xml:space="preserve">said_old ~ </w:t>
+      </w:r>
+      <w:r>
+        <w:rPr>
+          <w:rFonts w:ascii="Calibri" w:hAnsi="Calibri" w:cs="Calibri"/>
+          <w:sz w:val="22"/>
+          <w:szCs w:val="22"/>
+          <w:lang w:val="en-DE"/>
+        </w:rPr>
+        <w:t>motor_control</w:t>
+      </w:r>
+      <w:r>
+        <w:rPr>
+          <w:rFonts w:ascii="Calibri" w:hAnsi="Calibri" w:cs="Calibri"/>
+          <w:sz w:val="22"/>
+          <w:szCs w:val="22"/>
+          <w:lang w:val="en-DE"/>
+        </w:rPr>
+        <w:t xml:space="preserve"> * item_type + (1 | participant)</w:t>
+      </w:r>
+    </w:p>
+    <w:p>
+      <w:pPr>
+        <w:pStyle w:val="NormalWeb"/>
+        <w:rPr>
+          <w:rFonts w:ascii="Calibri" w:hAnsi="Calibri" w:cs="Calibri"/>
+          <w:sz w:val="22"/>
+          <w:szCs w:val="22"/>
+          <w:lang w:val="en-DE"/>
+        </w:rPr>
+      </w:pPr>
+      <w:r>
+        <w:rPr>
+          <w:rFonts w:ascii="Calibri" w:hAnsi="Calibri" w:cs="Calibri"/>
+          <w:sz w:val="22"/>
+          <w:szCs w:val="22"/>
+          <w:lang w:val="en-DE"/>
+        </w:rPr>
+        <w:lastRenderedPageBreak/>
+        <w:t>Gaussian LMM that predicts log-transformed reaction times, only considering “old” responses to old items</w:t>
+      </w:r>
+    </w:p>
+    <w:p>
+      <w:pPr>
+        <w:pStyle w:val="NormalWeb"/>
+        <w:rPr>
+          <w:rFonts w:ascii="Calibri" w:hAnsi="Calibri" w:cs="Calibri"/>
+          <w:sz w:val="22"/>
+          <w:szCs w:val="22"/>
+          <w:lang w:val="en-DE"/>
+        </w:rPr>
+      </w:pPr>
+      <w:r>
+        <w:rPr>
+          <w:rFonts w:ascii="Calibri" w:hAnsi="Calibri" w:cs="Calibri"/>
+          <w:sz w:val="22"/>
+          <w:szCs w:val="22"/>
+          <w:lang w:val="en-GB"/>
+        </w:rPr>
+        <w:tab/>
+        <w:t>l</w:t>
+      </w:r>
+      <w:r>
+        <w:rPr>
+          <w:rFonts w:ascii="Calibri" w:hAnsi="Calibri" w:cs="Calibri"/>
+          <w:sz w:val="22"/>
+          <w:szCs w:val="22"/>
+          <w:lang w:val="en-DE"/>
+        </w:rPr>
+        <w:t>og_</w:t>
+      </w:r>
+      <w:r>
+        <w:rPr>
+          <w:rFonts w:ascii="Calibri" w:hAnsi="Calibri" w:cs="Calibri"/>
+          <w:sz w:val="22"/>
+          <w:szCs w:val="22"/>
+          <w:lang w:val="en-DE"/>
+        </w:rPr>
+        <w:t>r</w:t>
+      </w:r>
+      <w:r>
+        <w:rPr>
+          <w:rFonts w:ascii="Calibri" w:hAnsi="Calibri" w:cs="Calibri"/>
+          <w:sz w:val="22"/>
+          <w:szCs w:val="22"/>
+          <w:lang w:val="en-DE"/>
+        </w:rPr>
+        <w:t xml:space="preserve">t ~ </w:t>
+      </w:r>
+      <w:r>
+        <w:rPr>
+          <w:rFonts w:ascii="Calibri" w:hAnsi="Calibri" w:cs="Calibri"/>
+          <w:sz w:val="22"/>
+          <w:szCs w:val="22"/>
+          <w:lang w:val="en-DE"/>
+        </w:rPr>
+        <w:t>motor_</w:t>
+      </w:r>
+      <w:r>
+        <w:rPr>
+          <w:rFonts w:ascii="Calibri" w:hAnsi="Calibri" w:cs="Calibri"/>
+          <w:sz w:val="22"/>
+          <w:szCs w:val="22"/>
+          <w:lang w:val="en-DE"/>
+        </w:rPr>
+        <w:t>control * item_type + (1 | participant)</w:t>
+      </w:r>
+    </w:p>
+    <w:p>
+      <w:pPr>
+        <w:pStyle w:val="NormalWeb"/>
+        <w:rPr>
+          <w:rFonts w:ascii="Calibri" w:hAnsi="Calibri" w:cs="Calibri"/>
+          <w:sz w:val="22"/>
+          <w:szCs w:val="22"/>
+          <w:lang w:val="en-DE"/>
+        </w:rPr>
+      </w:pPr>
+      <w:r>
+        <w:rPr>
+          <w:rFonts w:ascii="Calibri" w:hAnsi="Calibri" w:cs="Calibri"/>
+          <w:sz w:val="22"/>
+          <w:szCs w:val="22"/>
+          <w:lang w:val="en-DE"/>
+        </w:rPr>
+        <w:t>Hypothesis 2:</w:t>
+      </w:r>
+    </w:p>
+    <w:p>
+      <w:pPr>
+        <w:pStyle w:val="NormalWeb"/>
+        <w:rPr>
+          <w:rFonts w:ascii="Calibri" w:hAnsi="Calibri" w:cs="Calibri"/>
+          <w:sz w:val="22"/>
+          <w:szCs w:val="22"/>
+          <w:lang w:val="en-GB"/>
+        </w:rPr>
+      </w:pPr>
+      <w:r>
+        <w:rPr>
+          <w:rFonts w:ascii="Calibri" w:hAnsi="Calibri" w:cs="Calibri"/>
+          <w:sz w:val="22"/>
+          <w:szCs w:val="22"/>
+          <w:lang w:val="en-GB"/>
+        </w:rPr>
+        <w:t>Binomial GLMM with a logit link that predicts recognition accuracy, only considering old</w:t>
+      </w:r>
+      <w:r>
+        <w:rPr>
+          <w:rFonts w:ascii="Calibri" w:hAnsi="Calibri" w:cs="Calibri"/>
+          <w:sz w:val="22"/>
+          <w:szCs w:val="22"/>
+          <w:lang w:val="en-GB"/>
+        </w:rPr>
+        <w:t>, controlled</w:t>
+      </w:r>
+      <w:r>
+        <w:rPr>
+          <w:rFonts w:ascii="Calibri" w:hAnsi="Calibri" w:cs="Calibri"/>
+          <w:sz w:val="22"/>
+          <w:szCs w:val="22"/>
+          <w:lang w:val="en-GB"/>
+        </w:rPr>
+        <w:t xml:space="preserve"> items </w:t>
+      </w:r>
+    </w:p>
+    <w:p>
+      <w:pPr>
+        <w:pStyle w:val="NormalWeb"/>
+        <w:rPr>
+          <w:rFonts w:ascii="Calibri" w:hAnsi="Calibri" w:cs="Calibri"/>
+          <w:sz w:val="22"/>
+          <w:szCs w:val="22"/>
+          <w:lang w:val="en-DE"/>
+        </w:rPr>
+      </w:pPr>
+      <w:r>
+        <w:rPr>
+          <w:rFonts w:ascii="Calibri" w:hAnsi="Calibri" w:cs="Calibri"/>
+          <w:sz w:val="22"/>
+          <w:szCs w:val="22"/>
+          <w:lang w:val="en-GB"/>
+        </w:rPr>
+        <w:tab/>
+      </w:r>
+      <w:r>
+        <w:rPr>
+          <w:rFonts w:ascii="Calibri" w:hAnsi="Calibri" w:cs="Calibri"/>
+          <w:sz w:val="22"/>
+          <w:szCs w:val="22"/>
+          <w:lang w:val="en-DE"/>
+        </w:rPr>
+        <w:t xml:space="preserve">said_old ~ detection_accuracy * </w:t>
+      </w:r>
+      <w:r>
+        <w:rPr>
+          <w:rFonts w:ascii="Calibri" w:hAnsi="Calibri" w:cs="Calibri"/>
+          <w:sz w:val="22"/>
+          <w:szCs w:val="22"/>
+          <w:lang w:val="en-DE"/>
+        </w:rPr>
+        <w:t>motor_</w:t>
+      </w:r>
+      <w:r>
+        <w:rPr>
+          <w:rFonts w:ascii="Calibri" w:hAnsi="Calibri" w:cs="Calibri"/>
+          <w:sz w:val="22"/>
+          <w:szCs w:val="22"/>
+          <w:lang w:val="en-DE"/>
+        </w:rPr>
+        <w:t>control + (1 | participant)</w:t>
+      </w:r>
+    </w:p>
+    <w:p>
+      <w:pPr>
+        <w:pStyle w:val="NormalWeb"/>
+        <w:rPr>
+          <w:rFonts w:ascii="Calibri" w:hAnsi="Calibri" w:cs="Calibri"/>
+          <w:sz w:val="22"/>
+          <w:szCs w:val="22"/>
+          <w:lang w:val="en-DE"/>
+        </w:rPr>
+      </w:pPr>
+      <w:r>
+        <w:rPr>
+          <w:rFonts w:ascii="Calibri" w:hAnsi="Calibri" w:cs="Calibri"/>
+          <w:sz w:val="22"/>
+          <w:szCs w:val="22"/>
+          <w:lang w:val="en-DE"/>
+        </w:rPr>
+        <w:t>Gaussian LMM that predicts log-transformed reaction times, only considering “old” responses to old</w:t>
+      </w:r>
+      <w:r>
+        <w:rPr>
+          <w:rFonts w:ascii="Calibri" w:hAnsi="Calibri" w:cs="Calibri"/>
+          <w:sz w:val="22"/>
+          <w:szCs w:val="22"/>
+          <w:lang w:val="en-DE"/>
+        </w:rPr>
+        <w:t>, controlled</w:t>
+      </w:r>
+      <w:r>
+        <w:rPr>
+          <w:rFonts w:ascii="Calibri" w:hAnsi="Calibri" w:cs="Calibri"/>
+          <w:sz w:val="22"/>
+          <w:szCs w:val="22"/>
+          <w:lang w:val="en-DE"/>
+        </w:rPr>
+        <w:t xml:space="preserve"> items</w:t>
+      </w:r>
+    </w:p>
+    <w:p>
+      <w:pPr>
+        <w:pStyle w:val="NormalWeb"/>
+        <w:rPr>
+          <w:rFonts w:ascii="Calibri" w:hAnsi="Calibri" w:cs="Calibri"/>
+          <w:sz w:val="22"/>
+          <w:szCs w:val="22"/>
+          <w:lang w:val="en-DE"/>
+        </w:rPr>
+      </w:pPr>
+      <w:r>
+        <w:rPr>
+          <w:rFonts w:ascii="Calibri" w:hAnsi="Calibri" w:cs="Calibri"/>
+          <w:sz w:val="22"/>
+          <w:szCs w:val="22"/>
+          <w:lang w:val="en-DE"/>
+        </w:rPr>
+        <w:tab/>
+      </w:r>
+      <w:r>
+        <w:rPr>
+          <w:rFonts w:ascii="Calibri" w:hAnsi="Calibri" w:cs="Calibri"/>
+          <w:sz w:val="22"/>
+          <w:szCs w:val="22"/>
+          <w:lang w:val="en-DE"/>
+        </w:rPr>
+        <w:t xml:space="preserve">log_rt ~ detection_accuracy* </w:t>
+      </w:r>
+      <w:r>
+        <w:rPr>
+          <w:rFonts w:ascii="Calibri" w:hAnsi="Calibri" w:cs="Calibri"/>
+          <w:sz w:val="22"/>
+          <w:szCs w:val="22"/>
+          <w:lang w:val="en-DE"/>
+        </w:rPr>
+        <w:t>motor_</w:t>
+      </w:r>
+      <w:r>
+        <w:rPr>
+          <w:rFonts w:ascii="Calibri" w:hAnsi="Calibri" w:cs="Calibri"/>
+          <w:sz w:val="22"/>
+          <w:szCs w:val="22"/>
+          <w:lang w:val="en-DE"/>
+        </w:rPr>
+        <w:t>control + (1 | participant)</w:t>
+      </w:r>
+    </w:p>
+    <w:p>
+      <w:pPr>
+        <w:pStyle w:val="NormalWeb"/>
+        <w:rPr>
+          <w:rFonts w:ascii="Calibri" w:hAnsi="Calibri" w:cs="Calibri"/>
+          <w:sz w:val="22"/>
+          <w:szCs w:val="22"/>
+          <w:lang w:val="en-DE"/>
+        </w:rPr>
+      </w:pPr>
+      <w:r>
+        <w:rPr>
+          <w:rFonts w:ascii="Calibri" w:hAnsi="Calibri" w:cs="Calibri"/>
+          <w:sz w:val="22"/>
+          <w:szCs w:val="22"/>
+          <w:lang w:val="en-DE"/>
+        </w:rPr>
+        <w:t>Hypothesis 3:</w:t>
+      </w:r>
+    </w:p>
+    <w:p>
+      <w:pPr>
+        <w:pStyle w:val="NormalWeb"/>
+        <w:rPr>
+          <w:rFonts w:ascii="Calibri" w:hAnsi="Calibri" w:cs="Calibri"/>
+          <w:sz w:val="22"/>
+          <w:szCs w:val="22"/>
+          <w:lang w:val="en-GB"/>
+        </w:rPr>
+      </w:pPr>
+      <w:r>
+        <w:rPr>
+          <w:rFonts w:ascii="Calibri" w:hAnsi="Calibri" w:cs="Calibri"/>
+          <w:sz w:val="22"/>
+          <w:szCs w:val="22"/>
+          <w:lang w:val="en-GB"/>
+        </w:rPr>
+        <w:t>Binomial GLMM with a logit link that predicts recognition accuracy, only considering old, controlled items</w:t>
+      </w:r>
+      <w:r>
+        <w:rPr>
+          <w:rFonts w:ascii="Calibri" w:hAnsi="Calibri" w:cs="Calibri"/>
+          <w:sz w:val="22"/>
+          <w:szCs w:val="22"/>
+          <w:lang w:val="en-GB"/>
+        </w:rPr>
+        <w:t>, using z-transformed agency ratings</w:t>
+      </w:r>
+    </w:p>
+    <w:p>
+      <w:pPr>
+        <w:pStyle w:val="NormalWeb"/>
+        <w:rPr>
+          <w:rFonts w:ascii="Calibri" w:hAnsi="Calibri" w:cs="Calibri"/>
+          <w:sz w:val="22"/>
+          <w:szCs w:val="22"/>
+          <w:lang w:val="en-DE"/>
+        </w:rPr>
+      </w:pPr>
+      <w:r>
+        <w:rPr>
+          <w:rFonts w:ascii="Calibri" w:hAnsi="Calibri" w:cs="Calibri"/>
+          <w:sz w:val="22"/>
+          <w:szCs w:val="22"/>
+          <w:lang w:val="en-GB"/>
+        </w:rPr>
+        <w:tab/>
+      </w:r>
+      <w:r>
+        <w:rPr>
+          <w:rFonts w:ascii="Calibri" w:hAnsi="Calibri" w:cs="Calibri"/>
+          <w:sz w:val="22"/>
+          <w:szCs w:val="22"/>
+          <w:lang w:val="en-DE"/>
+        </w:rPr>
+        <w:t>said_old ~ agency_z * control_level + (1 | participant)</w:t>
+      </w:r>
+    </w:p>
+    <w:p>
+      <w:pPr>
+        <w:pStyle w:val="NormalWeb"/>
+        <w:rPr>
+          <w:rFonts w:ascii="Calibri" w:hAnsi="Calibri" w:cs="Calibri"/>
+          <w:sz w:val="22"/>
+          <w:szCs w:val="22"/>
+          <w:lang w:val="en-DE"/>
+        </w:rPr>
+      </w:pPr>
+      <w:r>
+        <w:rPr>
+          <w:rFonts w:ascii="Calibri" w:hAnsi="Calibri" w:cs="Calibri"/>
+          <w:sz w:val="22"/>
+          <w:szCs w:val="22"/>
+          <w:lang w:val="en-DE"/>
+        </w:rPr>
+        <w:t>Gaussian LMM that predicts log-transformed reaction times, only considering “old” responses to old, controlled items</w:t>
+      </w:r>
+      <w:r>
+        <w:rPr>
+          <w:rFonts w:ascii="Calibri" w:hAnsi="Calibri" w:cs="Calibri"/>
+          <w:sz w:val="22"/>
+          <w:szCs w:val="22"/>
+          <w:lang w:val="en-DE"/>
+        </w:rPr>
+        <w:t>, using z-transformed agency ratings</w:t>
+      </w:r>
+    </w:p>
+    <w:p>
+      <w:pPr>
+        <w:pStyle w:val="NormalWeb"/>
+        <w:rPr>
+          <w:rFonts w:ascii="Calibri" w:hAnsi="Calibri" w:cs="Calibri"/>
+          <w:i/>
+          <w:iCs/>
+          <w:sz w:val="22"/>
+          <w:szCs w:val="22"/>
+          <w:lang w:val="en-DE"/>
+        </w:rPr>
+      </w:pPr>
+      <w:r>
+        <w:rPr>
+          <w:rFonts w:ascii="Calibri" w:hAnsi="Calibri" w:cs="Calibri"/>
+          <w:sz w:val="22"/>
+          <w:szCs w:val="22"/>
+          <w:lang w:val="en-DE"/>
+        </w:rPr>
+        <w:tab/>
+      </w:r>
+      <w:r>
+        <w:rPr>
+          <w:rFonts w:ascii="Calibri" w:hAnsi="Calibri" w:cs="Calibri"/>
+          <w:sz w:val="22"/>
+          <w:szCs w:val="22"/>
+          <w:lang w:val="en-DE"/>
+        </w:rPr>
+        <w:t xml:space="preserve">log_rt ~ agency_z * control_level + (1 </w:t>
+      </w:r>
+      <w:r>
+        <w:rPr>
+          <w:rFonts w:ascii="Calibri" w:hAnsi="Calibri" w:cs="Calibri"/>
+          <w:sz w:val="22"/>
+          <w:szCs w:val="22"/>
+          <w:lang w:val="en-DE"/>
+        </w:rPr>
+        <w:t>| participant)</w:t>
+      </w:r>
+      <w:r>
+        <w:rPr>
+          <w:rFonts w:ascii="Calibri" w:hAnsi="Calibri" w:cs="Calibri"/>
+          <w:sz w:val="22"/>
+          <w:szCs w:val="22"/>
+          <w:lang w:val="en-DE"/>
+        </w:rPr>
+        <w:br/>
+      </w:r>
+      <w:r>
+        <w:rPr>
+          <w:rFonts w:ascii="Calibri" w:hAnsi="Calibri" w:cs="Calibri"/>
+          <w:sz w:val="22"/>
+          <w:szCs w:val="22"/>
+          <w:lang w:val="en-DE"/>
+        </w:rPr>
+        <w:br/>
+      </w:r>
+      <w:r>
+        <w:rPr>
+          <w:rFonts w:ascii="Calibri" w:hAnsi="Calibri" w:cs="Calibri"/>
+          <w:i/>
+          <w:iCs/>
+          <w:sz w:val="22"/>
+          <w:szCs w:val="22"/>
+          <w:lang w:val="en-DE"/>
+        </w:rPr>
+        <w:t>Neurophysiological Analyses:</w:t>
+      </w:r>
+    </w:p>
+    <w:p>
+      <w:pPr>
+        <w:pStyle w:val="NormalWeb"/>
+        <w:rPr>
+          <w:rFonts w:ascii="Calibri" w:hAnsi="Calibri" w:cs="Calibri"/>
+          <w:sz w:val="22"/>
+          <w:szCs w:val="22"/>
+          <w:lang w:val="en-DE"/>
+        </w:rPr>
+      </w:pPr>
+      <w:r>
+        <w:rPr>
+          <w:rFonts w:ascii="Calibri" w:hAnsi="Calibri" w:cs="Calibri"/>
+          <w:i/>
+          <w:iCs/>
+          <w:sz w:val="22"/>
+          <w:szCs w:val="22"/>
+          <w:lang w:val="en-DE"/>
+        </w:rPr>
+        <w:t>Hypotheses 4 &amp; 5:</w:t>
+      </w:r>
+      <w:r>
+        <w:rPr>
+          <w:rFonts w:ascii="Calibri" w:hAnsi="Calibri" w:cs="Calibri"/>
+          <w:i/>
+          <w:iCs/>
+          <w:sz w:val="22"/>
+          <w:szCs w:val="22"/>
+          <w:lang w:val="en-DE"/>
+        </w:rPr>
+        <w:t xml:space="preserve"> </w:t>
+      </w:r>
+      <w:r>
+        <w:rPr>
+          <w:rFonts w:ascii="Calibri" w:hAnsi="Calibri" w:cs="Calibri"/>
+          <w:sz w:val="22"/>
+          <w:szCs w:val="22"/>
+          <w:lang w:val="en-DE"/>
+        </w:rPr>
+        <w:br/>
+      </w:r>
+      <w:r>
+        <w:rPr>
+          <w:rFonts w:ascii="Calibri" w:hAnsi="Calibri" w:cs="Calibri"/>
+          <w:sz w:val="22"/>
+          <w:szCs w:val="22"/>
+          <w:lang w:val="en-DE"/>
+        </w:rPr>
+        <w:br/>
+        <w:t xml:space="preserve">We will use cluster-based permutation t-tests (two-sided, </w:t>
+      </w:r>
+      <w:r>
+        <w:rPr>
+          <w:rFonts w:ascii="Calibri" w:hAnsi="Calibri" w:cs="Calibri"/>
+          <w:i/>
+          <w:iCs/>
+          <w:sz w:val="22"/>
+          <w:szCs w:val="22"/>
+          <w:lang w:val="en-DE"/>
+        </w:rPr>
+        <w:t>α</w:t>
+      </w:r>
+      <w:r>
+        <w:rPr>
+          <w:rFonts w:ascii="Calibri" w:hAnsi="Calibri" w:cs="Calibri"/>
+          <w:sz w:val="22"/>
+          <w:szCs w:val="22"/>
+          <w:lang w:val="en-DE"/>
+        </w:rPr>
+        <w:t xml:space="preserve"> = .05) to compare EEG amplitudes across conditions / experimental tasks. Cluster-based permutation tests are non-parametric tests especially suitable for cases where the problem of multiple comparisons need to be avoided, such as EEG data that includes a substantially high number of datapoints per condition. We will draw 1000 random permutations from the data using the Monte Carlo Method. </w:t>
+      </w:r>
+    </w:p>
+    <w:p>
+      <w:pPr>
+        <w:rPr>
+          <w:rFonts w:ascii="Calibri" w:hAnsi="Calibri" w:cs="Calibri"/>
+          <w:lang w:val="en-GB"/>
+        </w:rPr>
+      </w:pPr>
+      <w:r>
+        <w:rPr>
+          <w:rFonts w:ascii="Calibri" w:hAnsi="Calibri" w:cs="Calibri"/>
+          <w:b/>
+          <w:bCs/>
+          <w:lang w:val="en-GB"/>
+        </w:rPr>
+        <w:t>6) Outliers and Exclusions</w:t>
+      </w:r>
+      <w:r>
+        <w:rPr>
+          <w:rFonts w:ascii="Calibri" w:hAnsi="Calibri" w:cs="Calibri"/>
+          <w:lang w:val="en-GB"/>
+        </w:rPr>
+        <w:t> </w:t>
+      </w:r>
+    </w:p>
+    <w:p>
+      <w:pPr>
+        <w:rPr>
+          <w:rFonts w:ascii="Calibri" w:hAnsi="Calibri" w:cs="Calibri"/>
+          <w:i/>
+          <w:iCs/>
+          <w:lang w:val="en-GB"/>
+        </w:rPr>
+      </w:pPr>
+      <w:r>
+        <w:rPr>
+          <w:rFonts w:ascii="Calibri" w:hAnsi="Calibri" w:cs="Calibri"/>
+          <w:i/>
+          <w:iCs/>
+          <w:lang w:val="en-GB"/>
+        </w:rPr>
+        <w:t>Exclusions Based on Behavioral Data:</w:t>
+      </w:r>
+    </w:p>
+    <w:p>
+      <w:pPr>
+        <w:rPr>
+          <w:rStyle w:val="citation-152"/>
+          <w:rFonts w:ascii="Calibri" w:hAnsi="Calibri" w:cs="Calibri"/>
+          <w:lang w:val="en-GB"/>
+        </w:rPr>
+      </w:pPr>
+      <w:r>
+        <w:rPr>
+          <w:rFonts w:ascii="Calibri" w:hAnsi="Calibri" w:cs="Calibri"/>
+          <w:lang w:val="en-GB"/>
+        </w:rPr>
+        <w:t>Participant-Level Exclusions:</w:t>
+      </w:r>
+    </w:p>
+    <w:p>
+      <w:pPr>
+        <w:pStyle w:val="ListParagraph"/>
+        <w:numPr>
+          <w:ilvl w:val="0"/>
+          <w:numId w:val="25"/>
+        </w:numPr>
+        <w:rPr>
+          <w:rFonts w:ascii="Calibri" w:hAnsi="Calibri" w:cs="Calibri"/>
+          <w:lang w:val="en-US"/>
+        </w:rPr>
+      </w:pPr>
+      <w:r>
+        <w:rPr>
+          <w:rFonts w:ascii="Calibri" w:hAnsi="Calibri" w:cs="Calibri"/>
+          <w:lang w:val="en-GB"/>
+        </w:rPr>
+        <w:t xml:space="preserve">Participants for which </w:t>
+      </w:r>
+      <w:r>
+        <w:rPr>
+          <w:rFonts w:ascii="Calibri" w:hAnsi="Calibri" w:cs="Calibri"/>
+          <w:i/>
+          <w:iCs/>
+          <w:lang w:val="en-GB"/>
+        </w:rPr>
+        <w:t>neither</w:t>
+      </w:r>
+      <w:r>
+        <w:rPr>
+          <w:rFonts w:ascii="Calibri" w:hAnsi="Calibri" w:cs="Calibri"/>
+          <w:lang w:val="en-GB"/>
+        </w:rPr>
+        <w:t xml:space="preserve"> the high motor control QUEST+ </w:t>
+      </w:r>
+      <w:r>
+        <w:rPr>
+          <w:rFonts w:ascii="Calibri" w:hAnsi="Calibri" w:cs="Calibri"/>
+          <w:lang w:val="en-GB"/>
+        </w:rPr>
+        <w:t>staircase</w:t>
+      </w:r>
+      <w:r>
+        <w:rPr>
+          <w:rFonts w:ascii="Calibri" w:hAnsi="Calibri" w:cs="Calibri"/>
+          <w:lang w:val="en-GB"/>
+        </w:rPr>
+        <w:t xml:space="preserve"> nor the low motor control QUEST+ staircase</w:t>
+      </w:r>
+      <w:r>
+        <w:rPr>
+          <w:rFonts w:ascii="Calibri" w:hAnsi="Calibri" w:cs="Calibri"/>
+          <w:lang w:val="en-GB"/>
+        </w:rPr>
+        <w:t xml:space="preserve"> converged (final posterior SD ≥ 0.20)</w:t>
+      </w:r>
+      <w:r>
+        <w:rPr>
+          <w:rFonts w:ascii="Calibri" w:hAnsi="Calibri" w:cs="Calibri"/>
+          <w:lang w:val="en-GB"/>
+        </w:rPr>
+        <w:t xml:space="preserve"> are excluded, since this indicates that our intended manipulation did not work</w:t>
+      </w:r>
+      <w:r>
+        <w:rPr>
+          <w:rFonts w:ascii="Calibri" w:hAnsi="Calibri" w:cs="Calibri"/>
+          <w:lang w:val="en-GB"/>
+        </w:rPr>
+        <w:t>.</w:t>
+      </w:r>
+    </w:p>
+    <w:p>
+      <w:pPr>
+        <w:pStyle w:val="ListParagraph"/>
+        <w:numPr>
+          <w:ilvl w:val="0"/>
+          <w:numId w:val="25"/>
+        </w:numPr>
+        <w:rPr>
+          <w:rFonts w:ascii="Calibri" w:hAnsi="Calibri" w:cs="Calibri"/>
+          <w:lang w:val="en-GB"/>
+        </w:rPr>
+      </w:pPr>
+      <w:r>
+        <w:rPr>
+          <w:rStyle w:val="citation-152"/>
+          <w:rFonts w:ascii="Calibri" w:hAnsi="Calibri" w:cs="Calibri"/>
+          <w:lang w:val="en-US"/>
+        </w:rPr>
+        <w:t>Participants who didn’t</w:t>
+      </w:r>
+      <w:r>
+        <w:rPr>
+          <w:rFonts w:ascii="Calibri" w:hAnsi="Calibri" w:cs="Calibri"/>
+          <w:lang w:val="en-GB"/>
+        </w:rPr>
+        <w:t xml:space="preserve"> respond in time on ≥ 50% of trials in the control detection task, for </w:t>
+      </w:r>
+      <w:r>
+        <w:rPr>
+          <w:rFonts w:ascii="Calibri" w:hAnsi="Calibri" w:cs="Calibri"/>
+          <w:i/>
+          <w:iCs/>
+          <w:lang w:val="en-GB"/>
+        </w:rPr>
+        <w:t>either</w:t>
+      </w:r>
+      <w:r>
+        <w:rPr>
+          <w:rFonts w:ascii="Calibri" w:hAnsi="Calibri" w:cs="Calibri"/>
+          <w:lang w:val="en-GB"/>
+        </w:rPr>
+        <w:t> the high or low control condition are excluded.</w:t>
+      </w:r>
+    </w:p>
+    <w:p>
+      <w:pPr>
+        <w:pStyle w:val="ListParagraph"/>
+        <w:numPr>
+          <w:ilvl w:val="0"/>
+          <w:numId w:val="25"/>
+        </w:numPr>
+        <w:rPr>
+          <w:rStyle w:val="citation-152"/>
+          <w:rFonts w:ascii="Calibri" w:hAnsi="Calibri" w:cs="Calibri"/>
+          <w:lang w:val="en-US"/>
+        </w:rPr>
+      </w:pPr>
+      <w:r>
+        <w:rPr>
+          <w:rStyle w:val="citation-152"/>
+          <w:rFonts w:ascii="Calibri" w:hAnsi="Calibri" w:cs="Calibri"/>
+          <w:lang w:val="en-US"/>
+        </w:rPr>
+        <w:t>Participants whose accuracy in detecting which item they controlled exceeds  ±2.5 standard deviations from the group mean, in the control detection task, are excluded</w:t>
+      </w:r>
+      <w:r>
+        <w:rPr>
+          <w:rFonts w:ascii="Calibri" w:hAnsi="Calibri" w:cs="Calibri"/>
+          <w:lang w:val="en-US"/>
+        </w:rPr>
+        <w:t>.</w:t>
+      </w:r>
+    </w:p>
+    <w:p>
+      <w:pPr>
+        <w:rPr>
+          <w:rStyle w:val="citation-150"/>
+          <w:rFonts w:ascii="Calibri" w:eastAsiaTheme="majorEastAsia" w:hAnsi="Calibri" w:cs="Calibri"/>
+          <w:lang w:val="en-GB"/>
+        </w:rPr>
+      </w:pPr>
+      <w:r>
+        <w:rPr>
+          <w:rStyle w:val="citation-152"/>
+          <w:rFonts w:ascii="Calibri" w:hAnsi="Calibri" w:cs="Calibri"/>
+          <w:lang w:val="en-US"/>
+        </w:rPr>
+        <w:lastRenderedPageBreak/>
+        <w:t xml:space="preserve"> </w:t>
+      </w:r>
+      <w:r>
+        <w:rPr>
+          <w:rStyle w:val="citation-150"/>
+          <w:rFonts w:ascii="Calibri" w:eastAsiaTheme="majorEastAsia" w:hAnsi="Calibri" w:cs="Calibri"/>
+          <w:lang w:val="en-GB"/>
+        </w:rPr>
+        <w:t>Trial-level</w:t>
+      </w:r>
+      <w:r>
+        <w:rPr>
+          <w:rStyle w:val="citation-150"/>
+          <w:rFonts w:ascii="Calibri" w:eastAsiaTheme="majorEastAsia" w:hAnsi="Calibri" w:cs="Calibri"/>
+          <w:lang w:val="en-GB"/>
+        </w:rPr>
+        <w:t xml:space="preserve"> exclusions</w:t>
+      </w:r>
+      <w:r>
+        <w:rPr>
+          <w:rStyle w:val="citation-150"/>
+          <w:rFonts w:ascii="Calibri" w:eastAsiaTheme="majorEastAsia" w:hAnsi="Calibri" w:cs="Calibri"/>
+          <w:lang w:val="en-GB"/>
+        </w:rPr>
+        <w:t xml:space="preserve">: </w:t>
+      </w:r>
     </w:p>
     <w:p>
       <w:pPr>
         <w:pStyle w:val="NormalWeb"/>
         <w:numPr>
           <w:ilvl w:val="0"/>
-          <w:numId w:val="22"/>
+          <w:numId w:val="28"/>
         </w:numPr>
-        <w:rPr>
-          <w:rFonts w:ascii="Calibri" w:hAnsi="Calibri" w:cs="Calibri"/>
-          <w:lang w:val="en-GB"/>
-        </w:rPr>
-        <w:pPrChange w:id="89" w:author="Gezen, Elif" w:date="2026-05-18T12:26:00Z" w16du:dateUtc="2026-05-18T10:26:00Z">
-          <w:pPr/>
-        </w:pPrChange>
+        <w:spacing w:before="0" w:beforeAutospacing="0"/>
+        <w:rPr>
+          <w:rFonts w:ascii="Calibri" w:eastAsiaTheme="majorEastAsia" w:hAnsi="Calibri" w:cs="Calibri"/>
+          <w:sz w:val="22"/>
+          <w:szCs w:val="22"/>
+          <w:lang w:val="en-GB"/>
+        </w:rPr>
+      </w:pPr>
+      <w:r>
+        <w:rPr>
+          <w:rFonts w:ascii="Calibri" w:eastAsiaTheme="majorEastAsia" w:hAnsi="Calibri" w:cs="Calibri"/>
+          <w:sz w:val="22"/>
+          <w:szCs w:val="22"/>
+          <w:lang w:val="en-GB"/>
+        </w:rPr>
+        <w:t>Individual recognition trials where the reaction time exceeds that participant's </w:t>
+      </w:r>
+      <w:r>
+        <w:rPr>
+          <w:rFonts w:ascii="Calibri" w:eastAsiaTheme="majorEastAsia" w:hAnsi="Calibri" w:cs="Calibri"/>
+          <w:sz w:val="22"/>
+          <w:szCs w:val="22"/>
+          <w:lang w:val="en-GB"/>
+        </w:rPr>
+        <w:t>mean + 3</w:t>
+      </w:r>
+      <w:r>
+        <w:rPr>
+          <w:rFonts w:ascii="Calibri" w:eastAsiaTheme="majorEastAsia" w:hAnsi="Calibri" w:cs="Calibri"/>
+          <w:sz w:val="22"/>
+          <w:szCs w:val="22"/>
+          <w:lang w:val="en-GB"/>
+        </w:rPr>
+        <w:t xml:space="preserve"> </w:t>
+      </w:r>
+      <w:r>
+        <w:rPr>
+          <w:rFonts w:ascii="Calibri" w:eastAsiaTheme="majorEastAsia" w:hAnsi="Calibri" w:cs="Calibri"/>
+          <w:sz w:val="22"/>
+          <w:szCs w:val="22"/>
+          <w:lang w:val="en-GB"/>
+        </w:rPr>
+        <w:t xml:space="preserve">SD are </w:t>
+      </w:r>
+      <w:r>
+        <w:rPr>
+          <w:rFonts w:ascii="Calibri" w:eastAsiaTheme="majorEastAsia" w:hAnsi="Calibri" w:cs="Calibri"/>
+          <w:sz w:val="22"/>
+          <w:szCs w:val="22"/>
+          <w:lang w:val="en-GB"/>
+        </w:rPr>
+        <w:t>excluded.</w:t>
+      </w:r>
+    </w:p>
+    <w:p>
+      <w:pPr>
+        <w:pStyle w:val="NormalWeb"/>
+        <w:spacing w:before="0" w:beforeAutospacing="0"/>
+        <w:rPr>
+          <w:rFonts w:ascii="Calibri" w:hAnsi="Calibri" w:cs="Calibri"/>
+          <w:sz w:val="22"/>
+          <w:szCs w:val="22"/>
+        </w:rPr>
+      </w:pPr>
+      <w:r>
+        <w:rPr>
+          <w:rFonts w:ascii="Calibri" w:hAnsi="Calibri" w:cs="Calibri"/>
+          <w:i/>
+          <w:iCs/>
+          <w:sz w:val="22"/>
+          <w:szCs w:val="22"/>
+        </w:rPr>
+        <w:t>Exclusions Based on Neurophysiological Data:</w:t>
+      </w:r>
+    </w:p>
+    <w:p>
+      <w:pPr>
+        <w:pStyle w:val="NormalWeb"/>
+        <w:spacing w:before="0" w:beforeAutospacing="0"/>
+        <w:rPr>
+          <w:rFonts w:ascii="Calibri" w:hAnsi="Calibri" w:cs="Calibri"/>
+          <w:sz w:val="22"/>
+          <w:szCs w:val="22"/>
+        </w:rPr>
+      </w:pPr>
+      <w:r>
+        <w:rPr>
+          <w:rFonts w:ascii="Calibri" w:hAnsi="Calibri" w:cs="Calibri"/>
+          <w:sz w:val="22"/>
+          <w:szCs w:val="22"/>
+        </w:rPr>
+        <w:t>After EEG preprocessing, participants who have fewer than 25 trials in at least one experimental condition are excluded.</w:t>
+      </w:r>
+    </w:p>
+    <w:p>
+      <w:pPr>
+        <w:rPr>
+          <w:rFonts w:ascii="Calibri" w:hAnsi="Calibri" w:cs="Calibri"/>
+          <w:lang w:val="en-GB"/>
+        </w:rPr>
       </w:pPr>
       <w:r>
         <w:rPr>
@@ -1823,23 +2439,148 @@
           <w:bCs/>
           <w:lang w:val="en-GB"/>
         </w:rPr>
-        <w:t>5) Analyses</w:t>
-      </w:r>
-      <w:r>
-        <w:rPr>
-          <w:rFonts w:ascii="Calibri" w:hAnsi="Calibri" w:cs="Calibri"/>
-          <w:lang w:val="en-GB"/>
-        </w:rPr>
-        <w:t> Specify exactly which analyses you will conduct to examine the main question/hypothesis.</w:t>
+        <w:t>7) Sample Size</w:t>
+      </w:r>
+      <w:r>
+        <w:rPr>
+          <w:rFonts w:ascii="Calibri" w:hAnsi="Calibri" w:cs="Calibri"/>
+          <w:lang w:val="en-GB"/>
+        </w:rPr>
+        <w:t> </w:t>
       </w:r>
     </w:p>
     <w:p>
       <w:pPr>
-        <w:pStyle w:val="NormalWeb"/>
-        <w:rPr>
-          <w:rFonts w:ascii="Calibri" w:hAnsi="Calibri" w:cs="Calibri"/>
-          <w:sz w:val="22"/>
-          <w:szCs w:val="22"/>
+        <w:rPr>
+          <w:rFonts w:ascii="Calibri" w:hAnsi="Calibri" w:cs="Calibri"/>
+          <w:lang w:val="en-US"/>
+        </w:rPr>
+      </w:pPr>
+      <w:r>
+        <w:rPr>
+          <w:rFonts w:ascii="Calibri" w:hAnsi="Calibri" w:cs="Calibri"/>
+          <w:lang w:val="en-US"/>
+        </w:rPr>
+        <w:t xml:space="preserve">We </w:t>
+      </w:r>
+      <w:r>
+        <w:rPr>
+          <w:rFonts w:ascii="Calibri" w:hAnsi="Calibri" w:cs="Calibri"/>
+          <w:lang w:val="en-US"/>
+        </w:rPr>
+        <w:t xml:space="preserve">ideally </w:t>
+      </w:r>
+      <w:r>
+        <w:rPr>
+          <w:rFonts w:ascii="Calibri" w:hAnsi="Calibri" w:cs="Calibri"/>
+          <w:lang w:val="en-US"/>
+        </w:rPr>
+        <w:t xml:space="preserve">aim to recruit 50 participants. This sample size was determined via </w:t>
+      </w:r>
+      <w:r>
+        <w:rPr>
+          <w:rFonts w:ascii="Calibri" w:hAnsi="Calibri" w:cs="Calibri"/>
+          <w:lang w:val="en-US"/>
+        </w:rPr>
+        <w:t>a</w:t>
+      </w:r>
+      <w:r>
+        <w:rPr>
+          <w:rFonts w:ascii="Calibri" w:hAnsi="Calibri" w:cs="Calibri"/>
+          <w:lang w:val="en-US"/>
+        </w:rPr>
+        <w:t xml:space="preserve"> priori Monte Carlo power analysis for generalized linear mixed models, targeting 80% power at </w:t>
+      </w:r>
+      <w:r>
+        <w:rPr>
+          <w:rFonts w:ascii="Calibri" w:hAnsi="Calibri" w:cs="Calibri"/>
+          <w:i/>
+          <w:iCs/>
+          <w:lang w:val="en-US"/>
+        </w:rPr>
+        <w:t>α</w:t>
+      </w:r>
+      <w:r>
+        <w:rPr>
+          <w:rFonts w:ascii="Calibri" w:hAnsi="Calibri" w:cs="Calibri"/>
+          <w:lang w:val="en-US"/>
+        </w:rPr>
+        <w:t xml:space="preserve"> </w:t>
+      </w:r>
+      <w:r>
+        <w:rPr>
+          <w:rFonts w:ascii="Calibri" w:hAnsi="Calibri" w:cs="Calibri"/>
+          <w:lang w:val="en-US"/>
+        </w:rPr>
+        <w:t>= .05</w:t>
+      </w:r>
+      <w:r>
+        <w:rPr>
+          <w:rFonts w:ascii="Calibri" w:hAnsi="Calibri" w:cs="Calibri"/>
+          <w:lang w:val="en-US"/>
+        </w:rPr>
+        <w:t xml:space="preserve">. </w:t>
+      </w:r>
+      <w:r>
+        <w:rPr>
+          <w:rFonts w:ascii="Calibri" w:hAnsi="Calibri" w:cs="Calibri"/>
+          <w:lang w:val="en-US"/>
+        </w:rPr>
+        <w:br/>
+      </w:r>
+      <w:r>
+        <w:rPr>
+          <w:rFonts w:ascii="Calibri" w:hAnsi="Calibri" w:cs="Calibri"/>
+          <w:lang w:val="en-US"/>
+        </w:rPr>
+        <w:br/>
+      </w:r>
+      <w:commentRangeStart w:id="0"/>
+      <w:r>
+        <w:rPr>
+          <w:rFonts w:ascii="Calibri" w:hAnsi="Calibri" w:cs="Calibri"/>
+          <w:lang w:val="en-US"/>
+        </w:rPr>
+        <w:t xml:space="preserve">However, the based on previous studies, the neurophysiological effects we aim to uncover require a lower number of participants (CITE). Moreover, since this is the first study that aims </w:t>
+      </w:r>
+      <w:r>
+        <w:rPr>
+          <w:rFonts w:ascii="Calibri" w:hAnsi="Calibri" w:cs="Calibri"/>
+          <w:lang w:val="en-US"/>
+        </w:rPr>
+        <w:t xml:space="preserve">to find out </w:t>
+      </w:r>
+      <w:r>
+        <w:rPr>
+          <w:rFonts w:ascii="Calibri" w:hAnsi="Calibri" w:cs="Calibri"/>
+          <w:lang w:val="en-US"/>
+        </w:rPr>
+        <w:t xml:space="preserve">an effect on recognition performance </w:t>
+      </w:r>
+      <w:r>
+        <w:rPr>
+          <w:rFonts w:ascii="Calibri" w:hAnsi="Calibri" w:cs="Calibri"/>
+          <w:lang w:val="en-US"/>
+        </w:rPr>
+        <w:t>using a control-detection task, effect sizes we used in the Monte Carlo analyses were based on studies whose paradigms did not consistently match ours. Also considering logistic and financial dependencies imposed upon many EEG studies, we determine a lower cutoff on our sample size of 30 participants, in case reaching 50 is impossible.</w:t>
+      </w:r>
+      <w:commentRangeEnd w:id="0"/>
+      <w:r>
+        <w:rPr>
+          <w:rStyle w:val="CommentReference"/>
+          <w:rFonts w:ascii="Calibri" w:hAnsi="Calibri" w:cs="Calibri"/>
+          <w:sz w:val="22"/>
+          <w:szCs w:val="22"/>
+          <w:lang w:val="en-US"/>
+        </w:rPr>
+        <w:commentReference w:id="0"/>
+      </w:r>
+    </w:p>
+    <w:p>
+      <w:pPr>
+        <w:rPr>
+          <w:rFonts w:ascii="Calibri" w:hAnsi="Calibri" w:cs="Calibri"/>
+          <w:lang w:val="en-GB"/>
         </w:rPr>
       </w:pPr>
       <w:r>
@@ -1847,74 +2588,471 @@
           <w:rFonts w:ascii="Calibri" w:hAnsi="Calibri" w:cs="Calibri"/>
           <w:b/>
           <w:bCs/>
-          <w:sz w:val="22"/>
-          <w:szCs w:val="22"/>
-        </w:rPr>
-        <w:t>Main Behavioral Analyses</w:t>
-      </w:r>
-      <w:r>
-        <w:rPr>
-          <w:rFonts w:ascii="Calibri" w:hAnsi="Calibri" w:cs="Calibri"/>
-          <w:sz w:val="22"/>
-          <w:szCs w:val="22"/>
-        </w:rPr>
-        <w:t xml:space="preserve"> We will examine whether the </w:t>
-      </w:r>
-      <w:ins w:id="90" w:author="Gezen, Elif" w:date="2026-05-18T12:53:00Z" w16du:dateUtc="2026-05-18T10:53:00Z">
-        <w:r>
-          <w:rPr>
-            <w:rFonts w:ascii="Calibri" w:hAnsi="Calibri" w:cs="Calibri"/>
-            <w:sz w:val="22"/>
-            <w:szCs w:val="22"/>
-          </w:rPr>
-          <w:t xml:space="preserve">level of motor control </w:t>
-        </w:r>
-      </w:ins>
-      <w:del w:id="91" w:author="Gezen, Elif" w:date="2026-05-18T12:53:00Z" w16du:dateUtc="2026-05-18T10:53:00Z">
-        <w:r>
-          <w:rPr>
-            <w:rFonts w:ascii="Calibri" w:hAnsi="Calibri" w:cs="Calibri"/>
-            <w:sz w:val="22"/>
-            <w:szCs w:val="22"/>
-          </w:rPr>
-          <w:delText>objective control level</w:delText>
-        </w:r>
-      </w:del>
-      <w:r>
-        <w:rPr>
-          <w:rFonts w:ascii="Calibri" w:hAnsi="Calibri" w:cs="Calibri"/>
-          <w:sz w:val="22"/>
-          <w:szCs w:val="22"/>
-        </w:rPr>
-        <w:t xml:space="preserve"> influences later memory performance using two primary approaches: Signal Detection Theory (participant-level sensitivity) and mixed-effects modeling </w:t>
-      </w:r>
-      <w:del w:id="92" w:author="Gezen, Elif" w:date="2026-05-18T12:53:00Z" w16du:dateUtc="2026-05-18T10:53:00Z">
-        <w:r>
-          <w:rPr>
-            <w:rFonts w:ascii="Calibri" w:hAnsi="Calibri" w:cs="Calibri"/>
-            <w:sz w:val="22"/>
-            <w:szCs w:val="22"/>
-          </w:rPr>
-          <w:delText>(trial-level probability)</w:delText>
-        </w:r>
-      </w:del>
-      <w:r>
-        <w:rPr>
-          <w:rFonts w:ascii="Calibri" w:hAnsi="Calibri" w:cs="Calibri"/>
-          <w:sz w:val="22"/>
-          <w:szCs w:val="22"/>
-        </w:rPr>
-        <w:t>.</w:t>
+          <w:lang w:val="en-GB"/>
+        </w:rPr>
+        <w:t>8) Other</w:t>
+      </w:r>
+      <w:r>
+        <w:rPr>
+          <w:rFonts w:ascii="Calibri" w:hAnsi="Calibri" w:cs="Calibri"/>
+          <w:lang w:val="en-GB"/>
+        </w:rPr>
+        <w:t> Anything else you would like to pre-register?</w:t>
       </w:r>
     </w:p>
     <w:p>
       <w:pPr>
+        <w:rPr>
+          <w:rFonts w:ascii="Calibri" w:hAnsi="Calibri" w:cs="Calibri"/>
+          <w:i/>
+          <w:iCs/>
+          <w:lang w:val="en-DE"/>
+        </w:rPr>
+      </w:pPr>
+      <w:commentRangeStart w:id="1"/>
+      <w:r>
+        <w:rPr>
+          <w:rFonts w:ascii="Calibri" w:hAnsi="Calibri" w:cs="Calibri"/>
+          <w:i/>
+          <w:iCs/>
+          <w:highlight w:val="yellow"/>
+          <w:lang w:val="en-GB"/>
+        </w:rPr>
+        <w:t>Püren suggested: “</w:t>
+      </w:r>
+      <w:r>
+        <w:rPr>
+          <w:rFonts w:ascii="Calibri" w:hAnsi="Calibri" w:cs="Calibri"/>
+          <w:i/>
+          <w:iCs/>
+          <w:highlight w:val="yellow"/>
+          <w:lang w:val="en-DE"/>
+        </w:rPr>
+        <w:t>Currently, our GLMM tests if the categorical condition (High vs. Low Control) predicts memory. By extracting a single kinematic metric per trial, we can add it as a continuous covariate in our GLMM. This would allow us to test a much more mechanistic question: Does a tighter, physical sensorimotor loop during the 4 seconds of tracking directly predict whether the participant will encode that specific image into memory?</w:t>
+      </w:r>
+      <w:r>
+        <w:rPr>
+          <w:rFonts w:ascii="Calibri" w:hAnsi="Calibri" w:cs="Calibri"/>
+          <w:i/>
+          <w:iCs/>
+          <w:highlight w:val="yellow"/>
+          <w:lang w:val="en-DE"/>
+        </w:rPr>
+        <w:t>”</w:t>
+      </w:r>
+      <w:commentRangeEnd w:id="1"/>
+      <w:r>
+        <w:rPr>
+          <w:rStyle w:val="CommentReference"/>
+          <w:rFonts w:ascii="Calibri" w:hAnsi="Calibri" w:cs="Calibri"/>
+          <w:i/>
+          <w:iCs/>
+          <w:sz w:val="22"/>
+          <w:szCs w:val="22"/>
+          <w:lang w:val="en-DE"/>
+        </w:rPr>
+        <w:commentReference w:id="1"/>
+      </w:r>
+    </w:p>
+    <w:p>
+      <w:pPr>
         <w:pStyle w:val="NormalWeb"/>
-        <w:rPr>
-          <w:del w:id="93" w:author="Gezen, Elif" w:date="2026-05-18T12:55:00Z" w16du:dateUtc="2026-05-18T10:55:00Z"/>
-          <w:rFonts w:ascii="Calibri" w:hAnsi="Calibri" w:cs="Calibri"/>
-          <w:sz w:val="22"/>
-          <w:szCs w:val="22"/>
+        <w:spacing w:before="0" w:beforeAutospacing="0"/>
+        <w:rPr>
+          <w:rFonts w:ascii="Calibri" w:hAnsi="Calibri" w:cs="Calibri"/>
+          <w:i/>
+          <w:iCs/>
+          <w:sz w:val="22"/>
+          <w:szCs w:val="22"/>
+        </w:rPr>
+      </w:pPr>
+      <w:r>
+        <w:rPr>
+          <w:rFonts w:ascii="Calibri" w:hAnsi="Calibri" w:cs="Calibri"/>
+          <w:i/>
+          <w:iCs/>
+          <w:sz w:val="22"/>
+          <w:szCs w:val="22"/>
+        </w:rPr>
+        <w:t>EEG Recording</w:t>
+      </w:r>
+    </w:p>
+    <w:p>
+      <w:pPr>
+        <w:pStyle w:val="NormalWeb"/>
+        <w:spacing w:before="0" w:beforeAutospacing="0"/>
+        <w:rPr>
+          <w:rFonts w:ascii="Calibri" w:hAnsi="Calibri" w:cs="Calibri"/>
+          <w:sz w:val="22"/>
+          <w:szCs w:val="22"/>
+          <w:lang w:val="en-GB"/>
+        </w:rPr>
+      </w:pPr>
+      <w:r>
+        <w:rPr>
+          <w:rFonts w:ascii="Calibri" w:hAnsi="Calibri" w:cs="Calibri"/>
+          <w:sz w:val="22"/>
+          <w:szCs w:val="22"/>
+          <w:lang w:val="en-GB"/>
+        </w:rPr>
+        <w:t>Continuous EEG activity will be recorded using a 64-channel system with active electrodes,</w:t>
+      </w:r>
+      <w:r>
+        <w:rPr>
+          <w:rFonts w:ascii="Calibri" w:hAnsi="Calibri" w:cs="Calibri"/>
+          <w:sz w:val="22"/>
+          <w:szCs w:val="22"/>
+          <w:lang w:val="en-GB"/>
+        </w:rPr>
+        <w:t xml:space="preserve"> </w:t>
+      </w:r>
+      <w:r>
+        <w:rPr>
+          <w:rFonts w:ascii="Calibri" w:hAnsi="Calibri" w:cs="Calibri"/>
+          <w:sz w:val="22"/>
+          <w:szCs w:val="22"/>
+          <w:lang w:val="en-GB"/>
+        </w:rPr>
+        <w:t xml:space="preserve">positioned according to the standard 10–20 system. During recording, electrode FCz will </w:t>
+      </w:r>
+      <w:r>
+        <w:rPr>
+          <w:rFonts w:ascii="Calibri" w:hAnsi="Calibri" w:cs="Calibri"/>
+          <w:sz w:val="22"/>
+          <w:szCs w:val="22"/>
+          <w:lang w:val="en-GB"/>
+        </w:rPr>
+        <w:t>be the</w:t>
+      </w:r>
+      <w:r>
+        <w:rPr>
+          <w:rFonts w:ascii="Calibri" w:hAnsi="Calibri" w:cs="Calibri"/>
+          <w:sz w:val="22"/>
+          <w:szCs w:val="22"/>
+          <w:lang w:val="en-GB"/>
+        </w:rPr>
+        <w:t xml:space="preserve"> online reference, while </w:t>
+      </w:r>
+      <w:r>
+        <w:rPr>
+          <w:rFonts w:ascii="Calibri" w:hAnsi="Calibri" w:cs="Calibri"/>
+          <w:sz w:val="22"/>
+          <w:szCs w:val="22"/>
+          <w:lang w:val="en-GB"/>
+        </w:rPr>
+        <w:t xml:space="preserve">electrode </w:t>
+      </w:r>
+      <w:r>
+        <w:rPr>
+          <w:rFonts w:ascii="Calibri" w:hAnsi="Calibri" w:cs="Calibri"/>
+          <w:sz w:val="22"/>
+          <w:szCs w:val="22"/>
+          <w:lang w:val="en-GB"/>
+        </w:rPr>
+        <w:t xml:space="preserve">Fpz will </w:t>
+      </w:r>
+      <w:r>
+        <w:rPr>
+          <w:rFonts w:ascii="Calibri" w:hAnsi="Calibri" w:cs="Calibri"/>
+          <w:sz w:val="22"/>
+          <w:szCs w:val="22"/>
+          <w:lang w:val="en-GB"/>
+        </w:rPr>
+        <w:t>be</w:t>
+      </w:r>
+      <w:r>
+        <w:rPr>
+          <w:rFonts w:ascii="Calibri" w:hAnsi="Calibri" w:cs="Calibri"/>
+          <w:sz w:val="22"/>
+          <w:szCs w:val="22"/>
+          <w:lang w:val="en-GB"/>
+        </w:rPr>
+        <w:t xml:space="preserve"> the ground electrode. Electrode impedances will be maintained below 20 k</w:t>
+      </w:r>
+      <w:r>
+        <w:rPr>
+          <w:rFonts w:ascii="Calibri" w:hAnsi="Calibri" w:cs="Calibri"/>
+          <w:sz w:val="22"/>
+          <w:szCs w:val="22"/>
+          <w:lang w:val="de-DE"/>
+        </w:rPr>
+        <w:t>Ω</w:t>
+      </w:r>
+      <w:r>
+        <w:rPr>
+          <w:rFonts w:ascii="Calibri" w:hAnsi="Calibri" w:cs="Calibri"/>
+          <w:sz w:val="22"/>
+          <w:szCs w:val="22"/>
+          <w:lang w:val="en-GB"/>
+        </w:rPr>
+        <w:t xml:space="preserve"> for all participants.</w:t>
+      </w:r>
+      <w:r>
+        <w:rPr>
+          <w:rFonts w:ascii="Calibri" w:hAnsi="Calibri" w:cs="Calibri"/>
+          <w:sz w:val="22"/>
+          <w:szCs w:val="22"/>
+          <w:lang w:val="en-GB"/>
+        </w:rPr>
+        <w:t xml:space="preserve"> EEG will be sampled at a rate of </w:t>
+      </w:r>
+      <w:r>
+        <w:rPr>
+          <w:rFonts w:ascii="Calibri" w:hAnsi="Calibri" w:cs="Calibri"/>
+          <w:sz w:val="22"/>
+          <w:szCs w:val="22"/>
+          <w:lang w:val="en-GB"/>
+        </w:rPr>
+        <w:t>1000 Hz. An online band-pass filter from 0.016 Hz to 250 Hz will be applied during data acquisition</w:t>
+      </w:r>
+      <w:r>
+        <w:rPr>
+          <w:rFonts w:ascii="Calibri" w:hAnsi="Calibri" w:cs="Calibri"/>
+          <w:sz w:val="22"/>
+          <w:szCs w:val="22"/>
+          <w:lang w:val="en-GB"/>
+        </w:rPr>
+        <w:t>.</w:t>
+      </w:r>
+    </w:p>
+    <w:p>
+      <w:pPr>
+        <w:pStyle w:val="NormalWeb"/>
+        <w:tabs>
+          <w:tab w:val="left" w:pos="3160"/>
+        </w:tabs>
+        <w:spacing w:before="0" w:beforeAutospacing="0"/>
+        <w:rPr>
+          <w:rFonts w:ascii="Calibri" w:hAnsi="Calibri" w:cs="Calibri"/>
+          <w:i/>
+          <w:iCs/>
+          <w:sz w:val="22"/>
+          <w:szCs w:val="22"/>
+        </w:rPr>
+      </w:pPr>
+      <w:r>
+        <w:rPr>
+          <w:rFonts w:ascii="Calibri" w:hAnsi="Calibri" w:cs="Calibri"/>
+          <w:i/>
+          <w:iCs/>
+          <w:sz w:val="22"/>
+          <w:szCs w:val="22"/>
+        </w:rPr>
+        <w:t>EEG Preprocessing</w:t>
+      </w:r>
+    </w:p>
+    <w:p>
+      <w:pPr>
+        <w:pStyle w:val="NormalWeb"/>
+        <w:tabs>
+          <w:tab w:val="left" w:pos="3160"/>
+        </w:tabs>
+        <w:rPr>
+          <w:rFonts w:ascii="Calibri" w:hAnsi="Calibri" w:cs="Calibri"/>
+          <w:sz w:val="22"/>
+          <w:szCs w:val="22"/>
+          <w:lang w:val="en-DE"/>
+        </w:rPr>
+      </w:pPr>
+      <w:r>
+        <w:rPr>
+          <w:rFonts w:ascii="Calibri" w:hAnsi="Calibri" w:cs="Calibri"/>
+          <w:sz w:val="22"/>
+          <w:szCs w:val="22"/>
+          <w:lang w:val="en-DE"/>
+        </w:rPr>
+        <w:t xml:space="preserve">EEG data will be </w:t>
+      </w:r>
+      <w:r>
+        <w:rPr>
+          <w:rFonts w:ascii="Calibri" w:hAnsi="Calibri" w:cs="Calibri"/>
+          <w:sz w:val="22"/>
+          <w:szCs w:val="22"/>
+          <w:lang w:val="en-DE"/>
+        </w:rPr>
+        <w:t>pre</w:t>
+      </w:r>
+      <w:r>
+        <w:rPr>
+          <w:rFonts w:ascii="Calibri" w:hAnsi="Calibri" w:cs="Calibri"/>
+          <w:sz w:val="22"/>
+          <w:szCs w:val="22"/>
+          <w:lang w:val="en-DE"/>
+        </w:rPr>
+        <w:t>processed offline using a 1 Hz high-pass and a 40 Hz low-pass filter. Following this, the signals will be re-referenced to the common average of all scalp electrodes. Continuous data will be segmented into epochs spanning from 2500 ms prior to 2500 ms following </w:t>
+      </w:r>
+      <w:r>
+        <w:rPr>
+          <w:rFonts w:ascii="Calibri" w:hAnsi="Calibri" w:cs="Calibri"/>
+          <w:sz w:val="22"/>
+          <w:szCs w:val="22"/>
+          <w:lang w:val="en-DE"/>
+        </w:rPr>
+        <w:t>movement onset</w:t>
+      </w:r>
+      <w:r>
+        <w:rPr>
+          <w:rFonts w:ascii="Calibri" w:hAnsi="Calibri" w:cs="Calibri"/>
+          <w:sz w:val="22"/>
+          <w:szCs w:val="22"/>
+          <w:lang w:val="en-DE"/>
+        </w:rPr>
+        <w:t>. The epoched data will then be downsampled to a sampling rate of 250 Hz.</w:t>
+      </w:r>
+    </w:p>
+    <w:p>
+      <w:pPr>
+        <w:pStyle w:val="NormalWeb"/>
+        <w:tabs>
+          <w:tab w:val="left" w:pos="3160"/>
+        </w:tabs>
+        <w:rPr>
+          <w:rFonts w:ascii="Calibri" w:hAnsi="Calibri" w:cs="Calibri"/>
+          <w:sz w:val="22"/>
+          <w:szCs w:val="22"/>
+          <w:lang w:val="en-DE"/>
+        </w:rPr>
+      </w:pPr>
+      <w:r>
+        <w:rPr>
+          <w:rFonts w:ascii="Calibri" w:hAnsi="Calibri" w:cs="Calibri"/>
+          <w:sz w:val="22"/>
+          <w:szCs w:val="22"/>
+          <w:lang w:val="en-DE"/>
+        </w:rPr>
+        <w:t xml:space="preserve">To account for </w:t>
+      </w:r>
+      <w:r>
+        <w:rPr>
+          <w:rFonts w:ascii="Calibri" w:hAnsi="Calibri" w:cs="Calibri"/>
+          <w:sz w:val="22"/>
+          <w:szCs w:val="22"/>
+          <w:lang w:val="en-DE"/>
+        </w:rPr>
+        <w:t>movement</w:t>
+      </w:r>
+      <w:r>
+        <w:rPr>
+          <w:rFonts w:ascii="Calibri" w:hAnsi="Calibri" w:cs="Calibri"/>
+          <w:sz w:val="22"/>
+          <w:szCs w:val="22"/>
+          <w:lang w:val="en-DE"/>
+        </w:rPr>
+        <w:t xml:space="preserve"> artifacts</w:t>
+      </w:r>
+      <w:r>
+        <w:rPr>
+          <w:rFonts w:ascii="Calibri" w:hAnsi="Calibri" w:cs="Calibri"/>
+          <w:sz w:val="22"/>
+          <w:szCs w:val="22"/>
+          <w:lang w:val="en-DE"/>
+        </w:rPr>
+        <w:t xml:space="preserve"> </w:t>
+      </w:r>
+      <w:r>
+        <w:rPr>
+          <w:rFonts w:ascii="Calibri" w:hAnsi="Calibri" w:cs="Calibri"/>
+          <w:sz w:val="22"/>
+          <w:szCs w:val="22"/>
+          <w:lang w:val="en-DE"/>
+        </w:rPr>
+        <w:t>such as eye movements and blinks</w:t>
+      </w:r>
+      <w:r>
+        <w:rPr>
+          <w:rFonts w:ascii="Calibri" w:hAnsi="Calibri" w:cs="Calibri"/>
+          <w:sz w:val="22"/>
+          <w:szCs w:val="22"/>
+          <w:lang w:val="en-DE"/>
+        </w:rPr>
+        <w:t xml:space="preserve">, </w:t>
+      </w:r>
+      <w:r>
+        <w:rPr>
+          <w:rFonts w:ascii="Calibri" w:hAnsi="Calibri" w:cs="Calibri"/>
+          <w:sz w:val="22"/>
+          <w:szCs w:val="22"/>
+          <w:lang w:val="en-DE"/>
+        </w:rPr>
+        <w:t>independent component analysis (ICA) will be conducted, and components reflecting non-neural activity will be excluded before reconstructing the signal. Baseline correction will be applied by subtracting the mean voltage of the 200 ms pre-</w:t>
+      </w:r>
+      <w:r>
+        <w:rPr>
+          <w:rFonts w:ascii="Calibri" w:hAnsi="Calibri" w:cs="Calibri"/>
+          <w:sz w:val="22"/>
+          <w:szCs w:val="22"/>
+          <w:lang w:val="en-DE"/>
+        </w:rPr>
+        <w:t>movement</w:t>
+      </w:r>
+      <w:r>
+        <w:rPr>
+          <w:rFonts w:ascii="Calibri" w:hAnsi="Calibri" w:cs="Calibri"/>
+          <w:sz w:val="22"/>
+          <w:szCs w:val="22"/>
+          <w:lang w:val="en-DE"/>
+        </w:rPr>
+        <w:t xml:space="preserve"> window from the entire epoch. For artifact rejection, any trials containing voltage fluctuations exceeding ±100 μV will be discarded. If any electrodes exhibit excessive noise for a substantial portion of the recording, they will be removed and their signal will be reconstructed via spherical spline interpolation.</w:t>
+      </w:r>
+    </w:p>
+    <w:p>
+      <w:pPr>
+        <w:pStyle w:val="NormalWeb"/>
+        <w:tabs>
+          <w:tab w:val="left" w:pos="3160"/>
+        </w:tabs>
+        <w:rPr>
+          <w:rFonts w:ascii="Calibri" w:hAnsi="Calibri" w:cs="Calibri"/>
+          <w:sz w:val="22"/>
+          <w:szCs w:val="22"/>
+          <w:lang w:val="en-DE"/>
+        </w:rPr>
+      </w:pPr>
+      <w:r>
+        <w:rPr>
+          <w:rFonts w:ascii="Calibri" w:hAnsi="Calibri" w:cs="Calibri"/>
+          <w:sz w:val="22"/>
+          <w:szCs w:val="22"/>
+          <w:lang w:val="en-DE"/>
+        </w:rPr>
+        <w:lastRenderedPageBreak/>
+        <w:t>Our primary ERP component of interest is the </w:t>
+      </w:r>
+      <w:r>
+        <w:rPr>
+          <w:rFonts w:ascii="Calibri" w:hAnsi="Calibri" w:cs="Calibri"/>
+          <w:sz w:val="22"/>
+          <w:szCs w:val="22"/>
+          <w:lang w:val="en-DE"/>
+        </w:rPr>
+        <w:t>movement-onset-locked P500</w:t>
+      </w:r>
+      <w:r>
+        <w:rPr>
+          <w:rFonts w:ascii="Calibri" w:hAnsi="Calibri" w:cs="Calibri"/>
+          <w:sz w:val="22"/>
+          <w:szCs w:val="22"/>
+          <w:lang w:val="en-DE"/>
+        </w:rPr>
+        <w:t>. For visualization purposes, ERP waveforms will be plotted focusing on a window from 200 ms before to 1000 ms after </w:t>
+      </w:r>
+      <w:r>
+        <w:rPr>
+          <w:rFonts w:ascii="Calibri" w:hAnsi="Calibri" w:cs="Calibri"/>
+          <w:sz w:val="22"/>
+          <w:szCs w:val="22"/>
+          <w:lang w:val="en-DE"/>
+        </w:rPr>
+        <w:t>movement-onset.</w:t>
+      </w:r>
+    </w:p>
+    <w:p>
+      <w:pPr>
+        <w:rPr>
+          <w:rFonts w:ascii="Calibri" w:hAnsi="Calibri" w:cs="Calibri"/>
+          <w:i/>
+          <w:iCs/>
+          <w:lang w:val="en-GB"/>
         </w:rPr>
       </w:pPr>
       <w:r>
@@ -1922,1598 +3060,6 @@
           <w:rFonts w:ascii="Calibri" w:hAnsi="Calibri" w:cs="Calibri"/>
           <w:b/>
           <w:bCs/>
-          <w:sz w:val="22"/>
-          <w:szCs w:val="22"/>
-        </w:rPr>
-        <w:t>1</w:t>
-      </w:r>
-      <w:del w:id="94" w:author="Gezen, Elif" w:date="2026-05-18T12:56:00Z" w16du:dateUtc="2026-05-18T10:56:00Z">
-        <w:r>
-          <w:rPr>
-            <w:rFonts w:ascii="Calibri" w:hAnsi="Calibri" w:cs="Calibri"/>
-            <w:b/>
-            <w:bCs/>
-            <w:sz w:val="22"/>
-            <w:szCs w:val="22"/>
-          </w:rPr>
-          <w:delText xml:space="preserve">. Primary </w:delText>
-        </w:r>
-      </w:del>
-      <w:r>
-        <w:rPr>
-          <w:rFonts w:ascii="Calibri" w:hAnsi="Calibri" w:cs="Calibri"/>
-          <w:b/>
-          <w:bCs/>
-          <w:sz w:val="22"/>
-          <w:szCs w:val="22"/>
-        </w:rPr>
-        <w:t xml:space="preserve">Analysis 1: </w:t>
-      </w:r>
-      <w:ins w:id="95" w:author="Gezen, Elif" w:date="2026-05-18T12:55:00Z" w16du:dateUtc="2026-05-18T10:55:00Z">
-        <w:r>
-          <w:rPr>
-            <w:rFonts w:ascii="Calibri" w:hAnsi="Calibri" w:cs="Calibri"/>
-            <w:sz w:val="22"/>
-            <w:szCs w:val="22"/>
-          </w:rPr>
-          <w:t xml:space="preserve">A paired-samples t-test </w:t>
-        </w:r>
-        <w:r>
-          <w:rPr>
-            <w:rFonts w:ascii="Calibri" w:hAnsi="Calibri" w:cs="Calibri"/>
-            <w:sz w:val="22"/>
-            <w:szCs w:val="22"/>
-          </w:rPr>
-          <w:t xml:space="preserve">on </w:t>
-        </w:r>
-        <w:r>
-          <w:rPr>
-            <w:rFonts w:ascii="Calibri" w:hAnsi="Calibri" w:cs="Calibri"/>
-            <w:sz w:val="22"/>
-            <w:szCs w:val="22"/>
-          </w:rPr>
-          <w:t>d' scores between the High Control and Low Control conditions.</w:t>
-        </w:r>
-      </w:ins>
-      <w:del w:id="96" w:author="Gezen, Elif" w:date="2026-05-18T12:55:00Z" w16du:dateUtc="2026-05-18T10:55:00Z">
-        <w:r>
-          <w:rPr>
-            <w:rFonts w:ascii="Calibri" w:hAnsi="Calibri" w:cs="Calibri"/>
-            <w:b/>
-            <w:bCs/>
-            <w:sz w:val="22"/>
-            <w:szCs w:val="22"/>
-          </w:rPr>
-          <w:delText>Signal Detection Theory (d')</w:delText>
-        </w:r>
-        <w:r>
-          <w:rPr>
-            <w:rFonts w:ascii="Calibri" w:hAnsi="Calibri" w:cs="Calibri"/>
-            <w:sz w:val="22"/>
-            <w:szCs w:val="22"/>
-          </w:rPr>
-          <w:delText xml:space="preserve"> To assess overall memory sensitivity across control conditions, we will </w:delText>
-        </w:r>
-        <w:commentRangeStart w:id="97"/>
-        <w:r>
-          <w:rPr>
-            <w:rFonts w:ascii="Calibri" w:hAnsi="Calibri" w:cs="Calibri"/>
-            <w:sz w:val="22"/>
-            <w:szCs w:val="22"/>
-          </w:rPr>
-          <w:delText>calculate</w:delText>
-        </w:r>
-      </w:del>
-      <w:del w:id="98" w:author="Gezen, Elif" w:date="2026-05-18T12:54:00Z" w16du:dateUtc="2026-05-18T10:54:00Z">
-        <w:r>
-          <w:rPr>
-            <w:rFonts w:ascii="Calibri" w:hAnsi="Calibri" w:cs="Calibri"/>
-            <w:sz w:val="22"/>
-            <w:szCs w:val="22"/>
-          </w:rPr>
-          <w:delText xml:space="preserve"> d-prime (</w:delText>
-        </w:r>
-      </w:del>
-      <w:del w:id="99" w:author="Gezen, Elif" w:date="2026-05-18T12:55:00Z" w16du:dateUtc="2026-05-18T10:55:00Z">
-        <w:r>
-          <w:rPr>
-            <w:rFonts w:ascii="Calibri" w:hAnsi="Calibri" w:cs="Calibri"/>
-            <w:sz w:val="22"/>
-            <w:szCs w:val="22"/>
-          </w:rPr>
-          <w:delText>d'</w:delText>
-        </w:r>
-      </w:del>
-      <w:del w:id="100" w:author="Gezen, Elif" w:date="2026-05-18T12:54:00Z" w16du:dateUtc="2026-05-18T10:54:00Z">
-        <w:r>
-          <w:rPr>
-            <w:rFonts w:ascii="Calibri" w:hAnsi="Calibri" w:cs="Calibri"/>
-            <w:sz w:val="22"/>
-            <w:szCs w:val="22"/>
-          </w:rPr>
-          <w:delText>)</w:delText>
-        </w:r>
-      </w:del>
-      <w:del w:id="101" w:author="Gezen, Elif" w:date="2026-05-18T12:55:00Z" w16du:dateUtc="2026-05-18T10:55:00Z">
-        <w:r>
-          <w:rPr>
-            <w:rFonts w:ascii="Calibri" w:hAnsi="Calibri" w:cs="Calibri"/>
-            <w:sz w:val="22"/>
-            <w:szCs w:val="22"/>
-          </w:rPr>
-          <w:delText xml:space="preserve"> scores </w:delText>
-        </w:r>
-        <w:commentRangeEnd w:id="97"/>
-        <w:r>
-          <w:rPr>
-            <w:rStyle w:val="CommentReference"/>
-            <w:rFonts w:ascii="Calibri" w:hAnsi="Calibri" w:cs="Calibri"/>
-            <w:sz w:val="22"/>
-            <w:szCs w:val="22"/>
-          </w:rPr>
-          <w:commentReference w:id="97"/>
-        </w:r>
-        <w:r>
-          <w:rPr>
-            <w:rFonts w:ascii="Calibri" w:hAnsi="Calibri" w:cs="Calibri"/>
-            <w:sz w:val="22"/>
-            <w:szCs w:val="22"/>
-          </w:rPr>
-          <w:delText>for each participant for both the High Control and Low Control conditions.</w:delText>
-        </w:r>
-      </w:del>
-    </w:p>
-    <w:p>
-      <w:pPr>
-        <w:pStyle w:val="NormalWeb"/>
-        <w:rPr>
-          <w:del w:id="102" w:author="Gezen, Elif" w:date="2026-05-18T12:55:00Z" w16du:dateUtc="2026-05-18T10:55:00Z"/>
-          <w:rFonts w:ascii="Calibri" w:hAnsi="Calibri" w:cs="Calibri"/>
-          <w:sz w:val="22"/>
-          <w:szCs w:val="22"/>
-        </w:rPr>
-        <w:pPrChange w:id="103" w:author="Gezen, Elif" w:date="2026-05-18T12:55:00Z" w16du:dateUtc="2026-05-18T10:55:00Z">
-          <w:pPr>
-            <w:pStyle w:val="NormalWeb"/>
-            <w:numPr>
-              <w:numId w:val="16"/>
-            </w:numPr>
-            <w:tabs>
-              <w:tab w:val="num" w:pos="720"/>
-            </w:tabs>
-            <w:ind w:left="720" w:hanging="360"/>
-          </w:pPr>
-        </w:pPrChange>
-      </w:pPr>
-      <w:del w:id="104" w:author="Gezen, Elif" w:date="2026-05-18T12:55:00Z" w16du:dateUtc="2026-05-18T10:55:00Z">
-        <w:r>
-          <w:rPr>
-            <w:rFonts w:ascii="Calibri" w:hAnsi="Calibri" w:cs="Calibri"/>
-            <w:b/>
-            <w:bCs/>
-            <w:sz w:val="22"/>
-            <w:szCs w:val="22"/>
-          </w:rPr>
-          <w:delText>Data Transformation:</w:delText>
-        </w:r>
-        <w:r>
-          <w:rPr>
-            <w:rFonts w:ascii="Calibri" w:hAnsi="Calibri" w:cs="Calibri"/>
-            <w:sz w:val="22"/>
-            <w:szCs w:val="22"/>
-          </w:rPr>
-          <w:delText xml:space="preserve"> A loglinear correction will be applied to Hit and False Alarm rates prior to calculation to prevent undefined values from perfect scores.</w:delText>
-        </w:r>
-      </w:del>
-    </w:p>
-    <w:p>
-      <w:pPr>
-        <w:pStyle w:val="NormalWeb"/>
-        <w:numPr>
-          <w:ilvl w:val="0"/>
-          <w:numId w:val="16"/>
-        </w:numPr>
-        <w:rPr>
-          <w:rFonts w:ascii="Calibri" w:hAnsi="Calibri" w:cs="Calibri"/>
-          <w:sz w:val="22"/>
-          <w:szCs w:val="22"/>
-        </w:rPr>
-      </w:pPr>
-      <w:del w:id="105" w:author="Gezen, Elif" w:date="2026-05-18T12:56:00Z" w16du:dateUtc="2026-05-18T10:56:00Z">
-        <w:r>
-          <w:rPr>
-            <w:rFonts w:ascii="Calibri" w:hAnsi="Calibri" w:cs="Calibri"/>
-            <w:b/>
-            <w:bCs/>
-            <w:sz w:val="22"/>
-            <w:szCs w:val="22"/>
-          </w:rPr>
-          <w:delText>Test:</w:delText>
-        </w:r>
-      </w:del>
-      <w:r>
-        <w:rPr>
-          <w:rFonts w:ascii="Calibri" w:hAnsi="Calibri" w:cs="Calibri"/>
-          <w:sz w:val="22"/>
-          <w:szCs w:val="22"/>
-        </w:rPr>
-        <w:t xml:space="preserve"> </w:t>
-      </w:r>
-      <w:del w:id="106" w:author="Gezen, Elif" w:date="2026-05-18T12:55:00Z" w16du:dateUtc="2026-05-18T10:55:00Z">
-        <w:r>
-          <w:rPr>
-            <w:rFonts w:ascii="Calibri" w:hAnsi="Calibri" w:cs="Calibri"/>
-            <w:sz w:val="22"/>
-            <w:szCs w:val="22"/>
-          </w:rPr>
-          <w:delText>A paired-samples t-test will compare d' scores between the High Control and Low Control conditions.</w:delText>
-        </w:r>
-      </w:del>
-    </w:p>
-    <w:p>
-      <w:pPr>
-        <w:pStyle w:val="NormalWeb"/>
-        <w:rPr>
-          <w:rFonts w:ascii="Calibri" w:hAnsi="Calibri" w:cs="Calibri"/>
-          <w:sz w:val="22"/>
-          <w:szCs w:val="22"/>
-        </w:rPr>
-      </w:pPr>
-      <w:commentRangeStart w:id="107"/>
-      <w:r>
-        <w:rPr>
-          <w:rFonts w:ascii="Calibri" w:hAnsi="Calibri" w:cs="Calibri"/>
-          <w:b/>
-          <w:bCs/>
-          <w:sz w:val="22"/>
-          <w:szCs w:val="22"/>
-        </w:rPr>
-        <w:t xml:space="preserve">2. </w:t>
-      </w:r>
-      <w:del w:id="108" w:author="Gezen, Elif" w:date="2026-05-18T12:56:00Z" w16du:dateUtc="2026-05-18T10:56:00Z">
-        <w:r>
-          <w:rPr>
-            <w:rFonts w:ascii="Calibri" w:hAnsi="Calibri" w:cs="Calibri"/>
-            <w:b/>
-            <w:bCs/>
-            <w:sz w:val="22"/>
-            <w:szCs w:val="22"/>
-          </w:rPr>
-          <w:delText xml:space="preserve">Primary </w:delText>
-        </w:r>
-      </w:del>
-      <w:r>
-        <w:rPr>
-          <w:rFonts w:ascii="Calibri" w:hAnsi="Calibri" w:cs="Calibri"/>
-          <w:b/>
-          <w:bCs/>
-          <w:sz w:val="22"/>
-          <w:szCs w:val="22"/>
-        </w:rPr>
-        <w:t xml:space="preserve">Analysis 2: </w:t>
-      </w:r>
-      <w:commentRangeEnd w:id="107"/>
-      <w:r>
-        <w:rPr>
-          <w:rStyle w:val="CommentReference"/>
-          <w:rFonts w:ascii="Calibri" w:hAnsi="Calibri" w:cs="Calibri"/>
-          <w:b/>
-          <w:bCs/>
-          <w:sz w:val="22"/>
-          <w:szCs w:val="22"/>
-        </w:rPr>
-        <w:commentReference w:id="107"/>
-      </w:r>
-      <w:r>
-        <w:rPr>
-          <w:rFonts w:ascii="Calibri" w:hAnsi="Calibri" w:cs="Calibri"/>
-          <w:b/>
-          <w:bCs/>
-          <w:sz w:val="22"/>
-          <w:szCs w:val="22"/>
-        </w:rPr>
-        <w:t>Recognition Accuracy (GLMM)</w:t>
-      </w:r>
-      <w:r>
-        <w:rPr>
-          <w:rFonts w:ascii="Calibri" w:hAnsi="Calibri" w:cs="Calibri"/>
-          <w:sz w:val="22"/>
-          <w:szCs w:val="22"/>
-        </w:rPr>
-        <w:t xml:space="preserve"> </w:t>
-      </w:r>
-      <w:r>
-        <w:rPr>
-          <w:rFonts w:ascii="Calibri" w:hAnsi="Calibri" w:cs="Calibri"/>
-          <w:sz w:val="22"/>
-          <w:szCs w:val="22"/>
-        </w:rPr>
-        <w:t xml:space="preserve">To test whether </w:t>
-      </w:r>
-      <w:commentRangeStart w:id="109"/>
-      <w:r>
-        <w:rPr>
-          <w:rFonts w:ascii="Calibri" w:hAnsi="Calibri" w:cs="Calibri"/>
-          <w:sz w:val="22"/>
-          <w:szCs w:val="22"/>
-        </w:rPr>
-        <w:t xml:space="preserve">the </w:t>
-      </w:r>
-      <w:ins w:id="110" w:author="Gezen, Elif" w:date="2026-05-18T12:57:00Z" w16du:dateUtc="2026-05-18T10:57:00Z">
-        <w:r>
-          <w:rPr>
-            <w:rFonts w:ascii="Calibri" w:hAnsi="Calibri" w:cs="Calibri"/>
-            <w:sz w:val="22"/>
-            <w:szCs w:val="22"/>
-          </w:rPr>
-          <w:t xml:space="preserve">level of motor </w:t>
-        </w:r>
-      </w:ins>
-      <w:r>
-        <w:rPr>
-          <w:rFonts w:ascii="Calibri" w:hAnsi="Calibri" w:cs="Calibri"/>
-          <w:sz w:val="22"/>
-          <w:szCs w:val="22"/>
-        </w:rPr>
-        <w:t>control</w:t>
-      </w:r>
-      <w:del w:id="111" w:author="Gezen, Elif" w:date="2026-05-18T12:57:00Z" w16du:dateUtc="2026-05-18T10:57:00Z">
-        <w:r>
-          <w:rPr>
-            <w:rFonts w:ascii="Calibri" w:hAnsi="Calibri" w:cs="Calibri"/>
-            <w:sz w:val="22"/>
-            <w:szCs w:val="22"/>
-          </w:rPr>
-          <w:delText xml:space="preserve"> </w:delText>
-        </w:r>
-      </w:del>
-      <w:commentRangeEnd w:id="109"/>
-      <w:r>
-        <w:rPr>
-          <w:rStyle w:val="CommentReference"/>
-          <w:rFonts w:ascii="Calibri" w:hAnsi="Calibri" w:cs="Calibri"/>
-          <w:sz w:val="22"/>
-          <w:szCs w:val="22"/>
-        </w:rPr>
-        <w:commentReference w:id="109"/>
-      </w:r>
-      <w:ins w:id="112" w:author="Gezen, Elif" w:date="2026-05-18T12:57:00Z" w16du:dateUtc="2026-05-18T10:57:00Z">
-        <w:r>
-          <w:rPr>
-            <w:rFonts w:ascii="Calibri" w:hAnsi="Calibri" w:cs="Calibri"/>
-            <w:sz w:val="22"/>
-            <w:szCs w:val="22"/>
-          </w:rPr>
-          <w:t>c</w:t>
-        </w:r>
-      </w:ins>
-      <w:del w:id="113" w:author="Gezen, Elif" w:date="2026-05-18T12:57:00Z" w16du:dateUtc="2026-05-18T10:57:00Z">
-        <w:r>
-          <w:rPr>
-            <w:rFonts w:ascii="Calibri" w:hAnsi="Calibri" w:cs="Calibri"/>
-            <w:sz w:val="22"/>
-            <w:szCs w:val="22"/>
-          </w:rPr>
-          <w:delText>manipulation</w:delText>
-        </w:r>
-      </w:del>
-      <w:r>
-        <w:rPr>
-          <w:rFonts w:ascii="Calibri" w:hAnsi="Calibri" w:cs="Calibri"/>
-          <w:sz w:val="22"/>
-          <w:szCs w:val="22"/>
-        </w:rPr>
-        <w:t xml:space="preserve"> increases the probability of recognizing target items compared to foils, we will fit a </w:t>
-      </w:r>
-      <w:ins w:id="114" w:author="Gezen, Elif" w:date="2026-05-18T12:56:00Z" w16du:dateUtc="2026-05-18T10:56:00Z">
-        <w:r>
-          <w:rPr>
-            <w:rFonts w:ascii="Calibri" w:hAnsi="Calibri" w:cs="Calibri"/>
-            <w:sz w:val="22"/>
-            <w:szCs w:val="22"/>
-          </w:rPr>
-          <w:t xml:space="preserve">binomial </w:t>
-        </w:r>
-      </w:ins>
-      <w:r>
-        <w:rPr>
-          <w:rFonts w:ascii="Calibri" w:hAnsi="Calibri" w:cs="Calibri"/>
-          <w:sz w:val="22"/>
-          <w:szCs w:val="22"/>
-        </w:rPr>
-        <w:t xml:space="preserve">GLMM </w:t>
-      </w:r>
-      <w:ins w:id="115" w:author="Gezen, Elif" w:date="2026-05-18T12:56:00Z" w16du:dateUtc="2026-05-18T10:56:00Z">
-        <w:r>
-          <w:rPr>
-            <w:rFonts w:ascii="Calibri" w:hAnsi="Calibri" w:cs="Calibri"/>
-            <w:sz w:val="22"/>
-            <w:szCs w:val="22"/>
-          </w:rPr>
-          <w:t xml:space="preserve">with a logit link function. </w:t>
-        </w:r>
-      </w:ins>
-      <w:del w:id="116" w:author="Gezen, Elif" w:date="2026-05-18T12:56:00Z" w16du:dateUtc="2026-05-18T10:56:00Z">
-        <w:r>
-          <w:rPr>
-            <w:rFonts w:ascii="Calibri" w:hAnsi="Calibri" w:cs="Calibri"/>
-            <w:sz w:val="22"/>
-            <w:szCs w:val="22"/>
-          </w:rPr>
-          <w:delText>(binomial family, logit link).</w:delText>
-        </w:r>
-      </w:del>
-      <w:r>
-        <w:rPr>
-          <w:rFonts w:ascii="Calibri" w:hAnsi="Calibri" w:cs="Calibri"/>
-          <w:sz w:val="22"/>
-          <w:szCs w:val="22"/>
-        </w:rPr>
-        <w:t xml:space="preserve"> </w:t>
-      </w:r>
-      <w:ins w:id="117" w:author="Gezen, Elif" w:date="2026-05-18T12:57:00Z" w16du:dateUtc="2026-05-18T10:57:00Z">
-        <w:r>
-          <w:rPr>
-            <w:rFonts w:ascii="Calibri" w:hAnsi="Calibri" w:cs="Calibri"/>
-            <w:sz w:val="22"/>
-            <w:szCs w:val="22"/>
-          </w:rPr>
-          <w:t xml:space="preserve">Participants’ “old” </w:t>
-        </w:r>
-      </w:ins>
-      <w:del w:id="118" w:author="Gezen, Elif" w:date="2026-05-18T12:58:00Z" w16du:dateUtc="2026-05-18T10:58:00Z">
-        <w:r>
-          <w:rPr>
-            <w:rFonts w:ascii="Calibri" w:hAnsi="Calibri" w:cs="Calibri"/>
-            <w:sz w:val="22"/>
-            <w:szCs w:val="22"/>
-          </w:rPr>
-          <w:delText>R</w:delText>
-        </w:r>
-      </w:del>
-      <w:ins w:id="119" w:author="Gezen, Elif" w:date="2026-05-18T12:58:00Z" w16du:dateUtc="2026-05-18T10:58:00Z">
-        <w:r>
-          <w:rPr>
-            <w:rFonts w:ascii="Calibri" w:hAnsi="Calibri" w:cs="Calibri"/>
-            <w:sz w:val="22"/>
-            <w:szCs w:val="22"/>
-          </w:rPr>
-          <w:t>r</w:t>
-        </w:r>
-      </w:ins>
-      <w:r>
-        <w:rPr>
-          <w:rFonts w:ascii="Calibri" w:hAnsi="Calibri" w:cs="Calibri"/>
-          <w:sz w:val="22"/>
-          <w:szCs w:val="22"/>
-        </w:rPr>
-        <w:t>esponses will be binarized (</w:t>
-      </w:r>
-      <w:del w:id="120" w:author="Gezen, Elif" w:date="2026-05-18T12:58:00Z" w16du:dateUtc="2026-05-18T10:58:00Z">
-        <w:r>
-          <w:rPr>
-            <w:rStyle w:val="HTMLCode"/>
-            <w:rFonts w:ascii="Calibri" w:eastAsiaTheme="majorEastAsia" w:hAnsi="Calibri" w:cs="Calibri"/>
-            <w:sz w:val="22"/>
-            <w:szCs w:val="22"/>
-          </w:rPr>
-          <w:delText>said_old_int</w:delText>
-        </w:r>
-      </w:del>
-      <w:r>
-        <w:rPr>
-          <w:rFonts w:ascii="Calibri" w:hAnsi="Calibri" w:cs="Calibri"/>
-          <w:sz w:val="22"/>
-          <w:szCs w:val="22"/>
-        </w:rPr>
-        <w:t>: 0=no, 1=yes). To establish a balanced statistical baseline, unseen items (foils) will be evenly and artificially assigned to High and Low control conditions. Predictors will be contrast-coded (</w:t>
-      </w:r>
-      <w:r>
-        <w:rPr>
-          <w:rStyle w:val="HTMLCode"/>
-          <w:rFonts w:ascii="Calibri" w:eastAsiaTheme="majorEastAsia" w:hAnsi="Calibri" w:cs="Calibri"/>
-          <w:sz w:val="22"/>
-          <w:szCs w:val="22"/>
-        </w:rPr>
-        <w:t>item_type</w:t>
-      </w:r>
-      <w:del w:id="121" w:author="Gezen, Elif" w:date="2026-05-18T12:58:00Z" w16du:dateUtc="2026-05-18T10:58:00Z">
-        <w:r>
-          <w:rPr>
-            <w:rStyle w:val="HTMLCode"/>
-            <w:rFonts w:ascii="Calibri" w:eastAsiaTheme="majorEastAsia" w:hAnsi="Calibri" w:cs="Calibri"/>
-            <w:sz w:val="22"/>
-            <w:szCs w:val="22"/>
-          </w:rPr>
-          <w:delText>_c</w:delText>
-        </w:r>
-      </w:del>
-      <w:r>
-        <w:rPr>
-          <w:rFonts w:ascii="Calibri" w:hAnsi="Calibri" w:cs="Calibri"/>
-          <w:sz w:val="22"/>
-          <w:szCs w:val="22"/>
-        </w:rPr>
-        <w:t xml:space="preserve">: Target = +0.5, Foil = -0.5; </w:t>
-      </w:r>
-      <w:r>
-        <w:rPr>
-          <w:rStyle w:val="HTMLCode"/>
-          <w:rFonts w:ascii="Calibri" w:eastAsiaTheme="majorEastAsia" w:hAnsi="Calibri" w:cs="Calibri"/>
-          <w:sz w:val="22"/>
-          <w:szCs w:val="22"/>
-        </w:rPr>
-        <w:t>control_c</w:t>
-      </w:r>
-      <w:r>
-        <w:rPr>
-          <w:rFonts w:ascii="Calibri" w:hAnsi="Calibri" w:cs="Calibri"/>
-          <w:sz w:val="22"/>
-          <w:szCs w:val="22"/>
-        </w:rPr>
-        <w:t>: High = +0.5, Low = -0.5) to ensure interpretable</w:t>
-      </w:r>
-      <w:ins w:id="122" w:author="Gezen, Elif" w:date="2026-05-18T12:58:00Z" w16du:dateUtc="2026-05-18T10:58:00Z">
-        <w:r>
-          <w:rPr>
-            <w:rFonts w:ascii="Calibri" w:hAnsi="Calibri" w:cs="Calibri"/>
-            <w:sz w:val="22"/>
-            <w:szCs w:val="22"/>
-          </w:rPr>
-          <w:t>, directional</w:t>
-        </w:r>
-      </w:ins>
-      <w:r>
-        <w:rPr>
-          <w:rFonts w:ascii="Calibri" w:hAnsi="Calibri" w:cs="Calibri"/>
-          <w:sz w:val="22"/>
-          <w:szCs w:val="22"/>
-        </w:rPr>
-        <w:t xml:space="preserve"> main effects.</w:t>
-      </w:r>
-    </w:p>
-    <w:p>
-      <w:pPr>
-        <w:pStyle w:val="NormalWeb"/>
-        <w:numPr>
-          <w:ilvl w:val="0"/>
-          <w:numId w:val="18"/>
-        </w:numPr>
-        <w:rPr>
-          <w:rStyle w:val="HTMLCode"/>
-          <w:rFonts w:ascii="Calibri" w:hAnsi="Calibri" w:cs="Calibri"/>
-          <w:sz w:val="22"/>
-          <w:szCs w:val="22"/>
-        </w:rPr>
-      </w:pPr>
-      <w:r>
-        <w:rPr>
-          <w:rFonts w:ascii="Calibri" w:hAnsi="Calibri" w:cs="Calibri"/>
-          <w:b/>
-          <w:bCs/>
-          <w:sz w:val="22"/>
-          <w:szCs w:val="22"/>
-        </w:rPr>
-        <w:t>Model Formula:</w:t>
-      </w:r>
-      <w:r>
-        <w:rPr>
-          <w:rFonts w:ascii="Calibri" w:hAnsi="Calibri" w:cs="Calibri"/>
-          <w:sz w:val="22"/>
-          <w:szCs w:val="22"/>
-        </w:rPr>
-        <w:t xml:space="preserve"> </w:t>
-      </w:r>
-      <w:r>
-        <w:rPr>
-          <w:rStyle w:val="HTMLCode"/>
-          <w:rFonts w:ascii="Calibri" w:eastAsiaTheme="majorEastAsia" w:hAnsi="Calibri" w:cs="Calibri"/>
-          <w:sz w:val="22"/>
-          <w:szCs w:val="22"/>
-        </w:rPr>
-        <w:t>said_old</w:t>
-      </w:r>
-      <w:del w:id="123" w:author="Gezen, Elif" w:date="2026-05-18T12:58:00Z" w16du:dateUtc="2026-05-18T10:58:00Z">
-        <w:r>
-          <w:rPr>
-            <w:rStyle w:val="HTMLCode"/>
-            <w:rFonts w:ascii="Calibri" w:eastAsiaTheme="majorEastAsia" w:hAnsi="Calibri" w:cs="Calibri"/>
-            <w:sz w:val="22"/>
-            <w:szCs w:val="22"/>
-          </w:rPr>
-          <w:delText>_int</w:delText>
-        </w:r>
-      </w:del>
-      <w:r>
-        <w:rPr>
-          <w:rStyle w:val="HTMLCode"/>
-          <w:rFonts w:ascii="Calibri" w:eastAsiaTheme="majorEastAsia" w:hAnsi="Calibri" w:cs="Calibri"/>
-          <w:sz w:val="22"/>
-          <w:szCs w:val="22"/>
-        </w:rPr>
-        <w:t xml:space="preserve"> ~ item_type</w:t>
-      </w:r>
-      <w:del w:id="124" w:author="Gezen, Elif" w:date="2026-05-18T12:58:00Z" w16du:dateUtc="2026-05-18T10:58:00Z">
-        <w:r>
-          <w:rPr>
-            <w:rStyle w:val="HTMLCode"/>
-            <w:rFonts w:ascii="Calibri" w:eastAsiaTheme="majorEastAsia" w:hAnsi="Calibri" w:cs="Calibri"/>
-            <w:sz w:val="22"/>
-            <w:szCs w:val="22"/>
-          </w:rPr>
-          <w:delText>_c</w:delText>
-        </w:r>
-      </w:del>
-      <w:r>
-        <w:rPr>
-          <w:rStyle w:val="HTMLCode"/>
-          <w:rFonts w:ascii="Calibri" w:eastAsiaTheme="majorEastAsia" w:hAnsi="Calibri" w:cs="Calibri"/>
-          <w:sz w:val="22"/>
-          <w:szCs w:val="22"/>
-        </w:rPr>
-        <w:t xml:space="preserve"> * control_c + (1 | participant) </w:t>
-      </w:r>
-      <w:commentRangeStart w:id="125"/>
-      <w:del w:id="126" w:author="Gezen, Elif" w:date="2026-05-18T12:59:00Z" w16du:dateUtc="2026-05-18T10:59:00Z">
-        <w:r>
-          <w:rPr>
-            <w:rStyle w:val="HTMLCode"/>
-            <w:rFonts w:ascii="Calibri" w:eastAsiaTheme="majorEastAsia" w:hAnsi="Calibri" w:cs="Calibri"/>
-            <w:sz w:val="22"/>
-            <w:szCs w:val="22"/>
-          </w:rPr>
-          <w:delText>+ (1 | item)</w:delText>
-        </w:r>
-      </w:del>
-      <w:commentRangeEnd w:id="125"/>
-      <w:r>
-        <w:rPr>
-          <w:rStyle w:val="CommentReference"/>
-          <w:rFonts w:ascii="Calibri" w:hAnsi="Calibri" w:cs="Calibri"/>
-          <w:sz w:val="22"/>
-          <w:szCs w:val="22"/>
-        </w:rPr>
-        <w:commentReference w:id="125"/>
-      </w:r>
-    </w:p>
-    <w:p>
-      <w:pPr>
-        <w:pStyle w:val="NormalWeb"/>
-        <w:rPr>
-          <w:rFonts w:ascii="Calibri" w:hAnsi="Calibri" w:cs="Calibri"/>
-          <w:b/>
-          <w:bCs/>
-          <w:sz w:val="22"/>
-          <w:szCs w:val="22"/>
-        </w:rPr>
-      </w:pPr>
-      <w:commentRangeStart w:id="127"/>
-      <w:r>
-        <w:rPr>
-          <w:rFonts w:ascii="Calibri" w:hAnsi="Calibri" w:cs="Calibri"/>
-          <w:b/>
-          <w:bCs/>
-          <w:sz w:val="22"/>
-          <w:szCs w:val="22"/>
-        </w:rPr>
-        <w:t>EEG Analyses</w:t>
-      </w:r>
-    </w:p>
-    <w:p>
-      <w:pPr>
-        <w:pStyle w:val="Heading4"/>
-        <w:tabs>
-          <w:tab w:val="left" w:pos="4565"/>
-        </w:tabs>
-        <w:rPr>
-          <w:rFonts w:ascii="Calibri" w:hAnsi="Calibri" w:cs="Calibri"/>
-          <w:b/>
-          <w:bCs/>
-          <w:color w:val="auto"/>
-          <w:lang w:val="en-US"/>
-        </w:rPr>
-      </w:pPr>
-      <w:r>
-        <w:rPr>
-          <w:rFonts w:ascii="Calibri" w:hAnsi="Calibri" w:cs="Calibri"/>
-          <w:b/>
-          <w:bCs/>
-          <w:color w:val="auto"/>
-          <w:lang w:val="en-US"/>
-        </w:rPr>
-        <w:lastRenderedPageBreak/>
-        <w:t>5. Event-Related Potential (ERP) Analysis</w:t>
-      </w:r>
-      <w:r>
-        <w:rPr>
-          <w:rFonts w:ascii="Calibri" w:hAnsi="Calibri" w:cs="Calibri"/>
-          <w:b/>
-          <w:bCs/>
-          <w:color w:val="auto"/>
-          <w:lang w:val="en-US"/>
-        </w:rPr>
-        <w:tab/>
-      </w:r>
-    </w:p>
-    <w:p>
-      <w:pPr>
-        <w:rPr>
-          <w:rFonts w:ascii="Calibri" w:hAnsi="Calibri" w:cs="Calibri"/>
-          <w:lang w:val="en-US"/>
-        </w:rPr>
-      </w:pPr>
-      <w:r>
-        <w:rPr>
-          <w:rFonts w:ascii="Calibri" w:hAnsi="Calibri" w:cs="Calibri"/>
-          <w:lang w:val="en-US"/>
-        </w:rPr>
-        <w:t>Cluster based permutation anaylsis</w:t>
-      </w:r>
-      <w:commentRangeEnd w:id="127"/>
-      <w:r>
-        <w:rPr>
-          <w:rStyle w:val="CommentReference"/>
-          <w:rFonts w:ascii="Calibri" w:hAnsi="Calibri" w:cs="Calibri"/>
-          <w:sz w:val="22"/>
-          <w:szCs w:val="22"/>
-          <w:lang w:val="en-US"/>
-        </w:rPr>
-        <w:commentReference w:id="127"/>
-      </w:r>
-    </w:p>
-    <w:p>
-      <w:pPr>
-        <w:rPr>
-          <w:rFonts w:ascii="Calibri" w:hAnsi="Calibri" w:cs="Calibri"/>
-          <w:lang w:val="en-GB"/>
-        </w:rPr>
-      </w:pPr>
-      <w:r>
-        <w:rPr>
-          <w:rFonts w:ascii="Calibri" w:hAnsi="Calibri" w:cs="Calibri"/>
-          <w:b/>
-          <w:bCs/>
-          <w:lang w:val="en-GB"/>
-        </w:rPr>
-        <w:t>6) Outliers and Exclusions</w:t>
-      </w:r>
-      <w:r>
-        <w:rPr>
-          <w:rFonts w:ascii="Calibri" w:hAnsi="Calibri" w:cs="Calibri"/>
-          <w:lang w:val="en-GB"/>
-        </w:rPr>
-        <w:t> Describe exactly how outliers will be defined and handled, and your precise rule(s) for excluding observations.</w:t>
-      </w:r>
-    </w:p>
-    <w:p>
-      <w:pPr>
-        <w:rPr>
-          <w:ins w:id="128" w:author="Gezen, Elif" w:date="2026-05-18T13:01:00Z" w16du:dateUtc="2026-05-18T11:01:00Z"/>
-          <w:rStyle w:val="citation-152"/>
-          <w:rFonts w:ascii="Calibri" w:hAnsi="Calibri" w:cs="Calibri"/>
-          <w:lang w:val="en-US"/>
-        </w:rPr>
-      </w:pPr>
-      <w:ins w:id="129" w:author="Gezen, Elif" w:date="2026-05-18T13:04:00Z" w16du:dateUtc="2026-05-18T11:04:00Z">
-        <w:r>
-          <w:rPr>
-            <w:rFonts w:ascii="Calibri" w:hAnsi="Calibri" w:cs="Calibri"/>
-            <w:lang w:val="en-GB"/>
-          </w:rPr>
-          <w:t>Exclusions Based on Behavioral Data:</w:t>
-        </w:r>
-        <w:r>
-          <w:rPr>
-            <w:rFonts w:ascii="Calibri" w:hAnsi="Calibri" w:cs="Calibri"/>
-            <w:lang w:val="en-GB"/>
-          </w:rPr>
-          <w:br/>
-        </w:r>
-      </w:ins>
-      <w:r>
-        <w:rPr>
-          <w:rFonts w:ascii="Calibri" w:hAnsi="Calibri" w:cs="Calibri"/>
-          <w:lang w:val="en-GB"/>
-        </w:rPr>
-        <w:t xml:space="preserve">- </w:t>
-      </w:r>
-      <w:r>
-        <w:rPr>
-          <w:rStyle w:val="citation-152"/>
-          <w:rFonts w:ascii="Calibri" w:hAnsi="Calibri" w:cs="Calibri"/>
-          <w:b/>
-          <w:bCs/>
-          <w:lang w:val="en-US"/>
-        </w:rPr>
-        <w:t>Participant-level</w:t>
-      </w:r>
-      <w:ins w:id="130" w:author="Gezen, Elif" w:date="2026-05-18T13:01:00Z" w16du:dateUtc="2026-05-18T11:01:00Z">
-        <w:r>
-          <w:rPr>
-            <w:rStyle w:val="citation-152"/>
-            <w:rFonts w:ascii="Calibri" w:hAnsi="Calibri" w:cs="Calibri"/>
-            <w:b/>
-            <w:bCs/>
-            <w:lang w:val="en-US"/>
-          </w:rPr>
-          <w:t xml:space="preserve"> exclusions</w:t>
-        </w:r>
-      </w:ins>
-      <w:r>
-        <w:rPr>
-          <w:rStyle w:val="citation-152"/>
-          <w:rFonts w:ascii="Calibri" w:hAnsi="Calibri" w:cs="Calibri"/>
-          <w:b/>
-          <w:bCs/>
-          <w:lang w:val="en-US"/>
-        </w:rPr>
-        <w:t>:</w:t>
-      </w:r>
-      <w:r>
-        <w:rPr>
-          <w:rStyle w:val="citation-152"/>
-          <w:rFonts w:ascii="Calibri" w:hAnsi="Calibri" w:cs="Calibri"/>
-          <w:lang w:val="en-US"/>
-        </w:rPr>
-        <w:t xml:space="preserve"> </w:t>
-      </w:r>
-    </w:p>
-    <w:p>
-      <w:pPr>
-        <w:rPr>
-          <w:ins w:id="131" w:author="Gezen, Elif" w:date="2026-05-18T13:02:00Z" w16du:dateUtc="2026-05-18T11:02:00Z"/>
-          <w:rStyle w:val="citation-152"/>
-          <w:rFonts w:ascii="Calibri" w:hAnsi="Calibri" w:cs="Calibri"/>
-          <w:lang w:val="en-US"/>
-        </w:rPr>
-      </w:pPr>
-      <w:ins w:id="132" w:author="Gezen, Elif" w:date="2026-05-18T13:01:00Z" w16du:dateUtc="2026-05-18T11:01:00Z">
-        <w:r>
-          <w:rPr>
-            <w:rStyle w:val="citation-152"/>
-            <w:rFonts w:ascii="Calibri" w:hAnsi="Calibri" w:cs="Calibri"/>
-            <w:lang w:val="en-US"/>
-          </w:rPr>
-          <w:t>1) Pa</w:t>
-        </w:r>
-      </w:ins>
-      <w:ins w:id="133" w:author="Gezen, Elif" w:date="2026-05-18T13:02:00Z" w16du:dateUtc="2026-05-18T11:02:00Z">
-        <w:r>
-          <w:rPr>
-            <w:rStyle w:val="citation-152"/>
-            <w:rFonts w:ascii="Calibri" w:hAnsi="Calibri" w:cs="Calibri"/>
-            <w:lang w:val="en-US"/>
-          </w:rPr>
-          <w:t xml:space="preserve">rticipants with </w:t>
-        </w:r>
-      </w:ins>
-      <w:del w:id="134" w:author="Gezen, Elif" w:date="2026-05-18T13:02:00Z" w16du:dateUtc="2026-05-18T11:02:00Z">
-        <w:r>
-          <w:rPr>
-            <w:rStyle w:val="citation-152"/>
-            <w:rFonts w:ascii="Calibri" w:hAnsi="Calibri" w:cs="Calibri"/>
-            <w:lang w:val="en-US"/>
-          </w:rPr>
-          <w:delText>Exclude if</w:delText>
-        </w:r>
-      </w:del>
-      <w:r>
-        <w:rPr>
-          <w:rStyle w:val="citation-152"/>
-          <w:rFonts w:ascii="Calibri" w:hAnsi="Calibri" w:cs="Calibri"/>
-          <w:lang w:val="en-US"/>
-        </w:rPr>
-        <w:t xml:space="preserve"> ≥50% </w:t>
-      </w:r>
-      <w:del w:id="135" w:author="Gezen, Elif" w:date="2026-05-18T13:02:00Z" w16du:dateUtc="2026-05-18T11:02:00Z">
-        <w:r>
-          <w:rPr>
-            <w:rStyle w:val="citation-152"/>
-            <w:rFonts w:ascii="Calibri" w:hAnsi="Calibri" w:cs="Calibri"/>
-            <w:lang w:val="en-US"/>
-          </w:rPr>
-          <w:delText xml:space="preserve">of test-phase trials are </w:delText>
-        </w:r>
-      </w:del>
-      <w:r>
-        <w:rPr>
-          <w:rStyle w:val="citation-152"/>
-          <w:rFonts w:ascii="Calibri" w:hAnsi="Calibri" w:cs="Calibri"/>
-          <w:lang w:val="en-US"/>
-        </w:rPr>
-        <w:t>timeout trials</w:t>
-      </w:r>
-      <w:ins w:id="136" w:author="Gezen, Elif" w:date="2026-05-18T13:02:00Z" w16du:dateUtc="2026-05-18T11:02:00Z">
-        <w:r>
-          <w:rPr>
-            <w:rStyle w:val="citation-152"/>
-            <w:rFonts w:ascii="Calibri" w:hAnsi="Calibri" w:cs="Calibri"/>
-            <w:lang w:val="en-US"/>
-          </w:rPr>
-          <w:t xml:space="preserve"> (i.e., no answers given) in the control detection task.</w:t>
-        </w:r>
-      </w:ins>
-      <w:del w:id="137" w:author="Gezen, Elif" w:date="2026-05-18T13:02:00Z" w16du:dateUtc="2026-05-18T11:02:00Z">
-        <w:r>
-          <w:rPr>
-            <w:rStyle w:val="citation-152"/>
-            <w:rFonts w:ascii="Calibri" w:hAnsi="Calibri" w:cs="Calibri"/>
-            <w:lang w:val="en-US"/>
-          </w:rPr>
-          <w:delText>,</w:delText>
-        </w:r>
-      </w:del>
-    </w:p>
-    <w:p>
-      <w:pPr>
-        <w:rPr>
-          <w:ins w:id="138" w:author="Gezen, Elif" w:date="2026-05-18T13:04:00Z" w16du:dateUtc="2026-05-18T11:04:00Z"/>
-          <w:rFonts w:ascii="Calibri" w:hAnsi="Calibri" w:cs="Calibri"/>
-          <w:lang w:val="en-US"/>
-        </w:rPr>
-      </w:pPr>
-      <w:ins w:id="139" w:author="Gezen, Elif" w:date="2026-05-18T13:02:00Z" w16du:dateUtc="2026-05-18T11:02:00Z">
-        <w:r>
-          <w:rPr>
-            <w:rStyle w:val="citation-152"/>
-            <w:rFonts w:ascii="Calibri" w:hAnsi="Calibri" w:cs="Calibri"/>
-            <w:lang w:val="en-US"/>
-          </w:rPr>
-          <w:t xml:space="preserve">2) </w:t>
-        </w:r>
-      </w:ins>
-      <w:del w:id="140" w:author="Gezen, Elif" w:date="2026-05-18T13:02:00Z" w16du:dateUtc="2026-05-18T11:02:00Z">
-        <w:r>
-          <w:rPr>
-            <w:rStyle w:val="citation-152"/>
-            <w:rFonts w:ascii="Calibri" w:hAnsi="Calibri" w:cs="Calibri"/>
-            <w:lang w:val="en-US"/>
-          </w:rPr>
-          <w:delText xml:space="preserve"> </w:delText>
-        </w:r>
-      </w:del>
-      <w:ins w:id="141" w:author="Gezen, Elif" w:date="2026-05-18T13:03:00Z" w16du:dateUtc="2026-05-18T11:03:00Z">
-        <w:r>
-          <w:rPr>
-            <w:rStyle w:val="citation-152"/>
-            <w:rFonts w:ascii="Calibri" w:hAnsi="Calibri" w:cs="Calibri"/>
-            <w:lang w:val="en-US"/>
-          </w:rPr>
-          <w:t xml:space="preserve">Participants whose accuracy in detecting which item they controlled exceeds </w:t>
-        </w:r>
-      </w:ins>
-      <w:del w:id="142" w:author="Gezen, Elif" w:date="2026-05-18T13:03:00Z" w16du:dateUtc="2026-05-18T11:03:00Z">
-        <w:r>
-          <w:rPr>
-            <w:rStyle w:val="citation-152"/>
-            <w:rFonts w:ascii="Calibri" w:hAnsi="Calibri" w:cs="Calibri"/>
-            <w:lang w:val="en-US"/>
-          </w:rPr>
-          <w:delText xml:space="preserve">or if overall </w:delText>
-        </w:r>
-        <w:commentRangeStart w:id="143"/>
-        <w:r>
-          <w:rPr>
-            <w:rStyle w:val="citation-152"/>
-            <w:rFonts w:ascii="Calibri" w:hAnsi="Calibri" w:cs="Calibri"/>
-            <w:lang w:val="en-US"/>
-          </w:rPr>
-          <w:delText xml:space="preserve">tracking accuracy </w:delText>
-        </w:r>
-        <w:commentRangeEnd w:id="143"/>
-        <w:r>
-          <w:rPr>
-            <w:rStyle w:val="CommentReference"/>
-            <w:rFonts w:ascii="Calibri" w:hAnsi="Calibri" w:cs="Calibri"/>
-            <w:sz w:val="22"/>
-            <w:szCs w:val="22"/>
-            <w:lang w:val="en-US"/>
-          </w:rPr>
-          <w:commentReference w:id="143"/>
-        </w:r>
-        <w:r>
-          <w:rPr>
-            <w:rStyle w:val="citation-152"/>
-            <w:rFonts w:ascii="Calibri" w:hAnsi="Calibri" w:cs="Calibri"/>
-            <w:lang w:val="en-US"/>
-          </w:rPr>
-          <w:delText>falls outside</w:delText>
-        </w:r>
-      </w:del>
-      <w:r>
-        <w:rPr>
-          <w:rStyle w:val="citation-152"/>
-          <w:rFonts w:ascii="Calibri" w:hAnsi="Calibri" w:cs="Calibri"/>
-          <w:lang w:val="en-US"/>
-        </w:rPr>
-        <w:t xml:space="preserve"> ±2.5 standard deviations from the group mean</w:t>
-      </w:r>
-      <w:ins w:id="144" w:author="Gezen, Elif" w:date="2026-05-18T13:03:00Z" w16du:dateUtc="2026-05-18T11:03:00Z">
-        <w:r>
-          <w:rPr>
-            <w:rStyle w:val="citation-152"/>
-            <w:rFonts w:ascii="Calibri" w:hAnsi="Calibri" w:cs="Calibri"/>
-            <w:lang w:val="en-US"/>
-          </w:rPr>
-          <w:t>, in the control detection task</w:t>
-        </w:r>
-      </w:ins>
-      <w:r>
-        <w:rPr>
-          <w:rFonts w:ascii="Calibri" w:hAnsi="Calibri" w:cs="Calibri"/>
-          <w:lang w:val="en-US"/>
-        </w:rPr>
-        <w:t>.</w:t>
-      </w:r>
-    </w:p>
-    <w:p>
-      <w:pPr>
-        <w:rPr>
-          <w:del w:id="145" w:author="Gezen, Elif" w:date="2026-05-18T13:04:00Z" w16du:dateUtc="2026-05-18T11:04:00Z"/>
-          <w:rFonts w:ascii="Calibri" w:hAnsi="Calibri" w:cs="Calibri"/>
-          <w:lang w:val="en-GB"/>
-        </w:rPr>
-      </w:pPr>
-      <w:commentRangeStart w:id="146"/>
-      <w:del w:id="147" w:author="Gezen, Elif" w:date="2026-05-18T13:04:00Z" w16du:dateUtc="2026-05-18T11:04:00Z">
-        <w:r>
-          <w:rPr>
-            <w:rFonts w:ascii="Calibri" w:hAnsi="Calibri" w:cs="Calibri"/>
-            <w:lang w:val="en-US"/>
-          </w:rPr>
-          <w:delText xml:space="preserve"> </w:delText>
-        </w:r>
-        <w:r>
-          <w:rPr>
-            <w:rStyle w:val="citation-151"/>
-            <w:rFonts w:ascii="Calibri" w:hAnsi="Calibri" w:cs="Calibri"/>
-            <w:lang w:val="en-US"/>
-          </w:rPr>
-          <w:delText>Exclude participants with unusable EEG data (artifacts affecting &gt;30% of trials)</w:delText>
-        </w:r>
-        <w:r>
-          <w:rPr>
-            <w:rFonts w:ascii="Calibri" w:hAnsi="Calibri" w:cs="Calibri"/>
-            <w:lang w:val="en-US"/>
-          </w:rPr>
-          <w:delText xml:space="preserve">. </w:delText>
-        </w:r>
-        <w:commentRangeEnd w:id="146"/>
-        <w:r>
-          <w:rPr>
-            <w:rStyle w:val="CommentReference"/>
-            <w:rFonts w:ascii="Calibri" w:hAnsi="Calibri" w:cs="Calibri"/>
-            <w:sz w:val="22"/>
-            <w:szCs w:val="22"/>
-            <w:lang w:val="en-GB"/>
-          </w:rPr>
-          <w:commentReference w:id="146"/>
-        </w:r>
-      </w:del>
-    </w:p>
-    <w:p>
-      <w:pPr>
-        <w:pStyle w:val="NormalWeb"/>
-        <w:spacing w:before="0" w:beforeAutospacing="0"/>
-        <w:rPr>
-          <w:ins w:id="148" w:author="Gezen, Elif" w:date="2026-05-18T13:05:00Z" w16du:dateUtc="2026-05-18T11:05:00Z"/>
-          <w:rStyle w:val="citation-150"/>
-          <w:rFonts w:ascii="Calibri" w:eastAsiaTheme="majorEastAsia" w:hAnsi="Calibri" w:cs="Calibri"/>
-          <w:sz w:val="22"/>
-          <w:szCs w:val="22"/>
-        </w:rPr>
-      </w:pPr>
-      <w:r>
-        <w:rPr>
-          <w:rFonts w:ascii="Calibri" w:hAnsi="Calibri" w:cs="Calibri"/>
-          <w:sz w:val="22"/>
-          <w:szCs w:val="22"/>
-        </w:rPr>
-        <w:t xml:space="preserve">- </w:t>
-      </w:r>
-      <w:r>
-        <w:rPr>
-          <w:rStyle w:val="citation-150"/>
-          <w:rFonts w:ascii="Calibri" w:eastAsiaTheme="majorEastAsia" w:hAnsi="Calibri" w:cs="Calibri"/>
-          <w:b/>
-          <w:bCs/>
-          <w:sz w:val="22"/>
-          <w:szCs w:val="22"/>
-        </w:rPr>
-        <w:t>Trial-level</w:t>
-      </w:r>
-      <w:ins w:id="149" w:author="Gezen, Elif" w:date="2026-05-18T13:05:00Z" w16du:dateUtc="2026-05-18T11:05:00Z">
-        <w:r>
-          <w:rPr>
-            <w:rStyle w:val="citation-150"/>
-            <w:rFonts w:ascii="Calibri" w:eastAsiaTheme="majorEastAsia" w:hAnsi="Calibri" w:cs="Calibri"/>
-            <w:b/>
-            <w:bCs/>
-            <w:sz w:val="22"/>
-            <w:szCs w:val="22"/>
-          </w:rPr>
-          <w:t xml:space="preserve"> exclusions</w:t>
-        </w:r>
-      </w:ins>
-      <w:r>
-        <w:rPr>
-          <w:rStyle w:val="citation-150"/>
-          <w:rFonts w:ascii="Calibri" w:eastAsiaTheme="majorEastAsia" w:hAnsi="Calibri" w:cs="Calibri"/>
-          <w:b/>
-          <w:bCs/>
-          <w:sz w:val="22"/>
-          <w:szCs w:val="22"/>
-        </w:rPr>
-        <w:t>:</w:t>
-      </w:r>
-      <w:r>
-        <w:rPr>
-          <w:rStyle w:val="citation-150"/>
-          <w:rFonts w:ascii="Calibri" w:eastAsiaTheme="majorEastAsia" w:hAnsi="Calibri" w:cs="Calibri"/>
-          <w:sz w:val="22"/>
-          <w:szCs w:val="22"/>
-        </w:rPr>
-        <w:t xml:space="preserve"> </w:t>
-      </w:r>
-    </w:p>
-    <w:p>
-      <w:pPr>
-        <w:pStyle w:val="NormalWeb"/>
-        <w:spacing w:before="0" w:beforeAutospacing="0"/>
-        <w:rPr>
-          <w:ins w:id="150" w:author="Gezen, Elif" w:date="2026-05-18T13:04:00Z" w16du:dateUtc="2026-05-18T11:04:00Z"/>
-          <w:rFonts w:ascii="Calibri" w:hAnsi="Calibri" w:cs="Calibri"/>
-          <w:sz w:val="22"/>
-          <w:szCs w:val="22"/>
-        </w:rPr>
-      </w:pPr>
-      <w:ins w:id="151" w:author="Gezen, Elif" w:date="2026-05-18T13:05:00Z" w16du:dateUtc="2026-05-18T11:05:00Z">
-        <w:r>
-          <w:rPr>
-            <w:rStyle w:val="citation-150"/>
-            <w:rFonts w:ascii="Calibri" w:eastAsiaTheme="majorEastAsia" w:hAnsi="Calibri" w:cs="Calibri"/>
-            <w:sz w:val="22"/>
-            <w:szCs w:val="22"/>
-          </w:rPr>
-          <w:t xml:space="preserve">1) Trials with reaction times that exceed </w:t>
-        </w:r>
-      </w:ins>
-      <w:ins w:id="152" w:author="Gezen, Elif" w:date="2026-05-18T13:06:00Z" w16du:dateUtc="2026-05-18T11:06:00Z">
-        <w:r>
-          <w:rPr>
-            <w:rStyle w:val="citation-150"/>
-            <w:rFonts w:ascii="Calibri" w:eastAsiaTheme="majorEastAsia" w:hAnsi="Calibri" w:cs="Calibri"/>
-            <w:sz w:val="22"/>
-            <w:szCs w:val="22"/>
-          </w:rPr>
-          <w:t xml:space="preserve">+3 standard deviations from participant mean </w:t>
-        </w:r>
-      </w:ins>
-      <w:commentRangeStart w:id="153"/>
-      <w:commentRangeStart w:id="154"/>
-      <w:del w:id="155" w:author="Gezen, Elif" w:date="2026-05-18T13:06:00Z" w16du:dateUtc="2026-05-18T11:06:00Z">
-        <w:r>
-          <w:rPr>
-            <w:rStyle w:val="citation-150"/>
-            <w:rFonts w:ascii="Calibri" w:eastAsiaTheme="majorEastAsia" w:hAnsi="Calibri" w:cs="Calibri"/>
-            <w:sz w:val="22"/>
-            <w:szCs w:val="22"/>
-          </w:rPr>
-          <w:delText>Exclude recognition memory trials with reaction times exceeding 20 seconds</w:delText>
-        </w:r>
-      </w:del>
-      <w:r>
-        <w:rPr>
-          <w:rFonts w:ascii="Calibri" w:hAnsi="Calibri" w:cs="Calibri"/>
-          <w:sz w:val="22"/>
-          <w:szCs w:val="22"/>
-        </w:rPr>
-        <w:t xml:space="preserve">. </w:t>
-      </w:r>
-      <w:commentRangeEnd w:id="153"/>
-      <w:r>
-        <w:rPr>
-          <w:rStyle w:val="CommentReference"/>
-          <w:rFonts w:ascii="Calibri" w:hAnsi="Calibri" w:cs="Calibri"/>
-          <w:sz w:val="22"/>
-          <w:szCs w:val="22"/>
-        </w:rPr>
-        <w:commentReference w:id="153"/>
-      </w:r>
-      <w:commentRangeEnd w:id="154"/>
-      <w:r>
-        <w:rPr>
-          <w:rStyle w:val="CommentReference"/>
-          <w:rFonts w:ascii="Calibri" w:hAnsi="Calibri" w:cs="Calibri"/>
-          <w:sz w:val="22"/>
-          <w:szCs w:val="22"/>
-        </w:rPr>
-        <w:commentReference w:id="154"/>
-      </w:r>
-    </w:p>
-    <w:p>
-      <w:pPr>
-        <w:pStyle w:val="NormalWeb"/>
-        <w:spacing w:before="0" w:beforeAutospacing="0"/>
-        <w:rPr>
-          <w:rFonts w:ascii="Calibri" w:hAnsi="Calibri" w:cs="Calibri"/>
-          <w:sz w:val="22"/>
-          <w:szCs w:val="22"/>
-        </w:rPr>
-      </w:pPr>
-      <w:ins w:id="156" w:author="Gezen, Elif" w:date="2026-05-18T13:05:00Z" w16du:dateUtc="2026-05-18T11:05:00Z">
-        <w:r>
-          <w:rPr>
-            <w:rFonts w:ascii="Calibri" w:hAnsi="Calibri" w:cs="Calibri"/>
-            <w:sz w:val="22"/>
-            <w:szCs w:val="22"/>
-          </w:rPr>
-          <w:t>Exclusions Based on Neurophysiological Data:</w:t>
-        </w:r>
-      </w:ins>
-    </w:p>
-    <w:p>
-      <w:pPr>
-        <w:rPr>
-          <w:rFonts w:ascii="Calibri" w:hAnsi="Calibri" w:cs="Calibri"/>
-          <w:lang w:val="en-GB"/>
-        </w:rPr>
-      </w:pPr>
-      <w:r>
-        <w:rPr>
-          <w:rFonts w:ascii="Calibri" w:hAnsi="Calibri" w:cs="Calibri"/>
-          <w:b/>
-          <w:bCs/>
-          <w:lang w:val="en-GB"/>
-        </w:rPr>
-        <w:t>7) Sample Size</w:t>
-      </w:r>
-      <w:r>
-        <w:rPr>
-          <w:rFonts w:ascii="Calibri" w:hAnsi="Calibri" w:cs="Calibri"/>
-          <w:lang w:val="en-GB"/>
-        </w:rPr>
-        <w:t> How many observations will be collected or what will determine sample size?</w:t>
-      </w:r>
-      <w:r>
-        <w:rPr>
-          <w:rFonts w:ascii="Calibri" w:hAnsi="Calibri" w:cs="Calibri"/>
-          <w:lang w:val="en-GB"/>
-        </w:rPr>
-        <w:br/>
-        <w:t>No need to justify decision, but be precise about </w:t>
-      </w:r>
-      <w:r>
-        <w:rPr>
-          <w:rFonts w:ascii="Calibri" w:hAnsi="Calibri" w:cs="Calibri"/>
-          <w:u w:val="single"/>
-          <w:lang w:val="en-GB"/>
-        </w:rPr>
-        <w:t>exactly</w:t>
-      </w:r>
-      <w:r>
-        <w:rPr>
-          <w:rFonts w:ascii="Calibri" w:hAnsi="Calibri" w:cs="Calibri"/>
-          <w:lang w:val="en-GB"/>
-        </w:rPr>
-        <w:t> how the number will be determined.</w:t>
-      </w:r>
-    </w:p>
-    <w:p>
-      <w:pPr>
-        <w:rPr>
-          <w:rFonts w:ascii="Calibri" w:hAnsi="Calibri" w:cs="Calibri"/>
-          <w:lang w:val="en-US"/>
-        </w:rPr>
-      </w:pPr>
-      <w:r>
-        <w:rPr>
-          <w:rFonts w:ascii="Calibri" w:hAnsi="Calibri" w:cs="Calibri"/>
-          <w:lang w:val="en-US"/>
-        </w:rPr>
-        <w:t xml:space="preserve">We aim to recruit </w:t>
-      </w:r>
-      <w:del w:id="157" w:author="Gezen, Elif" w:date="2026-05-18T13:06:00Z" w16du:dateUtc="2026-05-18T11:06:00Z">
-        <w:r>
-          <w:rPr>
-            <w:rFonts w:ascii="Calibri" w:hAnsi="Calibri" w:cs="Calibri"/>
-            <w:lang w:val="en-US"/>
-          </w:rPr>
-          <w:delText>N=</w:delText>
-        </w:r>
-      </w:del>
-      <w:r>
-        <w:rPr>
-          <w:rFonts w:ascii="Calibri" w:hAnsi="Calibri" w:cs="Calibri"/>
-          <w:lang w:val="en-US"/>
-        </w:rPr>
-        <w:t>50 participants. This sample size was determined via an a priori Monte Carlo power analysis for generalized linear mixed models, targeting 80% power at alpha = .05</w:t>
-      </w:r>
-      <w:ins w:id="158" w:author="Gezen, Elif" w:date="2026-05-18T13:07:00Z" w16du:dateUtc="2026-05-18T11:07:00Z">
-        <w:r>
-          <w:rPr>
-            <w:rFonts w:ascii="Calibri" w:hAnsi="Calibri" w:cs="Calibri"/>
-            <w:lang w:val="en-US"/>
-          </w:rPr>
-          <w:t xml:space="preserve">. </w:t>
-        </w:r>
-      </w:ins>
-    </w:p>
-    <w:p>
-      <w:pPr>
-        <w:rPr>
-          <w:rFonts w:ascii="Calibri" w:hAnsi="Calibri" w:cs="Calibri"/>
-          <w:b/>
-          <w:bCs/>
-          <w:lang w:val="en-GB"/>
-        </w:rPr>
-      </w:pPr>
-      <w:r>
-        <w:rPr>
-          <w:rFonts w:ascii="Calibri" w:hAnsi="Calibri" w:cs="Calibri"/>
-          <w:b/>
-          <w:bCs/>
-          <w:lang w:val="en-GB"/>
-        </w:rPr>
-        <w:t>8) Other</w:t>
-      </w:r>
-      <w:r>
-        <w:rPr>
-          <w:rFonts w:ascii="Calibri" w:hAnsi="Calibri" w:cs="Calibri"/>
-          <w:lang w:val="en-GB"/>
-        </w:rPr>
-        <w:t> Anything else you would like to pre-register?</w:t>
-      </w:r>
-    </w:p>
-    <w:p>
-      <w:pPr>
-        <w:pStyle w:val="NormalWeb"/>
-        <w:rPr>
-          <w:rFonts w:ascii="Calibri" w:hAnsi="Calibri" w:cs="Calibri"/>
-          <w:sz w:val="22"/>
-          <w:szCs w:val="22"/>
-        </w:rPr>
-      </w:pPr>
-      <w:commentRangeStart w:id="159"/>
-      <w:r>
-        <w:rPr>
-          <w:rFonts w:ascii="Calibri" w:hAnsi="Calibri" w:cs="Calibri"/>
-          <w:b/>
-          <w:bCs/>
-          <w:sz w:val="22"/>
-          <w:szCs w:val="22"/>
-        </w:rPr>
-        <w:t>Exploratory Kinematic Analysis:</w:t>
-      </w:r>
-      <w:r>
-        <w:rPr>
-          <w:rFonts w:ascii="Calibri" w:hAnsi="Calibri" w:cs="Calibri"/>
-          <w:sz w:val="22"/>
-          <w:szCs w:val="22"/>
-        </w:rPr>
-        <w:t xml:space="preserve"> While our primary hypothesis relies on the categorical objective control conditions (High vs. Low), </w:t>
-      </w:r>
-      <w:ins w:id="160" w:author="Gezen, Elif" w:date="2026-05-18T13:07:00Z" w16du:dateUtc="2026-05-18T11:07:00Z">
-        <w:r>
-          <w:rPr>
-            <w:rFonts w:ascii="Calibri" w:hAnsi="Calibri" w:cs="Calibri"/>
-            <w:sz w:val="22"/>
-            <w:szCs w:val="22"/>
-          </w:rPr>
-          <w:t xml:space="preserve">we also record </w:t>
-        </w:r>
-      </w:ins>
-      <w:del w:id="161" w:author="Gezen, Elif" w:date="2026-05-18T13:07:00Z" w16du:dateUtc="2026-05-18T11:07:00Z">
-        <w:r>
-          <w:rPr>
-            <w:rFonts w:ascii="Calibri" w:hAnsi="Calibri" w:cs="Calibri"/>
-            <w:sz w:val="22"/>
-            <w:szCs w:val="22"/>
-          </w:rPr>
-          <w:delText>the experimental software continuously records</w:delText>
-        </w:r>
-      </w:del>
-      <w:r>
-        <w:rPr>
-          <w:rFonts w:ascii="Calibri" w:hAnsi="Calibri" w:cs="Calibri"/>
-          <w:sz w:val="22"/>
-          <w:szCs w:val="22"/>
-        </w:rPr>
-        <w:t xml:space="preserve"> frame-by-frame cursor and stimulus coordinates. As an exploratory extension, we </w:t>
-      </w:r>
-      <w:del w:id="162" w:author="Gezen, Elif" w:date="2026-05-18T13:08:00Z" w16du:dateUtc="2026-05-18T11:08:00Z">
-        <w:r>
-          <w:rPr>
-            <w:rFonts w:ascii="Calibri" w:hAnsi="Calibri" w:cs="Calibri"/>
-            <w:sz w:val="22"/>
-            <w:szCs w:val="22"/>
-          </w:rPr>
-          <w:delText xml:space="preserve">will </w:delText>
-        </w:r>
-      </w:del>
-      <w:ins w:id="163" w:author="Gezen, Elif" w:date="2026-05-18T13:08:00Z" w16du:dateUtc="2026-05-18T11:08:00Z">
-        <w:r>
-          <w:rPr>
-            <w:rFonts w:ascii="Calibri" w:hAnsi="Calibri" w:cs="Calibri"/>
-            <w:sz w:val="22"/>
-            <w:szCs w:val="22"/>
-          </w:rPr>
-          <w:t>might</w:t>
-        </w:r>
-        <w:r>
-          <w:rPr>
-            <w:rFonts w:ascii="Calibri" w:hAnsi="Calibri" w:cs="Calibri"/>
-            <w:sz w:val="22"/>
-            <w:szCs w:val="22"/>
-          </w:rPr>
-          <w:t xml:space="preserve"> </w:t>
-        </w:r>
-      </w:ins>
-      <w:r>
-        <w:rPr>
-          <w:rFonts w:ascii="Calibri" w:hAnsi="Calibri" w:cs="Calibri"/>
-          <w:sz w:val="22"/>
-          <w:szCs w:val="22"/>
-        </w:rPr>
-        <w:t>analyze this continuous motor tracking data.</w:t>
-      </w:r>
-    </w:p>
-    <w:p>
-      <w:pPr>
-        <w:pStyle w:val="NormalWeb"/>
-        <w:numPr>
-          <w:ilvl w:val="0"/>
-          <w:numId w:val="24"/>
-        </w:numPr>
-        <w:rPr>
-          <w:rFonts w:ascii="Calibri" w:hAnsi="Calibri" w:cs="Calibri"/>
-          <w:sz w:val="22"/>
-          <w:szCs w:val="22"/>
-        </w:rPr>
-      </w:pPr>
-      <w:r>
-        <w:rPr>
-          <w:rFonts w:ascii="Calibri" w:hAnsi="Calibri" w:cs="Calibri"/>
-          <w:b/>
-          <w:bCs/>
-          <w:sz w:val="22"/>
-          <w:szCs w:val="22"/>
-        </w:rPr>
-        <w:t>Data Preprocessing:</w:t>
-      </w:r>
-      <w:r>
-        <w:rPr>
-          <w:rFonts w:ascii="Calibri" w:hAnsi="Calibri" w:cs="Calibri"/>
-          <w:sz w:val="22"/>
-          <w:szCs w:val="22"/>
-        </w:rPr>
-        <w:t xml:space="preserve"> The raw coordinate data will be interpolated to a fixed sampling rate and smoothed using a zero-phase low-pass Butterworth filter.</w:t>
-      </w:r>
-    </w:p>
-    <w:p>
-      <w:pPr>
-        <w:pStyle w:val="NormalWeb"/>
-        <w:numPr>
-          <w:ilvl w:val="0"/>
-          <w:numId w:val="24"/>
-        </w:numPr>
-        <w:rPr>
-          <w:rFonts w:ascii="Calibri" w:hAnsi="Calibri" w:cs="Calibri"/>
-          <w:sz w:val="22"/>
-          <w:szCs w:val="22"/>
-        </w:rPr>
-      </w:pPr>
-      <w:r>
-        <w:rPr>
-          <w:rFonts w:ascii="Calibri" w:hAnsi="Calibri" w:cs="Calibri"/>
-          <w:b/>
-          <w:bCs/>
-          <w:sz w:val="22"/>
-          <w:szCs w:val="22"/>
-        </w:rPr>
-        <w:t>Kinematic Metrics:</w:t>
-      </w:r>
-      <w:r>
-        <w:rPr>
-          <w:rFonts w:ascii="Calibri" w:hAnsi="Calibri" w:cs="Calibri"/>
-          <w:sz w:val="22"/>
-          <w:szCs w:val="22"/>
-        </w:rPr>
-        <w:t xml:space="preserve"> We will extract trial-by-trial continuous performance metrics, primarily the </w:t>
-      </w:r>
-      <w:r>
-        <w:rPr>
-          <w:rFonts w:ascii="Calibri" w:hAnsi="Calibri" w:cs="Calibri"/>
-          <w:b/>
-          <w:bCs/>
-          <w:sz w:val="22"/>
-          <w:szCs w:val="22"/>
-        </w:rPr>
-        <w:t>Cursor-Target Cross-Correlation</w:t>
-      </w:r>
-      <w:r>
-        <w:rPr>
-          <w:rFonts w:ascii="Calibri" w:hAnsi="Calibri" w:cs="Calibri"/>
-          <w:sz w:val="22"/>
-          <w:szCs w:val="22"/>
-        </w:rPr>
-        <w:t xml:space="preserve"> (measuring the physical sensorimotor match) and </w:t>
-      </w:r>
-      <w:r>
-        <w:rPr>
-          <w:rFonts w:ascii="Calibri" w:hAnsi="Calibri" w:cs="Calibri"/>
-          <w:b/>
-          <w:bCs/>
-          <w:sz w:val="22"/>
-          <w:szCs w:val="22"/>
-        </w:rPr>
-        <w:t>Movement Jerk / Velocity</w:t>
-      </w:r>
-      <w:r>
-        <w:rPr>
-          <w:rFonts w:ascii="Calibri" w:hAnsi="Calibri" w:cs="Calibri"/>
-          <w:sz w:val="22"/>
-          <w:szCs w:val="22"/>
-        </w:rPr>
-        <w:t xml:space="preserve"> (measuring prediction error and motor corrections).</w:t>
-      </w:r>
-    </w:p>
-    <w:p>
-      <w:pPr>
-        <w:pStyle w:val="NormalWeb"/>
-        <w:numPr>
-          <w:ilvl w:val="0"/>
-          <w:numId w:val="24"/>
-        </w:numPr>
-        <w:rPr>
-          <w:rFonts w:ascii="Calibri" w:hAnsi="Calibri" w:cs="Calibri"/>
-          <w:sz w:val="22"/>
-          <w:szCs w:val="22"/>
-        </w:rPr>
-      </w:pPr>
-      <w:r>
-        <w:rPr>
-          <w:rFonts w:ascii="Calibri" w:hAnsi="Calibri" w:cs="Calibri"/>
-          <w:b/>
-          <w:bCs/>
-          <w:sz w:val="22"/>
-          <w:szCs w:val="22"/>
-        </w:rPr>
-        <w:t>Exploratory Modeling:</w:t>
-      </w:r>
-      <w:r>
-        <w:rPr>
-          <w:rFonts w:ascii="Calibri" w:hAnsi="Calibri" w:cs="Calibri"/>
-          <w:sz w:val="22"/>
-          <w:szCs w:val="22"/>
-        </w:rPr>
-        <w:t xml:space="preserve"> We will explore adding these continuous kinematic metrics as trial-level predictors in our primary GLMMs. This will allow us to test whether the physical strength of the sensorimotor loop during the tracking phase directly predicts subsequent item memory, independent of the assigned control condition.</w:t>
-      </w:r>
-      <w:commentRangeEnd w:id="159"/>
-      <w:r>
-        <w:rPr>
-          <w:rStyle w:val="CommentReference"/>
-          <w:rFonts w:ascii="Calibri" w:hAnsi="Calibri" w:cs="Calibri"/>
-          <w:sz w:val="22"/>
-          <w:szCs w:val="22"/>
-        </w:rPr>
-        <w:commentReference w:id="159"/>
-      </w:r>
-    </w:p>
-    <w:p>
-      <w:pPr>
-        <w:rPr>
-          <w:rFonts w:ascii="Calibri" w:hAnsi="Calibri" w:cs="Calibri"/>
-          <w:i/>
-          <w:iCs/>
-          <w:lang w:val="en-GB"/>
-        </w:rPr>
-      </w:pPr>
-      <w:r>
-        <w:rPr>
-          <w:rFonts w:ascii="Calibri" w:hAnsi="Calibri" w:cs="Calibri"/>
-          <w:b/>
-          <w:bCs/>
           <w:lang w:val="en-GB"/>
         </w:rPr>
         <w:t>9) Name</w:t>
@@ -3523,7 +3069,7 @@
           <w:rFonts w:ascii="Calibri" w:hAnsi="Calibri" w:cs="Calibri"/>
           <w:lang w:val="en-GB"/>
         </w:rPr>
-        <w:t> Give a title for this AsPredicted pre-registration</w:t>
+        <w:t> </w:t>
       </w:r>
     </w:p>
     <w:p>
@@ -3589,17 +3135,18 @@
         </w:numPr>
         <w:rPr>
           <w:rFonts w:ascii="Calibri" w:hAnsi="Calibri" w:cs="Calibri"/>
-          <w:highlight w:val="yellow"/>
-          <w:lang w:val="en-GB"/>
-        </w:rPr>
-      </w:pPr>
-      <w:r>
-        <w:rPr>
-          <w:rFonts w:ascii="Calibri" w:hAnsi="Calibri" w:cs="Calibri"/>
-          <w:highlight w:val="yellow"/>
-          <w:lang w:val="en-GB"/>
-        </w:rPr>
-        <w:lastRenderedPageBreak/>
+          <w:b/>
+          <w:bCs/>
+          <w:lang w:val="en-GB"/>
+        </w:rPr>
+      </w:pPr>
+      <w:r>
+        <w:rPr>
+          <w:rFonts w:ascii="Calibri" w:hAnsi="Calibri" w:cs="Calibri"/>
+          <w:b/>
+          <w:bCs/>
+          <w:lang w:val="en-GB"/>
+        </w:rPr>
         <w:t>Experiment</w:t>
       </w:r>
     </w:p>
@@ -3771,30 +3318,23 @@
         <w:spacing w:after="0" w:line="240" w:lineRule="auto"/>
         <w:rPr>
           <w:rFonts w:ascii="Calibri" w:eastAsia="Times New Roman" w:hAnsi="Calibri" w:cs="Calibri"/>
-          <w:kern w:val="0"/>
-          <w:highlight w:val="yellow"/>
-          <w:lang w:eastAsia="de-DE"/>
-          <w14:ligatures w14:val="none"/>
-        </w:rPr>
-      </w:pPr>
-      <w:r>
-        <w:rPr>
-          <w:rFonts w:ascii="Calibri" w:eastAsia="Times New Roman" w:hAnsi="Calibri" w:cs="Calibri"/>
+          <w:b/>
+          <w:bCs/>
           <w:kern w:val="0"/>
           <w:lang w:eastAsia="de-DE"/>
           <w14:ligatures w14:val="none"/>
         </w:rPr>
-        <w:t> </w:t>
-      </w:r>
+      </w:pPr>
       <w:r>
         <w:rPr>
           <w:rFonts w:ascii="Calibri" w:eastAsia="Times New Roman" w:hAnsi="Calibri" w:cs="Calibri"/>
+          <w:b/>
+          <w:bCs/>
           <w:kern w:val="0"/>
-          <w:highlight w:val="yellow"/>
           <w:lang w:eastAsia="de-DE"/>
           <w14:ligatures w14:val="none"/>
         </w:rPr>
-        <w:t>University lab</w:t>
+        <w:t> University lab</w:t>
       </w:r>
     </w:p>
     <w:p>
@@ -3890,7 +3430,7 @@
 
 <file path=word/comments.xml><?xml version="1.0" encoding="utf-8"?>
 <w:comments xmlns:wpc="http://schemas.microsoft.com/office/word/2010/wordprocessingCanvas" xmlns:cx="http://schemas.microsoft.com/office/drawing/2014/chartex" xmlns:cx1="http://schemas.microsoft.com/office/drawing/2015/9/8/chartex" xmlns:cx2="http://schemas.microsoft.com/office/drawing/2015/10/21/chartex" xmlns:cx3="http://schemas.microsoft.com/office/drawing/2016/5/9/chartex" xmlns:cx4="http://schemas.microsoft.com/office/drawing/2016/5/10/chartex" xmlns:cx5="http://schemas.microsoft.com/office/drawing/2016/5/11/chartex" xmlns:cx6="http://schemas.microsoft.com/office/drawing/2016/5/12/chartex" xmlns:cx7="http://schemas.microsoft.com/office/drawing/2016/5/13/chartex" xmlns:cx8="http://schemas.microsoft.com/office/drawing/2016/5/14/chartex" xmlns:mc="http://schemas.openxmlformats.org/markup-compatibility/2006" xmlns:aink="http://schemas.microsoft.com/office/drawing/2016/ink" xmlns:am3d="http://schemas.microsoft.com/office/drawing/2017/model3d" xmlns:o="urn:schemas-microsoft-com:office:office" xmlns:oel="http://schemas.microsoft.com/office/2019/extlst" xmlns:r="http://schemas.openxmlformats.org/officeDocument/2006/relationships" xmlns:m="http://schemas.openxmlformats.org/officeDocument/2006/math" xmlns:v="urn:schemas-microsoft-com:vml" xmlns:wp14="http://schemas.microsoft.com/office/word/2010/wordprocessingDrawing" xmlns:wp="http://schemas.openxmlformats.org/drawingml/2006/wordprocessingDrawing" xmlns:w10="urn:schemas-microsoft-com:office:word" xmlns:w="http://schemas.openxmlformats.org/wordprocessingml/2006/main" xmlns:w14="http://schemas.microsoft.com/office/word/2010/wordml" xmlns:w15="http://schemas.microsoft.com/office/word/2012/wordml" xmlns:w16cex="http://schemas.microsoft.com/office/word/2018/wordml/cex" xmlns:w16cid="http://schemas.microsoft.com/office/word/2016/wordml/cid" xmlns:w16="http://schemas.microsoft.com/office/word/2018/wordml" xmlns:w16du="http://schemas.microsoft.com/office/word/2023/wordml/word16du" xmlns:w16sdtdh="http://schemas.microsoft.com/office/word/2020/wordml/sdtdatahash" xmlns:w16sdtfl="http://schemas.microsoft.com/office/word/2024/wordml/sdtformatlock" xmlns:w16se="http://schemas.microsoft.com/office/word/2015/wordml/symex" xmlns:wpg="http://schemas.microsoft.com/office/word/2010/wordprocessingGroup" xmlns:wpi="http://schemas.microsoft.com/office/word/2010/wordprocessingInk" xmlns:wne="http://schemas.microsoft.com/office/word/2006/wordml" xmlns:wps="http://schemas.microsoft.com/office/word/2010/wordprocessingShape" mc:Ignorable="w14 w15 w16se w16cid w16 w16cex w16sdtdh w16sdtfl w16du wp14">
-  <w:comment w:id="31" w:author="Gezen, Elif" w:date="2026-05-18T11:28:00Z" w:initials="EG">
+  <w:comment w:id="0" w:author="Gezen, Elif" w:date="2026-05-18T14:10:00Z" w:initials="EG">
     <w:p>
       <w:pPr>
         <w:pStyle w:val="CommentText"/>
@@ -3902,11 +3442,11 @@
         <w:annotationRef/>
       </w:r>
       <w:r>
-        <w:t>Modellere d’ koymuyoruz, direkt raw response datayi koyuyuoruz, o yüzden onu da eklemek gerek. Sadece d’ degil yani</w:t>
+        <w:t xml:space="preserve">I hope it is ok to preregister like this? </w:t>
       </w:r>
     </w:p>
   </w:comment>
-  <w:comment w:id="35" w:author="Gezen, Elif" w:date="2026-05-18T11:58:00Z" w:initials="EG">
+  <w:comment w:id="1" w:author="Gezen, Elif" w:date="2026-05-18T14:13:00Z" w:initials="EG">
     <w:p>
       <w:pPr>
         <w:pStyle w:val="CommentText"/>
@@ -3918,252 +3458,7 @@
         <w:annotationRef/>
       </w:r>
       <w:r>
-        <w:t>Kullandigimiz terimlerde consistent olmamiz lazim. Bu task’e bazi yerlerde control detection task bazi yerlerde baska bir isim diyemeyiz. Kafa karistirici olur. Ayrica bir tracking task degil bu, track ettigimiz bir sey yok, sadece random cursor mivement var o yüzden de continuous tracking task demek de cok uygun olmaz</w:t>
-      </w:r>
-    </w:p>
-  </w:comment>
-  <w:comment w:id="42" w:author="Gezen, Elif" w:date="2026-05-18T12:01:00Z" w:initials="EG">
-    <w:p>
-      <w:pPr>
-        <w:pStyle w:val="CommentText"/>
-      </w:pPr>
-      <w:r>
-        <w:rPr>
-          <w:rStyle w:val="CommentReference"/>
-        </w:rPr>
-        <w:annotationRef/>
-      </w:r>
-      <w:r>
-        <w:t>Deneydeki exact soru: “How much control did you feel over the shape’s movement?”. Deneyin icinde katilimcilara sordugumuz seyleri birebir buraya gecirmemiz gerekiyor, emin olmadiginda github daki deney kodundan okuyabilirsin her seyi</w:t>
-      </w:r>
-    </w:p>
-  </w:comment>
-  <w:comment w:id="51" w:author="Gezen, Elif" w:date="2026-05-18T12:02:00Z" w:initials="EG">
-    <w:p>
-      <w:pPr>
-        <w:pStyle w:val="CommentText"/>
-      </w:pPr>
-      <w:r>
-        <w:rPr>
-          <w:rStyle w:val="CommentReference"/>
-        </w:rPr>
-        <w:annotationRef/>
-      </w:r>
-      <w:r>
-        <w:t>Yine yukarida dedigimiz gibi, aslinda varying levels of sensorimotor control yok bizim deneyimizde, sadece 2 discrete level var</w:t>
-      </w:r>
-    </w:p>
-  </w:comment>
-  <w:comment w:id="52" w:author="Gezen, Elif" w:date="2026-05-18T12:04:00Z" w:initials="EG">
-    <w:p>
-      <w:pPr>
-        <w:pStyle w:val="CommentText"/>
-      </w:pPr>
-      <w:r>
-        <w:rPr>
-          <w:rStyle w:val="CommentReference"/>
-        </w:rPr>
-        <w:annotationRef/>
-      </w:r>
-      <w:r>
-        <w:t>Birden fazla, continuous conditionlarimiz olsaydi bile, hangi condiftionlar oldugunu adli adinca acik acik yazmamiz gerekirdi</w:t>
-      </w:r>
-    </w:p>
-  </w:comment>
-  <w:comment w:id="54" w:author="Püren Gürkan" w:date="2026-05-15T18:44:00Z" w:initials="PG">
-    <w:p>
-      <w:r>
-        <w:rPr>
-          <w:rStyle w:val="CommentReference"/>
-        </w:rPr>
-        <w:annotationRef/>
-      </w:r>
-      <w:r>
-        <w:rPr>
-          <w:sz w:val="20"/>
-          <w:szCs w:val="20"/>
-        </w:rPr>
-        <w:t>I tried to refine the explanation here</w:t>
-      </w:r>
-    </w:p>
-  </w:comment>
-  <w:comment w:id="55" w:author="Gezen, Elif" w:date="2026-05-18T12:18:00Z" w:initials="EG">
-    <w:p>
-      <w:pPr>
-        <w:pStyle w:val="CommentText"/>
-      </w:pPr>
-      <w:r>
-        <w:rPr>
-          <w:rStyle w:val="CommentReference"/>
-        </w:rPr>
-        <w:annotationRef/>
-      </w:r>
-      <w:r>
-        <w:t>Nice, I refined even more ☺️</w:t>
-      </w:r>
-    </w:p>
-  </w:comment>
-  <w:comment w:id="97" w:author="Gezen, Elif" w:date="2026-05-18T12:54:00Z" w:initials="EG">
-    <w:p>
-      <w:pPr>
-        <w:pStyle w:val="CommentText"/>
-      </w:pPr>
-      <w:r>
-        <w:rPr>
-          <w:rStyle w:val="CommentReference"/>
-        </w:rPr>
-        <w:annotationRef/>
-      </w:r>
-      <w:r>
-        <w:t>Bunu bir kere parantez icinde tanitmistik yukarida o yuzden suan tekrar yapmaya gerek yok</w:t>
-      </w:r>
-    </w:p>
-  </w:comment>
-  <w:comment w:id="107" w:author="Püren Gürkan" w:date="2026-05-15T00:21:00Z" w:initials="PG">
-    <w:p>
-      <w:r>
-        <w:rPr>
-          <w:rStyle w:val="CommentReference"/>
-        </w:rPr>
-        <w:annotationRef/>
-      </w:r>
-      <w:r>
-        <w:rPr>
-          <w:sz w:val="20"/>
-          <w:szCs w:val="20"/>
-        </w:rPr>
-        <w:t>would it be correct to name it this way?</w:t>
-      </w:r>
-    </w:p>
-  </w:comment>
-  <w:comment w:id="109" w:author="Gezen, Elif" w:date="2026-05-18T12:57:00Z" w:initials="EG">
-    <w:p>
-      <w:pPr>
-        <w:pStyle w:val="CommentText"/>
-      </w:pPr>
-      <w:r>
-        <w:rPr>
-          <w:rStyle w:val="CommentReference"/>
-        </w:rPr>
-        <w:annotationRef/>
-      </w:r>
-      <w:r>
-        <w:t>Consistent terminology</w:t>
-      </w:r>
-    </w:p>
-  </w:comment>
-  <w:comment w:id="125" w:author="Gezen, Elif" w:date="2026-05-18T13:01:00Z" w:initials="EG">
-    <w:p>
-      <w:pPr>
-        <w:pStyle w:val="CommentText"/>
-      </w:pPr>
-      <w:r>
-        <w:rPr>
-          <w:rStyle w:val="CommentReference"/>
-        </w:rPr>
-        <w:annotationRef/>
-      </w:r>
-      <w:r>
-        <w:t xml:space="preserve">Github’daki Cdmem_analyses_overview dosyasindaki Analysis 4’te bu random effect yok. </w:t>
-      </w:r>
-    </w:p>
-  </w:comment>
-  <w:comment w:id="127" w:author="Püren Gürkan" w:date="2026-05-15T18:42:00Z" w:initials="PG">
-    <w:p>
-      <w:r>
-        <w:rPr>
-          <w:rStyle w:val="CommentReference"/>
-        </w:rPr>
-        <w:annotationRef/>
-      </w:r>
-      <w:r>
-        <w:rPr>
-          <w:sz w:val="20"/>
-          <w:szCs w:val="20"/>
-        </w:rPr>
-        <w:t>I didn't edit here yet</w:t>
-      </w:r>
-    </w:p>
-  </w:comment>
-  <w:comment w:id="143" w:author="Gezen, Elif" w:date="2026-05-18T13:03:00Z" w:initials="EG">
-    <w:p>
-      <w:pPr>
-        <w:pStyle w:val="CommentText"/>
-      </w:pPr>
-      <w:r>
-        <w:rPr>
-          <w:rStyle w:val="CommentReference"/>
-        </w:rPr>
-        <w:annotationRef/>
-      </w:r>
-      <w:r>
-        <w:t>Tracking accuracyden ne kastettin anlamadim</w:t>
-      </w:r>
-    </w:p>
-  </w:comment>
-  <w:comment w:id="146" w:author="Gezen, Elif" w:date="2026-05-18T13:04:00Z" w:initials="EG">
-    <w:p>
-      <w:pPr>
-        <w:pStyle w:val="CommentText"/>
-      </w:pPr>
-      <w:r>
-        <w:rPr>
-          <w:rStyle w:val="CommentReference"/>
-        </w:rPr>
-        <w:annotationRef/>
-      </w:r>
-      <w:r>
-        <w:t>Bunu daha hic konusmadik, ileride konusacagiz, biz genelde 25 ya da 20% kullaniyoruz labda 30 degil.</w:t>
-      </w:r>
-    </w:p>
-  </w:comment>
-  <w:comment w:id="153" w:author="Püren Gürkan" w:date="2026-05-13T15:37:00Z" w:initials="PG">
-    <w:p>
-      <w:r>
-        <w:rPr>
-          <w:rStyle w:val="CommentReference"/>
-        </w:rPr>
-        <w:annotationRef/>
-      </w:r>
-      <w:r>
-        <w:rPr>
-          <w:sz w:val="20"/>
-          <w:szCs w:val="20"/>
-        </w:rPr>
-        <w:t>3SD not 20 seconds</w:t>
-      </w:r>
-    </w:p>
-  </w:comment>
-  <w:comment w:id="154" w:author="Gezen, Elif" w:date="2026-05-18T13:05:00Z" w:initials="EG">
-    <w:p>
-      <w:pPr>
-        <w:pStyle w:val="CommentText"/>
-      </w:pPr>
-      <w:r>
-        <w:rPr>
-          <w:rStyle w:val="CommentReference"/>
-        </w:rPr>
-        <w:annotationRef/>
-      </w:r>
-      <w:r>
-        <w:t>Evet bunu konusmustuk bu degisikligi neden yapmadin?</w:t>
-      </w:r>
-    </w:p>
-  </w:comment>
-  <w:comment w:id="159" w:author="Püren Gürkan" w:date="2026-05-15T18:42:00Z" w:initials="PG">
-    <w:p>
-      <w:r>
-        <w:rPr>
-          <w:rStyle w:val="CommentReference"/>
-        </w:rPr>
-        <w:annotationRef/>
-      </w:r>
-      <w:r>
-        <w:rPr>
-          <w:sz w:val="20"/>
-          <w:szCs w:val="20"/>
-        </w:rPr>
-        <w:t>Currently, our GLMM tests if the categorical condition (High vs. Low Control) predicts memory. By extracting a single kinematic metric per trial, we can add it as a continuous covariate in our GLMM. This would allow us to test a much more mechanistic question: Does a tighter, physical sensorimotor loop during the 4 seconds of tracking directly predict whether the participant will encode that specific image into memory?</w:t>
+        <w:t>I believe this is a nice approach and would be very interesting. However we already have a lot that we analyze, I did not know whehter it makes sense to include this since I do not know anything about kinematic analysis. If you think this adds value and would increase the quality of the paper, I can add this in. Also maybe it doesn’t hurt to preregister it as exploratory / something we *might* do, just in case? Or do we have to do everything we preregister?</w:t>
       </w:r>
     </w:p>
   </w:comment>
@@ -4172,79 +3467,22 @@
 
 <file path=word/commentsExtended.xml><?xml version="1.0" encoding="utf-8"?>
 <w15:commentsEx xmlns:wpc="http://schemas.microsoft.com/office/word/2010/wordprocessingCanvas" xmlns:cx="http://schemas.microsoft.com/office/drawing/2014/chartex" xmlns:cx1="http://schemas.microsoft.com/office/drawing/2015/9/8/chartex" xmlns:cx2="http://schemas.microsoft.com/office/drawing/2015/10/21/chartex" xmlns:cx3="http://schemas.microsoft.com/office/drawing/2016/5/9/chartex" xmlns:cx4="http://schemas.microsoft.com/office/drawing/2016/5/10/chartex" xmlns:cx5="http://schemas.microsoft.com/office/drawing/2016/5/11/chartex" xmlns:cx6="http://schemas.microsoft.com/office/drawing/2016/5/12/chartex" xmlns:cx7="http://schemas.microsoft.com/office/drawing/2016/5/13/chartex" xmlns:cx8="http://schemas.microsoft.com/office/drawing/2016/5/14/chartex" xmlns:mc="http://schemas.openxmlformats.org/markup-compatibility/2006" xmlns:aink="http://schemas.microsoft.com/office/drawing/2016/ink" xmlns:am3d="http://schemas.microsoft.com/office/drawing/2017/model3d" xmlns:o="urn:schemas-microsoft-com:office:office" xmlns:oel="http://schemas.microsoft.com/office/2019/extlst" xmlns:r="http://schemas.openxmlformats.org/officeDocument/2006/relationships" xmlns:m="http://schemas.openxmlformats.org/officeDocument/2006/math" xmlns:v="urn:schemas-microsoft-com:vml" xmlns:wp14="http://schemas.microsoft.com/office/word/2010/wordprocessingDrawing" xmlns:wp="http://schemas.openxmlformats.org/drawingml/2006/wordprocessingDrawing" xmlns:w10="urn:schemas-microsoft-com:office:word" xmlns:w="http://schemas.openxmlformats.org/wordprocessingml/2006/main" xmlns:w14="http://schemas.microsoft.com/office/word/2010/wordml" xmlns:w15="http://schemas.microsoft.com/office/word/2012/wordml" xmlns:w16cex="http://schemas.microsoft.com/office/word/2018/wordml/cex" xmlns:w16cid="http://schemas.microsoft.com/office/word/2016/wordml/cid" xmlns:w16="http://schemas.microsoft.com/office/word/2018/wordml" xmlns:w16du="http://schemas.microsoft.com/office/word/2023/wordml/word16du" xmlns:w16sdtdh="http://schemas.microsoft.com/office/word/2020/wordml/sdtdatahash" xmlns:w16sdtfl="http://schemas.microsoft.com/office/word/2024/wordml/sdtformatlock" xmlns:w16se="http://schemas.microsoft.com/office/word/2015/wordml/symex" xmlns:wpg="http://schemas.microsoft.com/office/word/2010/wordprocessingGroup" xmlns:wpi="http://schemas.microsoft.com/office/word/2010/wordprocessingInk" xmlns:wne="http://schemas.microsoft.com/office/word/2006/wordml" xmlns:wps="http://schemas.microsoft.com/office/word/2010/wordprocessingShape" mc:Ignorable="w14 w15 w16se w16cid w16 w16cex w16sdtdh w16sdtfl w16du wp14">
-  <w15:commentEx w15:paraId="3468C5FB" w15:done="0"/>
-  <w15:commentEx w15:paraId="6661F500" w15:done="0"/>
-  <w15:commentEx w15:paraId="4D2F5579" w15:done="0"/>
-  <w15:commentEx w15:paraId="022C6704" w15:done="0"/>
-  <w15:commentEx w15:paraId="5F833715" w15:paraIdParent="022C6704" w15:done="0"/>
-  <w15:commentEx w15:paraId="52850D4C" w15:done="0"/>
-  <w15:commentEx w15:paraId="444DED29" w15:paraIdParent="52850D4C" w15:done="0"/>
-  <w15:commentEx w15:paraId="5F63CFC4" w15:done="0"/>
-  <w15:commentEx w15:paraId="40762A9F" w15:done="0"/>
-  <w15:commentEx w15:paraId="4552C48A" w15:done="0"/>
-  <w15:commentEx w15:paraId="0EE9930B" w15:done="0"/>
-  <w15:commentEx w15:paraId="4280AA4A" w15:done="0"/>
-  <w15:commentEx w15:paraId="06D59B99" w15:done="0"/>
-  <w15:commentEx w15:paraId="11613C30" w15:done="0"/>
-  <w15:commentEx w15:paraId="3D348617" w15:done="0"/>
-  <w15:commentEx w15:paraId="37F85BA6" w15:paraIdParent="3D348617" w15:done="0"/>
-  <w15:commentEx w15:paraId="2DAB83D6" w15:done="0"/>
+  <w15:commentEx w15:paraId="1A296DB5" w15:done="0"/>
+  <w15:commentEx w15:paraId="5A87A80C" w15:done="0"/>
 </w15:commentsEx>
 </file>
 
 <file path=word/commentsExtensible.xml><?xml version="1.0" encoding="utf-8"?>
 <w16cex:commentsExtensible xmlns:wpc="http://schemas.microsoft.com/office/word/2010/wordprocessingCanvas" xmlns:cx="http://schemas.microsoft.com/office/drawing/2014/chartex" xmlns:cx1="http://schemas.microsoft.com/office/drawing/2015/9/8/chartex" xmlns:cx2="http://schemas.microsoft.com/office/drawing/2015/10/21/chartex" xmlns:cx3="http://schemas.microsoft.com/office/drawing/2016/5/9/chartex" xmlns:cx4="http://schemas.microsoft.com/office/drawing/2016/5/10/chartex" xmlns:cx5="http://schemas.microsoft.com/office/drawing/2016/5/11/chartex" xmlns:cx6="http://schemas.microsoft.com/office/drawing/2016/5/12/chartex" xmlns:cx7="http://schemas.microsoft.com/office/drawing/2016/5/13/chartex" xmlns:cx8="http://schemas.microsoft.com/office/drawing/2016/5/14/chartex" xmlns:cr="http://schemas.microsoft.com/office/comments/2020/reactions" xmlns:mc="http://schemas.openxmlformats.org/markup-compatibility/2006" xmlns:aink="http://schemas.microsoft.com/office/drawing/2016/ink" xmlns:am3d="http://schemas.microsoft.com/office/drawing/2017/model3d" xmlns:o="urn:schemas-microsoft-com:office:office" xmlns:oel="http://schemas.microsoft.com/office/2019/extlst" xmlns:r="http://schemas.openxmlformats.org/officeDocument/2006/relationships" xmlns:m="http://schemas.openxmlformats.org/officeDocument/2006/math" xmlns:v="urn:schemas-microsoft-com:vml" xmlns:wp14="http://schemas.microsoft.com/office/word/2010/wordprocessingDrawing" xmlns:wp="http://schemas.openxmlformats.org/drawingml/2006/wordprocessingDrawing" xmlns:w10="urn:schemas-microsoft-com:office:word" xmlns:w="http://schemas.openxmlformats.org/wordprocessingml/2006/main" xmlns:w14="http://schemas.microsoft.com/office/word/2010/wordml" xmlns:w15="http://schemas.microsoft.com/office/word/2012/wordml" xmlns:w16cex="http://schemas.microsoft.com/office/word/2018/wordml/cex" xmlns:w16cid="http://schemas.microsoft.com/office/word/2016/wordml/cid" xmlns:w16="http://schemas.microsoft.com/office/word/2018/wordml" xmlns:w16du="http://schemas.microsoft.com/office/word/2023/wordml/word16du" xmlns:w16sdtdh="http://schemas.microsoft.com/office/word/2020/wordml/sdtdatahash" xmlns:w16sdtfl="http://schemas.microsoft.com/office/word/2024/wordml/sdtformatlock" xmlns:w16se="http://schemas.microsoft.com/office/word/2015/wordml/symex" xmlns:wpg="http://schemas.microsoft.com/office/word/2010/wordprocessingGroup" xmlns:wpi="http://schemas.microsoft.com/office/word/2010/wordprocessingInk" xmlns:wne="http://schemas.microsoft.com/office/word/2006/wordml" xmlns:wps="http://schemas.microsoft.com/office/word/2010/wordprocessingShape" mc:Ignorable="w14 w15 w16se w16cid w16 w16cex w16sdtdh w16sdtfl cr w16du wp14">
-  <w16cex:commentExtensible w16cex:durableId="6685659F" w16cex:dateUtc="2026-05-18T09:28:00Z"/>
-  <w16cex:commentExtensible w16cex:durableId="4DCD3371" w16cex:dateUtc="2026-05-18T09:58:00Z"/>
-  <w16cex:commentExtensible w16cex:durableId="1E5E9ACD" w16cex:dateUtc="2026-05-18T10:01:00Z"/>
-  <w16cex:commentExtensible w16cex:durableId="5715EB82" w16cex:dateUtc="2026-05-18T10:02:00Z"/>
-  <w16cex:commentExtensible w16cex:durableId="02FC6491" w16cex:dateUtc="2026-05-18T10:04:00Z"/>
-  <w16cex:commentExtensible w16cex:durableId="2B5F4BA6" w16cex:dateUtc="2026-05-15T16:44:00Z"/>
-  <w16cex:commentExtensible w16cex:durableId="6208EFD4" w16cex:dateUtc="2026-05-18T10:18:00Z"/>
-  <w16cex:commentExtensible w16cex:durableId="51EE2D4B" w16cex:dateUtc="2026-05-18T10:54:00Z"/>
-  <w16cex:commentExtensible w16cex:durableId="56BA2717" w16cex:dateUtc="2026-05-14T22:21:00Z"/>
-  <w16cex:commentExtensible w16cex:durableId="1D32F061" w16cex:dateUtc="2026-05-18T10:57:00Z"/>
-  <w16cex:commentExtensible w16cex:durableId="396D0828" w16cex:dateUtc="2026-05-18T11:01:00Z"/>
-  <w16cex:commentExtensible w16cex:durableId="5B9E4E69" w16cex:dateUtc="2026-05-15T16:42:00Z">
-    <w16cex:extLst>
-      <w16:ext w16:uri="{CE6994B0-6A32-4C9F-8C6B-6E91EDA988CE}">
-        <cr:reactions xmlns:cr="http://schemas.microsoft.com/office/comments/2020/reactions">
-          <cr:reaction reactionType="1">
-            <cr:reactionInfo dateUtc="2026-05-18T11:01:20Z">
-              <cr:user userId="S::Elif.Gezen@campus.lmu.de::de6680d8-a7d0-434a-b4c1-e5f5e9bc7438" userProvider="AD" userName="Gezen, Elif"/>
-            </cr:reactionInfo>
-          </cr:reaction>
-        </cr:reactions>
-      </w16:ext>
-    </w16cex:extLst>
-  </w16cex:commentExtensible>
-  <w16cex:commentExtensible w16cex:durableId="679D686F" w16cex:dateUtc="2026-05-18T11:03:00Z"/>
-  <w16cex:commentExtensible w16cex:durableId="6CC4DC4D" w16cex:dateUtc="2026-05-18T11:04:00Z"/>
-  <w16cex:commentExtensible w16cex:durableId="042FA20D" w16cex:dateUtc="2026-05-13T13:37:00Z"/>
-  <w16cex:commentExtensible w16cex:durableId="408889FF" w16cex:dateUtc="2026-05-18T11:05:00Z"/>
-  <w16cex:commentExtensible w16cex:durableId="0503F4B7" w16cex:dateUtc="2026-05-15T16:42:00Z"/>
+  <w16cex:commentExtensible w16cex:durableId="6896479D" w16cex:dateUtc="2026-05-18T12:10:00Z"/>
+  <w16cex:commentExtensible w16cex:durableId="1295E866" w16cex:dateUtc="2026-05-18T12:13:00Z"/>
 </w16cex:commentsExtensible>
 </file>
 
 <file path=word/commentsIds.xml><?xml version="1.0" encoding="utf-8"?>
 <w16cid:commentsIds xmlns:wpc="http://schemas.microsoft.com/office/word/2010/wordprocessingCanvas" xmlns:cx="http://schemas.microsoft.com/office/drawing/2014/chartex" xmlns:cx1="http://schemas.microsoft.com/office/drawing/2015/9/8/chartex" xmlns:cx2="http://schemas.microsoft.com/office/drawing/2015/10/21/chartex" xmlns:cx3="http://schemas.microsoft.com/office/drawing/2016/5/9/chartex" xmlns:cx4="http://schemas.microsoft.com/office/drawing/2016/5/10/chartex" xmlns:cx5="http://schemas.microsoft.com/office/drawing/2016/5/11/chartex" xmlns:cx6="http://schemas.microsoft.com/office/drawing/2016/5/12/chartex" xmlns:cx7="http://schemas.microsoft.com/office/drawing/2016/5/13/chartex" xmlns:cx8="http://schemas.microsoft.com/office/drawing/2016/5/14/chartex" xmlns:mc="http://schemas.openxmlformats.org/markup-compatibility/2006" xmlns:aink="http://schemas.microsoft.com/office/drawing/2016/ink" xmlns:am3d="http://schemas.microsoft.com/office/drawing/2017/model3d" xmlns:o="urn:schemas-microsoft-com:office:office" xmlns:oel="http://schemas.microsoft.com/office/2019/extlst" xmlns:r="http://schemas.openxmlformats.org/officeDocument/2006/relationships" xmlns:m="http://schemas.openxmlformats.org/officeDocument/2006/math" xmlns:v="urn:schemas-microsoft-com:vml" xmlns:wp14="http://schemas.microsoft.com/office/word/2010/wordprocessingDrawing" xmlns:wp="http://schemas.openxmlformats.org/drawingml/2006/wordprocessingDrawing" xmlns:w10="urn:schemas-microsoft-com:office:word" xmlns:w="http://schemas.openxmlformats.org/wordprocessingml/2006/main" xmlns:w14="http://schemas.microsoft.com/office/word/2010/wordml" xmlns:w15="http://schemas.microsoft.com/office/word/2012/wordml" xmlns:w16cex="http://schemas.microsoft.com/office/word/2018/wordml/cex" xmlns:w16cid="http://schemas.microsoft.com/office/word/2016/wordml/cid" xmlns:w16="http://schemas.microsoft.com/office/word/2018/wordml" xmlns:w16du="http://schemas.microsoft.com/office/word/2023/wordml/word16du" xmlns:w16sdtdh="http://schemas.microsoft.com/office/word/2020/wordml/sdtdatahash" xmlns:w16sdtfl="http://schemas.microsoft.com/office/word/2024/wordml/sdtformatlock" xmlns:w16se="http://schemas.microsoft.com/office/word/2015/wordml/symex" xmlns:wpg="http://schemas.microsoft.com/office/word/2010/wordprocessingGroup" xmlns:wpi="http://schemas.microsoft.com/office/word/2010/wordprocessingInk" xmlns:wne="http://schemas.microsoft.com/office/word/2006/wordml" xmlns:wps="http://schemas.microsoft.com/office/word/2010/wordprocessingShape" mc:Ignorable="w14 w15 w16se w16cid w16 w16cex w16sdtdh w16sdtfl w16du wp14">
-  <w16cid:commentId w16cid:paraId="3468C5FB" w16cid:durableId="6685659F"/>
-  <w16cid:commentId w16cid:paraId="6661F500" w16cid:durableId="4DCD3371"/>
-  <w16cid:commentId w16cid:paraId="4D2F5579" w16cid:durableId="1E5E9ACD"/>
-  <w16cid:commentId w16cid:paraId="022C6704" w16cid:durableId="5715EB82"/>
-  <w16cid:commentId w16cid:paraId="5F833715" w16cid:durableId="02FC6491"/>
-  <w16cid:commentId w16cid:paraId="52850D4C" w16cid:durableId="2B5F4BA6"/>
-  <w16cid:commentId w16cid:paraId="444DED29" w16cid:durableId="6208EFD4"/>
-  <w16cid:commentId w16cid:paraId="5F63CFC4" w16cid:durableId="51EE2D4B"/>
-  <w16cid:commentId w16cid:paraId="40762A9F" w16cid:durableId="56BA2717"/>
-  <w16cid:commentId w16cid:paraId="4552C48A" w16cid:durableId="1D32F061"/>
-  <w16cid:commentId w16cid:paraId="0EE9930B" w16cid:durableId="396D0828"/>
-  <w16cid:commentId w16cid:paraId="4280AA4A" w16cid:durableId="5B9E4E69"/>
-  <w16cid:commentId w16cid:paraId="06D59B99" w16cid:durableId="679D686F"/>
-  <w16cid:commentId w16cid:paraId="11613C30" w16cid:durableId="6CC4DC4D"/>
-  <w16cid:commentId w16cid:paraId="3D348617" w16cid:durableId="042FA20D"/>
-  <w16cid:commentId w16cid:paraId="37F85BA6" w16cid:durableId="408889FF"/>
-  <w16cid:commentId w16cid:paraId="2DAB83D6" w16cid:durableId="0503F4B7"/>
+  <w16cid:commentId w16cid:paraId="1A296DB5" w16cid:durableId="6896479D"/>
+  <w16cid:commentId w16cid:paraId="5A87A80C" w16cid:durableId="1295E866"/>
 </w16cid:commentsIds>
 </file>
 
@@ -4392,6 +3630,95 @@
 <file path=word/numbering.xml><?xml version="1.0" encoding="utf-8"?>
 <w:numbering xmlns:wpc="http://schemas.microsoft.com/office/word/2010/wordprocessingCanvas" xmlns:cx="http://schemas.microsoft.com/office/drawing/2014/chartex" xmlns:cx1="http://schemas.microsoft.com/office/drawing/2015/9/8/chartex" xmlns:cx2="http://schemas.microsoft.com/office/drawing/2015/10/21/chartex" xmlns:cx3="http://schemas.microsoft.com/office/drawing/2016/5/9/chartex" xmlns:cx4="http://schemas.microsoft.com/office/drawing/2016/5/10/chartex" xmlns:cx5="http://schemas.microsoft.com/office/drawing/2016/5/11/chartex" xmlns:cx6="http://schemas.microsoft.com/office/drawing/2016/5/12/chartex" xmlns:cx7="http://schemas.microsoft.com/office/drawing/2016/5/13/chartex" xmlns:cx8="http://schemas.microsoft.com/office/drawing/2016/5/14/chartex" xmlns:mc="http://schemas.openxmlformats.org/markup-compatibility/2006" xmlns:aink="http://schemas.microsoft.com/office/drawing/2016/ink" xmlns:am3d="http://schemas.microsoft.com/office/drawing/2017/model3d" xmlns:o="urn:schemas-microsoft-com:office:office" xmlns:oel="http://schemas.microsoft.com/office/2019/extlst" xmlns:r="http://schemas.openxmlformats.org/officeDocument/2006/relationships" xmlns:m="http://schemas.openxmlformats.org/officeDocument/2006/math" xmlns:v="urn:schemas-microsoft-com:vml" xmlns:wp14="http://schemas.microsoft.com/office/word/2010/wordprocessingDrawing" xmlns:wp="http://schemas.openxmlformats.org/drawingml/2006/wordprocessingDrawing" xmlns:w10="urn:schemas-microsoft-com:office:word" xmlns:w="http://schemas.openxmlformats.org/wordprocessingml/2006/main" xmlns:w14="http://schemas.microsoft.com/office/word/2010/wordml" xmlns:w15="http://schemas.microsoft.com/office/word/2012/wordml" xmlns:w16cex="http://schemas.microsoft.com/office/word/2018/wordml/cex" xmlns:w16cid="http://schemas.microsoft.com/office/word/2016/wordml/cid" xmlns:w16="http://schemas.microsoft.com/office/word/2018/wordml" xmlns:w16du="http://schemas.microsoft.com/office/word/2023/wordml/word16du" xmlns:w16sdtdh="http://schemas.microsoft.com/office/word/2020/wordml/sdtdatahash" xmlns:w16sdtfl="http://schemas.microsoft.com/office/word/2024/wordml/sdtformatlock" xmlns:w16se="http://schemas.microsoft.com/office/word/2015/wordml/symex" xmlns:wpg="http://schemas.microsoft.com/office/word/2010/wordprocessingGroup" xmlns:wpi="http://schemas.microsoft.com/office/word/2010/wordprocessingInk" xmlns:wne="http://schemas.microsoft.com/office/word/2006/wordml" xmlns:wps="http://schemas.microsoft.com/office/word/2010/wordprocessingShape" mc:Ignorable="w14 w15 w16se w16cid w16 w16cex w16sdtdh w16sdtfl w16du wp14">
   <w:abstractNum w:abstractNumId="0" w15:restartNumberingAfterBreak="0">
+    <w:nsid w:val="03A33CF1"/>
+    <w:multiLevelType w:val="hybridMultilevel"/>
+    <w:tmpl w:val="2E6C542E"/>
+    <w:lvl w:ilvl="0" w:tplc="20000011">
+      <w:start w:val="1"/>
+      <w:numFmt w:val="decimal"/>
+      <w:lvlText w:val="%1)"/>
+      <w:lvlJc w:val="left"/>
+      <w:pPr>
+        <w:ind w:left="720" w:hanging="360"/>
+      </w:pPr>
+      <w:rPr>
+        <w:rFonts w:hint="default"/>
+      </w:rPr>
+    </w:lvl>
+    <w:lvl w:ilvl="1" w:tplc="20000019" w:tentative="1">
+      <w:start w:val="1"/>
+      <w:numFmt w:val="lowerLetter"/>
+      <w:lvlText w:val="%2."/>
+      <w:lvlJc w:val="left"/>
+      <w:pPr>
+        <w:ind w:left="1440" w:hanging="360"/>
+      </w:pPr>
+    </w:lvl>
+    <w:lvl w:ilvl="2" w:tplc="2000001B" w:tentative="1">
+      <w:start w:val="1"/>
+      <w:numFmt w:val="lowerRoman"/>
+      <w:lvlText w:val="%3."/>
+      <w:lvlJc w:val="right"/>
+      <w:pPr>
+        <w:ind w:left="2160" w:hanging="180"/>
+      </w:pPr>
+    </w:lvl>
+    <w:lvl w:ilvl="3" w:tplc="2000000F" w:tentative="1">
+      <w:start w:val="1"/>
+      <w:numFmt w:val="decimal"/>
+      <w:lvlText w:val="%4."/>
+      <w:lvlJc w:val="left"/>
+      <w:pPr>
+        <w:ind w:left="2880" w:hanging="360"/>
+      </w:pPr>
+    </w:lvl>
+    <w:lvl w:ilvl="4" w:tplc="20000019" w:tentative="1">
+      <w:start w:val="1"/>
+      <w:numFmt w:val="lowerLetter"/>
+      <w:lvlText w:val="%5."/>
+      <w:lvlJc w:val="left"/>
+      <w:pPr>
+        <w:ind w:left="3600" w:hanging="360"/>
+      </w:pPr>
+    </w:lvl>
+    <w:lvl w:ilvl="5" w:tplc="2000001B" w:tentative="1">
+      <w:start w:val="1"/>
+      <w:numFmt w:val="lowerRoman"/>
+      <w:lvlText w:val="%6."/>
+      <w:lvlJc w:val="right"/>
+      <w:pPr>
+        <w:ind w:left="4320" w:hanging="180"/>
+      </w:pPr>
+    </w:lvl>
+    <w:lvl w:ilvl="6" w:tplc="2000000F" w:tentative="1">
+      <w:start w:val="1"/>
+      <w:numFmt w:val="decimal"/>
+      <w:lvlText w:val="%7."/>
+      <w:lvlJc w:val="left"/>
+      <w:pPr>
+        <w:ind w:left="5040" w:hanging="360"/>
+      </w:pPr>
+    </w:lvl>
+    <w:lvl w:ilvl="7" w:tplc="20000019" w:tentative="1">
+      <w:start w:val="1"/>
+      <w:numFmt w:val="lowerLetter"/>
+      <w:lvlText w:val="%8."/>
+      <w:lvlJc w:val="left"/>
+      <w:pPr>
+        <w:ind w:left="5760" w:hanging="360"/>
+      </w:pPr>
+    </w:lvl>
+    <w:lvl w:ilvl="8" w:tplc="2000001B" w:tentative="1">
+      <w:start w:val="1"/>
+      <w:numFmt w:val="lowerRoman"/>
+      <w:lvlText w:val="%9."/>
+      <w:lvlJc w:val="right"/>
+      <w:pPr>
+        <w:ind w:left="6480" w:hanging="180"/>
+      </w:pPr>
+    </w:lvl>
+  </w:abstractNum>
+  <w:abstractNum w:abstractNumId="1" w15:restartNumberingAfterBreak="0">
     <w:nsid w:val="042D687B"/>
     <w:multiLevelType w:val="multilevel"/>
     <w:tmpl w:val="2CDE9900"/>
@@ -4540,7 +3867,7 @@
       </w:rPr>
     </w:lvl>
   </w:abstractNum>
-  <w:abstractNum w:abstractNumId="1" w15:restartNumberingAfterBreak="0">
+  <w:abstractNum w:abstractNumId="2" w15:restartNumberingAfterBreak="0">
     <w:nsid w:val="0699556F"/>
     <w:multiLevelType w:val="multilevel"/>
     <w:tmpl w:val="8D06A86E"/>
@@ -4689,7 +4016,7 @@
       </w:rPr>
     </w:lvl>
   </w:abstractNum>
-  <w:abstractNum w:abstractNumId="2" w15:restartNumberingAfterBreak="0">
+  <w:abstractNum w:abstractNumId="3" w15:restartNumberingAfterBreak="0">
     <w:nsid w:val="15384AA8"/>
     <w:multiLevelType w:val="hybridMultilevel"/>
     <w:tmpl w:val="50D0BE20"/>
@@ -4778,7 +4105,7 @@
       </w:pPr>
     </w:lvl>
   </w:abstractNum>
-  <w:abstractNum w:abstractNumId="3" w15:restartNumberingAfterBreak="0">
+  <w:abstractNum w:abstractNumId="4" w15:restartNumberingAfterBreak="0">
     <w:nsid w:val="16033468"/>
     <w:multiLevelType w:val="multilevel"/>
     <w:tmpl w:val="6A9C5960"/>
@@ -4927,7 +4254,96 @@
       </w:rPr>
     </w:lvl>
   </w:abstractNum>
-  <w:abstractNum w:abstractNumId="4" w15:restartNumberingAfterBreak="0">
+  <w:abstractNum w:abstractNumId="5" w15:restartNumberingAfterBreak="0">
+    <w:nsid w:val="259D4116"/>
+    <w:multiLevelType w:val="hybridMultilevel"/>
+    <w:tmpl w:val="6488561C"/>
+    <w:lvl w:ilvl="0" w:tplc="6C42A132">
+      <w:start w:val="1"/>
+      <w:numFmt w:val="decimal"/>
+      <w:lvlText w:val="%1)"/>
+      <w:lvlJc w:val="left"/>
+      <w:pPr>
+        <w:ind w:left="720" w:hanging="360"/>
+      </w:pPr>
+      <w:rPr>
+        <w:rFonts w:eastAsiaTheme="majorEastAsia" w:hint="default"/>
+      </w:rPr>
+    </w:lvl>
+    <w:lvl w:ilvl="1" w:tplc="20000019" w:tentative="1">
+      <w:start w:val="1"/>
+      <w:numFmt w:val="lowerLetter"/>
+      <w:lvlText w:val="%2."/>
+      <w:lvlJc w:val="left"/>
+      <w:pPr>
+        <w:ind w:left="1440" w:hanging="360"/>
+      </w:pPr>
+    </w:lvl>
+    <w:lvl w:ilvl="2" w:tplc="2000001B" w:tentative="1">
+      <w:start w:val="1"/>
+      <w:numFmt w:val="lowerRoman"/>
+      <w:lvlText w:val="%3."/>
+      <w:lvlJc w:val="right"/>
+      <w:pPr>
+        <w:ind w:left="2160" w:hanging="180"/>
+      </w:pPr>
+    </w:lvl>
+    <w:lvl w:ilvl="3" w:tplc="2000000F" w:tentative="1">
+      <w:start w:val="1"/>
+      <w:numFmt w:val="decimal"/>
+      <w:lvlText w:val="%4."/>
+      <w:lvlJc w:val="left"/>
+      <w:pPr>
+        <w:ind w:left="2880" w:hanging="360"/>
+      </w:pPr>
+    </w:lvl>
+    <w:lvl w:ilvl="4" w:tplc="20000019" w:tentative="1">
+      <w:start w:val="1"/>
+      <w:numFmt w:val="lowerLetter"/>
+      <w:lvlText w:val="%5."/>
+      <w:lvlJc w:val="left"/>
+      <w:pPr>
+        <w:ind w:left="3600" w:hanging="360"/>
+      </w:pPr>
+    </w:lvl>
+    <w:lvl w:ilvl="5" w:tplc="2000001B" w:tentative="1">
+      <w:start w:val="1"/>
+      <w:numFmt w:val="lowerRoman"/>
+      <w:lvlText w:val="%6."/>
+      <w:lvlJc w:val="right"/>
+      <w:pPr>
+        <w:ind w:left="4320" w:hanging="180"/>
+      </w:pPr>
+    </w:lvl>
+    <w:lvl w:ilvl="6" w:tplc="2000000F" w:tentative="1">
+      <w:start w:val="1"/>
+      <w:numFmt w:val="decimal"/>
+      <w:lvlText w:val="%7."/>
+      <w:lvlJc w:val="left"/>
+      <w:pPr>
+        <w:ind w:left="5040" w:hanging="360"/>
+      </w:pPr>
+    </w:lvl>
+    <w:lvl w:ilvl="7" w:tplc="20000019" w:tentative="1">
+      <w:start w:val="1"/>
+      <w:numFmt w:val="lowerLetter"/>
+      <w:lvlText w:val="%8."/>
+      <w:lvlJc w:val="left"/>
+      <w:pPr>
+        <w:ind w:left="5760" w:hanging="360"/>
+      </w:pPr>
+    </w:lvl>
+    <w:lvl w:ilvl="8" w:tplc="2000001B" w:tentative="1">
+      <w:start w:val="1"/>
+      <w:numFmt w:val="lowerRoman"/>
+      <w:lvlText w:val="%9."/>
+      <w:lvlJc w:val="right"/>
+      <w:pPr>
+        <w:ind w:left="6480" w:hanging="180"/>
+      </w:pPr>
+    </w:lvl>
+  </w:abstractNum>
+  <w:abstractNum w:abstractNumId="6" w15:restartNumberingAfterBreak="0">
     <w:nsid w:val="297F2909"/>
     <w:multiLevelType w:val="hybridMultilevel"/>
     <w:tmpl w:val="CF42B40E"/>
@@ -5041,7 +4457,96 @@
       </w:rPr>
     </w:lvl>
   </w:abstractNum>
-  <w:abstractNum w:abstractNumId="5" w15:restartNumberingAfterBreak="0">
+  <w:abstractNum w:abstractNumId="7" w15:restartNumberingAfterBreak="0">
+    <w:nsid w:val="2BA21E53"/>
+    <w:multiLevelType w:val="hybridMultilevel"/>
+    <w:tmpl w:val="678A96CA"/>
+    <w:lvl w:ilvl="0" w:tplc="20000011">
+      <w:start w:val="1"/>
+      <w:numFmt w:val="decimal"/>
+      <w:lvlText w:val="%1)"/>
+      <w:lvlJc w:val="left"/>
+      <w:pPr>
+        <w:ind w:left="720" w:hanging="360"/>
+      </w:pPr>
+      <w:rPr>
+        <w:rFonts w:hint="default"/>
+      </w:rPr>
+    </w:lvl>
+    <w:lvl w:ilvl="1" w:tplc="20000019" w:tentative="1">
+      <w:start w:val="1"/>
+      <w:numFmt w:val="lowerLetter"/>
+      <w:lvlText w:val="%2."/>
+      <w:lvlJc w:val="left"/>
+      <w:pPr>
+        <w:ind w:left="1440" w:hanging="360"/>
+      </w:pPr>
+    </w:lvl>
+    <w:lvl w:ilvl="2" w:tplc="2000001B" w:tentative="1">
+      <w:start w:val="1"/>
+      <w:numFmt w:val="lowerRoman"/>
+      <w:lvlText w:val="%3."/>
+      <w:lvlJc w:val="right"/>
+      <w:pPr>
+        <w:ind w:left="2160" w:hanging="180"/>
+      </w:pPr>
+    </w:lvl>
+    <w:lvl w:ilvl="3" w:tplc="2000000F" w:tentative="1">
+      <w:start w:val="1"/>
+      <w:numFmt w:val="decimal"/>
+      <w:lvlText w:val="%4."/>
+      <w:lvlJc w:val="left"/>
+      <w:pPr>
+        <w:ind w:left="2880" w:hanging="360"/>
+      </w:pPr>
+    </w:lvl>
+    <w:lvl w:ilvl="4" w:tplc="20000019" w:tentative="1">
+      <w:start w:val="1"/>
+      <w:numFmt w:val="lowerLetter"/>
+      <w:lvlText w:val="%5."/>
+      <w:lvlJc w:val="left"/>
+      <w:pPr>
+        <w:ind w:left="3600" w:hanging="360"/>
+      </w:pPr>
+    </w:lvl>
+    <w:lvl w:ilvl="5" w:tplc="2000001B" w:tentative="1">
+      <w:start w:val="1"/>
+      <w:numFmt w:val="lowerRoman"/>
+      <w:lvlText w:val="%6."/>
+      <w:lvlJc w:val="right"/>
+      <w:pPr>
+        <w:ind w:left="4320" w:hanging="180"/>
+      </w:pPr>
+    </w:lvl>
+    <w:lvl w:ilvl="6" w:tplc="2000000F" w:tentative="1">
+      <w:start w:val="1"/>
+      <w:numFmt w:val="decimal"/>
+      <w:lvlText w:val="%7."/>
+      <w:lvlJc w:val="left"/>
+      <w:pPr>
+        <w:ind w:left="5040" w:hanging="360"/>
+      </w:pPr>
+    </w:lvl>
+    <w:lvl w:ilvl="7" w:tplc="20000019" w:tentative="1">
+      <w:start w:val="1"/>
+      <w:numFmt w:val="lowerLetter"/>
+      <w:lvlText w:val="%8."/>
+      <w:lvlJc w:val="left"/>
+      <w:pPr>
+        <w:ind w:left="5760" w:hanging="360"/>
+      </w:pPr>
+    </w:lvl>
+    <w:lvl w:ilvl="8" w:tplc="2000001B" w:tentative="1">
+      <w:start w:val="1"/>
+      <w:numFmt w:val="lowerRoman"/>
+      <w:lvlText w:val="%9."/>
+      <w:lvlJc w:val="right"/>
+      <w:pPr>
+        <w:ind w:left="6480" w:hanging="180"/>
+      </w:pPr>
+    </w:lvl>
+  </w:abstractNum>
+  <w:abstractNum w:abstractNumId="8" w15:restartNumberingAfterBreak="0">
     <w:nsid w:val="2EAC389F"/>
     <w:multiLevelType w:val="multilevel"/>
     <w:tmpl w:val="B928AD7A"/>
@@ -5190,7 +4695,7 @@
       </w:rPr>
     </w:lvl>
   </w:abstractNum>
-  <w:abstractNum w:abstractNumId="6" w15:restartNumberingAfterBreak="0">
+  <w:abstractNum w:abstractNumId="9" w15:restartNumberingAfterBreak="0">
     <w:nsid w:val="312B0760"/>
     <w:multiLevelType w:val="multilevel"/>
     <w:tmpl w:val="34204186"/>
@@ -5339,7 +4844,7 @@
       </w:rPr>
     </w:lvl>
   </w:abstractNum>
-  <w:abstractNum w:abstractNumId="7" w15:restartNumberingAfterBreak="0">
+  <w:abstractNum w:abstractNumId="10" w15:restartNumberingAfterBreak="0">
     <w:nsid w:val="3ECB41E5"/>
     <w:multiLevelType w:val="hybridMultilevel"/>
     <w:tmpl w:val="839C566E"/>
@@ -5455,10 +4960,10 @@
       </w:rPr>
     </w:lvl>
   </w:abstractNum>
-  <w:abstractNum w:abstractNumId="8" w15:restartNumberingAfterBreak="0">
+  <w:abstractNum w:abstractNumId="11" w15:restartNumberingAfterBreak="0">
     <w:nsid w:val="43EE55D8"/>
     <w:multiLevelType w:val="multilevel"/>
-    <w:tmpl w:val="255A42B8"/>
+    <w:tmpl w:val="639A5F7E"/>
     <w:lvl w:ilvl="0">
       <w:start w:val="1"/>
       <w:numFmt w:val="bullet"/>
@@ -5475,20 +4980,17 @@
         <w:sz w:val="20"/>
       </w:rPr>
     </w:lvl>
-    <w:lvl w:ilvl="1" w:tentative="1">
-      <w:start w:val="1"/>
-      <w:numFmt w:val="bullet"/>
-      <w:lvlText w:val="o"/>
-      <w:lvlJc w:val="left"/>
-      <w:pPr>
-        <w:tabs>
-          <w:tab w:val="num" w:pos="1440"/>
-        </w:tabs>
+    <w:lvl w:ilvl="1">
+      <w:start w:val="5"/>
+      <w:numFmt w:val="decimal"/>
+      <w:lvlText w:val="%2)"/>
+      <w:lvlJc w:val="left"/>
+      <w:pPr>
         <w:ind w:left="1440" w:hanging="360"/>
       </w:pPr>
       <w:rPr>
-        <w:rFonts w:ascii="Courier New" w:hAnsi="Courier New" w:hint="default"/>
-        <w:sz w:val="20"/>
+        <w:rFonts w:hint="default"/>
+        <w:b/>
       </w:rPr>
     </w:lvl>
     <w:lvl w:ilvl="2" w:tentative="1">
@@ -5604,7 +5106,7 @@
       </w:rPr>
     </w:lvl>
   </w:abstractNum>
-  <w:abstractNum w:abstractNumId="9" w15:restartNumberingAfterBreak="0">
+  <w:abstractNum w:abstractNumId="12" w15:restartNumberingAfterBreak="0">
     <w:nsid w:val="448F6CFA"/>
     <w:multiLevelType w:val="multilevel"/>
     <w:tmpl w:val="ED02042E"/>
@@ -5753,7 +5255,7 @@
       </w:rPr>
     </w:lvl>
   </w:abstractNum>
-  <w:abstractNum w:abstractNumId="10" w15:restartNumberingAfterBreak="0">
+  <w:abstractNum w:abstractNumId="13" w15:restartNumberingAfterBreak="0">
     <w:nsid w:val="47D91599"/>
     <w:multiLevelType w:val="multilevel"/>
     <w:tmpl w:val="95FA05CC"/>
@@ -5902,7 +5404,7 @@
       </w:rPr>
     </w:lvl>
   </w:abstractNum>
-  <w:abstractNum w:abstractNumId="11" w15:restartNumberingAfterBreak="0">
+  <w:abstractNum w:abstractNumId="14" w15:restartNumberingAfterBreak="0">
     <w:nsid w:val="4A04304D"/>
     <w:multiLevelType w:val="hybridMultilevel"/>
     <w:tmpl w:val="F32EB964"/>
@@ -6017,7 +5519,7 @@
       </w:rPr>
     </w:lvl>
   </w:abstractNum>
-  <w:abstractNum w:abstractNumId="12" w15:restartNumberingAfterBreak="0">
+  <w:abstractNum w:abstractNumId="15" w15:restartNumberingAfterBreak="0">
     <w:nsid w:val="4DAD2638"/>
     <w:multiLevelType w:val="multilevel"/>
     <w:tmpl w:val="D2B29218"/>
@@ -6166,7 +5668,7 @@
       </w:rPr>
     </w:lvl>
   </w:abstractNum>
-  <w:abstractNum w:abstractNumId="13" w15:restartNumberingAfterBreak="0">
+  <w:abstractNum w:abstractNumId="16" w15:restartNumberingAfterBreak="0">
     <w:nsid w:val="4F176AA0"/>
     <w:multiLevelType w:val="multilevel"/>
     <w:tmpl w:val="7A7A1118"/>
@@ -6315,7 +5817,120 @@
       </w:rPr>
     </w:lvl>
   </w:abstractNum>
-  <w:abstractNum w:abstractNumId="14" w15:restartNumberingAfterBreak="0">
+  <w:abstractNum w:abstractNumId="17" w15:restartNumberingAfterBreak="0">
+    <w:nsid w:val="538A1FD6"/>
+    <w:multiLevelType w:val="hybridMultilevel"/>
+    <w:tmpl w:val="280CDC3A"/>
+    <w:lvl w:ilvl="0" w:tplc="20000001">
+      <w:start w:val="1"/>
+      <w:numFmt w:val="bullet"/>
+      <w:lvlText w:val=""/>
+      <w:lvlJc w:val="left"/>
+      <w:pPr>
+        <w:ind w:left="720" w:hanging="360"/>
+      </w:pPr>
+      <w:rPr>
+        <w:rFonts w:ascii="Symbol" w:hAnsi="Symbol" w:hint="default"/>
+      </w:rPr>
+    </w:lvl>
+    <w:lvl w:ilvl="1" w:tplc="20000003" w:tentative="1">
+      <w:start w:val="1"/>
+      <w:numFmt w:val="bullet"/>
+      <w:lvlText w:val="o"/>
+      <w:lvlJc w:val="left"/>
+      <w:pPr>
+        <w:ind w:left="1440" w:hanging="360"/>
+      </w:pPr>
+      <w:rPr>
+        <w:rFonts w:ascii="Courier New" w:hAnsi="Courier New" w:cs="Courier New" w:hint="default"/>
+      </w:rPr>
+    </w:lvl>
+    <w:lvl w:ilvl="2" w:tplc="20000005" w:tentative="1">
+      <w:start w:val="1"/>
+      <w:numFmt w:val="bullet"/>
+      <w:lvlText w:val=""/>
+      <w:lvlJc w:val="left"/>
+      <w:pPr>
+        <w:ind w:left="2160" w:hanging="360"/>
+      </w:pPr>
+      <w:rPr>
+        <w:rFonts w:ascii="Wingdings" w:hAnsi="Wingdings" w:hint="default"/>
+      </w:rPr>
+    </w:lvl>
+    <w:lvl w:ilvl="3" w:tplc="20000001" w:tentative="1">
+      <w:start w:val="1"/>
+      <w:numFmt w:val="bullet"/>
+      <w:lvlText w:val=""/>
+      <w:lvlJc w:val="left"/>
+      <w:pPr>
+        <w:ind w:left="2880" w:hanging="360"/>
+      </w:pPr>
+      <w:rPr>
+        <w:rFonts w:ascii="Symbol" w:hAnsi="Symbol" w:hint="default"/>
+      </w:rPr>
+    </w:lvl>
+    <w:lvl w:ilvl="4" w:tplc="20000003" w:tentative="1">
+      <w:start w:val="1"/>
+      <w:numFmt w:val="bullet"/>
+      <w:lvlText w:val="o"/>
+      <w:lvlJc w:val="left"/>
+      <w:pPr>
+        <w:ind w:left="3600" w:hanging="360"/>
+      </w:pPr>
+      <w:rPr>
+        <w:rFonts w:ascii="Courier New" w:hAnsi="Courier New" w:cs="Courier New" w:hint="default"/>
+      </w:rPr>
+    </w:lvl>
+    <w:lvl w:ilvl="5" w:tplc="20000005" w:tentative="1">
+      <w:start w:val="1"/>
+      <w:numFmt w:val="bullet"/>
+      <w:lvlText w:val=""/>
+      <w:lvlJc w:val="left"/>
+      <w:pPr>
+        <w:ind w:left="4320" w:hanging="360"/>
+      </w:pPr>
+      <w:rPr>
+        <w:rFonts w:ascii="Wingdings" w:hAnsi="Wingdings" w:hint="default"/>
+      </w:rPr>
+    </w:lvl>
+    <w:lvl w:ilvl="6" w:tplc="20000001" w:tentative="1">
+      <w:start w:val="1"/>
+      <w:numFmt w:val="bullet"/>
+      <w:lvlText w:val=""/>
+      <w:lvlJc w:val="left"/>
+      <w:pPr>
+        <w:ind w:left="5040" w:hanging="360"/>
+      </w:pPr>
+      <w:rPr>
+        <w:rFonts w:ascii="Symbol" w:hAnsi="Symbol" w:hint="default"/>
+      </w:rPr>
+    </w:lvl>
+    <w:lvl w:ilvl="7" w:tplc="20000003" w:tentative="1">
+      <w:start w:val="1"/>
+      <w:numFmt w:val="bullet"/>
+      <w:lvlText w:val="o"/>
+      <w:lvlJc w:val="left"/>
+      <w:pPr>
+        <w:ind w:left="5760" w:hanging="360"/>
+      </w:pPr>
+      <w:rPr>
+        <w:rFonts w:ascii="Courier New" w:hAnsi="Courier New" w:cs="Courier New" w:hint="default"/>
+      </w:rPr>
+    </w:lvl>
+    <w:lvl w:ilvl="8" w:tplc="20000005" w:tentative="1">
+      <w:start w:val="1"/>
+      <w:numFmt w:val="bullet"/>
+      <w:lvlText w:val=""/>
+      <w:lvlJc w:val="left"/>
+      <w:pPr>
+        <w:ind w:left="6480" w:hanging="360"/>
+      </w:pPr>
+      <w:rPr>
+        <w:rFonts w:ascii="Wingdings" w:hAnsi="Wingdings" w:hint="default"/>
+      </w:rPr>
+    </w:lvl>
+  </w:abstractNum>
+  <w:abstractNum w:abstractNumId="18" w15:restartNumberingAfterBreak="0">
     <w:nsid w:val="55DB7A20"/>
     <w:multiLevelType w:val="multilevel"/>
     <w:tmpl w:val="06B6D532"/>
@@ -6464,7 +6079,96 @@
       </w:rPr>
     </w:lvl>
   </w:abstractNum>
-  <w:abstractNum w:abstractNumId="15" w15:restartNumberingAfterBreak="0">
+  <w:abstractNum w:abstractNumId="19" w15:restartNumberingAfterBreak="0">
+    <w:nsid w:val="56943715"/>
+    <w:multiLevelType w:val="hybridMultilevel"/>
+    <w:tmpl w:val="41DAA70A"/>
+    <w:lvl w:ilvl="0" w:tplc="20000011">
+      <w:start w:val="1"/>
+      <w:numFmt w:val="decimal"/>
+      <w:lvlText w:val="%1)"/>
+      <w:lvlJc w:val="left"/>
+      <w:pPr>
+        <w:ind w:left="720" w:hanging="360"/>
+      </w:pPr>
+      <w:rPr>
+        <w:rFonts w:hint="default"/>
+      </w:rPr>
+    </w:lvl>
+    <w:lvl w:ilvl="1" w:tplc="20000019" w:tentative="1">
+      <w:start w:val="1"/>
+      <w:numFmt w:val="lowerLetter"/>
+      <w:lvlText w:val="%2."/>
+      <w:lvlJc w:val="left"/>
+      <w:pPr>
+        <w:ind w:left="1440" w:hanging="360"/>
+      </w:pPr>
+    </w:lvl>
+    <w:lvl w:ilvl="2" w:tplc="2000001B" w:tentative="1">
+      <w:start w:val="1"/>
+      <w:numFmt w:val="lowerRoman"/>
+      <w:lvlText w:val="%3."/>
+      <w:lvlJc w:val="right"/>
+      <w:pPr>
+        <w:ind w:left="2160" w:hanging="180"/>
+      </w:pPr>
+    </w:lvl>
+    <w:lvl w:ilvl="3" w:tplc="2000000F" w:tentative="1">
+      <w:start w:val="1"/>
+      <w:numFmt w:val="decimal"/>
+      <w:lvlText w:val="%4."/>
+      <w:lvlJc w:val="left"/>
+      <w:pPr>
+        <w:ind w:left="2880" w:hanging="360"/>
+      </w:pPr>
+    </w:lvl>
+    <w:lvl w:ilvl="4" w:tplc="20000019" w:tentative="1">
+      <w:start w:val="1"/>
+      <w:numFmt w:val="lowerLetter"/>
+      <w:lvlText w:val="%5."/>
+      <w:lvlJc w:val="left"/>
+      <w:pPr>
+        <w:ind w:left="3600" w:hanging="360"/>
+      </w:pPr>
+    </w:lvl>
+    <w:lvl w:ilvl="5" w:tplc="2000001B" w:tentative="1">
+      <w:start w:val="1"/>
+      <w:numFmt w:val="lowerRoman"/>
+      <w:lvlText w:val="%6."/>
+      <w:lvlJc w:val="right"/>
+      <w:pPr>
+        <w:ind w:left="4320" w:hanging="180"/>
+      </w:pPr>
+    </w:lvl>
+    <w:lvl w:ilvl="6" w:tplc="2000000F" w:tentative="1">
+      <w:start w:val="1"/>
+      <w:numFmt w:val="decimal"/>
+      <w:lvlText w:val="%7."/>
+      <w:lvlJc w:val="left"/>
+      <w:pPr>
+        <w:ind w:left="5040" w:hanging="360"/>
+      </w:pPr>
+    </w:lvl>
+    <w:lvl w:ilvl="7" w:tplc="20000019" w:tentative="1">
+      <w:start w:val="1"/>
+      <w:numFmt w:val="lowerLetter"/>
+      <w:lvlText w:val="%8."/>
+      <w:lvlJc w:val="left"/>
+      <w:pPr>
+        <w:ind w:left="5760" w:hanging="360"/>
+      </w:pPr>
+    </w:lvl>
+    <w:lvl w:ilvl="8" w:tplc="2000001B" w:tentative="1">
+      <w:start w:val="1"/>
+      <w:numFmt w:val="lowerRoman"/>
+      <w:lvlText w:val="%9."/>
+      <w:lvlJc w:val="right"/>
+      <w:pPr>
+        <w:ind w:left="6480" w:hanging="180"/>
+      </w:pPr>
+    </w:lvl>
+  </w:abstractNum>
+  <w:abstractNum w:abstractNumId="20" w15:restartNumberingAfterBreak="0">
     <w:nsid w:val="5B9A7756"/>
     <w:multiLevelType w:val="hybridMultilevel"/>
     <w:tmpl w:val="851C2812"/>
@@ -6577,7 +6281,7 @@
       </w:rPr>
     </w:lvl>
   </w:abstractNum>
-  <w:abstractNum w:abstractNumId="16" w15:restartNumberingAfterBreak="0">
+  <w:abstractNum w:abstractNumId="21" w15:restartNumberingAfterBreak="0">
     <w:nsid w:val="6034028B"/>
     <w:multiLevelType w:val="multilevel"/>
     <w:tmpl w:val="5914E194"/>
@@ -6726,14 +6430,14 @@
       </w:rPr>
     </w:lvl>
   </w:abstractNum>
-  <w:abstractNum w:abstractNumId="17" w15:restartNumberingAfterBreak="0">
+  <w:abstractNum w:abstractNumId="22" w15:restartNumberingAfterBreak="0">
     <w:nsid w:val="6290031D"/>
     <w:multiLevelType w:val="multilevel"/>
-    <w:tmpl w:val="38E63AEC"/>
+    <w:tmpl w:val="864A5990"/>
     <w:lvl w:ilvl="0">
       <w:start w:val="1"/>
-      <w:numFmt w:val="bullet"/>
-      <w:lvlText w:val=""/>
+      <w:numFmt w:val="decimal"/>
+      <w:lvlText w:val="%1)"/>
       <w:lvlJc w:val="left"/>
       <w:pPr>
         <w:tabs>
@@ -6742,7 +6446,7 @@
         <w:ind w:left="720" w:hanging="360"/>
       </w:pPr>
       <w:rPr>
-        <w:rFonts w:ascii="Symbol" w:hAnsi="Symbol" w:hint="default"/>
+        <w:rFonts w:ascii="Calibri" w:eastAsia="Times New Roman" w:hAnsi="Calibri" w:cs="Calibri"/>
         <w:sz w:val="20"/>
       </w:rPr>
     </w:lvl>
@@ -6875,7 +6579,7 @@
       </w:rPr>
     </w:lvl>
   </w:abstractNum>
-  <w:abstractNum w:abstractNumId="18" w15:restartNumberingAfterBreak="0">
+  <w:abstractNum w:abstractNumId="23" w15:restartNumberingAfterBreak="0">
     <w:nsid w:val="67E745F1"/>
     <w:multiLevelType w:val="multilevel"/>
     <w:tmpl w:val="F9724D06"/>
@@ -7024,7 +6728,7 @@
       </w:rPr>
     </w:lvl>
   </w:abstractNum>
-  <w:abstractNum w:abstractNumId="19" w15:restartNumberingAfterBreak="0">
+  <w:abstractNum w:abstractNumId="24" w15:restartNumberingAfterBreak="0">
     <w:nsid w:val="6AB335B4"/>
     <w:multiLevelType w:val="multilevel"/>
     <w:tmpl w:val="D45446C0"/>
@@ -7173,7 +6877,7 @@
       </w:rPr>
     </w:lvl>
   </w:abstractNum>
-  <w:abstractNum w:abstractNumId="20" w15:restartNumberingAfterBreak="0">
+  <w:abstractNum w:abstractNumId="25" w15:restartNumberingAfterBreak="0">
     <w:nsid w:val="6ACF4F3B"/>
     <w:multiLevelType w:val="multilevel"/>
     <w:tmpl w:val="8DE04EE0"/>
@@ -7322,7 +7026,7 @@
       </w:rPr>
     </w:lvl>
   </w:abstractNum>
-  <w:abstractNum w:abstractNumId="21" w15:restartNumberingAfterBreak="0">
+  <w:abstractNum w:abstractNumId="26" w15:restartNumberingAfterBreak="0">
     <w:nsid w:val="6AFC2287"/>
     <w:multiLevelType w:val="multilevel"/>
     <w:tmpl w:val="A278808A"/>
@@ -7471,7 +7175,7 @@
       </w:rPr>
     </w:lvl>
   </w:abstractNum>
-  <w:abstractNum w:abstractNumId="22" w15:restartNumberingAfterBreak="0">
+  <w:abstractNum w:abstractNumId="27" w15:restartNumberingAfterBreak="0">
     <w:nsid w:val="7B802E86"/>
     <w:multiLevelType w:val="multilevel"/>
     <w:tmpl w:val="1868CB32"/>
@@ -7620,7 +7324,7 @@
       </w:rPr>
     </w:lvl>
   </w:abstractNum>
-  <w:abstractNum w:abstractNumId="23" w15:restartNumberingAfterBreak="0">
+  <w:abstractNum w:abstractNumId="28" w15:restartNumberingAfterBreak="0">
     <w:nsid w:val="7E845F05"/>
     <w:multiLevelType w:val="hybridMultilevel"/>
     <w:tmpl w:val="603439AE"/>
@@ -7733,76 +7437,91 @@
     </w:lvl>
   </w:abstractNum>
   <w:num w:numId="1" w16cid:durableId="1305818684">
+    <w:abstractNumId w:val="20"/>
+  </w:num>
+  <w:num w:numId="2" w16cid:durableId="1979530315">
+    <w:abstractNumId w:val="14"/>
+  </w:num>
+  <w:num w:numId="3" w16cid:durableId="2075160154">
+    <w:abstractNumId w:val="22"/>
+  </w:num>
+  <w:num w:numId="4" w16cid:durableId="1630090861">
+    <w:abstractNumId w:val="10"/>
+  </w:num>
+  <w:num w:numId="5" w16cid:durableId="1032804935">
+    <w:abstractNumId w:val="28"/>
+  </w:num>
+  <w:num w:numId="6" w16cid:durableId="1413621779">
+    <w:abstractNumId w:val="26"/>
+  </w:num>
+  <w:num w:numId="7" w16cid:durableId="863598444">
+    <w:abstractNumId w:val="21"/>
+  </w:num>
+  <w:num w:numId="8" w16cid:durableId="1644196064">
+    <w:abstractNumId w:val="24"/>
+  </w:num>
+  <w:num w:numId="9" w16cid:durableId="2114089180">
+    <w:abstractNumId w:val="1"/>
+  </w:num>
+  <w:num w:numId="10" w16cid:durableId="388577004">
+    <w:abstractNumId w:val="2"/>
+  </w:num>
+  <w:num w:numId="11" w16cid:durableId="83770440">
+    <w:abstractNumId w:val="16"/>
+  </w:num>
+  <w:num w:numId="12" w16cid:durableId="1106730800">
+    <w:abstractNumId w:val="18"/>
+  </w:num>
+  <w:num w:numId="13" w16cid:durableId="1414931782">
+    <w:abstractNumId w:val="12"/>
+  </w:num>
+  <w:num w:numId="14" w16cid:durableId="1175613578">
+    <w:abstractNumId w:val="3"/>
+  </w:num>
+  <w:num w:numId="15" w16cid:durableId="1411274762">
+    <w:abstractNumId w:val="6"/>
+  </w:num>
+  <w:num w:numId="16" w16cid:durableId="681859950">
+    <w:abstractNumId w:val="25"/>
+  </w:num>
+  <w:num w:numId="17" w16cid:durableId="1659652370">
+    <w:abstractNumId w:val="13"/>
+  </w:num>
+  <w:num w:numId="18" w16cid:durableId="485054628">
+    <w:abstractNumId w:val="23"/>
+  </w:num>
+  <w:num w:numId="19" w16cid:durableId="1882159873">
+    <w:abstractNumId w:val="11"/>
+  </w:num>
+  <w:num w:numId="20" w16cid:durableId="386495089">
+    <w:abstractNumId w:val="4"/>
+  </w:num>
+  <w:num w:numId="21" w16cid:durableId="267540463">
+    <w:abstractNumId w:val="9"/>
+  </w:num>
+  <w:num w:numId="22" w16cid:durableId="1565869862">
+    <w:abstractNumId w:val="27"/>
+  </w:num>
+  <w:num w:numId="23" w16cid:durableId="1596161676">
+    <w:abstractNumId w:val="8"/>
+  </w:num>
+  <w:num w:numId="24" w16cid:durableId="547111248">
     <w:abstractNumId w:val="15"/>
   </w:num>
-  <w:num w:numId="2" w16cid:durableId="1979530315">
-    <w:abstractNumId w:val="11"/>
-  </w:num>
-  <w:num w:numId="3" w16cid:durableId="2075160154">
-    <w:abstractNumId w:val="17"/>
-  </w:num>
-  <w:num w:numId="4" w16cid:durableId="1630090861">
+  <w:num w:numId="25" w16cid:durableId="672295360">
     <w:abstractNumId w:val="7"/>
   </w:num>
-  <w:num w:numId="5" w16cid:durableId="1032804935">
-    <w:abstractNumId w:val="23"/>
+  <w:num w:numId="26" w16cid:durableId="315182846">
+    <w:abstractNumId w:val="5"/>
   </w:num>
-  <w:num w:numId="6" w16cid:durableId="1413621779">
-    <w:abstractNumId w:val="21"/>
-  </w:num>
-  <w:num w:numId="7" w16cid:durableId="863598444">
-    <w:abstractNumId w:val="16"/>
-  </w:num>
-  <w:num w:numId="8" w16cid:durableId="1644196064">
+  <w:num w:numId="27" w16cid:durableId="2057046957">
     <w:abstractNumId w:val="19"/>
   </w:num>
-  <w:num w:numId="9" w16cid:durableId="2114089180">
+  <w:num w:numId="28" w16cid:durableId="1101952852">
     <w:abstractNumId w:val="0"/>
   </w:num>
-  <w:num w:numId="10" w16cid:durableId="388577004">
-    <w:abstractNumId w:val="1"/>
-  </w:num>
-  <w:num w:numId="11" w16cid:durableId="83770440">
-    <w:abstractNumId w:val="13"/>
-  </w:num>
-  <w:num w:numId="12" w16cid:durableId="1106730800">
-    <w:abstractNumId w:val="14"/>
-  </w:num>
-  <w:num w:numId="13" w16cid:durableId="1414931782">
-    <w:abstractNumId w:val="9"/>
-  </w:num>
-  <w:num w:numId="14" w16cid:durableId="1175613578">
-    <w:abstractNumId w:val="2"/>
-  </w:num>
-  <w:num w:numId="15" w16cid:durableId="1411274762">
-    <w:abstractNumId w:val="4"/>
-  </w:num>
-  <w:num w:numId="16" w16cid:durableId="681859950">
-    <w:abstractNumId w:val="20"/>
-  </w:num>
-  <w:num w:numId="17" w16cid:durableId="1659652370">
-    <w:abstractNumId w:val="10"/>
-  </w:num>
-  <w:num w:numId="18" w16cid:durableId="485054628">
-    <w:abstractNumId w:val="18"/>
-  </w:num>
-  <w:num w:numId="19" w16cid:durableId="1882159873">
-    <w:abstractNumId w:val="8"/>
-  </w:num>
-  <w:num w:numId="20" w16cid:durableId="386495089">
-    <w:abstractNumId w:val="3"/>
-  </w:num>
-  <w:num w:numId="21" w16cid:durableId="267540463">
-    <w:abstractNumId w:val="6"/>
-  </w:num>
-  <w:num w:numId="22" w16cid:durableId="1565869862">
-    <w:abstractNumId w:val="22"/>
-  </w:num>
-  <w:num w:numId="23" w16cid:durableId="1596161676">
-    <w:abstractNumId w:val="5"/>
-  </w:num>
-  <w:num w:numId="24" w16cid:durableId="547111248">
-    <w:abstractNumId w:val="12"/>
+  <w:num w:numId="29" w16cid:durableId="229772407">
+    <w:abstractNumId w:val="17"/>
   </w:num>
 </w:numbering>
 </file>
@@ -7811,9 +7530,6 @@
 <w15:people xmlns:wpc="http://schemas.microsoft.com/office/word/2010/wordprocessingCanvas" xmlns:cx="http://schemas.microsoft.com/office/drawing/2014/chartex" xmlns:cx1="http://schemas.microsoft.com/office/drawing/2015/9/8/chartex" xmlns:cx2="http://schemas.microsoft.com/office/drawing/2015/10/21/chartex" xmlns:cx3="http://schemas.microsoft.com/office/drawing/2016/5/9/chartex" xmlns:cx4="http://schemas.microsoft.com/office/drawing/2016/5/10/chartex" xmlns:cx5="http://schemas.microsoft.com/office/drawing/2016/5/11/chartex" xmlns:cx6="http://schemas.microsoft.com/office/drawing/2016/5/12/chartex" xmlns:cx7="http://schemas.microsoft.com/office/drawing/2016/5/13/chartex" xmlns:cx8="http://schemas.microsoft.com/office/drawing/2016/5/14/chartex" xmlns:mc="http://schemas.openxmlformats.org/markup-compatibility/2006" xmlns:aink="http://schemas.microsoft.com/office/drawing/2016/ink" xmlns:am3d="http://schemas.microsoft.com/office/drawing/2017/model3d" xmlns:o="urn:schemas-microsoft-com:office:office" xmlns:oel="http://schemas.microsoft.com/office/2019/extlst" xmlns:r="http://schemas.openxmlformats.org/officeDocument/2006/relationships" xmlns:m="http://schemas.openxmlformats.org/officeDocument/2006/math" xmlns:v="urn:schemas-microsoft-com:vml" xmlns:wp14="http://schemas.microsoft.com/office/word/2010/wordprocessingDrawing" xmlns:wp="http://schemas.openxmlformats.org/drawingml/2006/wordprocessingDrawing" xmlns:w10="urn:schemas-microsoft-com:office:word" xmlns:w="http://schemas.openxmlformats.org/wordprocessingml/2006/main" xmlns:w14="http://schemas.microsoft.com/office/word/2010/wordml" xmlns:w15="http://schemas.microsoft.com/office/word/2012/wordml" xmlns:w16cex="http://schemas.microsoft.com/office/word/2018/wordml/cex" xmlns:w16cid="http://schemas.microsoft.com/office/word/2016/wordml/cid" xmlns:w16="http://schemas.microsoft.com/office/word/2018/wordml" xmlns:w16du="http://schemas.microsoft.com/office/word/2023/wordml/word16du" xmlns:w16sdtdh="http://schemas.microsoft.com/office/word/2020/wordml/sdtdatahash" xmlns:w16sdtfl="http://schemas.microsoft.com/office/word/2024/wordml/sdtformatlock" xmlns:w16se="http://schemas.microsoft.com/office/word/2015/wordml/symex" xmlns:wpg="http://schemas.microsoft.com/office/word/2010/wordprocessingGroup" xmlns:wpi="http://schemas.microsoft.com/office/word/2010/wordprocessingInk" xmlns:wne="http://schemas.microsoft.com/office/word/2006/wordml" xmlns:wps="http://schemas.microsoft.com/office/word/2010/wordprocessingShape" mc:Ignorable="w14 w15 w16se w16cid w16 w16cex w16sdtdh w16sdtfl w16du wp14">
   <w15:person w15:author="Gezen, Elif">
     <w15:presenceInfo w15:providerId="AD" w15:userId="S::Elif.Gezen@campus.lmu.de::de6680d8-a7d0-434a-b4c1-e5f5e9bc7438"/>
-  </w15:person>
-  <w15:person w15:author="Püren Gürkan">
-    <w15:presenceInfo w15:providerId="AD" w15:userId="S::zxooi61@s-cloud.uni-tuebingen.de::a677e4af-fb82-4330-ba47-541331b93e78"/>
   </w15:person>
 </w15:people>
 </file>
@@ -8421,7 +8137,6 @@
   <w:style w:type="character" w:default="1" w:styleId="DefaultParagraphFont">
     <w:name w:val="Default Paragraph Font"/>
     <w:uiPriority w:val="1"/>
-    <w:semiHidden/>
     <w:unhideWhenUsed/>
   </w:style>
   <w:style w:type="table" w:default="1" w:styleId="TableNormal">

--- a/CDmem_preregistration.docx
+++ b/CDmem_preregistration.docx
@@ -147,16 +147,11 @@
       <w:pPr>
         <w:rPr>
           <w:rFonts w:ascii="Calibri" w:hAnsi="Calibri" w:cs="Calibri"/>
-          <w:lang w:val="en-GB"/>
-        </w:rPr>
-      </w:pPr>
-      <w:r>
-        <w:rPr>
-          <w:rFonts w:ascii="Calibri" w:hAnsi="Calibri" w:cs="Calibri"/>
-          <w:lang w:val="en-GB"/>
-        </w:rPr>
-        <w:br/>
-      </w:r>
+          <w:i/>
+          <w:iCs/>
+          <w:lang w:val="en-GB"/>
+        </w:rPr>
+      </w:pPr>
       <w:r>
         <w:rPr>
           <w:rFonts w:ascii="Calibri" w:hAnsi="Calibri" w:cs="Calibri"/>
@@ -406,7 +401,23 @@
           <w:sz w:val="22"/>
           <w:szCs w:val="22"/>
         </w:rPr>
-        <w:t xml:space="preserve"> while investigating these hypotheses, therefore exploring the possibility that controlled vs. not controlled items might differentially affect recognition performance.</w:t>
+        <w:t xml:space="preserve"> while investigating these hypotheses, therefore exploring the possibility that </w:t>
+      </w:r>
+      <w:r>
+        <w:rPr>
+          <w:rFonts w:ascii="Calibri" w:hAnsi="Calibri" w:cs="Calibri"/>
+          <w:sz w:val="22"/>
+          <w:szCs w:val="22"/>
+        </w:rPr>
+        <w:t xml:space="preserve">sense / detection of control over </w:t>
+      </w:r>
+      <w:r>
+        <w:rPr>
+          <w:rFonts w:ascii="Calibri" w:hAnsi="Calibri" w:cs="Calibri"/>
+          <w:sz w:val="22"/>
+          <w:szCs w:val="22"/>
+        </w:rPr>
+        <w:t>controlled vs. not controlled items might differentially affect recognition performance.</w:t>
       </w:r>
     </w:p>
     <w:p>
@@ -606,11 +617,10 @@
         <w:pStyle w:val="ListParagraph"/>
         <w:numPr>
           <w:ilvl w:val="0"/>
-          <w:numId w:val="29"/>
+          <w:numId w:val="19"/>
         </w:numPr>
         <w:rPr>
           <w:rFonts w:ascii="Calibri" w:hAnsi="Calibri" w:cs="Calibri"/>
-          <w:lang w:val="en-GB"/>
         </w:rPr>
       </w:pPr>
       <w:r>
@@ -655,6 +665,44 @@
           <w:lang w:val="en-GB"/>
         </w:rPr>
         <w:t xml:space="preserve"> d-prime (d') scores</w:t>
+      </w:r>
+      <w:r>
+        <w:rPr>
+          <w:rFonts w:ascii="Calibri" w:hAnsi="Calibri" w:cs="Calibri"/>
+          <w:lang w:val="en-GB"/>
+        </w:rPr>
+        <w:t xml:space="preserve">. </w:t>
+      </w:r>
+    </w:p>
+    <w:p>
+      <w:pPr>
+        <w:pStyle w:val="ListParagraph"/>
+        <w:numPr>
+          <w:ilvl w:val="0"/>
+          <w:numId w:val="19"/>
+        </w:numPr>
+        <w:rPr>
+          <w:rFonts w:ascii="Calibri" w:hAnsi="Calibri" w:cs="Calibri"/>
+          <w:lang w:val="en-GB"/>
+        </w:rPr>
+      </w:pPr>
+      <w:r>
+        <w:rPr>
+          <w:rStyle w:val="citation-255"/>
+          <w:rFonts w:ascii="Calibri" w:eastAsiaTheme="majorEastAsia" w:hAnsi="Calibri" w:cs="Calibri"/>
+          <w:b/>
+          <w:bCs/>
+          <w:lang w:val="en-GB"/>
+        </w:rPr>
+        <w:t>Reaction Time:</w:t>
+      </w:r>
+      <w:r>
+        <w:rPr>
+          <w:rStyle w:val="citation-255"/>
+          <w:rFonts w:ascii="Calibri" w:eastAsiaTheme="majorEastAsia" w:hAnsi="Calibri" w:cs="Calibri"/>
+          <w:lang w:val="en-GB"/>
+        </w:rPr>
+        <w:t xml:space="preserve"> The latency of the participant's "old/new" recognition judgment</w:t>
       </w:r>
       <w:r>
         <w:rPr>
@@ -687,24 +735,22 @@
           <w:sz w:val="22"/>
           <w:szCs w:val="22"/>
         </w:rPr>
-        <w:t>Reaction Time:</w:t>
-      </w:r>
-      <w:r>
-        <w:rPr>
-          <w:rStyle w:val="citation-255"/>
-          <w:rFonts w:ascii="Calibri" w:eastAsiaTheme="majorEastAsia" w:hAnsi="Calibri" w:cs="Calibri"/>
-          <w:sz w:val="22"/>
-          <w:szCs w:val="22"/>
-        </w:rPr>
-        <w:t xml:space="preserve"> The latency of the participant's "old/new" recognition judgment</w:t>
-      </w:r>
-      <w:r>
-        <w:rPr>
-          <w:rFonts w:ascii="Calibri" w:hAnsi="Calibri" w:cs="Calibri"/>
-          <w:sz w:val="22"/>
-          <w:szCs w:val="22"/>
-        </w:rPr>
-        <w:t xml:space="preserve">. </w:t>
+        <w:t>Control Detection Accuracy</w:t>
+      </w:r>
+      <w:r>
+        <w:rPr>
+          <w:sz w:val="22"/>
+          <w:szCs w:val="22"/>
+        </w:rPr>
+        <w:t>:</w:t>
+      </w:r>
+      <w:r>
+        <w:rPr>
+          <w:rFonts w:ascii="Calibri" w:hAnsi="Calibri" w:cs="Calibri"/>
+          <w:sz w:val="22"/>
+          <w:szCs w:val="22"/>
+        </w:rPr>
+        <w:t xml:space="preserve"> Participants’ accuracy in responses to the question “Which item did you control?”</w:t>
       </w:r>
     </w:p>
     <w:p>
@@ -730,47 +776,6 @@
           <w:sz w:val="22"/>
           <w:szCs w:val="22"/>
         </w:rPr>
-        <w:t>Control Detection Accuracy</w:t>
-      </w:r>
-      <w:r>
-        <w:rPr>
-          <w:sz w:val="22"/>
-          <w:szCs w:val="22"/>
-        </w:rPr>
-        <w:t>:</w:t>
-      </w:r>
-      <w:r>
-        <w:rPr>
-          <w:rFonts w:ascii="Calibri" w:hAnsi="Calibri" w:cs="Calibri"/>
-          <w:sz w:val="22"/>
-          <w:szCs w:val="22"/>
-        </w:rPr>
-        <w:t xml:space="preserve"> Participants’ accuracy in responses to the question “Which item did you control?”</w:t>
-      </w:r>
-    </w:p>
-    <w:p>
-      <w:pPr>
-        <w:pStyle w:val="NormalWeb"/>
-        <w:numPr>
-          <w:ilvl w:val="0"/>
-          <w:numId w:val="19"/>
-        </w:numPr>
-        <w:spacing w:before="0" w:beforeAutospacing="0"/>
-        <w:rPr>
-          <w:rFonts w:ascii="Calibri" w:hAnsi="Calibri" w:cs="Calibri"/>
-          <w:sz w:val="22"/>
-          <w:szCs w:val="22"/>
-        </w:rPr>
-      </w:pPr>
-      <w:r>
-        <w:rPr>
-          <w:rStyle w:val="citation-255"/>
-          <w:rFonts w:ascii="Calibri" w:eastAsiaTheme="majorEastAsia" w:hAnsi="Calibri" w:cs="Calibri"/>
-          <w:b/>
-          <w:bCs/>
-          <w:sz w:val="22"/>
-          <w:szCs w:val="22"/>
-        </w:rPr>
         <w:t>Subjective Control Ratings:</w:t>
       </w:r>
       <w:r>
@@ -953,7 +958,23 @@
           <w:sz w:val="22"/>
           <w:szCs w:val="22"/>
         </w:rPr>
-        <w:t xml:space="preserve">The degree of motor control will be altered via intermixing participants self-motion (of the cursor) with pre-recorded cursor trajectories. The proportion of self-motion is what determines </w:t>
+        <w:t>The degree of motor control will be altered via intermixing participants</w:t>
+      </w:r>
+      <w:r>
+        <w:rPr>
+          <w:rFonts w:ascii="Calibri" w:hAnsi="Calibri" w:cs="Calibri"/>
+          <w:sz w:val="22"/>
+          <w:szCs w:val="22"/>
+        </w:rPr>
+        <w:t>’</w:t>
+      </w:r>
+      <w:r>
+        <w:rPr>
+          <w:rFonts w:ascii="Calibri" w:hAnsi="Calibri" w:cs="Calibri"/>
+          <w:sz w:val="22"/>
+          <w:szCs w:val="22"/>
+        </w:rPr>
+        <w:t xml:space="preserve"> self-motion (of the cursor) with pre-recorded cursor trajectories. The proportion of self-motion is what determines </w:t>
       </w:r>
       <w:r>
         <w:rPr>
@@ -1469,6 +1490,7 @@
           <w:lang w:val="en-GB"/>
         </w:rPr>
       </w:pPr>
+      <w:commentRangeStart w:id="0"/>
       <w:r>
         <w:rPr>
           <w:rFonts w:ascii="Calibri" w:hAnsi="Calibri" w:cs="Calibri"/>
@@ -1486,6 +1508,17 @@
           <w:lang w:val="en-GB"/>
         </w:rPr>
         <w:t xml:space="preserve"> repeated-measures ANOVA on participant d’ values.</w:t>
+      </w:r>
+      <w:commentRangeEnd w:id="0"/>
+      <w:r>
+        <w:rPr>
+          <w:rStyle w:val="CommentReference"/>
+          <w:rFonts w:ascii="Calibri" w:hAnsi="Calibri" w:cs="Calibri"/>
+          <w:sz w:val="22"/>
+          <w:szCs w:val="22"/>
+          <w:lang w:val="en-GB"/>
+        </w:rPr>
+        <w:commentReference w:id="0"/>
       </w:r>
       <w:r>
         <w:rPr>
@@ -2535,7 +2568,7 @@
         </w:rPr>
         <w:br/>
       </w:r>
-      <w:commentRangeStart w:id="0"/>
+      <w:commentRangeStart w:id="1"/>
       <w:r>
         <w:rPr>
           <w:rFonts w:ascii="Calibri" w:hAnsi="Calibri" w:cs="Calibri"/>
@@ -2564,7 +2597,7 @@
         </w:rPr>
         <w:t>using a control-detection task, effect sizes we used in the Monte Carlo analyses were based on studies whose paradigms did not consistently match ours. Also considering logistic and financial dependencies imposed upon many EEG studies, we determine a lower cutoff on our sample size of 30 participants, in case reaching 50 is impossible.</w:t>
       </w:r>
-      <w:commentRangeEnd w:id="0"/>
+      <w:commentRangeEnd w:id="1"/>
       <w:r>
         <w:rPr>
           <w:rStyle w:val="CommentReference"/>
@@ -2573,7 +2606,7 @@
           <w:szCs w:val="22"/>
           <w:lang w:val="en-US"/>
         </w:rPr>
-        <w:commentReference w:id="0"/>
+        <w:commentReference w:id="1"/>
       </w:r>
     </w:p>
     <w:p>
@@ -2609,7 +2642,7 @@
           <w:lang w:val="en-DE"/>
         </w:rPr>
       </w:pPr>
-      <w:commentRangeStart w:id="1"/>
+      <w:commentRangeStart w:id="2"/>
       <w:r>
         <w:rPr>
           <w:rFonts w:ascii="Calibri" w:hAnsi="Calibri" w:cs="Calibri"/>
@@ -2640,7 +2673,7 @@
         </w:rPr>
         <w:t>”</w:t>
       </w:r>
-      <w:commentRangeEnd w:id="1"/>
+      <w:commentRangeEnd w:id="2"/>
       <w:r>
         <w:rPr>
           <w:rStyle w:val="CommentReference"/>
@@ -2651,7 +2684,7 @@
           <w:szCs w:val="22"/>
           <w:lang w:val="en-DE"/>
         </w:rPr>
-        <w:commentReference w:id="1"/>
+        <w:commentReference w:id="2"/>
       </w:r>
     </w:p>
     <w:p>
@@ -3430,7 +3463,7 @@
 
 <file path=word/comments.xml><?xml version="1.0" encoding="utf-8"?>
 <w:comments xmlns:wpc="http://schemas.microsoft.com/office/word/2010/wordprocessingCanvas" xmlns:cx="http://schemas.microsoft.com/office/drawing/2014/chartex" xmlns:cx1="http://schemas.microsoft.com/office/drawing/2015/9/8/chartex" xmlns:cx2="http://schemas.microsoft.com/office/drawing/2015/10/21/chartex" xmlns:cx3="http://schemas.microsoft.com/office/drawing/2016/5/9/chartex" xmlns:cx4="http://schemas.microsoft.com/office/drawing/2016/5/10/chartex" xmlns:cx5="http://schemas.microsoft.com/office/drawing/2016/5/11/chartex" xmlns:cx6="http://schemas.microsoft.com/office/drawing/2016/5/12/chartex" xmlns:cx7="http://schemas.microsoft.com/office/drawing/2016/5/13/chartex" xmlns:cx8="http://schemas.microsoft.com/office/drawing/2016/5/14/chartex" xmlns:mc="http://schemas.openxmlformats.org/markup-compatibility/2006" xmlns:aink="http://schemas.microsoft.com/office/drawing/2016/ink" xmlns:am3d="http://schemas.microsoft.com/office/drawing/2017/model3d" xmlns:o="urn:schemas-microsoft-com:office:office" xmlns:oel="http://schemas.microsoft.com/office/2019/extlst" xmlns:r="http://schemas.openxmlformats.org/officeDocument/2006/relationships" xmlns:m="http://schemas.openxmlformats.org/officeDocument/2006/math" xmlns:v="urn:schemas-microsoft-com:vml" xmlns:wp14="http://schemas.microsoft.com/office/word/2010/wordprocessingDrawing" xmlns:wp="http://schemas.openxmlformats.org/drawingml/2006/wordprocessingDrawing" xmlns:w10="urn:schemas-microsoft-com:office:word" xmlns:w="http://schemas.openxmlformats.org/wordprocessingml/2006/main" xmlns:w14="http://schemas.microsoft.com/office/word/2010/wordml" xmlns:w15="http://schemas.microsoft.com/office/word/2012/wordml" xmlns:w16cex="http://schemas.microsoft.com/office/word/2018/wordml/cex" xmlns:w16cid="http://schemas.microsoft.com/office/word/2016/wordml/cid" xmlns:w16="http://schemas.microsoft.com/office/word/2018/wordml" xmlns:w16du="http://schemas.microsoft.com/office/word/2023/wordml/word16du" xmlns:w16sdtdh="http://schemas.microsoft.com/office/word/2020/wordml/sdtdatahash" xmlns:w16sdtfl="http://schemas.microsoft.com/office/word/2024/wordml/sdtformatlock" xmlns:w16se="http://schemas.microsoft.com/office/word/2015/wordml/symex" xmlns:wpg="http://schemas.microsoft.com/office/word/2010/wordprocessingGroup" xmlns:wpi="http://schemas.microsoft.com/office/word/2010/wordprocessingInk" xmlns:wne="http://schemas.microsoft.com/office/word/2006/wordml" xmlns:wps="http://schemas.microsoft.com/office/word/2010/wordprocessingShape" mc:Ignorable="w14 w15 w16se w16cid w16 w16cex w16sdtdh w16sdtfl w16du wp14">
-  <w:comment w:id="0" w:author="Gezen, Elif" w:date="2026-05-18T14:10:00Z" w:initials="EG">
+  <w:comment w:id="0" w:author="Gezen, Elif" w:date="2026-05-19T10:55:00Z" w:initials="EG">
     <w:p>
       <w:pPr>
         <w:pStyle w:val="CommentText"/>
@@ -3442,11 +3475,34 @@
         <w:annotationRef/>
       </w:r>
       <w:r>
+        <w:t>As far as I understand, reporting d’ is the convention for recognition tasks. Tobias’ group’s last paper only reports that all participants showed a d’ above chance (M, SD). Their main analyses are also GLMMs and LMMs. They also preregistered only the GLMMs and LMMs. Should we directly follow that?</w:t>
+      </w:r>
+      <w:r>
+        <w:br/>
+      </w:r>
+      <w:r>
+        <w:br/>
+        <w:t>On the other hand, this analysis was supposed to be underpowered compared to the models, but we already have significance with 10 people only so maybe it’s worth it to keep it in?</w:t>
+      </w:r>
+    </w:p>
+  </w:comment>
+  <w:comment w:id="1" w:author="Gezen, Elif" w:date="2026-05-18T14:10:00Z" w:initials="EG">
+    <w:p>
+      <w:pPr>
+        <w:pStyle w:val="CommentText"/>
+      </w:pPr>
+      <w:r>
+        <w:rPr>
+          <w:rStyle w:val="CommentReference"/>
+        </w:rPr>
+        <w:annotationRef/>
+      </w:r>
+      <w:r>
         <w:t xml:space="preserve">I hope it is ok to preregister like this? </w:t>
       </w:r>
     </w:p>
   </w:comment>
-  <w:comment w:id="1" w:author="Gezen, Elif" w:date="2026-05-18T14:13:00Z" w:initials="EG">
+  <w:comment w:id="2" w:author="Gezen, Elif" w:date="2026-05-18T14:13:00Z" w:initials="EG">
     <w:p>
       <w:pPr>
         <w:pStyle w:val="CommentText"/>
@@ -3467,6 +3523,7 @@
 
 <file path=word/commentsExtended.xml><?xml version="1.0" encoding="utf-8"?>
 <w15:commentsEx xmlns:wpc="http://schemas.microsoft.com/office/word/2010/wordprocessingCanvas" xmlns:cx="http://schemas.microsoft.com/office/drawing/2014/chartex" xmlns:cx1="http://schemas.microsoft.com/office/drawing/2015/9/8/chartex" xmlns:cx2="http://schemas.microsoft.com/office/drawing/2015/10/21/chartex" xmlns:cx3="http://schemas.microsoft.com/office/drawing/2016/5/9/chartex" xmlns:cx4="http://schemas.microsoft.com/office/drawing/2016/5/10/chartex" xmlns:cx5="http://schemas.microsoft.com/office/drawing/2016/5/11/chartex" xmlns:cx6="http://schemas.microsoft.com/office/drawing/2016/5/12/chartex" xmlns:cx7="http://schemas.microsoft.com/office/drawing/2016/5/13/chartex" xmlns:cx8="http://schemas.microsoft.com/office/drawing/2016/5/14/chartex" xmlns:mc="http://schemas.openxmlformats.org/markup-compatibility/2006" xmlns:aink="http://schemas.microsoft.com/office/drawing/2016/ink" xmlns:am3d="http://schemas.microsoft.com/office/drawing/2017/model3d" xmlns:o="urn:schemas-microsoft-com:office:office" xmlns:oel="http://schemas.microsoft.com/office/2019/extlst" xmlns:r="http://schemas.openxmlformats.org/officeDocument/2006/relationships" xmlns:m="http://schemas.openxmlformats.org/officeDocument/2006/math" xmlns:v="urn:schemas-microsoft-com:vml" xmlns:wp14="http://schemas.microsoft.com/office/word/2010/wordprocessingDrawing" xmlns:wp="http://schemas.openxmlformats.org/drawingml/2006/wordprocessingDrawing" xmlns:w10="urn:schemas-microsoft-com:office:word" xmlns:w="http://schemas.openxmlformats.org/wordprocessingml/2006/main" xmlns:w14="http://schemas.microsoft.com/office/word/2010/wordml" xmlns:w15="http://schemas.microsoft.com/office/word/2012/wordml" xmlns:w16cex="http://schemas.microsoft.com/office/word/2018/wordml/cex" xmlns:w16cid="http://schemas.microsoft.com/office/word/2016/wordml/cid" xmlns:w16="http://schemas.microsoft.com/office/word/2018/wordml" xmlns:w16du="http://schemas.microsoft.com/office/word/2023/wordml/word16du" xmlns:w16sdtdh="http://schemas.microsoft.com/office/word/2020/wordml/sdtdatahash" xmlns:w16sdtfl="http://schemas.microsoft.com/office/word/2024/wordml/sdtformatlock" xmlns:w16se="http://schemas.microsoft.com/office/word/2015/wordml/symex" xmlns:wpg="http://schemas.microsoft.com/office/word/2010/wordprocessingGroup" xmlns:wpi="http://schemas.microsoft.com/office/word/2010/wordprocessingInk" xmlns:wne="http://schemas.microsoft.com/office/word/2006/wordml" xmlns:wps="http://schemas.microsoft.com/office/word/2010/wordprocessingShape" mc:Ignorable="w14 w15 w16se w16cid w16 w16cex w16sdtdh w16sdtfl w16du wp14">
+  <w15:commentEx w15:paraId="5080973B" w15:done="0"/>
   <w15:commentEx w15:paraId="1A296DB5" w15:done="0"/>
   <w15:commentEx w15:paraId="5A87A80C" w15:done="0"/>
 </w15:commentsEx>
@@ -3474,6 +3531,7 @@
 
 <file path=word/commentsExtensible.xml><?xml version="1.0" encoding="utf-8"?>
 <w16cex:commentsExtensible xmlns:wpc="http://schemas.microsoft.com/office/word/2010/wordprocessingCanvas" xmlns:cx="http://schemas.microsoft.com/office/drawing/2014/chartex" xmlns:cx1="http://schemas.microsoft.com/office/drawing/2015/9/8/chartex" xmlns:cx2="http://schemas.microsoft.com/office/drawing/2015/10/21/chartex" xmlns:cx3="http://schemas.microsoft.com/office/drawing/2016/5/9/chartex" xmlns:cx4="http://schemas.microsoft.com/office/drawing/2016/5/10/chartex" xmlns:cx5="http://schemas.microsoft.com/office/drawing/2016/5/11/chartex" xmlns:cx6="http://schemas.microsoft.com/office/drawing/2016/5/12/chartex" xmlns:cx7="http://schemas.microsoft.com/office/drawing/2016/5/13/chartex" xmlns:cx8="http://schemas.microsoft.com/office/drawing/2016/5/14/chartex" xmlns:cr="http://schemas.microsoft.com/office/comments/2020/reactions" xmlns:mc="http://schemas.openxmlformats.org/markup-compatibility/2006" xmlns:aink="http://schemas.microsoft.com/office/drawing/2016/ink" xmlns:am3d="http://schemas.microsoft.com/office/drawing/2017/model3d" xmlns:o="urn:schemas-microsoft-com:office:office" xmlns:oel="http://schemas.microsoft.com/office/2019/extlst" xmlns:r="http://schemas.openxmlformats.org/officeDocument/2006/relationships" xmlns:m="http://schemas.openxmlformats.org/officeDocument/2006/math" xmlns:v="urn:schemas-microsoft-com:vml" xmlns:wp14="http://schemas.microsoft.com/office/word/2010/wordprocessingDrawing" xmlns:wp="http://schemas.openxmlformats.org/drawingml/2006/wordprocessingDrawing" xmlns:w10="urn:schemas-microsoft-com:office:word" xmlns:w="http://schemas.openxmlformats.org/wordprocessingml/2006/main" xmlns:w14="http://schemas.microsoft.com/office/word/2010/wordml" xmlns:w15="http://schemas.microsoft.com/office/word/2012/wordml" xmlns:w16cex="http://schemas.microsoft.com/office/word/2018/wordml/cex" xmlns:w16cid="http://schemas.microsoft.com/office/word/2016/wordml/cid" xmlns:w16="http://schemas.microsoft.com/office/word/2018/wordml" xmlns:w16du="http://schemas.microsoft.com/office/word/2023/wordml/word16du" xmlns:w16sdtdh="http://schemas.microsoft.com/office/word/2020/wordml/sdtdatahash" xmlns:w16sdtfl="http://schemas.microsoft.com/office/word/2024/wordml/sdtformatlock" xmlns:w16se="http://schemas.microsoft.com/office/word/2015/wordml/symex" xmlns:wpg="http://schemas.microsoft.com/office/word/2010/wordprocessingGroup" xmlns:wpi="http://schemas.microsoft.com/office/word/2010/wordprocessingInk" xmlns:wne="http://schemas.microsoft.com/office/word/2006/wordml" xmlns:wps="http://schemas.microsoft.com/office/word/2010/wordprocessingShape" mc:Ignorable="w14 w15 w16se w16cid w16 w16cex w16sdtdh w16sdtfl cr w16du wp14">
+  <w16cex:commentExtensible w16cex:durableId="1F075A42" w16cex:dateUtc="2026-05-19T08:55:00Z"/>
   <w16cex:commentExtensible w16cex:durableId="6896479D" w16cex:dateUtc="2026-05-18T12:10:00Z"/>
   <w16cex:commentExtensible w16cex:durableId="1295E866" w16cex:dateUtc="2026-05-18T12:13:00Z"/>
 </w16cex:commentsExtensible>
@@ -3481,6 +3539,7 @@
 
 <file path=word/commentsIds.xml><?xml version="1.0" encoding="utf-8"?>
 <w16cid:commentsIds xmlns:wpc="http://schemas.microsoft.com/office/word/2010/wordprocessingCanvas" xmlns:cx="http://schemas.microsoft.com/office/drawing/2014/chartex" xmlns:cx1="http://schemas.microsoft.com/office/drawing/2015/9/8/chartex" xmlns:cx2="http://schemas.microsoft.com/office/drawing/2015/10/21/chartex" xmlns:cx3="http://schemas.microsoft.com/office/drawing/2016/5/9/chartex" xmlns:cx4="http://schemas.microsoft.com/office/drawing/2016/5/10/chartex" xmlns:cx5="http://schemas.microsoft.com/office/drawing/2016/5/11/chartex" xmlns:cx6="http://schemas.microsoft.com/office/drawing/2016/5/12/chartex" xmlns:cx7="http://schemas.microsoft.com/office/drawing/2016/5/13/chartex" xmlns:cx8="http://schemas.microsoft.com/office/drawing/2016/5/14/chartex" xmlns:mc="http://schemas.openxmlformats.org/markup-compatibility/2006" xmlns:aink="http://schemas.microsoft.com/office/drawing/2016/ink" xmlns:am3d="http://schemas.microsoft.com/office/drawing/2017/model3d" xmlns:o="urn:schemas-microsoft-com:office:office" xmlns:oel="http://schemas.microsoft.com/office/2019/extlst" xmlns:r="http://schemas.openxmlformats.org/officeDocument/2006/relationships" xmlns:m="http://schemas.openxmlformats.org/officeDocument/2006/math" xmlns:v="urn:schemas-microsoft-com:vml" xmlns:wp14="http://schemas.microsoft.com/office/word/2010/wordprocessingDrawing" xmlns:wp="http://schemas.openxmlformats.org/drawingml/2006/wordprocessingDrawing" xmlns:w10="urn:schemas-microsoft-com:office:word" xmlns:w="http://schemas.openxmlformats.org/wordprocessingml/2006/main" xmlns:w14="http://schemas.microsoft.com/office/word/2010/wordml" xmlns:w15="http://schemas.microsoft.com/office/word/2012/wordml" xmlns:w16cex="http://schemas.microsoft.com/office/word/2018/wordml/cex" xmlns:w16cid="http://schemas.microsoft.com/office/word/2016/wordml/cid" xmlns:w16="http://schemas.microsoft.com/office/word/2018/wordml" xmlns:w16du="http://schemas.microsoft.com/office/word/2023/wordml/word16du" xmlns:w16sdtdh="http://schemas.microsoft.com/office/word/2020/wordml/sdtdatahash" xmlns:w16sdtfl="http://schemas.microsoft.com/office/word/2024/wordml/sdtformatlock" xmlns:w16se="http://schemas.microsoft.com/office/word/2015/wordml/symex" xmlns:wpg="http://schemas.microsoft.com/office/word/2010/wordprocessingGroup" xmlns:wpi="http://schemas.microsoft.com/office/word/2010/wordprocessingInk" xmlns:wne="http://schemas.microsoft.com/office/word/2006/wordml" xmlns:wps="http://schemas.microsoft.com/office/word/2010/wordprocessingShape" mc:Ignorable="w14 w15 w16se w16cid w16 w16cex w16sdtdh w16sdtfl w16du wp14">
+  <w16cid:commentId w16cid:paraId="5080973B" w16cid:durableId="1F075A42"/>
   <w16cid:commentId w16cid:paraId="1A296DB5" w16cid:durableId="6896479D"/>
   <w16cid:commentId w16cid:paraId="5A87A80C" w16cid:durableId="1295E866"/>
 </w16cid:commentsIds>

--- a/CDmem_preregistration.docx
+++ b/CDmem_preregistration.docx
@@ -621,6 +621,7 @@
         </w:numPr>
         <w:rPr>
           <w:rFonts w:ascii="Calibri" w:hAnsi="Calibri" w:cs="Calibri"/>
+          <w:lang w:val="en-GB"/>
         </w:rPr>
       </w:pPr>
       <w:r>
@@ -1359,34 +1360,7 @@
           <w:szCs w:val="22"/>
           <w:lang w:val="en-GB"/>
         </w:rPr>
-        <w:t>~</w:t>
-      </w:r>
-      <w:r>
-        <w:rPr>
-          <w:rFonts w:ascii="Calibri" w:eastAsiaTheme="majorEastAsia" w:hAnsi="Calibri" w:cs="Calibri"/>
-          <w:sz w:val="22"/>
-          <w:szCs w:val="22"/>
-          <w:lang w:val="en-GB"/>
-        </w:rPr>
-        <w:t xml:space="preserve">75% detection accuracy for the high-control condition, and </w:t>
-      </w:r>
-      <w:r>
-        <w:rPr>
-          <w:rFonts w:ascii="Calibri" w:eastAsiaTheme="majorEastAsia" w:hAnsi="Calibri" w:cs="Calibri"/>
-          <w:sz w:val="22"/>
-          <w:szCs w:val="22"/>
-          <w:lang w:val="en-GB"/>
-        </w:rPr>
-        <w:t>~</w:t>
-      </w:r>
-      <w:r>
-        <w:rPr>
-          <w:rFonts w:ascii="Calibri" w:eastAsiaTheme="majorEastAsia" w:hAnsi="Calibri" w:cs="Calibri"/>
-          <w:sz w:val="22"/>
-          <w:szCs w:val="22"/>
-          <w:lang w:val="en-GB"/>
-        </w:rPr>
-        <w:t>55% control for the low control condition</w:t>
+        <w:t>~75% detection accuracy for the high-control condition, and ~55% control for the low control condition</w:t>
       </w:r>
       <w:r>
         <w:rPr>
@@ -1404,7 +1378,7 @@
           <w:rFonts w:ascii="Calibri" w:hAnsi="Calibri" w:cs="Calibri"/>
           <w:sz w:val="22"/>
           <w:szCs w:val="22"/>
-          <w:lang w:val="de-DE"/>
+          <w:lang w:val="en-GB"/>
         </w:rPr>
       </w:pPr>
       <w:r>
@@ -1414,7 +1388,7 @@
           <w:bCs/>
           <w:sz w:val="22"/>
           <w:szCs w:val="22"/>
-          <w:lang w:val="de-DE"/>
+          <w:lang w:val="en-GB"/>
         </w:rPr>
         <w:t xml:space="preserve">5) </w:t>
       </w:r>
@@ -1425,7 +1399,7 @@
           <w:bCs/>
           <w:sz w:val="22"/>
           <w:szCs w:val="22"/>
-          <w:lang w:val="de-DE"/>
+          <w:lang w:val="en-GB"/>
         </w:rPr>
         <w:t>Analyses</w:t>
       </w:r>
@@ -1434,7 +1408,7 @@
           <w:rFonts w:ascii="Calibri" w:hAnsi="Calibri" w:cs="Calibri"/>
           <w:sz w:val="22"/>
           <w:szCs w:val="22"/>
-          <w:lang w:val="de-DE"/>
+          <w:lang w:val="en-GB"/>
         </w:rPr>
         <w:t> </w:t>
       </w:r>
@@ -1446,7 +1420,7 @@
           <w:rFonts w:ascii="Calibri" w:hAnsi="Calibri" w:cs="Calibri"/>
           <w:sz w:val="22"/>
           <w:szCs w:val="22"/>
-          <w:lang w:val="de-DE"/>
+          <w:lang w:val="en-GB"/>
         </w:rPr>
       </w:pPr>
       <w:r>
@@ -1456,7 +1430,7 @@
           <w:iCs/>
           <w:sz w:val="22"/>
           <w:szCs w:val="22"/>
-          <w:lang w:val="de-DE"/>
+          <w:lang w:val="en-GB"/>
         </w:rPr>
         <w:t>Behavioral Analyses:</w:t>
       </w:r>
@@ -1465,7 +1439,7 @@
           <w:rFonts w:ascii="Calibri" w:hAnsi="Calibri" w:cs="Calibri"/>
           <w:sz w:val="22"/>
           <w:szCs w:val="22"/>
-          <w:lang w:val="de-DE"/>
+          <w:lang w:val="en-GB"/>
         </w:rPr>
         <w:br/>
       </w:r>
@@ -1474,7 +1448,7 @@
           <w:rFonts w:ascii="Calibri" w:hAnsi="Calibri" w:cs="Calibri"/>
           <w:sz w:val="22"/>
           <w:szCs w:val="22"/>
-          <w:lang w:val="de-DE"/>
+          <w:lang w:val="en-GB"/>
         </w:rPr>
         <w:br/>
         <w:t>Hypothesis 1:</w:t>
@@ -1566,25 +1540,7 @@
           <w:szCs w:val="22"/>
           <w:lang w:val="en-DE"/>
         </w:rPr>
-        <w:t xml:space="preserve">said_old ~ </w:t>
-      </w:r>
-      <w:r>
-        <w:rPr>
-          <w:rFonts w:ascii="Calibri" w:hAnsi="Calibri" w:cs="Calibri"/>
-          <w:sz w:val="22"/>
-          <w:szCs w:val="22"/>
-          <w:lang w:val="en-DE"/>
-        </w:rPr>
-        <w:t>motor_control</w:t>
-      </w:r>
-      <w:r>
-        <w:rPr>
-          <w:rFonts w:ascii="Calibri" w:hAnsi="Calibri" w:cs="Calibri"/>
-          <w:sz w:val="22"/>
-          <w:szCs w:val="22"/>
-          <w:lang w:val="en-DE"/>
-        </w:rPr>
-        <w:t xml:space="preserve"> * item_type + (1 | participant)</w:t>
+        <w:t>said_old ~ motor_control * item_type + (1 | participant)</w:t>
       </w:r>
     </w:p>
     <w:p>
@@ -1635,43 +1591,7 @@
           <w:szCs w:val="22"/>
           <w:lang w:val="en-DE"/>
         </w:rPr>
-        <w:t>og_</w:t>
-      </w:r>
-      <w:r>
-        <w:rPr>
-          <w:rFonts w:ascii="Calibri" w:hAnsi="Calibri" w:cs="Calibri"/>
-          <w:sz w:val="22"/>
-          <w:szCs w:val="22"/>
-          <w:lang w:val="en-DE"/>
-        </w:rPr>
-        <w:t>r</w:t>
-      </w:r>
-      <w:r>
-        <w:rPr>
-          <w:rFonts w:ascii="Calibri" w:hAnsi="Calibri" w:cs="Calibri"/>
-          <w:sz w:val="22"/>
-          <w:szCs w:val="22"/>
-          <w:lang w:val="en-DE"/>
-        </w:rPr>
-        <w:t xml:space="preserve">t ~ </w:t>
-      </w:r>
-      <w:r>
-        <w:rPr>
-          <w:rFonts w:ascii="Calibri" w:hAnsi="Calibri" w:cs="Calibri"/>
-          <w:sz w:val="22"/>
-          <w:szCs w:val="22"/>
-          <w:lang w:val="en-DE"/>
-        </w:rPr>
-        <w:t>motor_</w:t>
-      </w:r>
-      <w:r>
-        <w:rPr>
-          <w:rFonts w:ascii="Calibri" w:hAnsi="Calibri" w:cs="Calibri"/>
-          <w:sz w:val="22"/>
-          <w:szCs w:val="22"/>
-          <w:lang w:val="en-DE"/>
-        </w:rPr>
-        <w:t>control * item_type + (1 | participant)</w:t>
+        <w:t>og_rt ~ motor_control * item_type + (1 | participant)</w:t>
       </w:r>
     </w:p>
     <w:p>
@@ -1711,25 +1631,7 @@
           <w:szCs w:val="22"/>
           <w:lang w:val="en-GB"/>
         </w:rPr>
-        <w:t>Binomial GLMM with a logit link that predicts recognition accuracy, only considering old</w:t>
-      </w:r>
-      <w:r>
-        <w:rPr>
-          <w:rFonts w:ascii="Calibri" w:hAnsi="Calibri" w:cs="Calibri"/>
-          <w:sz w:val="22"/>
-          <w:szCs w:val="22"/>
-          <w:lang w:val="en-GB"/>
-        </w:rPr>
-        <w:t>, controlled</w:t>
-      </w:r>
-      <w:r>
-        <w:rPr>
-          <w:rFonts w:ascii="Calibri" w:hAnsi="Calibri" w:cs="Calibri"/>
-          <w:sz w:val="22"/>
-          <w:szCs w:val="22"/>
-          <w:lang w:val="en-GB"/>
-        </w:rPr>
-        <w:t xml:space="preserve"> items </w:t>
+        <w:t xml:space="preserve">Binomial GLMM with a logit link that predicts recognition accuracy, only considering old, controlled items </w:t>
       </w:r>
     </w:p>
     <w:p>
@@ -1758,25 +1660,7 @@
           <w:szCs w:val="22"/>
           <w:lang w:val="en-DE"/>
         </w:rPr>
-        <w:t xml:space="preserve">said_old ~ detection_accuracy * </w:t>
-      </w:r>
-      <w:r>
-        <w:rPr>
-          <w:rFonts w:ascii="Calibri" w:hAnsi="Calibri" w:cs="Calibri"/>
-          <w:sz w:val="22"/>
-          <w:szCs w:val="22"/>
-          <w:lang w:val="en-DE"/>
-        </w:rPr>
-        <w:t>motor_</w:t>
-      </w:r>
-      <w:r>
-        <w:rPr>
-          <w:rFonts w:ascii="Calibri" w:hAnsi="Calibri" w:cs="Calibri"/>
-          <w:sz w:val="22"/>
-          <w:szCs w:val="22"/>
-          <w:lang w:val="en-DE"/>
-        </w:rPr>
-        <w:t>control + (1 | participant)</w:t>
+        <w:t>said_old ~ detection_accuracy * motor_control + (1 | participant)</w:t>
       </w:r>
     </w:p>
     <w:p>
@@ -1796,25 +1680,7 @@
           <w:szCs w:val="22"/>
           <w:lang w:val="en-DE"/>
         </w:rPr>
-        <w:t>Gaussian LMM that predicts log-transformed reaction times, only considering “old” responses to old</w:t>
-      </w:r>
-      <w:r>
-        <w:rPr>
-          <w:rFonts w:ascii="Calibri" w:hAnsi="Calibri" w:cs="Calibri"/>
-          <w:sz w:val="22"/>
-          <w:szCs w:val="22"/>
-          <w:lang w:val="en-DE"/>
-        </w:rPr>
-        <w:t>, controlled</w:t>
-      </w:r>
-      <w:r>
-        <w:rPr>
-          <w:rFonts w:ascii="Calibri" w:hAnsi="Calibri" w:cs="Calibri"/>
-          <w:sz w:val="22"/>
-          <w:szCs w:val="22"/>
-          <w:lang w:val="en-DE"/>
-        </w:rPr>
-        <w:t xml:space="preserve"> items</w:t>
+        <w:t>Gaussian LMM that predicts log-transformed reaction times, only considering “old” responses to old, controlled items</w:t>
       </w:r>
     </w:p>
     <w:p>
@@ -1835,33 +1701,7 @@
           <w:lang w:val="en-DE"/>
         </w:rPr>
         <w:tab/>
-      </w:r>
-      <w:r>
-        <w:rPr>
-          <w:rFonts w:ascii="Calibri" w:hAnsi="Calibri" w:cs="Calibri"/>
-          <w:sz w:val="22"/>
-          <w:szCs w:val="22"/>
-          <w:lang w:val="en-DE"/>
-        </w:rPr>
-        <w:t xml:space="preserve">log_rt ~ detection_accuracy* </w:t>
-      </w:r>
-      <w:r>
-        <w:rPr>
-          <w:rFonts w:ascii="Calibri" w:hAnsi="Calibri" w:cs="Calibri"/>
-          <w:sz w:val="22"/>
-          <w:szCs w:val="22"/>
-          <w:lang w:val="en-DE"/>
-        </w:rPr>
-        <w:t>motor_</w:t>
-      </w:r>
-      <w:r>
-        <w:rPr>
-          <w:rFonts w:ascii="Calibri" w:hAnsi="Calibri" w:cs="Calibri"/>
-          <w:sz w:val="22"/>
-          <w:szCs w:val="22"/>
-          <w:lang w:val="en-DE"/>
-        </w:rPr>
-        <w:t>control + (1 | participant)</w:t>
+        <w:t>log_rt ~ detection_accuracy* motor_control + (1 | participant)</w:t>
       </w:r>
     </w:p>
     <w:p>
@@ -1901,16 +1741,7 @@
           <w:szCs w:val="22"/>
           <w:lang w:val="en-GB"/>
         </w:rPr>
-        <w:t>Binomial GLMM with a logit link that predicts recognition accuracy, only considering old, controlled items</w:t>
-      </w:r>
-      <w:r>
-        <w:rPr>
-          <w:rFonts w:ascii="Calibri" w:hAnsi="Calibri" w:cs="Calibri"/>
-          <w:sz w:val="22"/>
-          <w:szCs w:val="22"/>
-          <w:lang w:val="en-GB"/>
-        </w:rPr>
-        <w:t>, using z-transformed agency ratings</w:t>
+        <w:t>Binomial GLMM with a logit link that predicts recognition accuracy, only considering old, controlled items, using z-transformed agency ratings</w:t>
       </w:r>
     </w:p>
     <w:p>
@@ -1959,16 +1790,7 @@
           <w:szCs w:val="22"/>
           <w:lang w:val="en-DE"/>
         </w:rPr>
-        <w:t>Gaussian LMM that predicts log-transformed reaction times, only considering “old” responses to old, controlled items</w:t>
-      </w:r>
-      <w:r>
-        <w:rPr>
-          <w:rFonts w:ascii="Calibri" w:hAnsi="Calibri" w:cs="Calibri"/>
-          <w:sz w:val="22"/>
-          <w:szCs w:val="22"/>
-          <w:lang w:val="en-DE"/>
-        </w:rPr>
-        <w:t>, using z-transformed agency ratings</w:t>
+        <w:t>Gaussian LMM that predicts log-transformed reaction times, only considering “old” responses to old, controlled items, using z-transformed agency ratings</w:t>
       </w:r>
     </w:p>
     <w:p>
@@ -1991,14 +1813,6 @@
           <w:lang w:val="en-DE"/>
         </w:rPr>
         <w:tab/>
-      </w:r>
-      <w:r>
-        <w:rPr>
-          <w:rFonts w:ascii="Calibri" w:hAnsi="Calibri" w:cs="Calibri"/>
-          <w:sz w:val="22"/>
-          <w:szCs w:val="22"/>
-          <w:lang w:val="en-DE"/>
-        </w:rPr>
         <w:t xml:space="preserve">log_rt ~ agency_z * control_level + (1 </w:t>
       </w:r>
       <w:r>
@@ -2204,42 +2018,7 @@
           <w:rFonts w:ascii="Calibri" w:hAnsi="Calibri" w:cs="Calibri"/>
           <w:lang w:val="en-GB"/>
         </w:rPr>
-        <w:t xml:space="preserve"> the high motor control QUEST+ </w:t>
-      </w:r>
-      <w:r>
-        <w:rPr>
-          <w:rFonts w:ascii="Calibri" w:hAnsi="Calibri" w:cs="Calibri"/>
-          <w:lang w:val="en-GB"/>
-        </w:rPr>
-        <w:t>staircase</w:t>
-      </w:r>
-      <w:r>
-        <w:rPr>
-          <w:rFonts w:ascii="Calibri" w:hAnsi="Calibri" w:cs="Calibri"/>
-          <w:lang w:val="en-GB"/>
-        </w:rPr>
-        <w:t xml:space="preserve"> nor the low motor control QUEST+ staircase</w:t>
-      </w:r>
-      <w:r>
-        <w:rPr>
-          <w:rFonts w:ascii="Calibri" w:hAnsi="Calibri" w:cs="Calibri"/>
-          <w:lang w:val="en-GB"/>
-        </w:rPr>
-        <w:t xml:space="preserve"> converged (final posterior SD ≥ 0.20)</w:t>
-      </w:r>
-      <w:r>
-        <w:rPr>
-          <w:rFonts w:ascii="Calibri" w:hAnsi="Calibri" w:cs="Calibri"/>
-          <w:lang w:val="en-GB"/>
-        </w:rPr>
-        <w:t xml:space="preserve"> are excluded, since this indicates that our intended manipulation did not work</w:t>
-      </w:r>
-      <w:r>
-        <w:rPr>
-          <w:rFonts w:ascii="Calibri" w:hAnsi="Calibri" w:cs="Calibri"/>
-          <w:lang w:val="en-GB"/>
-        </w:rPr>
-        <w:t>.</w:t>
+        <w:t xml:space="preserve"> the high motor control QUEST+ staircase nor the low motor control QUEST+ staircase converged (final posterior SD ≥ 0.20) are excluded, since this indicates that our intended manipulation did not work.</w:t>
       </w:r>
     </w:p>
     <w:p>
@@ -2283,7 +2062,21 @@
           <w:rFonts w:ascii="Calibri" w:hAnsi="Calibri" w:cs="Calibri"/>
           <w:lang w:val="en-GB"/>
         </w:rPr>
-        <w:t> the high or low control condition are excluded.</w:t>
+        <w:t> the high or low control condition are excluded</w:t>
+      </w:r>
+      <w:r>
+        <w:rPr>
+          <w:rFonts w:ascii="Calibri" w:hAnsi="Calibri" w:cs="Calibri"/>
+          <w:lang w:val="en-GB"/>
+        </w:rPr>
+        <w:t xml:space="preserve"> due to no task adherence</w:t>
+      </w:r>
+      <w:r>
+        <w:rPr>
+          <w:rFonts w:ascii="Calibri" w:hAnsi="Calibri" w:cs="Calibri"/>
+          <w:lang w:val="en-GB"/>
+        </w:rPr>
+        <w:t>.</w:t>
       </w:r>
     </w:p>
     <w:p>
@@ -2305,7 +2098,23 @@
           <w:rFonts w:ascii="Calibri" w:hAnsi="Calibri" w:cs="Calibri"/>
           <w:lang w:val="en-US"/>
         </w:rPr>
-        <w:t>Participants whose accuracy in detecting which item they controlled exceeds  ±2.5 standard deviations from the group mean, in the control detection task, are excluded</w:t>
+        <w:t xml:space="preserve">Participants whose accuracy in detecting which item they controlled </w:t>
+      </w:r>
+      <w:r>
+        <w:rPr>
+          <w:rStyle w:val="citation-152"/>
+          <w:rFonts w:ascii="Calibri" w:hAnsi="Calibri" w:cs="Calibri"/>
+          <w:lang w:val="en-US"/>
+        </w:rPr>
+        <w:t>exceeds ±</w:t>
+      </w:r>
+      <w:r>
+        <w:rPr>
+          <w:rStyle w:val="citation-152"/>
+          <w:rFonts w:ascii="Calibri" w:hAnsi="Calibri" w:cs="Calibri"/>
+          <w:lang w:val="en-US"/>
+        </w:rPr>
+        <w:t>2.5 standard deviations from the group mean, in the control detection task, are excluded</w:t>
       </w:r>
       <w:r>
         <w:rPr>
@@ -2388,7 +2197,7 @@
           <w:szCs w:val="22"/>
           <w:lang w:val="en-GB"/>
         </w:rPr>
-        <w:t>mean + 3</w:t>
+        <w:t xml:space="preserve">mean </w:t>
       </w:r>
       <w:r>
         <w:rPr>
@@ -2397,6 +2206,24 @@
           <w:szCs w:val="22"/>
           <w:lang w:val="en-GB"/>
         </w:rPr>
+        <w:t>by</w:t>
+      </w:r>
+      <w:r>
+        <w:rPr>
+          <w:rFonts w:ascii="Calibri" w:eastAsiaTheme="majorEastAsia" w:hAnsi="Calibri" w:cs="Calibri"/>
+          <w:sz w:val="22"/>
+          <w:szCs w:val="22"/>
+          <w:lang w:val="en-GB"/>
+        </w:rPr>
+        <w:t xml:space="preserve"> 3</w:t>
+      </w:r>
+      <w:r>
+        <w:rPr>
+          <w:rFonts w:ascii="Calibri" w:eastAsiaTheme="majorEastAsia" w:hAnsi="Calibri" w:cs="Calibri"/>
+          <w:sz w:val="22"/>
+          <w:szCs w:val="22"/>
+          <w:lang w:val="en-GB"/>
+        </w:rPr>
         <w:t xml:space="preserve"> </w:t>
       </w:r>
       <w:r>
@@ -2406,7 +2233,7 @@
           <w:szCs w:val="22"/>
           <w:lang w:val="en-GB"/>
         </w:rPr>
-        <w:t xml:space="preserve">SD are </w:t>
+        <w:t>SD</w:t>
       </w:r>
       <w:r>
         <w:rPr>
@@ -2415,7 +2242,16 @@
           <w:szCs w:val="22"/>
           <w:lang w:val="en-GB"/>
         </w:rPr>
-        <w:t>excluded.</w:t>
+        <w:t>s</w:t>
+      </w:r>
+      <w:r>
+        <w:rPr>
+          <w:rFonts w:ascii="Calibri" w:eastAsiaTheme="majorEastAsia" w:hAnsi="Calibri" w:cs="Calibri"/>
+          <w:sz w:val="22"/>
+          <w:szCs w:val="22"/>
+          <w:lang w:val="en-GB"/>
+        </w:rPr>
+        <w:t> are excluded.</w:t>
       </w:r>
     </w:p>
     <w:p>
@@ -2486,640 +2322,923 @@
       <w:pPr>
         <w:rPr>
           <w:rFonts w:ascii="Calibri" w:hAnsi="Calibri" w:cs="Calibri"/>
+          <w:lang w:val="en-DE"/>
+        </w:rPr>
+      </w:pPr>
+      <w:r>
+        <w:rPr>
+          <w:rFonts w:ascii="Calibri" w:hAnsi="Calibri" w:cs="Calibri"/>
+          <w:lang w:val="en-DE"/>
+        </w:rPr>
+        <w:t>Sample size was determined by Monte Carlo simulation</w:t>
+      </w:r>
+      <w:r>
+        <w:rPr>
+          <w:rFonts w:ascii="Calibri" w:hAnsi="Calibri" w:cs="Calibri"/>
+          <w:lang w:val="en-DE"/>
+        </w:rPr>
+        <w:t>s</w:t>
+      </w:r>
+      <w:r>
+        <w:rPr>
+          <w:rFonts w:ascii="Calibri" w:hAnsi="Calibri" w:cs="Calibri"/>
+          <w:lang w:val="en-DE"/>
+        </w:rPr>
+        <w:t xml:space="preserve"> (1,000 iterations per cell). We simulated each of the seven planned analyses at small (</w:t>
+      </w:r>
+      <w:r>
+        <w:rPr>
+          <w:rFonts w:ascii="Calibri" w:hAnsi="Calibri" w:cs="Calibri"/>
+          <w:i/>
+          <w:iCs/>
+          <w:lang w:val="en-DE"/>
+        </w:rPr>
+        <w:t>d</w:t>
+      </w:r>
+      <w:r>
+        <w:rPr>
+          <w:rFonts w:ascii="Calibri" w:hAnsi="Calibri" w:cs="Calibri"/>
+          <w:lang w:val="en-DE"/>
+        </w:rPr>
+        <w:t> = 0.20) and medium (</w:t>
+      </w:r>
+      <w:r>
+        <w:rPr>
+          <w:rFonts w:ascii="Calibri" w:hAnsi="Calibri" w:cs="Calibri"/>
+          <w:i/>
+          <w:iCs/>
+          <w:lang w:val="en-DE"/>
+        </w:rPr>
+        <w:t>d</w:t>
+      </w:r>
+      <w:r>
+        <w:rPr>
+          <w:rFonts w:ascii="Calibri" w:hAnsi="Calibri" w:cs="Calibri"/>
+          <w:lang w:val="en-DE"/>
+        </w:rPr>
+        <w:t> = 0.50) effect sizes for sample sizes of 30, 40, 50, and 60. Baseline hit rate (.62), </w:t>
+      </w:r>
+      <w:r>
+        <w:rPr>
+          <w:rFonts w:ascii="Calibri" w:hAnsi="Calibri" w:cs="Calibri"/>
+          <w:i/>
+          <w:iCs/>
+          <w:lang w:val="en-DE"/>
+        </w:rPr>
+        <w:t>d</w:t>
+      </w:r>
+      <w:r>
+        <w:rPr>
+          <w:rFonts w:ascii="Calibri" w:hAnsi="Calibri" w:cs="Calibri"/>
+          <w:lang w:val="en-DE"/>
+        </w:rPr>
+        <w:t>′ (0.74), log-RT variance components (between-person </w:t>
+      </w:r>
+      <w:r>
+        <w:rPr>
+          <w:rFonts w:ascii="Calibri" w:hAnsi="Calibri" w:cs="Calibri"/>
+          <w:i/>
+          <w:iCs/>
+          <w:lang w:val="en-DE"/>
+        </w:rPr>
+        <w:t>SD</w:t>
+      </w:r>
+      <w:r>
+        <w:rPr>
+          <w:rFonts w:ascii="Calibri" w:hAnsi="Calibri" w:cs="Calibri"/>
+          <w:lang w:val="en-DE"/>
+        </w:rPr>
+        <w:t> = 0.149, within-person </w:t>
+      </w:r>
+      <w:r>
+        <w:rPr>
+          <w:rFonts w:ascii="Calibri" w:hAnsi="Calibri" w:cs="Calibri"/>
+          <w:i/>
+          <w:iCs/>
+          <w:lang w:val="en-DE"/>
+        </w:rPr>
+        <w:t>SD</w:t>
+      </w:r>
+      <w:r>
+        <w:rPr>
+          <w:rFonts w:ascii="Calibri" w:hAnsi="Calibri" w:cs="Calibri"/>
+          <w:lang w:val="en-DE"/>
+        </w:rPr>
+        <w:t> = 0.241), and random intercept </w:t>
+      </w:r>
+      <w:r>
+        <w:rPr>
+          <w:rFonts w:ascii="Calibri" w:hAnsi="Calibri" w:cs="Calibri"/>
+          <w:i/>
+          <w:iCs/>
+          <w:lang w:val="en-DE"/>
+        </w:rPr>
+        <w:t>SD</w:t>
+      </w:r>
+      <w:r>
+        <w:rPr>
+          <w:rFonts w:ascii="Calibri" w:hAnsi="Calibri" w:cs="Calibri"/>
+          <w:lang w:val="en-DE"/>
+        </w:rPr>
+        <w:t xml:space="preserve"> (0.656) were extracted from pilot </w:t>
+      </w:r>
+      <w:r>
+        <w:rPr>
+          <w:rFonts w:ascii="Calibri" w:hAnsi="Calibri" w:cs="Calibri"/>
+          <w:lang w:val="en-DE"/>
+        </w:rPr>
+        <w:t>data (</w:t>
+      </w:r>
+      <w:r>
+        <w:rPr>
+          <w:rFonts w:ascii="Calibri" w:hAnsi="Calibri" w:cs="Calibri"/>
+          <w:i/>
+          <w:iCs/>
+          <w:lang w:val="en-DE"/>
+        </w:rPr>
+        <w:t>N</w:t>
+      </w:r>
+      <w:r>
+        <w:rPr>
+          <w:rFonts w:ascii="Calibri" w:hAnsi="Calibri" w:cs="Calibri"/>
+          <w:lang w:val="en-DE"/>
+        </w:rPr>
+        <w:t xml:space="preserve"> = 10)</w:t>
+      </w:r>
+      <w:r>
+        <w:rPr>
+          <w:rFonts w:ascii="Calibri" w:hAnsi="Calibri" w:cs="Calibri"/>
+          <w:lang w:val="en-DE"/>
+        </w:rPr>
+        <w:t>. Power was approximated using G</w:t>
+      </w:r>
+      <w:r>
+        <w:rPr>
+          <w:rFonts w:ascii="Calibri" w:hAnsi="Calibri" w:cs="Calibri"/>
+          <w:lang w:val="en-DE"/>
+        </w:rPr>
+        <w:t xml:space="preserve">eneralized </w:t>
+      </w:r>
+      <w:r>
+        <w:rPr>
+          <w:rFonts w:ascii="Calibri" w:hAnsi="Calibri" w:cs="Calibri"/>
+          <w:lang w:val="en-DE"/>
+        </w:rPr>
+        <w:t>E</w:t>
+      </w:r>
+      <w:r>
+        <w:rPr>
+          <w:rFonts w:ascii="Calibri" w:hAnsi="Calibri" w:cs="Calibri"/>
+          <w:lang w:val="en-DE"/>
+        </w:rPr>
+        <w:t xml:space="preserve">stimating </w:t>
+      </w:r>
+      <w:r>
+        <w:rPr>
+          <w:rFonts w:ascii="Calibri" w:hAnsi="Calibri" w:cs="Calibri"/>
+          <w:lang w:val="en-DE"/>
+        </w:rPr>
+        <w:t>E</w:t>
+      </w:r>
+      <w:r>
+        <w:rPr>
+          <w:rFonts w:ascii="Calibri" w:hAnsi="Calibri" w:cs="Calibri"/>
+          <w:lang w:val="en-DE"/>
+        </w:rPr>
+        <w:t xml:space="preserve">quations due to computational bottlenecks imposed by the actual GLMM and LMMs. GEEs </w:t>
+      </w:r>
+      <w:r>
+        <w:rPr>
+          <w:rFonts w:ascii="Calibri" w:hAnsi="Calibri" w:cs="Calibri"/>
+          <w:lang w:val="en-DE"/>
+        </w:rPr>
+        <w:t>provid</w:t>
+      </w:r>
+      <w:r>
+        <w:rPr>
+          <w:rFonts w:ascii="Calibri" w:hAnsi="Calibri" w:cs="Calibri"/>
+          <w:lang w:val="en-DE"/>
+        </w:rPr>
+        <w:t xml:space="preserve">e </w:t>
+      </w:r>
+      <w:r>
+        <w:rPr>
+          <w:rFonts w:ascii="Calibri" w:hAnsi="Calibri" w:cs="Calibri"/>
+          <w:lang w:val="en-DE"/>
+        </w:rPr>
+        <w:t xml:space="preserve">conservative estimates relative to the </w:t>
+      </w:r>
+      <w:r>
+        <w:rPr>
+          <w:rFonts w:ascii="Calibri" w:hAnsi="Calibri" w:cs="Calibri"/>
+          <w:lang w:val="en-DE"/>
+        </w:rPr>
+        <w:t xml:space="preserve">planned </w:t>
+      </w:r>
+      <w:r>
+        <w:rPr>
+          <w:rFonts w:ascii="Calibri" w:hAnsi="Calibri" w:cs="Calibri"/>
+          <w:lang w:val="en-DE"/>
+        </w:rPr>
+        <w:t>models.</w:t>
+      </w:r>
+    </w:p>
+    <w:p>
+      <w:pPr>
+        <w:rPr>
+          <w:rFonts w:ascii="Calibri" w:hAnsi="Calibri" w:cs="Calibri"/>
+          <w:lang w:val="en-DE"/>
+        </w:rPr>
+      </w:pPr>
+      <w:r>
+        <w:rPr>
+          <w:rFonts w:ascii="Calibri" w:hAnsi="Calibri" w:cs="Calibri"/>
+          <w:lang w:val="en-DE"/>
+        </w:rPr>
+        <w:t>At a medium effect size, all seven analyses achieved power ≥ .97 at </w:t>
+      </w:r>
+      <w:r>
+        <w:rPr>
+          <w:rFonts w:ascii="Calibri" w:hAnsi="Calibri" w:cs="Calibri"/>
+          <w:i/>
+          <w:iCs/>
+          <w:lang w:val="en-DE"/>
+        </w:rPr>
+        <w:t>N</w:t>
+      </w:r>
+      <w:r>
+        <w:rPr>
+          <w:rFonts w:ascii="Calibri" w:hAnsi="Calibri" w:cs="Calibri"/>
+          <w:lang w:val="en-DE"/>
+        </w:rPr>
+        <w:t> = 30. At a small effect size, reaction time and agency models reached ceiling power (≥ .99) at all sample sizes, while the </w:t>
+      </w:r>
+      <w:r>
+        <w:rPr>
+          <w:rFonts w:ascii="Calibri" w:hAnsi="Calibri" w:cs="Calibri"/>
+          <w:i/>
+          <w:iCs/>
+          <w:lang w:val="en-DE"/>
+        </w:rPr>
+        <w:t>d</w:t>
+      </w:r>
+      <w:r>
+        <w:rPr>
+          <w:rFonts w:ascii="Calibri" w:hAnsi="Calibri" w:cs="Calibri"/>
+          <w:lang w:val="en-DE"/>
+        </w:rPr>
+        <w:t>′ ANOVA and binomial hit-rate models remained below .80 even at </w:t>
+      </w:r>
+      <w:r>
+        <w:rPr>
+          <w:rFonts w:ascii="Calibri" w:hAnsi="Calibri" w:cs="Calibri"/>
+          <w:i/>
+          <w:iCs/>
+          <w:lang w:val="en-DE"/>
+        </w:rPr>
+        <w:t>N</w:t>
+      </w:r>
+      <w:r>
+        <w:rPr>
+          <w:rFonts w:ascii="Calibri" w:hAnsi="Calibri" w:cs="Calibri"/>
+          <w:lang w:val="en-DE"/>
+        </w:rPr>
+        <w:t xml:space="preserve"> = 60. </w:t>
+      </w:r>
+      <w:r>
+        <w:rPr>
+          <w:rFonts w:ascii="Calibri" w:hAnsi="Calibri" w:cs="Calibri"/>
+          <w:lang w:val="en-DE"/>
+        </w:rPr>
+        <w:br/>
+      </w:r>
+      <w:r>
+        <w:rPr>
+          <w:rFonts w:ascii="Calibri" w:hAnsi="Calibri" w:cs="Calibri"/>
+          <w:lang w:val="en-DE"/>
+        </w:rPr>
+        <w:br/>
+      </w:r>
+      <w:r>
+        <w:rPr>
+          <w:rFonts w:ascii="Calibri" w:hAnsi="Calibri" w:cs="Calibri"/>
+          <w:lang w:val="en-DE"/>
+        </w:rPr>
+        <w:t>We target </w:t>
+      </w:r>
+      <w:r>
+        <w:rPr>
+          <w:rFonts w:ascii="Calibri" w:hAnsi="Calibri" w:cs="Calibri"/>
+          <w:i/>
+          <w:iCs/>
+          <w:lang w:val="en-DE"/>
+        </w:rPr>
+        <w:t>N</w:t>
+      </w:r>
+      <w:r>
+        <w:rPr>
+          <w:rFonts w:ascii="Calibri" w:hAnsi="Calibri" w:cs="Calibri"/>
+          <w:lang w:val="en-DE"/>
+        </w:rPr>
+        <w:t xml:space="preserve"> = 50 </w:t>
+      </w:r>
+      <w:r>
+        <w:rPr>
+          <w:rFonts w:ascii="Calibri" w:hAnsi="Calibri" w:cs="Calibri"/>
+          <w:lang w:val="en-DE"/>
+        </w:rPr>
+        <w:t xml:space="preserve">participants, </w:t>
+      </w:r>
+      <w:r>
+        <w:rPr>
+          <w:rFonts w:ascii="Calibri" w:hAnsi="Calibri" w:cs="Calibri"/>
+          <w:lang w:val="en-DE"/>
+        </w:rPr>
+        <w:t xml:space="preserve">which provides ≥ .99 power for all analyses at medium effect sizes. </w:t>
+      </w:r>
+      <w:r>
+        <w:rPr>
+          <w:rFonts w:ascii="Calibri" w:hAnsi="Calibri" w:cs="Calibri"/>
           <w:lang w:val="en-US"/>
         </w:rPr>
-      </w:pPr>
+        <w:t>However, based on previous studies, the neurophysiological effects we aim to uncover require a lower number of participants (</w:t>
+      </w:r>
       <w:r>
         <w:rPr>
           <w:rFonts w:ascii="Calibri" w:hAnsi="Calibri" w:cs="Calibri"/>
           <w:lang w:val="en-US"/>
         </w:rPr>
-        <w:t xml:space="preserve">We </w:t>
+        <w:t>Wen et al., 2017; Wu et al., 2025</w:t>
       </w:r>
       <w:r>
         <w:rPr>
           <w:rFonts w:ascii="Calibri" w:hAnsi="Calibri" w:cs="Calibri"/>
           <w:lang w:val="en-US"/>
         </w:rPr>
-        <w:t xml:space="preserve">ideally </w:t>
-      </w:r>
-      <w:r>
+        <w:t xml:space="preserve">). </w:t>
+      </w:r>
+      <w:r>
+        <w:rPr>
+          <w:rFonts w:ascii="Calibri" w:hAnsi="Calibri" w:cs="Calibri"/>
+          <w:lang w:val="en-DE"/>
+        </w:rPr>
+        <w:t>Also considering logistic and financial dependencies imposed upon many EEG studies, we determine a lower cutoff on our sample size of 30 participants, in case reaching 50 is impossible.</w:t>
+      </w:r>
+    </w:p>
+    <w:p>
+      <w:pPr>
         <w:rPr>
           <w:rFonts w:ascii="Calibri" w:hAnsi="Calibri" w:cs="Calibri"/>
           <w:lang w:val="en-US"/>
         </w:rPr>
-        <w:t xml:space="preserve">aim to recruit 50 participants. This sample size was determined via </w:t>
-      </w:r>
+      </w:pPr>
       <w:r>
         <w:rPr>
           <w:rFonts w:ascii="Calibri" w:hAnsi="Calibri" w:cs="Calibri"/>
           <w:lang w:val="en-US"/>
         </w:rPr>
-        <w:t>a</w:t>
-      </w:r>
-      <w:r>
-        <w:rPr>
-          <w:rFonts w:ascii="Calibri" w:hAnsi="Calibri" w:cs="Calibri"/>
-          <w:lang w:val="en-US"/>
-        </w:rPr>
-        <w:t xml:space="preserve"> priori Monte Carlo power analysis for generalized linear mixed models, targeting 80% power at </w:t>
-      </w:r>
-      <w:r>
+        <w:br/>
+      </w:r>
+    </w:p>
+    <w:p>
+      <w:pPr>
+        <w:rPr>
+          <w:rFonts w:ascii="Calibri" w:hAnsi="Calibri" w:cs="Calibri"/>
+          <w:lang w:val="en-GB"/>
+        </w:rPr>
+      </w:pPr>
+      <w:r>
+        <w:rPr>
+          <w:rFonts w:ascii="Calibri" w:hAnsi="Calibri" w:cs="Calibri"/>
+          <w:b/>
+          <w:bCs/>
+          <w:lang w:val="en-GB"/>
+        </w:rPr>
+        <w:t xml:space="preserve">8) </w:t>
+      </w:r>
+      <w:r>
+        <w:rPr>
+          <w:rFonts w:ascii="Calibri" w:hAnsi="Calibri" w:cs="Calibri"/>
+          <w:b/>
+          <w:bCs/>
+          <w:lang w:val="en-GB"/>
+        </w:rPr>
+        <w:t>O</w:t>
+      </w:r>
+      <w:r>
+        <w:rPr>
+          <w:rFonts w:ascii="Calibri" w:hAnsi="Calibri" w:cs="Calibri"/>
+          <w:b/>
+          <w:bCs/>
+          <w:lang w:val="en-GB"/>
+        </w:rPr>
+        <w:t>ther</w:t>
+      </w:r>
+      <w:r>
+        <w:rPr>
+          <w:rFonts w:ascii="Calibri" w:hAnsi="Calibri" w:cs="Calibri"/>
+          <w:lang w:val="en-GB"/>
+        </w:rPr>
+        <w:t> Anything else you would like to pre-register?</w:t>
+      </w:r>
+    </w:p>
+    <w:p>
+      <w:pPr>
+        <w:rPr>
+          <w:rFonts w:ascii="Calibri" w:hAnsi="Calibri" w:cs="Calibri"/>
+          <w:lang w:val="en-DE"/>
+        </w:rPr>
+      </w:pPr>
+      <w:r>
+        <w:rPr>
+          <w:rFonts w:ascii="Calibri" w:hAnsi="Calibri" w:cs="Calibri"/>
+          <w:lang w:val="en-DE"/>
+        </w:rPr>
+        <w:t>Possible Exploratory Analyses</w:t>
+      </w:r>
+    </w:p>
+    <w:p>
+      <w:pPr>
+        <w:rPr>
+          <w:rFonts w:ascii="Calibri" w:hAnsi="Calibri" w:cs="Calibri"/>
+          <w:lang w:val="en-DE"/>
+        </w:rPr>
+      </w:pPr>
+      <w:commentRangeStart w:id="1"/>
+      <w:r>
+        <w:rPr>
+          <w:rFonts w:ascii="Calibri" w:hAnsi="Calibri" w:cs="Calibri"/>
+          <w:highlight w:val="yellow"/>
+          <w:lang w:val="en-DE"/>
+        </w:rPr>
+        <w:t xml:space="preserve">Currently, </w:t>
+      </w:r>
+      <w:r>
+        <w:rPr>
+          <w:rFonts w:ascii="Calibri" w:hAnsi="Calibri" w:cs="Calibri"/>
+          <w:highlight w:val="yellow"/>
+          <w:lang w:val="en-DE"/>
+        </w:rPr>
+        <w:t xml:space="preserve">we plan to </w:t>
+      </w:r>
+      <w:r>
+        <w:rPr>
+          <w:rFonts w:ascii="Calibri" w:hAnsi="Calibri" w:cs="Calibri"/>
+          <w:highlight w:val="yellow"/>
+          <w:lang w:val="en-DE"/>
+        </w:rPr>
+        <w:t>test if the categorical condition (High vs. Low Control)</w:t>
+      </w:r>
+      <w:r>
+        <w:rPr>
+          <w:rFonts w:ascii="Calibri" w:hAnsi="Calibri" w:cs="Calibri"/>
+          <w:highlight w:val="yellow"/>
+          <w:lang w:val="en-DE"/>
+        </w:rPr>
+        <w:t>, and subjective control ratings</w:t>
+      </w:r>
+      <w:r>
+        <w:rPr>
+          <w:rFonts w:ascii="Calibri" w:hAnsi="Calibri" w:cs="Calibri"/>
+          <w:highlight w:val="yellow"/>
+          <w:lang w:val="en-DE"/>
+        </w:rPr>
+        <w:t xml:space="preserve"> predict memory. </w:t>
+      </w:r>
+      <w:r>
+        <w:rPr>
+          <w:rFonts w:ascii="Calibri" w:hAnsi="Calibri" w:cs="Calibri"/>
+          <w:highlight w:val="yellow"/>
+          <w:lang w:val="en-DE"/>
+        </w:rPr>
+        <w:t>However, we also record frame-by-frame cursor movement kinematics. We can use this kinematic data in our analyses to explore questions such as “Do certain trial-wise movement characteristics predict subsequent memory performance?”</w:t>
+      </w:r>
+      <w:commentRangeEnd w:id="1"/>
+      <w:r>
+        <w:rPr>
+          <w:rStyle w:val="CommentReference"/>
+          <w:rFonts w:ascii="Calibri" w:hAnsi="Calibri" w:cs="Calibri"/>
+          <w:sz w:val="22"/>
+          <w:szCs w:val="22"/>
+          <w:lang w:val="en-DE"/>
+        </w:rPr>
+        <w:commentReference w:id="1"/>
+      </w:r>
+      <w:r>
+        <w:rPr>
+          <w:rFonts w:ascii="Calibri" w:hAnsi="Calibri" w:cs="Calibri"/>
+          <w:lang w:val="en-DE"/>
+        </w:rPr>
+        <w:t xml:space="preserve"> </w:t>
+      </w:r>
+    </w:p>
+    <w:p>
+      <w:pPr>
+        <w:pStyle w:val="NormalWeb"/>
+        <w:spacing w:before="0" w:beforeAutospacing="0"/>
+        <w:rPr>
+          <w:rFonts w:ascii="Calibri" w:hAnsi="Calibri" w:cs="Calibri"/>
+          <w:i/>
+          <w:iCs/>
+          <w:sz w:val="22"/>
+          <w:szCs w:val="22"/>
+        </w:rPr>
+      </w:pPr>
+      <w:r>
+        <w:rPr>
+          <w:rFonts w:ascii="Calibri" w:hAnsi="Calibri" w:cs="Calibri"/>
+          <w:i/>
+          <w:iCs/>
+          <w:sz w:val="22"/>
+          <w:szCs w:val="22"/>
+        </w:rPr>
+        <w:t>EEG Recording</w:t>
+      </w:r>
+    </w:p>
+    <w:p>
+      <w:pPr>
+        <w:pStyle w:val="NormalWeb"/>
+        <w:spacing w:before="0" w:beforeAutospacing="0"/>
+        <w:rPr>
+          <w:rFonts w:ascii="Calibri" w:hAnsi="Calibri" w:cs="Calibri"/>
+          <w:sz w:val="22"/>
+          <w:szCs w:val="22"/>
+          <w:lang w:val="en-GB"/>
+        </w:rPr>
+      </w:pPr>
+      <w:r>
+        <w:rPr>
+          <w:rFonts w:ascii="Calibri" w:hAnsi="Calibri" w:cs="Calibri"/>
+          <w:sz w:val="22"/>
+          <w:szCs w:val="22"/>
+          <w:lang w:val="en-GB"/>
+        </w:rPr>
+        <w:t>Continuous EEG activity will be recorded using a 64-channel system with active electrodes,</w:t>
+      </w:r>
+      <w:r>
+        <w:rPr>
+          <w:rFonts w:ascii="Calibri" w:hAnsi="Calibri" w:cs="Calibri"/>
+          <w:sz w:val="22"/>
+          <w:szCs w:val="22"/>
+          <w:lang w:val="en-GB"/>
+        </w:rPr>
+        <w:t xml:space="preserve"> </w:t>
+      </w:r>
+      <w:r>
+        <w:rPr>
+          <w:rFonts w:ascii="Calibri" w:hAnsi="Calibri" w:cs="Calibri"/>
+          <w:sz w:val="22"/>
+          <w:szCs w:val="22"/>
+          <w:lang w:val="en-GB"/>
+        </w:rPr>
+        <w:t xml:space="preserve">positioned according to the standard 10–20 system. During recording, electrode FCz will </w:t>
+      </w:r>
+      <w:r>
+        <w:rPr>
+          <w:rFonts w:ascii="Calibri" w:hAnsi="Calibri" w:cs="Calibri"/>
+          <w:sz w:val="22"/>
+          <w:szCs w:val="22"/>
+          <w:lang w:val="en-GB"/>
+        </w:rPr>
+        <w:t>be the</w:t>
+      </w:r>
+      <w:r>
+        <w:rPr>
+          <w:rFonts w:ascii="Calibri" w:hAnsi="Calibri" w:cs="Calibri"/>
+          <w:sz w:val="22"/>
+          <w:szCs w:val="22"/>
+          <w:lang w:val="en-GB"/>
+        </w:rPr>
+        <w:t xml:space="preserve"> online reference, while </w:t>
+      </w:r>
+      <w:r>
+        <w:rPr>
+          <w:rFonts w:ascii="Calibri" w:hAnsi="Calibri" w:cs="Calibri"/>
+          <w:sz w:val="22"/>
+          <w:szCs w:val="22"/>
+          <w:lang w:val="en-GB"/>
+        </w:rPr>
+        <w:t xml:space="preserve">electrode </w:t>
+      </w:r>
+      <w:r>
+        <w:rPr>
+          <w:rFonts w:ascii="Calibri" w:hAnsi="Calibri" w:cs="Calibri"/>
+          <w:sz w:val="22"/>
+          <w:szCs w:val="22"/>
+          <w:lang w:val="en-GB"/>
+        </w:rPr>
+        <w:t xml:space="preserve">Fpz will </w:t>
+      </w:r>
+      <w:r>
+        <w:rPr>
+          <w:rFonts w:ascii="Calibri" w:hAnsi="Calibri" w:cs="Calibri"/>
+          <w:sz w:val="22"/>
+          <w:szCs w:val="22"/>
+          <w:lang w:val="en-GB"/>
+        </w:rPr>
+        <w:t>be</w:t>
+      </w:r>
+      <w:r>
+        <w:rPr>
+          <w:rFonts w:ascii="Calibri" w:hAnsi="Calibri" w:cs="Calibri"/>
+          <w:sz w:val="22"/>
+          <w:szCs w:val="22"/>
+          <w:lang w:val="en-GB"/>
+        </w:rPr>
+        <w:t xml:space="preserve"> the ground electrode. Electrode impedances will be maintained below 20 k</w:t>
+      </w:r>
+      <w:r>
+        <w:rPr>
+          <w:rFonts w:ascii="Calibri" w:hAnsi="Calibri" w:cs="Calibri"/>
+          <w:sz w:val="22"/>
+          <w:szCs w:val="22"/>
+          <w:lang w:val="de-DE"/>
+        </w:rPr>
+        <w:t>Ω</w:t>
+      </w:r>
+      <w:r>
+        <w:rPr>
+          <w:rFonts w:ascii="Calibri" w:hAnsi="Calibri" w:cs="Calibri"/>
+          <w:sz w:val="22"/>
+          <w:szCs w:val="22"/>
+          <w:lang w:val="en-GB"/>
+        </w:rPr>
+        <w:t xml:space="preserve"> for all participants. EEG will be sampled at a rate of 1000 Hz. An online band-pass filter from 0.016 Hz to 250 Hz will be applied during data acquisition.</w:t>
+      </w:r>
+    </w:p>
+    <w:p>
+      <w:pPr>
+        <w:pStyle w:val="NormalWeb"/>
+        <w:tabs>
+          <w:tab w:val="left" w:pos="3160"/>
+        </w:tabs>
+        <w:spacing w:before="0" w:beforeAutospacing="0"/>
+        <w:rPr>
+          <w:rFonts w:ascii="Calibri" w:hAnsi="Calibri" w:cs="Calibri"/>
+          <w:i/>
+          <w:iCs/>
+          <w:sz w:val="22"/>
+          <w:szCs w:val="22"/>
+        </w:rPr>
+      </w:pPr>
+      <w:r>
+        <w:rPr>
+          <w:rFonts w:ascii="Calibri" w:hAnsi="Calibri" w:cs="Calibri"/>
+          <w:i/>
+          <w:iCs/>
+          <w:sz w:val="22"/>
+          <w:szCs w:val="22"/>
+        </w:rPr>
+        <w:t>EEG Preprocessing</w:t>
+      </w:r>
+    </w:p>
+    <w:p>
+      <w:pPr>
+        <w:pStyle w:val="NormalWeb"/>
+        <w:tabs>
+          <w:tab w:val="left" w:pos="3160"/>
+        </w:tabs>
+        <w:rPr>
+          <w:rFonts w:ascii="Calibri" w:hAnsi="Calibri" w:cs="Calibri"/>
+          <w:sz w:val="22"/>
+          <w:szCs w:val="22"/>
+          <w:lang w:val="en-DE"/>
+        </w:rPr>
+      </w:pPr>
+      <w:r>
+        <w:rPr>
+          <w:rFonts w:ascii="Calibri" w:hAnsi="Calibri" w:cs="Calibri"/>
+          <w:sz w:val="22"/>
+          <w:szCs w:val="22"/>
+          <w:lang w:val="en-DE"/>
+        </w:rPr>
+        <w:lastRenderedPageBreak/>
+        <w:t xml:space="preserve">EEG data will be </w:t>
+      </w:r>
+      <w:r>
+        <w:rPr>
+          <w:rFonts w:ascii="Calibri" w:hAnsi="Calibri" w:cs="Calibri"/>
+          <w:sz w:val="22"/>
+          <w:szCs w:val="22"/>
+          <w:lang w:val="en-DE"/>
+        </w:rPr>
+        <w:t>pre</w:t>
+      </w:r>
+      <w:r>
+        <w:rPr>
+          <w:rFonts w:ascii="Calibri" w:hAnsi="Calibri" w:cs="Calibri"/>
+          <w:sz w:val="22"/>
+          <w:szCs w:val="22"/>
+          <w:lang w:val="en-DE"/>
+        </w:rPr>
+        <w:t>processed offline using a 1 Hz high-pass and a 40 Hz low-pass filter. Following this, the signals will be re-referenced to the common average of all scalp electrodes. Continuous data will be segmented into epochs spanning from 2500 ms prior to 2500 ms following </w:t>
+      </w:r>
+      <w:r>
+        <w:rPr>
+          <w:rFonts w:ascii="Calibri" w:hAnsi="Calibri" w:cs="Calibri"/>
+          <w:sz w:val="22"/>
+          <w:szCs w:val="22"/>
+          <w:lang w:val="en-DE"/>
+        </w:rPr>
+        <w:t>movement onset</w:t>
+      </w:r>
+      <w:r>
+        <w:rPr>
+          <w:rFonts w:ascii="Calibri" w:hAnsi="Calibri" w:cs="Calibri"/>
+          <w:sz w:val="22"/>
+          <w:szCs w:val="22"/>
+          <w:lang w:val="en-DE"/>
+        </w:rPr>
+        <w:t>. The epoched data will then be downsampled to a sampling rate of 250 Hz.</w:t>
+      </w:r>
+    </w:p>
+    <w:p>
+      <w:pPr>
+        <w:pStyle w:val="NormalWeb"/>
+        <w:tabs>
+          <w:tab w:val="left" w:pos="3160"/>
+        </w:tabs>
+        <w:rPr>
+          <w:rFonts w:ascii="Calibri" w:hAnsi="Calibri" w:cs="Calibri"/>
+          <w:sz w:val="22"/>
+          <w:szCs w:val="22"/>
+          <w:lang w:val="en-DE"/>
+        </w:rPr>
+      </w:pPr>
+      <w:r>
+        <w:rPr>
+          <w:rFonts w:ascii="Calibri" w:hAnsi="Calibri" w:cs="Calibri"/>
+          <w:sz w:val="22"/>
+          <w:szCs w:val="22"/>
+          <w:lang w:val="en-DE"/>
+        </w:rPr>
+        <w:t>To account for artifacts</w:t>
+      </w:r>
+      <w:r>
+        <w:rPr>
+          <w:rFonts w:ascii="Calibri" w:hAnsi="Calibri" w:cs="Calibri"/>
+          <w:sz w:val="22"/>
+          <w:szCs w:val="22"/>
+          <w:lang w:val="en-DE"/>
+        </w:rPr>
+        <w:t xml:space="preserve"> </w:t>
+      </w:r>
+      <w:r>
+        <w:rPr>
+          <w:rFonts w:ascii="Calibri" w:hAnsi="Calibri" w:cs="Calibri"/>
+          <w:sz w:val="22"/>
+          <w:szCs w:val="22"/>
+          <w:lang w:val="en-DE"/>
+        </w:rPr>
+        <w:t>such as eye movements and blinks</w:t>
+      </w:r>
+      <w:r>
+        <w:rPr>
+          <w:rFonts w:ascii="Calibri" w:hAnsi="Calibri" w:cs="Calibri"/>
+          <w:sz w:val="22"/>
+          <w:szCs w:val="22"/>
+          <w:lang w:val="en-DE"/>
+        </w:rPr>
+        <w:t xml:space="preserve">, </w:t>
+      </w:r>
+      <w:r>
+        <w:rPr>
+          <w:rFonts w:ascii="Calibri" w:hAnsi="Calibri" w:cs="Calibri"/>
+          <w:sz w:val="22"/>
+          <w:szCs w:val="22"/>
+          <w:lang w:val="en-DE"/>
+        </w:rPr>
+        <w:t>independent component analysis (ICA) will be conducted, and components reflecting non-neural activity will be excluded before reconstructing the signal. Baseline correction will be applied by subtracting the mean voltage of the 200 ms pre-</w:t>
+      </w:r>
+      <w:r>
+        <w:rPr>
+          <w:rFonts w:ascii="Calibri" w:hAnsi="Calibri" w:cs="Calibri"/>
+          <w:sz w:val="22"/>
+          <w:szCs w:val="22"/>
+          <w:lang w:val="en-DE"/>
+        </w:rPr>
+        <w:t>movement</w:t>
+      </w:r>
+      <w:r>
+        <w:rPr>
+          <w:rFonts w:ascii="Calibri" w:hAnsi="Calibri" w:cs="Calibri"/>
+          <w:sz w:val="22"/>
+          <w:szCs w:val="22"/>
+          <w:lang w:val="en-DE"/>
+        </w:rPr>
+        <w:t xml:space="preserve"> window from the entire epoch. For artifact rejection, any trials containing voltage fluctuations exceeding ±100 μV will be discarded. If any electrodes exhibit excessive noise for a substantial portion of the recording, they will be removed and their signal will be reconstructed via spherical spline interpolation.</w:t>
+      </w:r>
+    </w:p>
+    <w:p>
+      <w:pPr>
+        <w:pStyle w:val="NormalWeb"/>
+        <w:tabs>
+          <w:tab w:val="left" w:pos="3160"/>
+        </w:tabs>
+        <w:rPr>
+          <w:rFonts w:ascii="Calibri" w:hAnsi="Calibri" w:cs="Calibri"/>
+          <w:sz w:val="22"/>
+          <w:szCs w:val="22"/>
+          <w:lang w:val="en-DE"/>
+        </w:rPr>
+      </w:pPr>
+      <w:r>
+        <w:rPr>
+          <w:rFonts w:ascii="Calibri" w:hAnsi="Calibri" w:cs="Calibri"/>
+          <w:sz w:val="22"/>
+          <w:szCs w:val="22"/>
+          <w:lang w:val="en-DE"/>
+        </w:rPr>
+        <w:t>Our primary ERP component of interest is the </w:t>
+      </w:r>
+      <w:r>
+        <w:rPr>
+          <w:rFonts w:ascii="Calibri" w:hAnsi="Calibri" w:cs="Calibri"/>
+          <w:sz w:val="22"/>
+          <w:szCs w:val="22"/>
+          <w:lang w:val="en-DE"/>
+        </w:rPr>
+        <w:t>movement-onset-locked P500</w:t>
+      </w:r>
+      <w:r>
+        <w:rPr>
+          <w:rFonts w:ascii="Calibri" w:hAnsi="Calibri" w:cs="Calibri"/>
+          <w:sz w:val="22"/>
+          <w:szCs w:val="22"/>
+          <w:lang w:val="en-DE"/>
+        </w:rPr>
+        <w:t>. For visualization purposes, ERP waveforms will be plotted focusing on a window from 200 ms before to 1000 ms after </w:t>
+      </w:r>
+      <w:r>
+        <w:rPr>
+          <w:rFonts w:ascii="Calibri" w:hAnsi="Calibri" w:cs="Calibri"/>
+          <w:sz w:val="22"/>
+          <w:szCs w:val="22"/>
+          <w:lang w:val="en-DE"/>
+        </w:rPr>
+        <w:t>movement-onset.</w:t>
+      </w:r>
+    </w:p>
+    <w:p>
+      <w:pPr>
+        <w:rPr>
+          <w:rFonts w:ascii="Calibri" w:hAnsi="Calibri" w:cs="Calibri"/>
+          <w:i/>
+          <w:iCs/>
+          <w:lang w:val="en-GB"/>
+        </w:rPr>
+      </w:pPr>
+      <w:r>
+        <w:rPr>
+          <w:rFonts w:ascii="Calibri" w:hAnsi="Calibri" w:cs="Calibri"/>
+          <w:b/>
+          <w:bCs/>
+          <w:lang w:val="en-GB"/>
+        </w:rPr>
+        <w:t>9) Name</w:t>
+      </w:r>
+      <w:r>
+        <w:rPr>
+          <w:rFonts w:ascii="Calibri" w:hAnsi="Calibri" w:cs="Calibri"/>
+          <w:lang w:val="en-GB"/>
+        </w:rPr>
+        <w:t> </w:t>
+      </w:r>
+    </w:p>
+    <w:p>
+      <w:pPr>
         <w:rPr>
           <w:rFonts w:ascii="Calibri" w:hAnsi="Calibri" w:cs="Calibri"/>
           <w:i/>
           <w:iCs/>
           <w:lang w:val="en-US"/>
         </w:rPr>
-        <w:t>α</w:t>
-      </w:r>
+      </w:pPr>
+      <w:commentRangeStart w:id="2"/>
       <w:r>
         <w:rPr>
           <w:rFonts w:ascii="Calibri" w:hAnsi="Calibri" w:cs="Calibri"/>
           <w:lang w:val="en-US"/>
         </w:rPr>
-        <w:t xml:space="preserve"> </w:t>
-      </w:r>
-      <w:r>
-        <w:rPr>
-          <w:rFonts w:ascii="Calibri" w:hAnsi="Calibri" w:cs="Calibri"/>
-          <w:lang w:val="en-US"/>
-        </w:rPr>
-        <w:t>= .05</w:t>
-      </w:r>
-      <w:r>
-        <w:rPr>
-          <w:rFonts w:ascii="Calibri" w:hAnsi="Calibri" w:cs="Calibri"/>
-          <w:lang w:val="en-US"/>
-        </w:rPr>
-        <w:t xml:space="preserve">. </w:t>
-      </w:r>
-      <w:r>
-        <w:rPr>
-          <w:rFonts w:ascii="Calibri" w:hAnsi="Calibri" w:cs="Calibri"/>
-          <w:lang w:val="en-US"/>
-        </w:rPr>
-        <w:br/>
-      </w:r>
-      <w:r>
-        <w:rPr>
-          <w:rFonts w:ascii="Calibri" w:hAnsi="Calibri" w:cs="Calibri"/>
-          <w:lang w:val="en-US"/>
-        </w:rPr>
-        <w:br/>
-      </w:r>
-      <w:commentRangeStart w:id="1"/>
-      <w:r>
-        <w:rPr>
-          <w:rFonts w:ascii="Calibri" w:hAnsi="Calibri" w:cs="Calibri"/>
-          <w:lang w:val="en-US"/>
-        </w:rPr>
-        <w:t xml:space="preserve">However, the based on previous studies, the neurophysiological effects we aim to uncover require a lower number of participants (CITE). Moreover, since this is the first study that aims </w:t>
-      </w:r>
-      <w:r>
-        <w:rPr>
-          <w:rFonts w:ascii="Calibri" w:hAnsi="Calibri" w:cs="Calibri"/>
-          <w:lang w:val="en-US"/>
-        </w:rPr>
-        <w:t xml:space="preserve">to find out </w:t>
-      </w:r>
-      <w:r>
-        <w:rPr>
-          <w:rFonts w:ascii="Calibri" w:hAnsi="Calibri" w:cs="Calibri"/>
-          <w:lang w:val="en-US"/>
-        </w:rPr>
-        <w:t xml:space="preserve">an effect on recognition performance </w:t>
-      </w:r>
-      <w:r>
-        <w:rPr>
-          <w:rFonts w:ascii="Calibri" w:hAnsi="Calibri" w:cs="Calibri"/>
-          <w:lang w:val="en-US"/>
-        </w:rPr>
-        <w:t>using a control-detection task, effect sizes we used in the Monte Carlo analyses were based on studies whose paradigms did not consistently match ours. Also considering logistic and financial dependencies imposed upon many EEG studies, we determine a lower cutoff on our sample size of 30 participants, in case reaching 50 is impossible.</w:t>
-      </w:r>
-      <w:commentRangeEnd w:id="1"/>
+        <w:t xml:space="preserve">Better </w:t>
+      </w:r>
+      <w:commentRangeEnd w:id="2"/>
       <w:r>
         <w:rPr>
           <w:rStyle w:val="CommentReference"/>
           <w:rFonts w:ascii="Calibri" w:hAnsi="Calibri" w:cs="Calibri"/>
           <w:sz w:val="22"/>
           <w:szCs w:val="22"/>
-          <w:lang w:val="en-US"/>
-        </w:rPr>
-        <w:commentReference w:id="1"/>
-      </w:r>
-    </w:p>
-    <w:p>
-      <w:pPr>
-        <w:rPr>
-          <w:rFonts w:ascii="Calibri" w:hAnsi="Calibri" w:cs="Calibri"/>
-          <w:lang w:val="en-GB"/>
-        </w:rPr>
-      </w:pPr>
-      <w:r>
-        <w:rPr>
-          <w:rFonts w:ascii="Calibri" w:hAnsi="Calibri" w:cs="Calibri"/>
-          <w:b/>
-          <w:bCs/>
-          <w:lang w:val="en-GB"/>
-        </w:rPr>
-        <w:t>8) Other</w:t>
-      </w:r>
-      <w:r>
-        <w:rPr>
-          <w:rFonts w:ascii="Calibri" w:hAnsi="Calibri" w:cs="Calibri"/>
-          <w:lang w:val="en-GB"/>
-        </w:rPr>
-        <w:t> Anything else you would like to pre-register?</w:t>
-      </w:r>
-    </w:p>
-    <w:p>
-      <w:pPr>
-        <w:rPr>
-          <w:rFonts w:ascii="Calibri" w:hAnsi="Calibri" w:cs="Calibri"/>
-          <w:i/>
-          <w:iCs/>
-          <w:lang w:val="en-DE"/>
-        </w:rPr>
-      </w:pPr>
-      <w:commentRangeStart w:id="2"/>
-      <w:r>
-        <w:rPr>
-          <w:rFonts w:ascii="Calibri" w:hAnsi="Calibri" w:cs="Calibri"/>
-          <w:i/>
-          <w:iCs/>
-          <w:highlight w:val="yellow"/>
-          <w:lang w:val="en-GB"/>
-        </w:rPr>
-        <w:t>Püren suggested: “</w:t>
-      </w:r>
-      <w:r>
-        <w:rPr>
-          <w:rFonts w:ascii="Calibri" w:hAnsi="Calibri" w:cs="Calibri"/>
-          <w:i/>
-          <w:iCs/>
-          <w:highlight w:val="yellow"/>
-          <w:lang w:val="en-DE"/>
-        </w:rPr>
-        <w:t>Currently, our GLMM tests if the categorical condition (High vs. Low Control) predicts memory. By extracting a single kinematic metric per trial, we can add it as a continuous covariate in our GLMM. This would allow us to test a much more mechanistic question: Does a tighter, physical sensorimotor loop during the 4 seconds of tracking directly predict whether the participant will encode that specific image into memory?</w:t>
-      </w:r>
-      <w:r>
-        <w:rPr>
-          <w:rFonts w:ascii="Calibri" w:hAnsi="Calibri" w:cs="Calibri"/>
-          <w:i/>
-          <w:iCs/>
-          <w:highlight w:val="yellow"/>
-          <w:lang w:val="en-DE"/>
-        </w:rPr>
-        <w:t>”</w:t>
-      </w:r>
-      <w:commentRangeEnd w:id="2"/>
-      <w:r>
-        <w:rPr>
-          <w:rStyle w:val="CommentReference"/>
-          <w:rFonts w:ascii="Calibri" w:hAnsi="Calibri" w:cs="Calibri"/>
-          <w:i/>
-          <w:iCs/>
-          <w:sz w:val="22"/>
-          <w:szCs w:val="22"/>
-          <w:lang w:val="en-DE"/>
+          <w:lang w:val="en-GB"/>
         </w:rPr>
         <w:commentReference w:id="2"/>
       </w:r>
-    </w:p>
-    <w:p>
-      <w:pPr>
-        <w:pStyle w:val="NormalWeb"/>
-        <w:spacing w:before="0" w:beforeAutospacing="0"/>
-        <w:rPr>
-          <w:rFonts w:ascii="Calibri" w:hAnsi="Calibri" w:cs="Calibri"/>
-          <w:i/>
-          <w:iCs/>
-          <w:sz w:val="22"/>
-          <w:szCs w:val="22"/>
-        </w:rPr>
-      </w:pPr>
-      <w:r>
-        <w:rPr>
-          <w:rFonts w:ascii="Calibri" w:hAnsi="Calibri" w:cs="Calibri"/>
-          <w:i/>
-          <w:iCs/>
-          <w:sz w:val="22"/>
-          <w:szCs w:val="22"/>
-        </w:rPr>
-        <w:t>EEG Recording</w:t>
-      </w:r>
-    </w:p>
-    <w:p>
-      <w:pPr>
-        <w:pStyle w:val="NormalWeb"/>
-        <w:spacing w:before="0" w:beforeAutospacing="0"/>
-        <w:rPr>
-          <w:rFonts w:ascii="Calibri" w:hAnsi="Calibri" w:cs="Calibri"/>
-          <w:sz w:val="22"/>
-          <w:szCs w:val="22"/>
-          <w:lang w:val="en-GB"/>
-        </w:rPr>
-      </w:pPr>
-      <w:r>
-        <w:rPr>
-          <w:rFonts w:ascii="Calibri" w:hAnsi="Calibri" w:cs="Calibri"/>
-          <w:sz w:val="22"/>
-          <w:szCs w:val="22"/>
-          <w:lang w:val="en-GB"/>
-        </w:rPr>
-        <w:t>Continuous EEG activity will be recorded using a 64-channel system with active electrodes,</w:t>
-      </w:r>
-      <w:r>
-        <w:rPr>
-          <w:rFonts w:ascii="Calibri" w:hAnsi="Calibri" w:cs="Calibri"/>
-          <w:sz w:val="22"/>
-          <w:szCs w:val="22"/>
-          <w:lang w:val="en-GB"/>
-        </w:rPr>
-        <w:t xml:space="preserve"> </w:t>
-      </w:r>
-      <w:r>
-        <w:rPr>
-          <w:rFonts w:ascii="Calibri" w:hAnsi="Calibri" w:cs="Calibri"/>
-          <w:sz w:val="22"/>
-          <w:szCs w:val="22"/>
-          <w:lang w:val="en-GB"/>
-        </w:rPr>
-        <w:t xml:space="preserve">positioned according to the standard 10–20 system. During recording, electrode FCz will </w:t>
-      </w:r>
-      <w:r>
-        <w:rPr>
-          <w:rFonts w:ascii="Calibri" w:hAnsi="Calibri" w:cs="Calibri"/>
-          <w:sz w:val="22"/>
-          <w:szCs w:val="22"/>
-          <w:lang w:val="en-GB"/>
-        </w:rPr>
-        <w:t>be the</w:t>
-      </w:r>
-      <w:r>
-        <w:rPr>
-          <w:rFonts w:ascii="Calibri" w:hAnsi="Calibri" w:cs="Calibri"/>
-          <w:sz w:val="22"/>
-          <w:szCs w:val="22"/>
-          <w:lang w:val="en-GB"/>
-        </w:rPr>
-        <w:t xml:space="preserve"> online reference, while </w:t>
-      </w:r>
-      <w:r>
-        <w:rPr>
-          <w:rFonts w:ascii="Calibri" w:hAnsi="Calibri" w:cs="Calibri"/>
-          <w:sz w:val="22"/>
-          <w:szCs w:val="22"/>
-          <w:lang w:val="en-GB"/>
-        </w:rPr>
-        <w:t xml:space="preserve">electrode </w:t>
-      </w:r>
-      <w:r>
-        <w:rPr>
-          <w:rFonts w:ascii="Calibri" w:hAnsi="Calibri" w:cs="Calibri"/>
-          <w:sz w:val="22"/>
-          <w:szCs w:val="22"/>
-          <w:lang w:val="en-GB"/>
-        </w:rPr>
-        <w:t xml:space="preserve">Fpz will </w:t>
-      </w:r>
-      <w:r>
-        <w:rPr>
-          <w:rFonts w:ascii="Calibri" w:hAnsi="Calibri" w:cs="Calibri"/>
-          <w:sz w:val="22"/>
-          <w:szCs w:val="22"/>
-          <w:lang w:val="en-GB"/>
-        </w:rPr>
-        <w:t>be</w:t>
-      </w:r>
-      <w:r>
-        <w:rPr>
-          <w:rFonts w:ascii="Calibri" w:hAnsi="Calibri" w:cs="Calibri"/>
-          <w:sz w:val="22"/>
-          <w:szCs w:val="22"/>
-          <w:lang w:val="en-GB"/>
-        </w:rPr>
-        <w:t xml:space="preserve"> the ground electrode. Electrode impedances will be maintained below 20 k</w:t>
-      </w:r>
-      <w:r>
-        <w:rPr>
-          <w:rFonts w:ascii="Calibri" w:hAnsi="Calibri" w:cs="Calibri"/>
-          <w:sz w:val="22"/>
-          <w:szCs w:val="22"/>
-          <w:lang w:val="de-DE"/>
-        </w:rPr>
-        <w:t>Ω</w:t>
-      </w:r>
-      <w:r>
-        <w:rPr>
-          <w:rFonts w:ascii="Calibri" w:hAnsi="Calibri" w:cs="Calibri"/>
-          <w:sz w:val="22"/>
-          <w:szCs w:val="22"/>
-          <w:lang w:val="en-GB"/>
-        </w:rPr>
-        <w:t xml:space="preserve"> for all participants.</w:t>
-      </w:r>
-      <w:r>
-        <w:rPr>
-          <w:rFonts w:ascii="Calibri" w:hAnsi="Calibri" w:cs="Calibri"/>
-          <w:sz w:val="22"/>
-          <w:szCs w:val="22"/>
-          <w:lang w:val="en-GB"/>
-        </w:rPr>
-        <w:t xml:space="preserve"> EEG will be sampled at a rate of </w:t>
-      </w:r>
-      <w:r>
-        <w:rPr>
-          <w:rFonts w:ascii="Calibri" w:hAnsi="Calibri" w:cs="Calibri"/>
-          <w:sz w:val="22"/>
-          <w:szCs w:val="22"/>
-          <w:lang w:val="en-GB"/>
-        </w:rPr>
-        <w:t>1000 Hz. An online band-pass filter from 0.016 Hz to 250 Hz will be applied during data acquisition</w:t>
-      </w:r>
-      <w:r>
-        <w:rPr>
-          <w:rFonts w:ascii="Calibri" w:hAnsi="Calibri" w:cs="Calibri"/>
-          <w:sz w:val="22"/>
-          <w:szCs w:val="22"/>
-          <w:lang w:val="en-GB"/>
-        </w:rPr>
-        <w:t>.</w:t>
-      </w:r>
-    </w:p>
-    <w:p>
-      <w:pPr>
-        <w:pStyle w:val="NormalWeb"/>
-        <w:tabs>
-          <w:tab w:val="left" w:pos="3160"/>
-        </w:tabs>
-        <w:spacing w:before="0" w:beforeAutospacing="0"/>
-        <w:rPr>
-          <w:rFonts w:ascii="Calibri" w:hAnsi="Calibri" w:cs="Calibri"/>
-          <w:i/>
-          <w:iCs/>
-          <w:sz w:val="22"/>
-          <w:szCs w:val="22"/>
-        </w:rPr>
-      </w:pPr>
-      <w:r>
-        <w:rPr>
-          <w:rFonts w:ascii="Calibri" w:hAnsi="Calibri" w:cs="Calibri"/>
-          <w:i/>
-          <w:iCs/>
-          <w:sz w:val="22"/>
-          <w:szCs w:val="22"/>
-        </w:rPr>
-        <w:t>EEG Preprocessing</w:t>
-      </w:r>
-    </w:p>
-    <w:p>
-      <w:pPr>
-        <w:pStyle w:val="NormalWeb"/>
-        <w:tabs>
-          <w:tab w:val="left" w:pos="3160"/>
-        </w:tabs>
-        <w:rPr>
-          <w:rFonts w:ascii="Calibri" w:hAnsi="Calibri" w:cs="Calibri"/>
-          <w:sz w:val="22"/>
-          <w:szCs w:val="22"/>
-          <w:lang w:val="en-DE"/>
-        </w:rPr>
-      </w:pPr>
-      <w:r>
-        <w:rPr>
-          <w:rFonts w:ascii="Calibri" w:hAnsi="Calibri" w:cs="Calibri"/>
-          <w:sz w:val="22"/>
-          <w:szCs w:val="22"/>
-          <w:lang w:val="en-DE"/>
-        </w:rPr>
-        <w:t xml:space="preserve">EEG data will be </w:t>
-      </w:r>
-      <w:r>
-        <w:rPr>
-          <w:rFonts w:ascii="Calibri" w:hAnsi="Calibri" w:cs="Calibri"/>
-          <w:sz w:val="22"/>
-          <w:szCs w:val="22"/>
-          <w:lang w:val="en-DE"/>
-        </w:rPr>
-        <w:t>pre</w:t>
-      </w:r>
-      <w:r>
-        <w:rPr>
-          <w:rFonts w:ascii="Calibri" w:hAnsi="Calibri" w:cs="Calibri"/>
-          <w:sz w:val="22"/>
-          <w:szCs w:val="22"/>
-          <w:lang w:val="en-DE"/>
-        </w:rPr>
-        <w:t>processed offline using a 1 Hz high-pass and a 40 Hz low-pass filter. Following this, the signals will be re-referenced to the common average of all scalp electrodes. Continuous data will be segmented into epochs spanning from 2500 ms prior to 2500 ms following </w:t>
-      </w:r>
-      <w:r>
-        <w:rPr>
-          <w:rFonts w:ascii="Calibri" w:hAnsi="Calibri" w:cs="Calibri"/>
-          <w:sz w:val="22"/>
-          <w:szCs w:val="22"/>
-          <w:lang w:val="en-DE"/>
-        </w:rPr>
-        <w:t>movement onset</w:t>
-      </w:r>
-      <w:r>
-        <w:rPr>
-          <w:rFonts w:ascii="Calibri" w:hAnsi="Calibri" w:cs="Calibri"/>
-          <w:sz w:val="22"/>
-          <w:szCs w:val="22"/>
-          <w:lang w:val="en-DE"/>
-        </w:rPr>
-        <w:t>. The epoched data will then be downsampled to a sampling rate of 250 Hz.</w:t>
-      </w:r>
-    </w:p>
-    <w:p>
-      <w:pPr>
-        <w:pStyle w:val="NormalWeb"/>
-        <w:tabs>
-          <w:tab w:val="left" w:pos="3160"/>
-        </w:tabs>
-        <w:rPr>
-          <w:rFonts w:ascii="Calibri" w:hAnsi="Calibri" w:cs="Calibri"/>
-          <w:sz w:val="22"/>
-          <w:szCs w:val="22"/>
-          <w:lang w:val="en-DE"/>
-        </w:rPr>
-      </w:pPr>
-      <w:r>
-        <w:rPr>
-          <w:rFonts w:ascii="Calibri" w:hAnsi="Calibri" w:cs="Calibri"/>
-          <w:sz w:val="22"/>
-          <w:szCs w:val="22"/>
-          <w:lang w:val="en-DE"/>
-        </w:rPr>
-        <w:t xml:space="preserve">To account for </w:t>
-      </w:r>
-      <w:r>
-        <w:rPr>
-          <w:rFonts w:ascii="Calibri" w:hAnsi="Calibri" w:cs="Calibri"/>
-          <w:sz w:val="22"/>
-          <w:szCs w:val="22"/>
-          <w:lang w:val="en-DE"/>
-        </w:rPr>
-        <w:t>movement</w:t>
-      </w:r>
-      <w:r>
-        <w:rPr>
-          <w:rFonts w:ascii="Calibri" w:hAnsi="Calibri" w:cs="Calibri"/>
-          <w:sz w:val="22"/>
-          <w:szCs w:val="22"/>
-          <w:lang w:val="en-DE"/>
-        </w:rPr>
-        <w:t xml:space="preserve"> artifacts</w:t>
-      </w:r>
-      <w:r>
-        <w:rPr>
-          <w:rFonts w:ascii="Calibri" w:hAnsi="Calibri" w:cs="Calibri"/>
-          <w:sz w:val="22"/>
-          <w:szCs w:val="22"/>
-          <w:lang w:val="en-DE"/>
-        </w:rPr>
-        <w:t xml:space="preserve"> </w:t>
-      </w:r>
-      <w:r>
-        <w:rPr>
-          <w:rFonts w:ascii="Calibri" w:hAnsi="Calibri" w:cs="Calibri"/>
-          <w:sz w:val="22"/>
-          <w:szCs w:val="22"/>
-          <w:lang w:val="en-DE"/>
-        </w:rPr>
-        <w:t>such as eye movements and blinks</w:t>
-      </w:r>
-      <w:r>
-        <w:rPr>
-          <w:rFonts w:ascii="Calibri" w:hAnsi="Calibri" w:cs="Calibri"/>
-          <w:sz w:val="22"/>
-          <w:szCs w:val="22"/>
-          <w:lang w:val="en-DE"/>
-        </w:rPr>
-        <w:t xml:space="preserve">, </w:t>
-      </w:r>
-      <w:r>
-        <w:rPr>
-          <w:rFonts w:ascii="Calibri" w:hAnsi="Calibri" w:cs="Calibri"/>
-          <w:sz w:val="22"/>
-          <w:szCs w:val="22"/>
-          <w:lang w:val="en-DE"/>
-        </w:rPr>
-        <w:t>independent component analysis (ICA) will be conducted, and components reflecting non-neural activity will be excluded before reconstructing the signal. Baseline correction will be applied by subtracting the mean voltage of the 200 ms pre-</w:t>
-      </w:r>
-      <w:r>
-        <w:rPr>
-          <w:rFonts w:ascii="Calibri" w:hAnsi="Calibri" w:cs="Calibri"/>
-          <w:sz w:val="22"/>
-          <w:szCs w:val="22"/>
-          <w:lang w:val="en-DE"/>
-        </w:rPr>
-        <w:t>movement</w:t>
-      </w:r>
-      <w:r>
-        <w:rPr>
-          <w:rFonts w:ascii="Calibri" w:hAnsi="Calibri" w:cs="Calibri"/>
-          <w:sz w:val="22"/>
-          <w:szCs w:val="22"/>
-          <w:lang w:val="en-DE"/>
-        </w:rPr>
-        <w:t xml:space="preserve"> window from the entire epoch. For artifact rejection, any trials containing voltage fluctuations exceeding ±100 μV will be discarded. If any electrodes exhibit excessive noise for a substantial portion of the recording, they will be removed and their signal will be reconstructed via spherical spline interpolation.</w:t>
-      </w:r>
-    </w:p>
-    <w:p>
-      <w:pPr>
-        <w:pStyle w:val="NormalWeb"/>
-        <w:tabs>
-          <w:tab w:val="left" w:pos="3160"/>
-        </w:tabs>
-        <w:rPr>
-          <w:rFonts w:ascii="Calibri" w:hAnsi="Calibri" w:cs="Calibri"/>
-          <w:sz w:val="22"/>
-          <w:szCs w:val="22"/>
-          <w:lang w:val="en-DE"/>
-        </w:rPr>
-      </w:pPr>
-      <w:r>
-        <w:rPr>
-          <w:rFonts w:ascii="Calibri" w:hAnsi="Calibri" w:cs="Calibri"/>
-          <w:sz w:val="22"/>
-          <w:szCs w:val="22"/>
-          <w:lang w:val="en-DE"/>
-        </w:rPr>
-        <w:lastRenderedPageBreak/>
-        <w:t>Our primary ERP component of interest is the </w:t>
-      </w:r>
-      <w:r>
-        <w:rPr>
-          <w:rFonts w:ascii="Calibri" w:hAnsi="Calibri" w:cs="Calibri"/>
-          <w:sz w:val="22"/>
-          <w:szCs w:val="22"/>
-          <w:lang w:val="en-DE"/>
-        </w:rPr>
-        <w:t>movement-onset-locked P500</w:t>
-      </w:r>
-      <w:r>
-        <w:rPr>
-          <w:rFonts w:ascii="Calibri" w:hAnsi="Calibri" w:cs="Calibri"/>
-          <w:sz w:val="22"/>
-          <w:szCs w:val="22"/>
-          <w:lang w:val="en-DE"/>
-        </w:rPr>
-        <w:t>. For visualization purposes, ERP waveforms will be plotted focusing on a window from 200 ms before to 1000 ms after </w:t>
-      </w:r>
-      <w:r>
-        <w:rPr>
-          <w:rFonts w:ascii="Calibri" w:hAnsi="Calibri" w:cs="Calibri"/>
-          <w:sz w:val="22"/>
-          <w:szCs w:val="22"/>
-          <w:lang w:val="en-DE"/>
-        </w:rPr>
-        <w:t>movement-onset.</w:t>
-      </w:r>
-    </w:p>
-    <w:p>
-      <w:pPr>
-        <w:rPr>
-          <w:rFonts w:ascii="Calibri" w:hAnsi="Calibri" w:cs="Calibri"/>
-          <w:i/>
-          <w:iCs/>
-          <w:lang w:val="en-GB"/>
-        </w:rPr>
-      </w:pPr>
-      <w:r>
-        <w:rPr>
-          <w:rFonts w:ascii="Calibri" w:hAnsi="Calibri" w:cs="Calibri"/>
-          <w:b/>
-          <w:bCs/>
-          <w:lang w:val="en-GB"/>
-        </w:rPr>
-        <w:t>9) Name</w:t>
-      </w:r>
-      <w:r>
-        <w:rPr>
-          <w:rFonts w:ascii="Calibri" w:hAnsi="Calibri" w:cs="Calibri"/>
-          <w:lang w:val="en-GB"/>
-        </w:rPr>
-        <w:t> </w:t>
-      </w:r>
-    </w:p>
-    <w:p>
-      <w:pPr>
-        <w:rPr>
-          <w:rFonts w:ascii="Calibri" w:hAnsi="Calibri" w:cs="Calibri"/>
-          <w:i/>
-          <w:iCs/>
-          <w:lang w:val="en-US"/>
-        </w:rPr>
-      </w:pPr>
-      <w:r>
-        <w:rPr>
-          <w:rFonts w:ascii="Calibri" w:hAnsi="Calibri" w:cs="Calibri"/>
-          <w:lang w:val="en-US"/>
-        </w:rPr>
-        <w:t>Which one do I control? – Detecting your control over moving images</w:t>
+      <w:r>
+        <w:rPr>
+          <w:rFonts w:ascii="Calibri" w:hAnsi="Calibri" w:cs="Calibri"/>
+          <w:lang w:val="en-GB"/>
+        </w:rPr>
+        <w:t xml:space="preserve">Controlled, Better Remembered? How Motor Control Shapes Recognition Memory Through Detection and Subjective Sense of Control </w:t>
       </w:r>
     </w:p>
     <w:p>
@@ -3482,11 +3601,11 @@
       </w:r>
       <w:r>
         <w:br/>
-        <w:t>On the other hand, this analysis was supposed to be underpowered compared to the models, but we already have significance with 10 people only so maybe it’s worth it to keep it in?</w:t>
+        <w:t>According to the power analyses, this analysis is also supposed to be underpowered compared to the models, but it seems from pilot results that we already have significance with 10 people so I am a bit confuesd. Maybe it’s worth it to keep it in?</w:t>
       </w:r>
     </w:p>
   </w:comment>
-  <w:comment w:id="1" w:author="Gezen, Elif" w:date="2026-05-18T14:10:00Z" w:initials="EG">
+  <w:comment w:id="1" w:author="Gezen, Elif" w:date="2026-05-18T14:13:00Z" w:initials="EG">
     <w:p>
       <w:pPr>
         <w:pStyle w:val="CommentText"/>
@@ -3498,11 +3617,24 @@
         <w:annotationRef/>
       </w:r>
       <w:r>
-        <w:t xml:space="preserve">I hope it is ok to preregister like this? </w:t>
+        <w:t>I believe this is a nice approach and would be very interesting. However we already have a lot that we analyze, and considering that, I did not know whehter it makes sense to include this. I also do not know anything about this, and it would stretch the timing of the project. Maybe could be a nice idea for my other project, since that is relatively simpler (i.e., doesn‘t include an addidtinoal dimension like the detection of control)? What do you think?</w:t>
+      </w:r>
+    </w:p>
+    <w:p>
+      <w:pPr>
+        <w:pStyle w:val="CommentText"/>
+      </w:pPr>
+    </w:p>
+    <w:p>
+      <w:pPr>
+        <w:pStyle w:val="CommentText"/>
+      </w:pPr>
+      <w:r>
+        <w:t>Also maybe it doesn’t hurt to still preregister it as exploratory / something we *might* do, just in case? Or do we have to do everything we preregister?</w:t>
       </w:r>
     </w:p>
   </w:comment>
-  <w:comment w:id="2" w:author="Gezen, Elif" w:date="2026-05-18T14:13:00Z" w:initials="EG">
+  <w:comment w:id="2" w:author="Gezen, Elif" w:date="2026-05-19T11:57:00Z" w:initials="EG">
     <w:p>
       <w:pPr>
         <w:pStyle w:val="CommentText"/>
@@ -3514,7 +3646,34 @@
         <w:annotationRef/>
       </w:r>
       <w:r>
-        <w:t>I believe this is a nice approach and would be very interesting. However we already have a lot that we analyze, I did not know whehter it makes sense to include this since I do not know anything about kinematic analysis. If you think this adds value and would increase the quality of the paper, I can add this in. Also maybe it doesn’t hurt to preregister it as exploratory / something we *might* do, just in case? Or do we have to do everything we preregister?</w:t>
+        <w:t>Other options, and I’m also open to suggestions ☺️</w:t>
+      </w:r>
+    </w:p>
+    <w:p>
+      <w:pPr>
+        <w:pStyle w:val="CommentText"/>
+      </w:pPr>
+    </w:p>
+    <w:p>
+      <w:pPr>
+        <w:pStyle w:val="CommentText"/>
+      </w:pPr>
+      <w:r>
+        <w:t xml:space="preserve">Move to Remember: Sense of Control, Control Detection, and Their Neural Correlates in Recognition Memory </w:t>
+      </w:r>
+      <w:r>
+        <w:br/>
+      </w:r>
+      <w:r>
+        <w:br/>
+        <w:t xml:space="preserve">From Control to Memory: How Detection and Subjective Sense of Motor Control Influence Item Recognition </w:t>
+      </w:r>
+      <w:r>
+        <w:br/>
+      </w:r>
+      <w:r>
+        <w:br/>
+        <w:t xml:space="preserve">The Memory Advantage of Agency: Control Detection and Sense of Control as Predictors of Recognition Performance </w:t>
       </w:r>
     </w:p>
   </w:comment>
@@ -3524,24 +3683,24 @@
 <file path=word/commentsExtended.xml><?xml version="1.0" encoding="utf-8"?>
 <w15:commentsEx xmlns:wpc="http://schemas.microsoft.com/office/word/2010/wordprocessingCanvas" xmlns:cx="http://schemas.microsoft.com/office/drawing/2014/chartex" xmlns:cx1="http://schemas.microsoft.com/office/drawing/2015/9/8/chartex" xmlns:cx2="http://schemas.microsoft.com/office/drawing/2015/10/21/chartex" xmlns:cx3="http://schemas.microsoft.com/office/drawing/2016/5/9/chartex" xmlns:cx4="http://schemas.microsoft.com/office/drawing/2016/5/10/chartex" xmlns:cx5="http://schemas.microsoft.com/office/drawing/2016/5/11/chartex" xmlns:cx6="http://schemas.microsoft.com/office/drawing/2016/5/12/chartex" xmlns:cx7="http://schemas.microsoft.com/office/drawing/2016/5/13/chartex" xmlns:cx8="http://schemas.microsoft.com/office/drawing/2016/5/14/chartex" xmlns:mc="http://schemas.openxmlformats.org/markup-compatibility/2006" xmlns:aink="http://schemas.microsoft.com/office/drawing/2016/ink" xmlns:am3d="http://schemas.microsoft.com/office/drawing/2017/model3d" xmlns:o="urn:schemas-microsoft-com:office:office" xmlns:oel="http://schemas.microsoft.com/office/2019/extlst" xmlns:r="http://schemas.openxmlformats.org/officeDocument/2006/relationships" xmlns:m="http://schemas.openxmlformats.org/officeDocument/2006/math" xmlns:v="urn:schemas-microsoft-com:vml" xmlns:wp14="http://schemas.microsoft.com/office/word/2010/wordprocessingDrawing" xmlns:wp="http://schemas.openxmlformats.org/drawingml/2006/wordprocessingDrawing" xmlns:w10="urn:schemas-microsoft-com:office:word" xmlns:w="http://schemas.openxmlformats.org/wordprocessingml/2006/main" xmlns:w14="http://schemas.microsoft.com/office/word/2010/wordml" xmlns:w15="http://schemas.microsoft.com/office/word/2012/wordml" xmlns:w16cex="http://schemas.microsoft.com/office/word/2018/wordml/cex" xmlns:w16cid="http://schemas.microsoft.com/office/word/2016/wordml/cid" xmlns:w16="http://schemas.microsoft.com/office/word/2018/wordml" xmlns:w16du="http://schemas.microsoft.com/office/word/2023/wordml/word16du" xmlns:w16sdtdh="http://schemas.microsoft.com/office/word/2020/wordml/sdtdatahash" xmlns:w16sdtfl="http://schemas.microsoft.com/office/word/2024/wordml/sdtformatlock" xmlns:w16se="http://schemas.microsoft.com/office/word/2015/wordml/symex" xmlns:wpg="http://schemas.microsoft.com/office/word/2010/wordprocessingGroup" xmlns:wpi="http://schemas.microsoft.com/office/word/2010/wordprocessingInk" xmlns:wne="http://schemas.microsoft.com/office/word/2006/wordml" xmlns:wps="http://schemas.microsoft.com/office/word/2010/wordprocessingShape" mc:Ignorable="w14 w15 w16se w16cid w16 w16cex w16sdtdh w16sdtfl w16du wp14">
   <w15:commentEx w15:paraId="5080973B" w15:done="0"/>
-  <w15:commentEx w15:paraId="1A296DB5" w15:done="0"/>
   <w15:commentEx w15:paraId="5A87A80C" w15:done="0"/>
+  <w15:commentEx w15:paraId="6D0126D4" w15:done="0"/>
 </w15:commentsEx>
 </file>
 
 <file path=word/commentsExtensible.xml><?xml version="1.0" encoding="utf-8"?>
 <w16cex:commentsExtensible xmlns:wpc="http://schemas.microsoft.com/office/word/2010/wordprocessingCanvas" xmlns:cx="http://schemas.microsoft.com/office/drawing/2014/chartex" xmlns:cx1="http://schemas.microsoft.com/office/drawing/2015/9/8/chartex" xmlns:cx2="http://schemas.microsoft.com/office/drawing/2015/10/21/chartex" xmlns:cx3="http://schemas.microsoft.com/office/drawing/2016/5/9/chartex" xmlns:cx4="http://schemas.microsoft.com/office/drawing/2016/5/10/chartex" xmlns:cx5="http://schemas.microsoft.com/office/drawing/2016/5/11/chartex" xmlns:cx6="http://schemas.microsoft.com/office/drawing/2016/5/12/chartex" xmlns:cx7="http://schemas.microsoft.com/office/drawing/2016/5/13/chartex" xmlns:cx8="http://schemas.microsoft.com/office/drawing/2016/5/14/chartex" xmlns:cr="http://schemas.microsoft.com/office/comments/2020/reactions" xmlns:mc="http://schemas.openxmlformats.org/markup-compatibility/2006" xmlns:aink="http://schemas.microsoft.com/office/drawing/2016/ink" xmlns:am3d="http://schemas.microsoft.com/office/drawing/2017/model3d" xmlns:o="urn:schemas-microsoft-com:office:office" xmlns:oel="http://schemas.microsoft.com/office/2019/extlst" xmlns:r="http://schemas.openxmlformats.org/officeDocument/2006/relationships" xmlns:m="http://schemas.openxmlformats.org/officeDocument/2006/math" xmlns:v="urn:schemas-microsoft-com:vml" xmlns:wp14="http://schemas.microsoft.com/office/word/2010/wordprocessingDrawing" xmlns:wp="http://schemas.openxmlformats.org/drawingml/2006/wordprocessingDrawing" xmlns:w10="urn:schemas-microsoft-com:office:word" xmlns:w="http://schemas.openxmlformats.org/wordprocessingml/2006/main" xmlns:w14="http://schemas.microsoft.com/office/word/2010/wordml" xmlns:w15="http://schemas.microsoft.com/office/word/2012/wordml" xmlns:w16cex="http://schemas.microsoft.com/office/word/2018/wordml/cex" xmlns:w16cid="http://schemas.microsoft.com/office/word/2016/wordml/cid" xmlns:w16="http://schemas.microsoft.com/office/word/2018/wordml" xmlns:w16du="http://schemas.microsoft.com/office/word/2023/wordml/word16du" xmlns:w16sdtdh="http://schemas.microsoft.com/office/word/2020/wordml/sdtdatahash" xmlns:w16sdtfl="http://schemas.microsoft.com/office/word/2024/wordml/sdtformatlock" xmlns:w16se="http://schemas.microsoft.com/office/word/2015/wordml/symex" xmlns:wpg="http://schemas.microsoft.com/office/word/2010/wordprocessingGroup" xmlns:wpi="http://schemas.microsoft.com/office/word/2010/wordprocessingInk" xmlns:wne="http://schemas.microsoft.com/office/word/2006/wordml" xmlns:wps="http://schemas.microsoft.com/office/word/2010/wordprocessingShape" mc:Ignorable="w14 w15 w16se w16cid w16 w16cex w16sdtdh w16sdtfl cr w16du wp14">
   <w16cex:commentExtensible w16cex:durableId="1F075A42" w16cex:dateUtc="2026-05-19T08:55:00Z"/>
-  <w16cex:commentExtensible w16cex:durableId="6896479D" w16cex:dateUtc="2026-05-18T12:10:00Z"/>
   <w16cex:commentExtensible w16cex:durableId="1295E866" w16cex:dateUtc="2026-05-18T12:13:00Z"/>
+  <w16cex:commentExtensible w16cex:durableId="6C0309B9" w16cex:dateUtc="2026-05-19T09:57:00Z"/>
 </w16cex:commentsExtensible>
 </file>
 
 <file path=word/commentsIds.xml><?xml version="1.0" encoding="utf-8"?>
 <w16cid:commentsIds xmlns:wpc="http://schemas.microsoft.com/office/word/2010/wordprocessingCanvas" xmlns:cx="http://schemas.microsoft.com/office/drawing/2014/chartex" xmlns:cx1="http://schemas.microsoft.com/office/drawing/2015/9/8/chartex" xmlns:cx2="http://schemas.microsoft.com/office/drawing/2015/10/21/chartex" xmlns:cx3="http://schemas.microsoft.com/office/drawing/2016/5/9/chartex" xmlns:cx4="http://schemas.microsoft.com/office/drawing/2016/5/10/chartex" xmlns:cx5="http://schemas.microsoft.com/office/drawing/2016/5/11/chartex" xmlns:cx6="http://schemas.microsoft.com/office/drawing/2016/5/12/chartex" xmlns:cx7="http://schemas.microsoft.com/office/drawing/2016/5/13/chartex" xmlns:cx8="http://schemas.microsoft.com/office/drawing/2016/5/14/chartex" xmlns:mc="http://schemas.openxmlformats.org/markup-compatibility/2006" xmlns:aink="http://schemas.microsoft.com/office/drawing/2016/ink" xmlns:am3d="http://schemas.microsoft.com/office/drawing/2017/model3d" xmlns:o="urn:schemas-microsoft-com:office:office" xmlns:oel="http://schemas.microsoft.com/office/2019/extlst" xmlns:r="http://schemas.openxmlformats.org/officeDocument/2006/relationships" xmlns:m="http://schemas.openxmlformats.org/officeDocument/2006/math" xmlns:v="urn:schemas-microsoft-com:vml" xmlns:wp14="http://schemas.microsoft.com/office/word/2010/wordprocessingDrawing" xmlns:wp="http://schemas.openxmlformats.org/drawingml/2006/wordprocessingDrawing" xmlns:w10="urn:schemas-microsoft-com:office:word" xmlns:w="http://schemas.openxmlformats.org/wordprocessingml/2006/main" xmlns:w14="http://schemas.microsoft.com/office/word/2010/wordml" xmlns:w15="http://schemas.microsoft.com/office/word/2012/wordml" xmlns:w16cex="http://schemas.microsoft.com/office/word/2018/wordml/cex" xmlns:w16cid="http://schemas.microsoft.com/office/word/2016/wordml/cid" xmlns:w16="http://schemas.microsoft.com/office/word/2018/wordml" xmlns:w16du="http://schemas.microsoft.com/office/word/2023/wordml/word16du" xmlns:w16sdtdh="http://schemas.microsoft.com/office/word/2020/wordml/sdtdatahash" xmlns:w16sdtfl="http://schemas.microsoft.com/office/word/2024/wordml/sdtformatlock" xmlns:w16se="http://schemas.microsoft.com/office/word/2015/wordml/symex" xmlns:wpg="http://schemas.microsoft.com/office/word/2010/wordprocessingGroup" xmlns:wpi="http://schemas.microsoft.com/office/word/2010/wordprocessingInk" xmlns:wne="http://schemas.microsoft.com/office/word/2006/wordml" xmlns:wps="http://schemas.microsoft.com/office/word/2010/wordprocessingShape" mc:Ignorable="w14 w15 w16se w16cid w16 w16cex w16sdtdh w16sdtfl w16du wp14">
   <w16cid:commentId w16cid:paraId="5080973B" w16cid:durableId="1F075A42"/>
-  <w16cid:commentId w16cid:paraId="1A296DB5" w16cid:durableId="6896479D"/>
   <w16cid:commentId w16cid:paraId="5A87A80C" w16cid:durableId="1295E866"/>
+  <w16cid:commentId w16cid:paraId="6D0126D4" w16cid:durableId="6C0309B9"/>
 </w16cid:commentsIds>
 </file>
 
@@ -8196,6 +8355,7 @@
   <w:style w:type="character" w:default="1" w:styleId="DefaultParagraphFont">
     <w:name w:val="Default Paragraph Font"/>
     <w:uiPriority w:val="1"/>
+    <w:semiHidden/>
     <w:unhideWhenUsed/>
   </w:style>
   <w:style w:type="table" w:default="1" w:styleId="TableNormal">
